--- a/รายงาน_บทที่5_Line-Guard.docx
+++ b/รายงาน_บทที่5_Line-Guard.docx
@@ -6030,7 +6030,7 @@
                 <w:sz w:val="28"/>
                 <w:szCs w:val="28"/>
               </w:rPr>
-              <w:t>✅</w:t>
+              <w:t>⚠️</w:t>
             </w:r>
           </w:p>
         </w:tc>
@@ -6047,7 +6047,7 @@
                 <w:sz w:val="28"/>
                 <w:szCs w:val="28"/>
               </w:rPr>
-              <w:t>หมวก 100%, ถุงมือ 100%, หน้ากาก 80% (super-resolution)</w:t>
+              <w:t>หมวก 100%, ถุงมือ 57%, หน้ากาก 80% (super-resolution)</w:t>
             </w:r>
           </w:p>
         </w:tc>
@@ -9912,7 +9912,7 @@
           <w:sz w:val="28"/>
           <w:szCs w:val="28"/>
         </w:rPr>
-        <w:t>claude_gt_v3.json</w:t>
+        <w:t>claude_gt_v4.json</w:t>
       </w:r>
       <w:r>
         <w:rPr>
@@ -10407,7 +10407,7 @@
           <w:szCs w:val="32"/>
           <w:bCs/>
         </w:rPr>
-        <w:t>53 จุด</w:t>
+        <w:t>56 จุด</w:t>
       </w:r>
       <w:r>
         <w:rPr>
@@ -10598,28 +10598,39 @@
             <w:r>
               <w:rPr>
                 <w:rFonts w:ascii="TH Sarabun New" w:hAnsi="TH Sarabun New" w:cs="TH Sarabun New"/>
+                <w:b/>
+                <w:sz w:val="28"/>
+                <w:szCs w:val="28"/>
+                <w:bCs/>
+              </w:rPr>
+              <w:t>5</w:t>
+            </w:r>
+          </w:p>
+        </w:tc>
+        <w:tc>
+          <w:tcPr>
+            <w:tcW w:type="dxa" w:w="3010"/>
+          </w:tcPr>
+          <w:p>
+            <w:r/>
+            <w:r>
+              <w:rPr>
+                <w:rFonts w:ascii="TH Sarabun New" w:hAnsi="TH Sarabun New" w:cs="TH Sarabun New"/>
+                <w:b/>
+                <w:sz w:val="28"/>
+                <w:szCs w:val="28"/>
+                <w:bCs/>
+              </w:rPr>
+              <w:t>02:09–02:15</w:t>
+            </w:r>
+            <w:r>
+              <w:rPr>
+                <w:rFonts w:ascii="TH Sarabun New" w:hAnsi="TH Sarabun New" w:cs="TH Sarabun New"/>
                 <w:b w:val="0"/>
                 <w:sz w:val="28"/>
                 <w:szCs w:val="28"/>
               </w:rPr>
-              <w:t>2</w:t>
-            </w:r>
-          </w:p>
-        </w:tc>
-        <w:tc>
-          <w:tcPr>
-            <w:tcW w:type="dxa" w:w="3010"/>
-          </w:tcPr>
-          <w:p>
-            <w:r/>
-            <w:r>
-              <w:rPr>
-                <w:rFonts w:ascii="TH Sarabun New" w:hAnsi="TH Sarabun New" w:cs="TH Sarabun New"/>
-                <w:b w:val="0"/>
-                <w:sz w:val="28"/>
-                <w:szCs w:val="28"/>
-              </w:rPr>
-              <w:t>03:36–03:39</w:t>
+              <w:t xml:space="preserve"> และ 03:36–03:39</w:t>
             </w:r>
           </w:p>
         </w:tc>
@@ -10765,7 +10776,7 @@
                 <w:szCs w:val="28"/>
                 <w:bCs/>
               </w:rPr>
-              <w:t>53</w:t>
+              <w:t>56</w:t>
             </w:r>
           </w:p>
         </w:tc>
@@ -11021,7 +11032,7 @@
                 <w:szCs w:val="28"/>
                 <w:bCs/>
               </w:rPr>
-              <w:t>4/4 (100%)</w:t>
+              <w:t>4/7 (57%)</w:t>
             </w:r>
           </w:p>
         </w:tc>
@@ -11238,7 +11249,7 @@
                 <w:szCs w:val="28"/>
                 <w:bCs/>
               </w:rPr>
-              <w:t>46/53 (87%)</w:t>
+              <w:t>46/56 (82%)</w:t>
             </w:r>
           </w:p>
         </w:tc>
@@ -16417,7 +16428,7 @@
           <w:szCs w:val="32"/>
           <w:bCs/>
         </w:rPr>
-        <w:t>53 จุด</w:t>
+        <w:t>56 จุด</w:t>
       </w:r>
       <w:r>
         <w:rPr>
@@ -16590,7 +16601,7 @@
                 <w:sz w:val="28"/>
                 <w:szCs w:val="28"/>
               </w:rPr>
-              <w:t>4/4 (100%)</w:t>
+              <w:t>4/7 (57%)</w:t>
             </w:r>
           </w:p>
         </w:tc>
@@ -16698,7 +16709,7 @@
                 <w:szCs w:val="28"/>
                 <w:bCs/>
               </w:rPr>
-              <w:t>46/53 (87%)</w:t>
+              <w:t>46/56 (82%)</w:t>
             </w:r>
           </w:p>
         </w:tc>

--- a/รายงาน_บทที่5_Line-Guard.docx
+++ b/รายงาน_บทที่5_Line-Guard.docx
@@ -6328,7 +6328,17 @@
                 <w:sz w:val="28"/>
                 <w:szCs w:val="28"/>
               </w:rPr>
-              <w:t>จับคู่ได้ 10 จาก 11 เหตุการณ์ (ที่เหลือ 1 รายการเป็นของหล่นซ้ำที่ไม่ตรงกับกฎข้อใด)</w:t>
+              <w:t xml:space="preserve">จับคู่ได้ </w:t>
+            </w:r>
+            <w:r>
+              <w:rPr>
+                <w:rFonts w:ascii="TH Sarabun New" w:hAnsi="TH Sarabun New" w:cs="TH Sarabun New"/>
+                <w:b/>
+                <w:sz w:val="28"/>
+                <w:szCs w:val="28"/>
+                <w:bCs/>
+              </w:rPr>
+              <w:t>11 จาก 11 เหตุการณ์</w:t>
             </w:r>
           </w:p>
         </w:tc>

--- a/รายงาน_บทที่5_Line-Guard.docx
+++ b/รายงาน_บทที่5_Line-Guard.docx
@@ -10222,6 +10222,499 @@
           <w:szCs w:val="32"/>
         </w:rPr>
         <w:t>ไม่ใช่ปัญหาของโมเดลฝ่ายเดียว</w:t>
+      </w:r>
+    </w:p>
+    <w:p/>
+    <w:p>
+      <w:r>
+        <w:rPr>
+          <w:rFonts w:ascii="TH Sarabun New" w:hAnsi="TH Sarabun New" w:cs="TH Sarabun New"/>
+          <w:b/>
+          <w:sz w:val="32"/>
+          <w:szCs w:val="32"/>
+          <w:bCs/>
+        </w:rPr>
+        <w:t>ตรวจซ้ำจุดที่โมเดลผิด — เพื่อไม่ให้เชื่อเฉลยตัวเองมากเกินไป</w:t>
+      </w:r>
+    </w:p>
+    <w:p/>
+    <w:p>
+      <w:r>
+        <w:rPr>
+          <w:rFonts w:ascii="TH Sarabun New" w:hAnsi="TH Sarabun New" w:cs="TH Sarabun New"/>
+          <w:b w:val="0"/>
+          <w:sz w:val="32"/>
+          <w:szCs w:val="32"/>
+        </w:rPr>
+        <w:t>เนื่องจากเฉลยเคยผิดมาแล้วสามรุ่นติดต่อกัน จึงกลับไปตรวจ FP ถุงมือทั้งสามจุดซ้ำอีกรอบ</w:t>
+      </w:r>
+    </w:p>
+    <w:p>
+      <w:r>
+        <w:rPr>
+          <w:rFonts w:ascii="TH Sarabun New" w:hAnsi="TH Sarabun New" w:cs="TH Sarabun New"/>
+          <w:b w:val="0"/>
+          <w:sz w:val="32"/>
+          <w:szCs w:val="32"/>
+        </w:rPr>
+        <w:t>โดยขยายภาพมือ 3 เท่าและดูเฟรมข้างเคียง ±8 วินาที เพื่อดูสถานะตอนที่ผ้าขยับพ้นมือ</w:t>
+      </w:r>
+    </w:p>
+    <w:p>
+      <w:r>
+        <w:rPr>
+          <w:rFonts w:ascii="TH Sarabun New" w:hAnsi="TH Sarabun New" w:cs="TH Sarabun New"/>
+          <w:b w:val="0"/>
+          <w:sz w:val="32"/>
+          <w:szCs w:val="32"/>
+        </w:rPr>
+        <w:t xml:space="preserve">ผลคือ </w:t>
+      </w:r>
+      <w:r>
+        <w:rPr>
+          <w:rFonts w:ascii="TH Sarabun New" w:hAnsi="TH Sarabun New" w:cs="TH Sarabun New"/>
+          <w:b/>
+          <w:sz w:val="32"/>
+          <w:szCs w:val="32"/>
+          <w:bCs/>
+        </w:rPr>
+        <w:t>เฉลยถูกทั้งสามจุด</w:t>
+      </w:r>
+      <w:r>
+        <w:rPr>
+          <w:rFonts w:ascii="TH Sarabun New" w:hAnsi="TH Sarabun New" w:cs="TH Sarabun New"/>
+          <w:b w:val="0"/>
+          <w:sz w:val="32"/>
+          <w:szCs w:val="32"/>
+        </w:rPr>
+        <w:t xml:space="preserve"> (00:26–00:34, 01:29–01:37 และ 02:24–02:36 เห็นถุงมือขาวเต็มมือชัดเจน)</w:t>
+      </w:r>
+    </w:p>
+    <w:p>
+      <w:r>
+        <w:rPr>
+          <w:rFonts w:ascii="TH Sarabun New" w:hAnsi="TH Sarabun New" w:cs="TH Sarabun New"/>
+          <w:b w:val="0"/>
+          <w:sz w:val="32"/>
+          <w:szCs w:val="32"/>
+        </w:rPr>
+        <w:t>ตัวเลขจึงไม่เปลี่ยน และนี่เป็นการตรวจครั้งแรกที่ยืนยันว่าเฉลยถูก ซึ่งเป็นสัญญาณว่าเฉลยเริ่มนิ่งแล้ว</w:t>
+      </w:r>
+    </w:p>
+    <w:p/>
+    <w:p>
+      <w:r>
+        <w:rPr>
+          <w:rFonts w:ascii="TH Sarabun New" w:hAnsi="TH Sarabun New" w:cs="TH Sarabun New"/>
+          <w:b w:val="0"/>
+          <w:sz w:val="32"/>
+          <w:szCs w:val="32"/>
+        </w:rPr>
+        <w:t xml:space="preserve">สิ่งที่ได้กลับมามีค่ากว่าตัวเลข คือ </w:t>
+      </w:r>
+      <w:r>
+        <w:rPr>
+          <w:rFonts w:ascii="TH Sarabun New" w:hAnsi="TH Sarabun New" w:cs="TH Sarabun New"/>
+          <w:b/>
+          <w:sz w:val="32"/>
+          <w:szCs w:val="32"/>
+          <w:bCs/>
+        </w:rPr>
+        <w:t>สาเหตุของความผิดพลาดเรื่องถุงมือครบทั้งสองทิศทาง</w:t>
+      </w:r>
+    </w:p>
+    <w:p/>
+    <w:tbl>
+      <w:tblPr>
+        <w:tblStyle w:val="TableGrid"/>
+        <w:tblW w:type="auto" w:w="0"/>
+        <w:tblLook w:firstColumn="1" w:firstRow="1" w:lastColumn="0" w:lastRow="0" w:noHBand="0" w:noVBand="1" w:val="04A0"/>
+      </w:tblPr>
+      <w:tblGrid>
+        <w:gridCol w:w="2257"/>
+        <w:gridCol w:w="2257"/>
+        <w:gridCol w:w="2257"/>
+        <w:gridCol w:w="2257"/>
+      </w:tblGrid>
+      <w:tr>
+        <w:tc>
+          <w:tcPr>
+            <w:tcW w:type="dxa" w:w="2257"/>
+          </w:tcPr>
+          <w:p>
+            <w:r>
+              <w:rPr>
+                <w:b/>
+              </w:rPr>
+            </w:r>
+            <w:r>
+              <w:rPr>
+                <w:rFonts w:ascii="TH Sarabun New" w:hAnsi="TH Sarabun New" w:cs="TH Sarabun New"/>
+                <w:b/>
+                <w:sz w:val="28"/>
+                <w:szCs w:val="28"/>
+              </w:rPr>
+              <w:t>โหมด</w:t>
+            </w:r>
+          </w:p>
+        </w:tc>
+        <w:tc>
+          <w:tcPr>
+            <w:tcW w:type="dxa" w:w="2257"/>
+          </w:tcPr>
+          <w:p>
+            <w:r>
+              <w:rPr>
+                <w:b/>
+              </w:rPr>
+            </w:r>
+            <w:r>
+              <w:rPr>
+                <w:rFonts w:ascii="TH Sarabun New" w:hAnsi="TH Sarabun New" w:cs="TH Sarabun New"/>
+                <w:b/>
+                <w:sz w:val="28"/>
+                <w:szCs w:val="28"/>
+              </w:rPr>
+              <w:t>จำนวน</w:t>
+            </w:r>
+          </w:p>
+        </w:tc>
+        <w:tc>
+          <w:tcPr>
+            <w:tcW w:type="dxa" w:w="2257"/>
+          </w:tcPr>
+          <w:p>
+            <w:r>
+              <w:rPr>
+                <w:b/>
+              </w:rPr>
+            </w:r>
+            <w:r>
+              <w:rPr>
+                <w:rFonts w:ascii="TH Sarabun New" w:hAnsi="TH Sarabun New" w:cs="TH Sarabun New"/>
+                <w:b/>
+                <w:sz w:val="28"/>
+                <w:szCs w:val="28"/>
+              </w:rPr>
+              <w:t>เกิดที่</w:t>
+            </w:r>
+          </w:p>
+        </w:tc>
+        <w:tc>
+          <w:tcPr>
+            <w:tcW w:type="dxa" w:w="2257"/>
+          </w:tcPr>
+          <w:p>
+            <w:r>
+              <w:rPr>
+                <w:b/>
+              </w:rPr>
+            </w:r>
+            <w:r>
+              <w:rPr>
+                <w:rFonts w:ascii="TH Sarabun New" w:hAnsi="TH Sarabun New" w:cs="TH Sarabun New"/>
+                <w:b/>
+                <w:sz w:val="28"/>
+                <w:szCs w:val="28"/>
+              </w:rPr>
+              <w:t>สาเหตุ</w:t>
+            </w:r>
+          </w:p>
+        </w:tc>
+      </w:tr>
+      <w:tr>
+        <w:tc>
+          <w:tcPr>
+            <w:tcW w:type="dxa" w:w="2257"/>
+          </w:tcPr>
+          <w:p>
+            <w:r/>
+            <w:r>
+              <w:rPr>
+                <w:rFonts w:ascii="TH Sarabun New" w:hAnsi="TH Sarabun New" w:cs="TH Sarabun New"/>
+                <w:b w:val="0"/>
+                <w:sz w:val="28"/>
+                <w:szCs w:val="28"/>
+              </w:rPr>
+              <w:t>แจ้งเกิน (บอกถอด ทั้งที่ใส่)</w:t>
+            </w:r>
+          </w:p>
+        </w:tc>
+        <w:tc>
+          <w:tcPr>
+            <w:tcW w:type="dxa" w:w="2257"/>
+          </w:tcPr>
+          <w:p>
+            <w:r/>
+            <w:r>
+              <w:rPr>
+                <w:rFonts w:ascii="TH Sarabun New" w:hAnsi="TH Sarabun New" w:cs="TH Sarabun New"/>
+                <w:b w:val="0"/>
+                <w:sz w:val="28"/>
+                <w:szCs w:val="28"/>
+              </w:rPr>
+              <w:t>3</w:t>
+            </w:r>
+          </w:p>
+        </w:tc>
+        <w:tc>
+          <w:tcPr>
+            <w:tcW w:type="dxa" w:w="2257"/>
+          </w:tcPr>
+          <w:p>
+            <w:r/>
+            <w:r>
+              <w:rPr>
+                <w:rFonts w:ascii="TH Sarabun New" w:hAnsi="TH Sarabun New" w:cs="TH Sarabun New"/>
+                <w:b w:val="0"/>
+                <w:sz w:val="28"/>
+                <w:szCs w:val="28"/>
+              </w:rPr>
+              <w:t>00:30 · 01:33 · 02:30</w:t>
+            </w:r>
+          </w:p>
+        </w:tc>
+        <w:tc>
+          <w:tcPr>
+            <w:tcW w:type="dxa" w:w="2257"/>
+          </w:tcPr>
+          <w:p>
+            <w:r/>
+            <w:r>
+              <w:rPr>
+                <w:rFonts w:ascii="TH Sarabun New" w:hAnsi="TH Sarabun New" w:cs="TH Sarabun New"/>
+                <w:b w:val="0"/>
+                <w:sz w:val="28"/>
+                <w:szCs w:val="28"/>
+              </w:rPr>
+              <w:t>ผ้าเช็ดสีแดงบังมือ โมเดลไม่เห็นสีขาวจึงสรุปว่าไม่ได้ใส่</w:t>
+            </w:r>
+          </w:p>
+        </w:tc>
+      </w:tr>
+      <w:tr>
+        <w:tc>
+          <w:tcPr>
+            <w:tcW w:type="dxa" w:w="2257"/>
+          </w:tcPr>
+          <w:p>
+            <w:r/>
+            <w:r>
+              <w:rPr>
+                <w:rFonts w:ascii="TH Sarabun New" w:hAnsi="TH Sarabun New" w:cs="TH Sarabun New"/>
+                <w:b w:val="0"/>
+                <w:sz w:val="28"/>
+                <w:szCs w:val="28"/>
+              </w:rPr>
+              <w:t>แจ้งขาด (บอกใส่ ทั้งที่ถอด)</w:t>
+            </w:r>
+          </w:p>
+        </w:tc>
+        <w:tc>
+          <w:tcPr>
+            <w:tcW w:type="dxa" w:w="2257"/>
+          </w:tcPr>
+          <w:p>
+            <w:r/>
+            <w:r>
+              <w:rPr>
+                <w:rFonts w:ascii="TH Sarabun New" w:hAnsi="TH Sarabun New" w:cs="TH Sarabun New"/>
+                <w:b w:val="0"/>
+                <w:sz w:val="28"/>
+                <w:szCs w:val="28"/>
+              </w:rPr>
+              <w:t>3</w:t>
+            </w:r>
+          </w:p>
+        </w:tc>
+        <w:tc>
+          <w:tcPr>
+            <w:tcW w:type="dxa" w:w="2257"/>
+          </w:tcPr>
+          <w:p>
+            <w:r/>
+            <w:r>
+              <w:rPr>
+                <w:rFonts w:ascii="TH Sarabun New" w:hAnsi="TH Sarabun New" w:cs="TH Sarabun New"/>
+                <w:b w:val="0"/>
+                <w:sz w:val="28"/>
+                <w:szCs w:val="28"/>
+              </w:rPr>
+              <w:t>02:09 · 02:12 · 02:15</w:t>
+            </w:r>
+          </w:p>
+        </w:tc>
+        <w:tc>
+          <w:tcPr>
+            <w:tcW w:type="dxa" w:w="2257"/>
+          </w:tcPr>
+          <w:p>
+            <w:r/>
+            <w:r>
+              <w:rPr>
+                <w:rFonts w:ascii="TH Sarabun New" w:hAnsi="TH Sarabun New" w:cs="TH Sarabun New"/>
+                <w:b w:val="0"/>
+                <w:sz w:val="28"/>
+                <w:szCs w:val="28"/>
+              </w:rPr>
+              <w:t>ถอดข้างเดียว โมเดลเห็นมืออีกข้างที่ยังใส่อยู่จึงสรุปว่าใส่</w:t>
+            </w:r>
+          </w:p>
+        </w:tc>
+      </w:tr>
+      <w:tr>
+        <w:tc>
+          <w:tcPr>
+            <w:tcW w:type="dxa" w:w="2257"/>
+          </w:tcPr>
+          <w:p>
+            <w:r/>
+            <w:r>
+              <w:rPr>
+                <w:rFonts w:ascii="TH Sarabun New" w:hAnsi="TH Sarabun New" w:cs="TH Sarabun New"/>
+                <w:b w:val="0"/>
+                <w:sz w:val="28"/>
+                <w:szCs w:val="28"/>
+              </w:rPr>
+              <w:t>ตรวจได้</w:t>
+            </w:r>
+          </w:p>
+        </w:tc>
+        <w:tc>
+          <w:tcPr>
+            <w:tcW w:type="dxa" w:w="2257"/>
+          </w:tcPr>
+          <w:p>
+            <w:r/>
+            <w:r>
+              <w:rPr>
+                <w:rFonts w:ascii="TH Sarabun New" w:hAnsi="TH Sarabun New" w:cs="TH Sarabun New"/>
+                <w:b w:val="0"/>
+                <w:sz w:val="28"/>
+                <w:szCs w:val="28"/>
+              </w:rPr>
+              <w:t>4</w:t>
+            </w:r>
+          </w:p>
+        </w:tc>
+        <w:tc>
+          <w:tcPr>
+            <w:tcW w:type="dxa" w:w="2257"/>
+          </w:tcPr>
+          <w:p>
+            <w:r/>
+            <w:r>
+              <w:rPr>
+                <w:rFonts w:ascii="TH Sarabun New" w:hAnsi="TH Sarabun New" w:cs="TH Sarabun New"/>
+                <w:b w:val="0"/>
+                <w:sz w:val="28"/>
+                <w:szCs w:val="28"/>
+              </w:rPr>
+              <w:t>03:36 · 03:39</w:t>
+            </w:r>
+          </w:p>
+        </w:tc>
+        <w:tc>
+          <w:tcPr>
+            <w:tcW w:type="dxa" w:w="2257"/>
+          </w:tcPr>
+          <w:p>
+            <w:r/>
+            <w:r>
+              <w:rPr>
+                <w:rFonts w:ascii="TH Sarabun New" w:hAnsi="TH Sarabun New" w:cs="TH Sarabun New"/>
+                <w:b w:val="0"/>
+                <w:sz w:val="28"/>
+                <w:szCs w:val="28"/>
+              </w:rPr>
+              <w:t>ถอดทั้งสองข้าง มือเปลือยชัดเจน</w:t>
+            </w:r>
+          </w:p>
+        </w:tc>
+      </w:tr>
+    </w:tbl>
+    <w:p/>
+    <w:p>
+      <w:r>
+        <w:rPr>
+          <w:rFonts w:ascii="TH Sarabun New" w:hAnsi="TH Sarabun New" w:cs="TH Sarabun New"/>
+          <w:b w:val="0"/>
+          <w:sz w:val="32"/>
+          <w:szCs w:val="32"/>
+        </w:rPr>
+        <w:t xml:space="preserve">ความผิดพลาดทั้งหกจุดมาจากรากเดียวกัน คือโมเดลตอบคำถาม "สวมถุงมือหรือไม่" ที่ </w:t>
+      </w:r>
+      <w:r>
+        <w:rPr>
+          <w:rFonts w:ascii="TH Sarabun New" w:hAnsi="TH Sarabun New" w:cs="TH Sarabun New"/>
+          <w:b/>
+          <w:sz w:val="32"/>
+          <w:szCs w:val="32"/>
+          <w:bCs/>
+        </w:rPr>
+        <w:t>ระดับคน ไม่ใช่ระดับมือ</w:t>
+      </w:r>
+    </w:p>
+    <w:p>
+      <w:r>
+        <w:rPr>
+          <w:rFonts w:ascii="TH Sarabun New" w:hAnsi="TH Sarabun New" w:cs="TH Sarabun New"/>
+          <w:b w:val="0"/>
+          <w:sz w:val="32"/>
+          <w:szCs w:val="32"/>
+        </w:rPr>
+        <w:t>เมื่อมือสองข้างมีสถานะต่างกัน หรือมือข้างหนึ่งถูกบัง โมเดลจะยุบให้เหลือคำตอบเดียว</w:t>
+      </w:r>
+    </w:p>
+    <w:p>
+      <w:r>
+        <w:rPr>
+          <w:rFonts w:ascii="TH Sarabun New" w:hAnsi="TH Sarabun New" w:cs="TH Sarabun New"/>
+          <w:b w:val="0"/>
+          <w:sz w:val="32"/>
+          <w:szCs w:val="32"/>
+        </w:rPr>
+        <w:t xml:space="preserve">ทางแก้จึงไม่ใช่การปรับ prompt แต่เป็น </w:t>
+      </w:r>
+      <w:r>
+        <w:rPr>
+          <w:rFonts w:ascii="TH Sarabun New" w:hAnsi="TH Sarabun New" w:cs="TH Sarabun New"/>
+          <w:b/>
+          <w:sz w:val="32"/>
+          <w:szCs w:val="32"/>
+          <w:bCs/>
+        </w:rPr>
+        <w:t>การแยกถามทีละมือ</w:t>
+      </w:r>
+      <w:r>
+        <w:rPr>
+          <w:rFonts w:ascii="TH Sarabun New" w:hAnsi="TH Sarabun New" w:cs="TH Sarabun New"/>
+          <w:b w:val="0"/>
+          <w:sz w:val="32"/>
+          <w:szCs w:val="32"/>
+        </w:rPr>
+        <w:t xml:space="preserve"> ซึ่งเป็นแนวทางเดียวกับที่ ROI</w:t>
+      </w:r>
+    </w:p>
+    <w:p>
+      <w:r>
+        <w:rPr>
+          <w:rFonts w:ascii="TH Sarabun New" w:hAnsi="TH Sarabun New" w:cs="TH Sarabun New"/>
+          <w:b w:val="0"/>
+          <w:sz w:val="32"/>
+          <w:szCs w:val="32"/>
+        </w:rPr>
+        <w:t xml:space="preserve">ใช้แก้ปัญหาการระบุลังในหัวข้อ 5.5.4 คือ </w:t>
+      </w:r>
+      <w:r>
+        <w:rPr>
+          <w:rFonts w:ascii="TH Sarabun New" w:hAnsi="TH Sarabun New" w:cs="TH Sarabun New"/>
+          <w:b/>
+          <w:sz w:val="32"/>
+          <w:szCs w:val="32"/>
+          <w:bCs/>
+        </w:rPr>
+        <w:t>ให้โค้ดกำหนดขอบเขตของคำถาม แล้วให้โมเดลตอบเฉพาะสิ่งที่เห็นในกรอบนั้น</w:t>
       </w:r>
     </w:p>
     <w:p/>

--- a/รายงาน_บทที่5_Line-Guard.docx
+++ b/รายงาน_บทที่5_Line-Guard.docx
@@ -17940,6 +17940,828 @@
           <w:szCs w:val="32"/>
         </w:rPr>
         <w:t>ตั้งค่าตัวแปรสภาพแวดล้อมชี้ไปโมเดลอื่นไว้ ซึ่งเคยทำให้สคริปต์ยิงผิดโมเดลโดยไม่มีสัญญาณเตือน</w:t>
+      </w:r>
+    </w:p>
+    <w:p/>
+    <w:p>
+      <w:r>
+        <w:rPr>
+          <w:rFonts w:ascii="TH Sarabun New" w:hAnsi="TH Sarabun New" w:cs="TH Sarabun New"/>
+          <w:b/>
+          <w:sz w:val="36"/>
+          <w:szCs w:val="36"/>
+          <w:bCs/>
+        </w:rPr>
+        <w:t>บรรณานุกรม</w:t>
+      </w:r>
+    </w:p>
+    <w:p/>
+    <w:p>
+      <w:pPr>
+        <w:ind w:left="504"/>
+      </w:pPr>
+      <w:r>
+        <w:rPr>
+          <w:rFonts w:ascii="TH Sarabun New" w:hAnsi="TH Sarabun New" w:cs="TH Sarabun New"/>
+          <w:b w:val="0"/>
+          <w:i/>
+          <w:sz w:val="30"/>
+          <w:szCs w:val="30"/>
+        </w:rPr>
+        <w:t>ทุกรายการเปิดตรวจจาก URL จริงแล้วก่อนอ้างอิง ไม่ได้อ้างจากความจำ</w:t>
+      </w:r>
+    </w:p>
+    <w:p>
+      <w:pPr>
+        <w:ind w:left="504"/>
+      </w:pPr>
+      <w:r>
+        <w:rPr>
+          <w:rFonts w:ascii="TH Sarabun New" w:hAnsi="TH Sarabun New" w:cs="TH Sarabun New"/>
+          <w:b w:val="0"/>
+          <w:i/>
+          <w:sz w:val="30"/>
+          <w:szCs w:val="30"/>
+        </w:rPr>
+        <w:t xml:space="preserve">แยกให้ชัดระหว่าง </w:t>
+      </w:r>
+      <w:r>
+        <w:rPr>
+          <w:rFonts w:ascii="TH Sarabun New" w:hAnsi="TH Sarabun New" w:cs="TH Sarabun New"/>
+          <w:b/>
+          <w:i/>
+          <w:sz w:val="30"/>
+          <w:szCs w:val="30"/>
+          <w:bCs/>
+        </w:rPr>
+        <w:t>บทความวิชาการ</w:t>
+      </w:r>
+      <w:r>
+        <w:rPr>
+          <w:rFonts w:ascii="TH Sarabun New" w:hAnsi="TH Sarabun New" w:cs="TH Sarabun New"/>
+          <w:b w:val="0"/>
+          <w:i/>
+          <w:sz w:val="30"/>
+          <w:szCs w:val="30"/>
+        </w:rPr>
+        <w:t xml:space="preserve"> กับ </w:t>
+      </w:r>
+      <w:r>
+        <w:rPr>
+          <w:rFonts w:ascii="TH Sarabun New" w:hAnsi="TH Sarabun New" w:cs="TH Sarabun New"/>
+          <w:b/>
+          <w:i/>
+          <w:sz w:val="30"/>
+          <w:szCs w:val="30"/>
+          <w:bCs/>
+        </w:rPr>
+        <w:t>model card / โค้ด</w:t>
+      </w:r>
+      <w:r>
+        <w:rPr>
+          <w:rFonts w:ascii="TH Sarabun New" w:hAnsi="TH Sarabun New" w:cs="TH Sarabun New"/>
+          <w:b w:val="0"/>
+          <w:i/>
+          <w:sz w:val="30"/>
+          <w:szCs w:val="30"/>
+        </w:rPr>
+        <w:t xml:space="preserve"> เพราะบางโมเดลที่ใช้ยังไม่มีบทความตีพิมพ์ของตัวเอง</w:t>
+      </w:r>
+    </w:p>
+    <w:p/>
+    <w:p>
+      <w:r>
+        <w:rPr>
+          <w:rFonts w:ascii="TH Sarabun New" w:hAnsi="TH Sarabun New" w:cs="TH Sarabun New"/>
+          <w:b/>
+          <w:sz w:val="34"/>
+          <w:szCs w:val="34"/>
+          <w:bCs/>
+        </w:rPr>
+        <w:t>โมเดลที่ใช้และที่นำมาเปรียบเทียบ</w:t>
+      </w:r>
+    </w:p>
+    <w:p/>
+    <w:p>
+      <w:r>
+        <w:rPr>
+          <w:rFonts w:ascii="TH Sarabun New" w:hAnsi="TH Sarabun New" w:cs="TH Sarabun New"/>
+          <w:b w:val="0"/>
+          <w:sz w:val="32"/>
+          <w:szCs w:val="32"/>
+        </w:rPr>
+        <w:t>[1] NVIDIA. *Cosmos-Reason2-8B* [model card]. Hugging Face.</w:t>
+      </w:r>
+    </w:p>
+    <w:p>
+      <w:r>
+        <w:rPr>
+          <w:rFonts w:ascii="TH Sarabun New" w:hAnsi="TH Sarabun New" w:cs="TH Sarabun New"/>
+          <w:b w:val="0"/>
+          <w:sz w:val="32"/>
+          <w:szCs w:val="32"/>
+        </w:rPr>
+        <w:t>https://huggingface.co/nvidia/Cosmos-Reason2-8B</w:t>
+      </w:r>
+    </w:p>
+    <w:p>
+      <w:r>
+        <w:rPr>
+          <w:rFonts w:ascii="TH Sarabun New" w:hAnsi="TH Sarabun New" w:cs="TH Sarabun New"/>
+          <w:b w:val="0"/>
+          <w:sz w:val="32"/>
+          <w:szCs w:val="32"/>
+        </w:rPr>
+        <w:t xml:space="preserve">— </w:t>
+      </w:r>
+      <w:r>
+        <w:rPr>
+          <w:rFonts w:ascii="TH Sarabun New" w:hAnsi="TH Sarabun New" w:cs="TH Sarabun New"/>
+          <w:b/>
+          <w:sz w:val="32"/>
+          <w:szCs w:val="32"/>
+          <w:bCs/>
+        </w:rPr>
+        <w:t>โมเดลหลักที่ใช้ในโครงงานนี้</w:t>
+      </w:r>
+      <w:r>
+        <w:rPr>
+          <w:rFonts w:ascii="TH Sarabun New" w:hAnsi="TH Sarabun New" w:cs="TH Sarabun New"/>
+          <w:b w:val="0"/>
+          <w:sz w:val="32"/>
+          <w:szCs w:val="32"/>
+        </w:rPr>
+        <w:t xml:space="preserve"> เผยแพร่ภายใต้ NVIDIA Open Model License</w:t>
+      </w:r>
+    </w:p>
+    <w:p>
+      <w:r>
+        <w:rPr>
+          <w:rFonts w:ascii="TH Sarabun New" w:hAnsi="TH Sarabun New" w:cs="TH Sarabun New"/>
+          <w:b w:val="0"/>
+          <w:sz w:val="32"/>
+          <w:szCs w:val="32"/>
+        </w:rPr>
+        <w:t>*หมายเหตุ:* ณ วันที่จัดทำรายงาน ยังไม่พบบทความวิชาการเฉพาะของ Cosmos-Reason2</w:t>
+      </w:r>
+    </w:p>
+    <w:p>
+      <w:r>
+        <w:rPr>
+          <w:rFonts w:ascii="TH Sarabun New" w:hAnsi="TH Sarabun New" w:cs="TH Sarabun New"/>
+          <w:b w:val="0"/>
+          <w:sz w:val="32"/>
+          <w:szCs w:val="32"/>
+        </w:rPr>
+        <w:t>เอกสารวิชาการที่ใกล้ที่สุดคือของรุ่นก่อนหน้าตามรายการ [2]</w:t>
+      </w:r>
+    </w:p>
+    <w:p/>
+    <w:p>
+      <w:r>
+        <w:rPr>
+          <w:rFonts w:ascii="TH Sarabun New" w:hAnsi="TH Sarabun New" w:cs="TH Sarabun New"/>
+          <w:b w:val="0"/>
+          <w:sz w:val="32"/>
+          <w:szCs w:val="32"/>
+        </w:rPr>
+        <w:t>[2] NVIDIA. (2025). *Cosmos-Reason1: From Physical Common Sense To Embodied Reasoning.*</w:t>
+      </w:r>
+    </w:p>
+    <w:p>
+      <w:r>
+        <w:rPr>
+          <w:rFonts w:ascii="TH Sarabun New" w:hAnsi="TH Sarabun New" w:cs="TH Sarabun New"/>
+          <w:b w:val="0"/>
+          <w:sz w:val="32"/>
+          <w:szCs w:val="32"/>
+        </w:rPr>
+        <w:t>arXiv:2503.15558. https://arxiv.org/abs/2503.15558</w:t>
+      </w:r>
+    </w:p>
+    <w:p>
+      <w:r>
+        <w:rPr>
+          <w:rFonts w:ascii="TH Sarabun New" w:hAnsi="TH Sarabun New" w:cs="TH Sarabun New"/>
+          <w:b w:val="0"/>
+          <w:sz w:val="32"/>
+          <w:szCs w:val="32"/>
+        </w:rPr>
+        <w:t>— บทความของรุ่นก่อนหน้า อธิบายแนวคิดตระกูล Cosmos-Reason (การให้เหตุผลเชิงกายภาพ</w:t>
+      </w:r>
+    </w:p>
+    <w:p>
+      <w:r>
+        <w:rPr>
+          <w:rFonts w:ascii="TH Sarabun New" w:hAnsi="TH Sarabun New" w:cs="TH Sarabun New"/>
+          <w:b w:val="0"/>
+          <w:sz w:val="32"/>
+          <w:szCs w:val="32"/>
+        </w:rPr>
+        <w:t>และการฝึกสี่ขั้น: vision pre-training → SFT → Physical AI SFT → RL)</w:t>
+      </w:r>
+    </w:p>
+    <w:p>
+      <w:r>
+        <w:rPr>
+          <w:rFonts w:ascii="TH Sarabun New" w:hAnsi="TH Sarabun New" w:cs="TH Sarabun New"/>
+          <w:b/>
+          <w:sz w:val="32"/>
+          <w:szCs w:val="32"/>
+          <w:bCs/>
+        </w:rPr>
+        <w:t>ไม่ใช่บทความของรุ่นที่ใช้จริง</w:t>
+      </w:r>
+      <w:r>
+        <w:rPr>
+          <w:rFonts w:ascii="TH Sarabun New" w:hAnsi="TH Sarabun New" w:cs="TH Sarabun New"/>
+          <w:b w:val="0"/>
+          <w:sz w:val="32"/>
+          <w:szCs w:val="32"/>
+        </w:rPr>
+        <w:t xml:space="preserve"> แต่ใช้อธิบายที่มาของสถาปัตยกรรมได้</w:t>
+      </w:r>
+    </w:p>
+    <w:p/>
+    <w:p>
+      <w:r>
+        <w:rPr>
+          <w:rFonts w:ascii="TH Sarabun New" w:hAnsi="TH Sarabun New" w:cs="TH Sarabun New"/>
+          <w:b w:val="0"/>
+          <w:sz w:val="32"/>
+          <w:szCs w:val="32"/>
+        </w:rPr>
+        <w:t>[3] Qwen Team, Alibaba. *Qwen3-VL-8B-Instruct* [model card]. Hugging Face.</w:t>
+      </w:r>
+    </w:p>
+    <w:p>
+      <w:r>
+        <w:rPr>
+          <w:rFonts w:ascii="TH Sarabun New" w:hAnsi="TH Sarabun New" w:cs="TH Sarabun New"/>
+          <w:b w:val="0"/>
+          <w:sz w:val="32"/>
+          <w:szCs w:val="32"/>
+        </w:rPr>
+        <w:t>https://huggingface.co/Qwen/Qwen3-VL-8B-Instruct</w:t>
+      </w:r>
+    </w:p>
+    <w:p>
+      <w:r>
+        <w:rPr>
+          <w:rFonts w:ascii="TH Sarabun New" w:hAnsi="TH Sarabun New" w:cs="TH Sarabun New"/>
+          <w:b w:val="0"/>
+          <w:sz w:val="32"/>
+          <w:szCs w:val="32"/>
+        </w:rPr>
+        <w:t>— โมเดลที่นำมาเปรียบเทียบในหัวข้อ 5.5 (ตรวจ near-miss ไม่ได้)</w:t>
+      </w:r>
+    </w:p>
+    <w:p/>
+    <w:p>
+      <w:r>
+        <w:rPr>
+          <w:rFonts w:ascii="TH Sarabun New" w:hAnsi="TH Sarabun New" w:cs="TH Sarabun New"/>
+          <w:b w:val="0"/>
+          <w:sz w:val="32"/>
+          <w:szCs w:val="32"/>
+        </w:rPr>
+        <w:t>[4] Qwen Team. (2025). *Qwen3 Technical Report.* arXiv:2505.09388.</w:t>
+      </w:r>
+    </w:p>
+    <w:p>
+      <w:r>
+        <w:rPr>
+          <w:rFonts w:ascii="TH Sarabun New" w:hAnsi="TH Sarabun New" w:cs="TH Sarabun New"/>
+          <w:b w:val="0"/>
+          <w:sz w:val="32"/>
+          <w:szCs w:val="32"/>
+        </w:rPr>
+        <w:t>https://arxiv.org/abs/2505.09388</w:t>
+      </w:r>
+    </w:p>
+    <w:p>
+      <w:r>
+        <w:rPr>
+          <w:rFonts w:ascii="TH Sarabun New" w:hAnsi="TH Sarabun New" w:cs="TH Sarabun New"/>
+          <w:b w:val="0"/>
+          <w:sz w:val="32"/>
+          <w:szCs w:val="32"/>
+        </w:rPr>
+        <w:t>— เอกสารเทคนิคหลักที่ model card ตามรายการ [3] อ้างถึง</w:t>
+      </w:r>
+    </w:p>
+    <w:p/>
+    <w:p>
+      <w:r>
+        <w:rPr>
+          <w:rFonts w:ascii="TH Sarabun New" w:hAnsi="TH Sarabun New" w:cs="TH Sarabun New"/>
+          <w:b/>
+          <w:sz w:val="34"/>
+          <w:szCs w:val="34"/>
+          <w:bCs/>
+        </w:rPr>
+        <w:t>ระบบเสิร์ฟโมเดล</w:t>
+      </w:r>
+    </w:p>
+    <w:p/>
+    <w:p>
+      <w:r>
+        <w:rPr>
+          <w:rFonts w:ascii="TH Sarabun New" w:hAnsi="TH Sarabun New" w:cs="TH Sarabun New"/>
+          <w:b w:val="0"/>
+          <w:sz w:val="32"/>
+          <w:szCs w:val="32"/>
+        </w:rPr>
+        <w:t>[5] Kwon, W., Li, Z., Zhuang, S., Sheng, Y., Zheng, L., Yu, C. H., Gonzalez, J. E.,</w:t>
+      </w:r>
+    </w:p>
+    <w:p>
+      <w:r>
+        <w:rPr>
+          <w:rFonts w:ascii="TH Sarabun New" w:hAnsi="TH Sarabun New" w:cs="TH Sarabun New"/>
+          <w:b w:val="0"/>
+          <w:sz w:val="32"/>
+          <w:szCs w:val="32"/>
+        </w:rPr>
+        <w:t>Zhang, H., &amp; Stoica, I. (2023). *Efficient Memory Management for Large Language</w:t>
+      </w:r>
+    </w:p>
+    <w:p>
+      <w:r>
+        <w:rPr>
+          <w:rFonts w:ascii="TH Sarabun New" w:hAnsi="TH Sarabun New" w:cs="TH Sarabun New"/>
+          <w:b w:val="0"/>
+          <w:sz w:val="32"/>
+          <w:szCs w:val="32"/>
+        </w:rPr>
+        <w:t>Model Serving with PagedAttention.* In Proceedings of the 29th Symposium on</w:t>
+      </w:r>
+    </w:p>
+    <w:p>
+      <w:r>
+        <w:rPr>
+          <w:rFonts w:ascii="TH Sarabun New" w:hAnsi="TH Sarabun New" w:cs="TH Sarabun New"/>
+          <w:b w:val="0"/>
+          <w:sz w:val="32"/>
+          <w:szCs w:val="32"/>
+        </w:rPr>
+        <w:t>Operating Systems Principles (SOSP '23). https://doi.org/10.1145/3600006.3613165</w:t>
+      </w:r>
+    </w:p>
+    <w:p>
+      <w:r>
+        <w:rPr>
+          <w:rFonts w:ascii="TH Sarabun New" w:hAnsi="TH Sarabun New" w:cs="TH Sarabun New"/>
+          <w:b w:val="0"/>
+          <w:sz w:val="32"/>
+          <w:szCs w:val="32"/>
+        </w:rPr>
+        <w:t>arXiv:2309.06180. https://arxiv.org/abs/2309.06180</w:t>
+      </w:r>
+    </w:p>
+    <w:p>
+      <w:r>
+        <w:rPr>
+          <w:rFonts w:ascii="TH Sarabun New" w:hAnsi="TH Sarabun New" w:cs="TH Sarabun New"/>
+          <w:b w:val="0"/>
+          <w:sz w:val="32"/>
+          <w:szCs w:val="32"/>
+        </w:rPr>
+        <w:t>— ที่มาของ vLLM ซึ่งใช้เสิร์ฟโมเดลในโครงงานนี้ (เวอร์ชัน 0.25.0)</w:t>
+      </w:r>
+    </w:p>
+    <w:p>
+      <w:r>
+        <w:rPr>
+          <w:rFonts w:ascii="TH Sarabun New" w:hAnsi="TH Sarabun New" w:cs="TH Sarabun New"/>
+          <w:b w:val="0"/>
+          <w:sz w:val="32"/>
+          <w:szCs w:val="32"/>
+        </w:rPr>
+        <w:t>แนวคิด PagedAttention อธิบายว่าทำไม continuous batching จึงทำให้ throughput สูงขึ้น</w:t>
+      </w:r>
+    </w:p>
+    <w:p>
+      <w:r>
+        <w:rPr>
+          <w:rFonts w:ascii="TH Sarabun New" w:hAnsi="TH Sarabun New" w:cs="TH Sarabun New"/>
+          <w:b w:val="0"/>
+          <w:sz w:val="32"/>
+          <w:szCs w:val="32"/>
+        </w:rPr>
+        <w:t>และเป็นเหตุผลเชิงระบบที่ทำให้ผลลัพธ์ไม่คงที่แม้ตั้ง temperature = 0 (ดูหัวข้อ 5.5)</w:t>
+      </w:r>
+    </w:p>
+    <w:p/>
+    <w:p>
+      <w:r>
+        <w:rPr>
+          <w:rFonts w:ascii="TH Sarabun New" w:hAnsi="TH Sarabun New" w:cs="TH Sarabun New"/>
+          <w:b/>
+          <w:sz w:val="34"/>
+          <w:szCs w:val="34"/>
+          <w:bCs/>
+        </w:rPr>
+        <w:t>เทคนิคที่นำมาใช้และที่ทดลอง</w:t>
+      </w:r>
+    </w:p>
+    <w:p/>
+    <w:p>
+      <w:r>
+        <w:rPr>
+          <w:rFonts w:ascii="TH Sarabun New" w:hAnsi="TH Sarabun New" w:cs="TH Sarabun New"/>
+          <w:b w:val="0"/>
+          <w:sz w:val="32"/>
+          <w:szCs w:val="32"/>
+        </w:rPr>
+        <w:t>[6] Lim, B., Son, S., Kim, H., Nah, S., &amp; Lee, K. M. (2017). *Enhanced Deep Residual</w:t>
+      </w:r>
+    </w:p>
+    <w:p>
+      <w:r>
+        <w:rPr>
+          <w:rFonts w:ascii="TH Sarabun New" w:hAnsi="TH Sarabun New" w:cs="TH Sarabun New"/>
+          <w:b w:val="0"/>
+          <w:sz w:val="32"/>
+          <w:szCs w:val="32"/>
+        </w:rPr>
+        <w:t>Networks for Single Image Super-Resolution.* In IEEE Conference on Computer Vision</w:t>
+      </w:r>
+    </w:p>
+    <w:p>
+      <w:r>
+        <w:rPr>
+          <w:rFonts w:ascii="TH Sarabun New" w:hAnsi="TH Sarabun New" w:cs="TH Sarabun New"/>
+          <w:b w:val="0"/>
+          <w:sz w:val="32"/>
+          <w:szCs w:val="32"/>
+        </w:rPr>
+        <w:t>and Pattern Recognition Workshops (CVPRW), pp. 1132–1140.</w:t>
+      </w:r>
+    </w:p>
+    <w:p>
+      <w:r>
+        <w:rPr>
+          <w:rFonts w:ascii="TH Sarabun New" w:hAnsi="TH Sarabun New" w:cs="TH Sarabun New"/>
+          <w:b w:val="0"/>
+          <w:sz w:val="32"/>
+          <w:szCs w:val="32"/>
+        </w:rPr>
+        <w:t>https://openaccess.thecvf.com/content_cvpr_2017_workshops/w12/papers/Lim_Enhanced_Deep_Residual_CVPR_2017_paper.pdf</w:t>
+      </w:r>
+    </w:p>
+    <w:p>
+      <w:r>
+        <w:rPr>
+          <w:rFonts w:ascii="TH Sarabun New" w:hAnsi="TH Sarabun New" w:cs="TH Sarabun New"/>
+          <w:b w:val="0"/>
+          <w:sz w:val="32"/>
+          <w:szCs w:val="32"/>
+        </w:rPr>
+        <w:t>— EDSR ซึ่งใช้ขยายภาพศีรษะ 4 เท่าก่อนส่งให้ VLM ตรวจหน้ากาก</w:t>
+      </w:r>
+    </w:p>
+    <w:p>
+      <w:r>
+        <w:rPr>
+          <w:rFonts w:ascii="TH Sarabun New" w:hAnsi="TH Sarabun New" w:cs="TH Sarabun New"/>
+          <w:b w:val="0"/>
+          <w:sz w:val="32"/>
+          <w:szCs w:val="32"/>
+        </w:rPr>
+        <w:t>เป็นวิธีที่ทำให้ recall หน้ากากเพิ่มจาก 23% เป็น 80% (หัวข้อ 5.5)</w:t>
+      </w:r>
+    </w:p>
+    <w:p>
+      <w:r>
+        <w:rPr>
+          <w:rFonts w:ascii="TH Sarabun New" w:hAnsi="TH Sarabun New" w:cs="TH Sarabun New"/>
+          <w:b w:val="0"/>
+          <w:sz w:val="32"/>
+          <w:szCs w:val="32"/>
+        </w:rPr>
+        <w:t xml:space="preserve">น้ำหนักที่ใช้จริงคือ </w:t>
+      </w:r>
+      <w:r>
+        <w:rPr>
+          <w:rFonts w:ascii="Courier New" w:hAnsi="Courier New" w:cs="Courier New"/>
+          <w:b w:val="0"/>
+          <w:sz w:val="28"/>
+          <w:szCs w:val="28"/>
+        </w:rPr>
+        <w:t>eugenesiow/edsr-base</w:t>
+      </w:r>
+      <w:r>
+        <w:rPr>
+          <w:rFonts w:ascii="TH Sarabun New" w:hAnsi="TH Sarabun New" w:cs="TH Sarabun New"/>
+          <w:b w:val="0"/>
+          <w:sz w:val="32"/>
+          <w:szCs w:val="32"/>
+        </w:rPr>
+        <w:t xml:space="preserve"> (scale = 4) ตามรายการ [7]</w:t>
+      </w:r>
+    </w:p>
+    <w:p/>
+    <w:p>
+      <w:r>
+        <w:rPr>
+          <w:rFonts w:ascii="TH Sarabun New" w:hAnsi="TH Sarabun New" w:cs="TH Sarabun New"/>
+          <w:b w:val="0"/>
+          <w:sz w:val="32"/>
+          <w:szCs w:val="32"/>
+        </w:rPr>
+        <w:t>[7] Siow, E. *edsr-base* [model card]. Hugging Face.</w:t>
+      </w:r>
+    </w:p>
+    <w:p>
+      <w:r>
+        <w:rPr>
+          <w:rFonts w:ascii="TH Sarabun New" w:hAnsi="TH Sarabun New" w:cs="TH Sarabun New"/>
+          <w:b w:val="0"/>
+          <w:sz w:val="32"/>
+          <w:szCs w:val="32"/>
+        </w:rPr>
+        <w:t>https://huggingface.co/eugenesiow/edsr-base</w:t>
+      </w:r>
+    </w:p>
+    <w:p>
+      <w:r>
+        <w:rPr>
+          <w:rFonts w:ascii="TH Sarabun New" w:hAnsi="TH Sarabun New" w:cs="TH Sarabun New"/>
+          <w:b w:val="0"/>
+          <w:sz w:val="32"/>
+          <w:szCs w:val="32"/>
+        </w:rPr>
+        <w:t xml:space="preserve">— น้ำหนัก EDSR ที่โค้ด </w:t>
+      </w:r>
+      <w:r>
+        <w:rPr>
+          <w:rFonts w:ascii="Courier New" w:hAnsi="Courier New" w:cs="Courier New"/>
+          <w:b w:val="0"/>
+          <w:sz w:val="28"/>
+          <w:szCs w:val="28"/>
+        </w:rPr>
+        <w:t>som_sr_ppe.py</w:t>
+      </w:r>
+      <w:r>
+        <w:rPr>
+          <w:rFonts w:ascii="TH Sarabun New" w:hAnsi="TH Sarabun New" w:cs="TH Sarabun New"/>
+          <w:b w:val="0"/>
+          <w:sz w:val="32"/>
+          <w:szCs w:val="32"/>
+        </w:rPr>
+        <w:t xml:space="preserve"> เรียกใช้จริงผ่านไลบรารี </w:t>
+      </w:r>
+      <w:r>
+        <w:rPr>
+          <w:rFonts w:ascii="Courier New" w:hAnsi="Courier New" w:cs="Courier New"/>
+          <w:b w:val="0"/>
+          <w:sz w:val="28"/>
+          <w:szCs w:val="28"/>
+        </w:rPr>
+        <w:t>super-image</w:t>
+      </w:r>
+    </w:p>
+    <w:p/>
+    <w:p>
+      <w:r>
+        <w:rPr>
+          <w:rFonts w:ascii="TH Sarabun New" w:hAnsi="TH Sarabun New" w:cs="TH Sarabun New"/>
+          <w:b w:val="0"/>
+          <w:sz w:val="32"/>
+          <w:szCs w:val="32"/>
+        </w:rPr>
+        <w:t>[8] Yang, J., Zhang, H., Li, F., Zou, X., Li, C., &amp; Gao, J. (2023). *Set-of-Mark</w:t>
+      </w:r>
+    </w:p>
+    <w:p>
+      <w:r>
+        <w:rPr>
+          <w:rFonts w:ascii="TH Sarabun New" w:hAnsi="TH Sarabun New" w:cs="TH Sarabun New"/>
+          <w:b w:val="0"/>
+          <w:sz w:val="32"/>
+          <w:szCs w:val="32"/>
+        </w:rPr>
+        <w:t>Prompting Unleashes Extraordinary Visual Grounding in GPT-4V.* arXiv:2310.11441.</w:t>
+      </w:r>
+    </w:p>
+    <w:p>
+      <w:r>
+        <w:rPr>
+          <w:rFonts w:ascii="TH Sarabun New" w:hAnsi="TH Sarabun New" w:cs="TH Sarabun New"/>
+          <w:b w:val="0"/>
+          <w:sz w:val="32"/>
+          <w:szCs w:val="32"/>
+        </w:rPr>
+        <w:t>https://arxiv.org/abs/2310.11441 · โค้ด: https://github.com/microsoft/SoM</w:t>
+      </w:r>
+    </w:p>
+    <w:p>
+      <w:r>
+        <w:rPr>
+          <w:rFonts w:ascii="TH Sarabun New" w:hAnsi="TH Sarabun New" w:cs="TH Sarabun New"/>
+          <w:b w:val="0"/>
+          <w:sz w:val="32"/>
+          <w:szCs w:val="32"/>
+        </w:rPr>
+        <w:t>— วิธีติดหมายเลขบนภาพเพื่อช่วยให้ VLM อ้างอิงตำแหน่งได้</w:t>
+      </w:r>
+    </w:p>
+    <w:p>
+      <w:r>
+        <w:rPr>
+          <w:rFonts w:ascii="TH Sarabun New" w:hAnsi="TH Sarabun New" w:cs="TH Sarabun New"/>
+          <w:b/>
+          <w:sz w:val="32"/>
+          <w:szCs w:val="32"/>
+          <w:bCs/>
+        </w:rPr>
+        <w:t>ทดลองแล้วไม่ได้ใช้ในผลงานสุดท้าย</w:t>
+      </w:r>
+      <w:r>
+        <w:rPr>
+          <w:rFonts w:ascii="TH Sarabun New" w:hAnsi="TH Sarabun New" w:cs="TH Sarabun New"/>
+          <w:b w:val="0"/>
+          <w:sz w:val="32"/>
+          <w:szCs w:val="32"/>
+        </w:rPr>
+        <w:t xml:space="preserve"> เพราะช่วยเรื่องหน้ากากแต่ทำให้การตรวจถุงมือแย่ลง (หัวข้อ 5.3)</w:t>
+      </w:r>
+    </w:p>
+    <w:p/>
+    <w:p>
+      <w:r>
+        <w:rPr>
+          <w:rFonts w:ascii="TH Sarabun New" w:hAnsi="TH Sarabun New" w:cs="TH Sarabun New"/>
+          <w:b/>
+          <w:sz w:val="34"/>
+          <w:szCs w:val="34"/>
+          <w:bCs/>
+        </w:rPr>
+        <w:t>งานวิจัยที่รองรับข้อค้นพบเรื่องการจับคู่ป้ายกับวัตถุ</w:t>
+      </w:r>
+    </w:p>
+    <w:p/>
+    <w:p>
+      <w:r>
+        <w:rPr>
+          <w:rFonts w:ascii="TH Sarabun New" w:hAnsi="TH Sarabun New" w:cs="TH Sarabun New"/>
+          <w:b w:val="0"/>
+          <w:sz w:val="32"/>
+          <w:szCs w:val="32"/>
+        </w:rPr>
+        <w:t>[9] Yuksekgonul, M., Bianchi, F., Kalluri, P., Jurafsky, D., &amp; Zou, J. (2023).</w:t>
+      </w:r>
+    </w:p>
+    <w:p>
+      <w:r>
+        <w:rPr>
+          <w:rFonts w:ascii="TH Sarabun New" w:hAnsi="TH Sarabun New" w:cs="TH Sarabun New"/>
+          <w:b w:val="0"/>
+          <w:sz w:val="32"/>
+          <w:szCs w:val="32"/>
+        </w:rPr>
+        <w:t>*When and why vision-language models behave like bags-of-words, and what to do</w:t>
+      </w:r>
+    </w:p>
+    <w:p>
+      <w:r>
+        <w:rPr>
+          <w:rFonts w:ascii="TH Sarabun New" w:hAnsi="TH Sarabun New" w:cs="TH Sarabun New"/>
+          <w:b w:val="0"/>
+          <w:sz w:val="32"/>
+          <w:szCs w:val="32"/>
+        </w:rPr>
+        <w:t>about it?* In International Conference on Learning Representations (ICLR 2023).</w:t>
+      </w:r>
+    </w:p>
+    <w:p>
+      <w:r>
+        <w:rPr>
+          <w:rFonts w:ascii="TH Sarabun New" w:hAnsi="TH Sarabun New" w:cs="TH Sarabun New"/>
+          <w:b w:val="0"/>
+          <w:sz w:val="32"/>
+          <w:szCs w:val="32"/>
+        </w:rPr>
+        <w:t>arXiv:2210.01936. https://arxiv.org/abs/2210.01936</w:t>
+      </w:r>
+    </w:p>
+    <w:p>
+      <w:r>
+        <w:rPr>
+          <w:rFonts w:ascii="TH Sarabun New" w:hAnsi="TH Sarabun New" w:cs="TH Sarabun New"/>
+          <w:b w:val="0"/>
+          <w:sz w:val="32"/>
+          <w:szCs w:val="32"/>
+        </w:rPr>
+        <w:t>— เสนอชุดทดสอบ ARO (Attribution, Relation, Order) มากกว่า 50,000 กรณี</w:t>
+      </w:r>
+    </w:p>
+    <w:p>
+      <w:r>
+        <w:rPr>
+          <w:rFonts w:ascii="TH Sarabun New" w:hAnsi="TH Sarabun New" w:cs="TH Sarabun New"/>
+          <w:b w:val="0"/>
+          <w:sz w:val="32"/>
+          <w:szCs w:val="32"/>
+        </w:rPr>
+        <w:t xml:space="preserve">และแสดงว่าแบบจำลองภาษาและภาพจำนวนมาก </w:t>
+      </w:r>
+      <w:r>
+        <w:rPr>
+          <w:rFonts w:ascii="TH Sarabun New" w:hAnsi="TH Sarabun New" w:cs="TH Sarabun New"/>
+          <w:b/>
+          <w:sz w:val="32"/>
+          <w:szCs w:val="32"/>
+          <w:bCs/>
+        </w:rPr>
+        <w:t>เข้ารหัสภาพเสมือน "ถุงคำ"</w:t>
+      </w:r>
+    </w:p>
+    <w:p>
+      <w:r>
+        <w:rPr>
+          <w:rFonts w:ascii="TH Sarabun New" w:hAnsi="TH Sarabun New" w:cs="TH Sarabun New"/>
+          <w:b w:val="0"/>
+          <w:sz w:val="32"/>
+          <w:szCs w:val="32"/>
+        </w:rPr>
+        <w:t>คือรู้ว่ามีวัตถุอะไรและมีคุณสมบัติอะไรอยู่ในภาพ แต่</w:t>
+      </w:r>
+      <w:r>
+        <w:rPr>
+          <w:rFonts w:ascii="TH Sarabun New" w:hAnsi="TH Sarabun New" w:cs="TH Sarabun New"/>
+          <w:b/>
+          <w:sz w:val="32"/>
+          <w:szCs w:val="32"/>
+          <w:bCs/>
+        </w:rPr>
+        <w:t>จับคู่ว่าคุณสมบัติไหนเป็นของวัตถุไหนไม่ได้</w:t>
+      </w:r>
+    </w:p>
+    <w:p>
+      <w:r>
+        <w:rPr>
+          <w:rFonts w:ascii="TH Sarabun New" w:hAnsi="TH Sarabun New" w:cs="TH Sarabun New"/>
+          <w:b w:val="0"/>
+          <w:sz w:val="32"/>
+          <w:szCs w:val="32"/>
+        </w:rPr>
+        <w:t>— เป็นงานที่อธิบายอาการที่พบในโครงงานนี้ได้ตรง คือ Cosmos อ่านป้าย NG/WAIT/GOOD ออกทุกป้าย</w:t>
+      </w:r>
+    </w:p>
+    <w:p>
+      <w:r>
+        <w:rPr>
+          <w:rFonts w:ascii="TH Sarabun New" w:hAnsi="TH Sarabun New" w:cs="TH Sarabun New"/>
+          <w:b w:val="0"/>
+          <w:sz w:val="32"/>
+          <w:szCs w:val="32"/>
+        </w:rPr>
+        <w:t>แต่จับคู่ป้ายเข้ากับลังผิดเมื่อลังสองใบอยู่ใกล้กัน 251 พิกเซล (ผิด 66%) ขณะที่ลังที่อยู่ห่าง</w:t>
+      </w:r>
+    </w:p>
+    <w:p>
+      <w:r>
+        <w:rPr>
+          <w:rFonts w:ascii="TH Sarabun New" w:hAnsi="TH Sarabun New" w:cs="TH Sarabun New"/>
+          <w:b w:val="0"/>
+          <w:sz w:val="32"/>
+          <w:szCs w:val="32"/>
+        </w:rPr>
+        <w:t>1,053 พิกเซลไม่เคยผิดเลย (หัวข้อ 5.5) ยืนยันว่าเป็น</w:t>
+      </w:r>
+      <w:r>
+        <w:rPr>
+          <w:rFonts w:ascii="TH Sarabun New" w:hAnsi="TH Sarabun New" w:cs="TH Sarabun New"/>
+          <w:b/>
+          <w:sz w:val="32"/>
+          <w:szCs w:val="32"/>
+          <w:bCs/>
+        </w:rPr>
+        <w:t>ข้อจำกัดเชิงโครงสร้างที่มีรายงานในงานวิจัย</w:t>
+      </w:r>
+    </w:p>
+    <w:p>
+      <w:r>
+        <w:rPr>
+          <w:rFonts w:ascii="TH Sarabun New" w:hAnsi="TH Sarabun New" w:cs="TH Sarabun New"/>
+          <w:b w:val="0"/>
+          <w:sz w:val="32"/>
+          <w:szCs w:val="32"/>
+        </w:rPr>
+        <w:t>ไม่ใช่ความผิดพลาดเฉพาะกรณีหรือปัญหาการอ่านป้าย จึงเป็นเหตุผลรองรับการแก้ด้วย ROI grounding</w:t>
+      </w:r>
+    </w:p>
+    <w:p>
+      <w:r>
+        <w:rPr>
+          <w:rFonts w:ascii="TH Sarabun New" w:hAnsi="TH Sarabun New" w:cs="TH Sarabun New"/>
+          <w:b w:val="0"/>
+          <w:sz w:val="32"/>
+          <w:szCs w:val="32"/>
+        </w:rPr>
+        <w:t>(ให้โค้ดกำหนดขอบเขต แล้วให้แบบจำลองตอบเฉพาะสิ่งที่อยู่ในกรอบ) แทนการปรับ prompt</w:t>
       </w:r>
     </w:p>
     <w:p/>

--- a/รายงาน_บทที่5_Line-Guard.docx
+++ b/รายงาน_บทที่5_Line-Guard.docx
@@ -7689,7 +7689,7 @@
                 <w:sz w:val="24"/>
                 <w:szCs w:val="24"/>
               </w:rPr>
-              <w:t>claude_gt.json</w:t>
+              <w:t>claude_gt_v4.json</w:t>
             </w:r>
             <w:r>
               <w:rPr>
@@ -7742,7 +7742,25 @@
                 <w:sz w:val="28"/>
                 <w:szCs w:val="28"/>
               </w:rPr>
-              <w:t>เฉลยรายเฟรม + ตัวเทียบ</w:t>
+              <w:t xml:space="preserve">เฉลยรายเฟรม + ตัวเทียบ (รุ่นก่อนหน้าอยู่ใน </w:t>
+            </w:r>
+            <w:r>
+              <w:rPr>
+                <w:rFonts w:ascii="Courier New" w:hAnsi="Courier New" w:cs="Courier New"/>
+                <w:b w:val="0"/>
+                <w:sz w:val="24"/>
+                <w:szCs w:val="24"/>
+              </w:rPr>
+              <w:t>_archive/</w:t>
+            </w:r>
+            <w:r>
+              <w:rPr>
+                <w:rFonts w:ascii="TH Sarabun New" w:hAnsi="TH Sarabun New" w:cs="TH Sarabun New"/>
+                <w:b w:val="0"/>
+                <w:sz w:val="28"/>
+                <w:szCs w:val="28"/>
+              </w:rPr>
+              <w:t>)</w:t>
             </w:r>
           </w:p>
         </w:tc>
@@ -8028,11 +8046,40 @@
             <w:r>
               <w:rPr>
                 <w:rFonts w:ascii="TH Sarabun New" w:hAnsi="TH Sarabun New" w:cs="TH Sarabun New"/>
+                <w:b/>
+                <w:sz w:val="28"/>
+                <w:szCs w:val="28"/>
+                <w:bCs/>
+              </w:rPr>
+              <w:t>NVIDIA Open Model License</w:t>
+            </w:r>
+            <w:r>
+              <w:rPr>
+                <w:rFonts w:ascii="TH Sarabun New" w:hAnsi="TH Sarabun New" w:cs="TH Sarabun New"/>
                 <w:b w:val="0"/>
                 <w:sz w:val="28"/>
                 <w:szCs w:val="28"/>
               </w:rPr>
-              <w:t>NVIDIA Open Model License</w:t>
+              <w:t xml:space="preserve"> และเพิ่มเติม </w:t>
+            </w:r>
+            <w:r>
+              <w:rPr>
+                <w:rFonts w:ascii="TH Sarabun New" w:hAnsi="TH Sarabun New" w:cs="TH Sarabun New"/>
+                <w:b/>
+                <w:sz w:val="28"/>
+                <w:szCs w:val="28"/>
+                <w:bCs/>
+              </w:rPr>
+              <w:t>Apache-2.0</w:t>
+            </w:r>
+            <w:r>
+              <w:rPr>
+                <w:rFonts w:ascii="TH Sarabun New" w:hAnsi="TH Sarabun New" w:cs="TH Sarabun New"/>
+                <w:b w:val="0"/>
+                <w:sz w:val="28"/>
+                <w:szCs w:val="28"/>
+              </w:rPr>
+              <w:t xml:space="preserve"> ✅</w:t>
             </w:r>
           </w:p>
         </w:tc>
@@ -8098,11 +8145,21 @@
             <w:r>
               <w:rPr>
                 <w:rFonts w:ascii="TH Sarabun New" w:hAnsi="TH Sarabun New" w:cs="TH Sarabun New"/>
+                <w:b/>
+                <w:sz w:val="28"/>
+                <w:szCs w:val="28"/>
+                <w:bCs/>
+              </w:rPr>
+              <w:t>Apache-2.0</w:t>
+            </w:r>
+            <w:r>
+              <w:rPr>
+                <w:rFonts w:ascii="TH Sarabun New" w:hAnsi="TH Sarabun New" w:cs="TH Sarabun New"/>
                 <w:b w:val="0"/>
                 <w:sz w:val="28"/>
                 <w:szCs w:val="28"/>
               </w:rPr>
-              <w:t>Apache-2.0</w:t>
+              <w:t xml:space="preserve"> ✅</w:t>
             </w:r>
           </w:p>
         </w:tc>
@@ -8138,7 +8195,7 @@
                 <w:sz w:val="28"/>
                 <w:szCs w:val="28"/>
               </w:rPr>
-              <w:t>PyTorch</w:t>
+              <w:t>super-image (EDSR ×4)</w:t>
             </w:r>
           </w:p>
         </w:tc>
@@ -8150,12 +8207,21 @@
             <w:r/>
             <w:r>
               <w:rPr>
-                <w:rFonts w:ascii="TH Sarabun New" w:hAnsi="TH Sarabun New" w:cs="TH Sarabun New"/>
+                <w:rFonts w:ascii="Courier New" w:hAnsi="Courier New" w:cs="Courier New"/>
                 <w:b w:val="0"/>
-                <w:sz w:val="28"/>
-                <w:szCs w:val="28"/>
-              </w:rPr>
-              <w:t>Meta / PyTorch Foundation</w:t>
+                <w:sz w:val="24"/>
+                <w:szCs w:val="24"/>
+              </w:rPr>
+              <w:t>eugenesiow/edsr-base</w:t>
+            </w:r>
+            <w:r>
+              <w:rPr>
+                <w:rFonts w:ascii="TH Sarabun New" w:hAnsi="TH Sarabun New" w:cs="TH Sarabun New"/>
+                <w:b w:val="0"/>
+                <w:sz w:val="28"/>
+                <w:szCs w:val="28"/>
+              </w:rPr>
+              <w:t xml:space="preserve"> (Hugging Face)</w:t>
             </w:r>
           </w:p>
         </w:tc>
@@ -8168,11 +8234,21 @@
             <w:r>
               <w:rPr>
                 <w:rFonts w:ascii="TH Sarabun New" w:hAnsi="TH Sarabun New" w:cs="TH Sarabun New"/>
+                <w:b/>
+                <w:sz w:val="28"/>
+                <w:szCs w:val="28"/>
+                <w:bCs/>
+              </w:rPr>
+              <w:t>Apache-2.0</w:t>
+            </w:r>
+            <w:r>
+              <w:rPr>
+                <w:rFonts w:ascii="TH Sarabun New" w:hAnsi="TH Sarabun New" w:cs="TH Sarabun New"/>
                 <w:b w:val="0"/>
                 <w:sz w:val="28"/>
                 <w:szCs w:val="28"/>
               </w:rPr>
-              <w:t>BSD-3</w:t>
+              <w:t xml:space="preserve"> ✅</w:t>
             </w:r>
           </w:p>
         </w:tc>
@@ -8189,7 +8265,7 @@
                 <w:sz w:val="28"/>
                 <w:szCs w:val="28"/>
               </w:rPr>
-              <w:t>ผ่าน vLLM</w:t>
+              <w:t>เรียกใช้โมเดลที่เทรนมาแล้ว ไม่ได้เทรนเอง</w:t>
             </w:r>
           </w:p>
         </w:tc>
@@ -8208,7 +8284,7 @@
                 <w:sz w:val="28"/>
                 <w:szCs w:val="28"/>
               </w:rPr>
-              <w:t>super-image (EDSR-4x)</w:t>
+              <w:t>PyTorch</w:t>
             </w:r>
           </w:p>
         </w:tc>
@@ -8225,7 +8301,7 @@
                 <w:sz w:val="28"/>
                 <w:szCs w:val="28"/>
               </w:rPr>
-              <w:t>eugenesiow (Hugging Face)</w:t>
+              <w:t>Meta / PyTorch Foundation</w:t>
             </w:r>
           </w:p>
         </w:tc>
@@ -8242,7 +8318,7 @@
                 <w:sz w:val="28"/>
                 <w:szCs w:val="28"/>
               </w:rPr>
-              <w:t>Apache-2.0</w:t>
+              <w:t>BSD-3-Clause</w:t>
             </w:r>
           </w:p>
         </w:tc>
@@ -8259,7 +8335,7 @@
                 <w:sz w:val="28"/>
                 <w:szCs w:val="28"/>
               </w:rPr>
-              <w:t>เรียกใช้โมเดลที่เทรนมาแล้ว</w:t>
+              <w:t>ผ่าน vLLM</w:t>
             </w:r>
           </w:p>
         </w:tc>
@@ -8312,7 +8388,7 @@
                 <w:sz w:val="28"/>
                 <w:szCs w:val="28"/>
               </w:rPr>
-              <w:t>PIL / Apache-2.0</w:t>
+              <w:t>MIT-CMU (Pillow) / Apache-2.0 (requests)</w:t>
             </w:r>
           </w:p>
         </w:tc>
@@ -8382,7 +8458,7 @@
                 <w:sz w:val="28"/>
                 <w:szCs w:val="28"/>
               </w:rPr>
-              <w:t>เชิงพาณิชย์ (API)</w:t>
+              <w:t>บริการเชิงพาณิชย์ (API)</w:t>
             </w:r>
           </w:p>
         </w:tc>
@@ -8405,6 +8481,89 @@
         </w:tc>
       </w:tr>
     </w:tbl>
+    <w:p/>
+    <w:p>
+      <w:pPr>
+        <w:ind w:left="504"/>
+      </w:pPr>
+      <w:r>
+        <w:rPr>
+          <w:rFonts w:ascii="TH Sarabun New" w:hAnsi="TH Sarabun New" w:cs="TH Sarabun New"/>
+          <w:b w:val="0"/>
+          <w:i/>
+          <w:sz w:val="30"/>
+          <w:szCs w:val="30"/>
+        </w:rPr>
+        <w:t>✅ = เปิดหน้าต้นทางตรวจยืนยันแล้วเมื่อ 17 กรกฎาคม 2569 (ดูบรรณานุกรม [1], [5], [7])</w:t>
+      </w:r>
+    </w:p>
+    <w:p>
+      <w:pPr>
+        <w:ind w:left="504"/>
+      </w:pPr>
+      <w:r>
+        <w:rPr>
+          <w:rFonts w:ascii="TH Sarabun New" w:hAnsi="TH Sarabun New" w:cs="TH Sarabun New"/>
+          <w:b w:val="0"/>
+          <w:i/>
+          <w:sz w:val="30"/>
+          <w:szCs w:val="30"/>
+        </w:rPr>
+        <w:t>รายการที่ไม่มีเครื่องหมายเป็นไลบรารีพื้นฐานที่สัญญาอนุญาตเป็นที่ทราบทั่วไปและไม่ได้แจกจ่ายซ้ำ</w:t>
+      </w:r>
+    </w:p>
+    <w:p>
+      <w:r>
+        <w:rPr>
+          <w:rFonts w:ascii="TH Sarabun New" w:hAnsi="TH Sarabun New" w:cs="TH Sarabun New"/>
+          <w:b w:val="0"/>
+          <w:sz w:val="32"/>
+          <w:szCs w:val="32"/>
+        </w:rPr>
+        <w:t>&gt;</w:t>
+      </w:r>
+    </w:p>
+    <w:p>
+      <w:pPr>
+        <w:ind w:left="504"/>
+      </w:pPr>
+      <w:r>
+        <w:rPr>
+          <w:rFonts w:ascii="TH Sarabun New" w:hAnsi="TH Sarabun New" w:cs="TH Sarabun New"/>
+          <w:b/>
+          <w:i/>
+          <w:sz w:val="30"/>
+          <w:szCs w:val="30"/>
+          <w:bCs/>
+        </w:rPr>
+        <w:t>ข้อควรทราบ:</w:t>
+      </w:r>
+      <w:r>
+        <w:rPr>
+          <w:rFonts w:ascii="TH Sarabun New" w:hAnsi="TH Sarabun New" w:cs="TH Sarabun New"/>
+          <w:b w:val="0"/>
+          <w:i/>
+          <w:sz w:val="30"/>
+          <w:szCs w:val="30"/>
+        </w:rPr>
+        <w:t xml:space="preserve"> Cosmos-Reason2-8B ใช้สัญญาอนุญาตแบบคู่ ฉบับร่างก่อนหน้าระบุเพียง</w:t>
+      </w:r>
+    </w:p>
+    <w:p>
+      <w:pPr>
+        <w:ind w:left="504"/>
+      </w:pPr>
+      <w:r>
+        <w:rPr>
+          <w:rFonts w:ascii="TH Sarabun New" w:hAnsi="TH Sarabun New" w:cs="TH Sarabun New"/>
+          <w:b w:val="0"/>
+          <w:i/>
+          <w:sz w:val="30"/>
+          <w:szCs w:val="30"/>
+        </w:rPr>
+        <w:t>"NVIDIA Open Model License" ซึ่งไม่ครบ — แก้ไขหลังเปิด model card ตรวจจริง</w:t>
+      </w:r>
+    </w:p>
     <w:p/>
     <w:p>
       <w:pPr>
@@ -18213,7 +18372,18 @@
           <w:sz w:val="32"/>
           <w:szCs w:val="32"/>
         </w:rPr>
-        <w:t>— โมเดลที่นำมาเปรียบเทียบในหัวข้อ 5.5 (ตรวจ near-miss ไม่ได้)</w:t>
+        <w:t>— โมเดลที่นำมาเปรียบเทียบตอนเลือกโมเดลในหัวข้อ 5.2 (ตรวจพบ 62% · ไม่พบ near-miss</w:t>
+      </w:r>
+    </w:p>
+    <w:p>
+      <w:r>
+        <w:rPr>
+          <w:rFonts w:ascii="TH Sarabun New" w:hAnsi="TH Sarabun New" w:cs="TH Sarabun New"/>
+          <w:b w:val="0"/>
+          <w:sz w:val="32"/>
+          <w:szCs w:val="32"/>
+        </w:rPr>
+        <w:t>ขณะที่ Cosmos ตรวจพบ 75% · พบ near-miss ซึ่งเป็นจุดชี้ขาดในการเลือก)</w:t>
       </w:r>
     </w:p>
     <w:p/>

--- a/รายงาน_บทที่5_Line-Guard.docx
+++ b/รายงาน_บทที่5_Line-Guard.docx
@@ -8755,57 +8755,217 @@
           <w:sz w:val="32"/>
           <w:szCs w:val="32"/>
         </w:rPr>
-        <w:t xml:space="preserve"> เก็บเป็นไฟล์ </w:t>
+        <w:t xml:space="preserve"> ผลคือตัวเลขความแม่นยำ</w:t>
+      </w:r>
+    </w:p>
+    <w:p>
+      <w:r>
+        <w:rPr>
+          <w:rFonts w:ascii="TH Sarabun New" w:hAnsi="TH Sarabun New" w:cs="TH Sarabun New"/>
+          <w:b/>
+          <w:sz w:val="32"/>
+          <w:szCs w:val="32"/>
+          <w:bCs/>
+        </w:rPr>
+        <w:t>ลดลงจากที่วัดด้วยเฉลยชุดแรก</w:t>
+      </w:r>
+      <w:r>
+        <w:rPr>
+          <w:rFonts w:ascii="TH Sarabun New" w:hAnsi="TH Sarabun New" w:cs="TH Sarabun New"/>
+          <w:b w:val="0"/>
+          <w:sz w:val="32"/>
+          <w:szCs w:val="32"/>
+        </w:rPr>
+        <w:t xml:space="preserve"> ซึ่งเป็นตัวเลขที่ถูกต้องกว่า — การวัดที่หลวมทำให้ระบบดูดีเกินจริง</w:t>
+      </w:r>
+    </w:p>
+    <w:p/>
+    <w:p>
+      <w:pPr>
+        <w:ind w:left="504"/>
+      </w:pPr>
+      <w:r>
+        <w:rPr>
+          <w:rFonts w:ascii="TH Sarabun New" w:hAnsi="TH Sarabun New" w:cs="TH Sarabun New"/>
+          <w:b/>
+          <w:i/>
+          <w:sz w:val="30"/>
+          <w:szCs w:val="30"/>
+          <w:bCs/>
+        </w:rPr>
+        <w:t>แต่เรื่องยังไม่จบเพียงเท่านี้</w:t>
+      </w:r>
+      <w:r>
+        <w:rPr>
+          <w:rFonts w:ascii="TH Sarabun New" w:hAnsi="TH Sarabun New" w:cs="TH Sarabun New"/>
+          <w:b w:val="0"/>
+          <w:i/>
+          <w:sz w:val="30"/>
+          <w:szCs w:val="30"/>
+        </w:rPr>
+        <w:t xml:space="preserve"> — เฉลยชุดที่สองนี้ (</w:t>
       </w:r>
       <w:r>
         <w:rPr>
           <w:rFonts w:ascii="Courier New" w:hAnsi="Courier New" w:cs="Courier New"/>
           <w:b w:val="0"/>
-          <w:sz w:val="28"/>
-          <w:szCs w:val="28"/>
+          <w:i/>
+          <w:sz w:val="26"/>
+          <w:szCs w:val="26"/>
         </w:rPr>
         <w:t>claude_gt.json</w:t>
+      </w:r>
+      <w:r>
+        <w:rPr>
+          <w:rFonts w:ascii="TH Sarabun New" w:hAnsi="TH Sarabun New" w:cs="TH Sarabun New"/>
+          <w:b w:val="0"/>
+          <w:i/>
+          <w:sz w:val="30"/>
+          <w:szCs w:val="30"/>
+        </w:rPr>
+        <w:t xml:space="preserve">) </w:t>
+      </w:r>
+      <w:r>
+        <w:rPr>
+          <w:rFonts w:ascii="TH Sarabun New" w:hAnsi="TH Sarabun New" w:cs="TH Sarabun New"/>
+          <w:b/>
+          <w:i/>
+          <w:sz w:val="30"/>
+          <w:szCs w:val="30"/>
+          <w:bCs/>
+        </w:rPr>
+        <w:t>ภายหลังพบว่ายังผิดอีก 32 จุด</w:t>
       </w:r>
     </w:p>
     <w:p>
+      <w:pPr>
+        <w:ind w:left="504"/>
+      </w:pPr>
       <w:r>
         <w:rPr>
           <w:rFonts w:ascii="TH Sarabun New" w:hAnsi="TH Sarabun New" w:cs="TH Sarabun New"/>
           <w:b w:val="0"/>
-          <w:sz w:val="32"/>
-          <w:szCs w:val="32"/>
-        </w:rPr>
-        <w:t xml:space="preserve">ผลคือตัวเลขความแม่นยำ </w:t>
+          <w:i/>
+          <w:sz w:val="30"/>
+          <w:szCs w:val="30"/>
+        </w:rPr>
+        <w:t xml:space="preserve">และถูกแก้ต่ออีกสองรอบจนเป็น </w:t>
       </w:r>
       <w:r>
         <w:rPr>
           <w:rFonts w:ascii="TH Sarabun New" w:hAnsi="TH Sarabun New" w:cs="TH Sarabun New"/>
           <w:b/>
-          <w:sz w:val="32"/>
-          <w:szCs w:val="32"/>
+          <w:i/>
+          <w:sz w:val="30"/>
+          <w:szCs w:val="30"/>
           <w:bCs/>
         </w:rPr>
-        <w:t>ลดลงจากที่วัดด้วยเฉลยชุดแรก</w:t>
-      </w:r>
-      <w:r>
-        <w:rPr>
-          <w:rFonts w:ascii="TH Sarabun New" w:hAnsi="TH Sarabun New" w:cs="TH Sarabun New"/>
-          <w:b w:val="0"/>
-          <w:sz w:val="32"/>
-          <w:szCs w:val="32"/>
-        </w:rPr>
-        <w:t xml:space="preserve"> ซึ่งเป็นตัวเลขที่ถูกต้องกว่า —</w:t>
+        <w:t>`claude_gt_v4.json` ซึ่งเป็นเฉลยที่ใช้จริงในรายงานฉบับนี้</w:t>
       </w:r>
     </w:p>
     <w:p>
+      <w:pPr>
+        <w:ind w:left="504"/>
+      </w:pPr>
       <w:r>
         <w:rPr>
           <w:rFonts w:ascii="TH Sarabun New" w:hAnsi="TH Sarabun New" w:cs="TH Sarabun New"/>
           <w:b w:val="0"/>
-          <w:sz w:val="32"/>
-          <w:szCs w:val="32"/>
-        </w:rPr>
-        <w:t>การวัดที่หลวมทำให้ระบบดูดีเกินจริง</w:t>
+          <w:i/>
+          <w:sz w:val="30"/>
+          <w:szCs w:val="30"/>
+        </w:rPr>
+        <w:t xml:space="preserve">เหตุผลของแต่ละรอบอยู่ในหัวข้อ 5.5 และ </w:t>
+      </w:r>
+      <w:r>
+        <w:rPr>
+          <w:rFonts w:ascii="Courier New" w:hAnsi="Courier New" w:cs="Courier New"/>
+          <w:b w:val="0"/>
+          <w:i/>
+          <w:sz w:val="26"/>
+          <w:szCs w:val="26"/>
+        </w:rPr>
+        <w:t>MEASUREMENTS.md</w:t>
+      </w:r>
+      <w:r>
+        <w:rPr>
+          <w:rFonts w:ascii="TH Sarabun New" w:hAnsi="TH Sarabun New" w:cs="TH Sarabun New"/>
+          <w:b w:val="0"/>
+          <w:i/>
+          <w:sz w:val="30"/>
+          <w:szCs w:val="30"/>
+        </w:rPr>
+        <w:t xml:space="preserve"> §2.7</w:t>
+      </w:r>
+    </w:p>
+    <w:p>
+      <w:pPr>
+        <w:ind w:left="504"/>
+      </w:pPr>
+      <w:r>
+        <w:rPr>
+          <w:rFonts w:ascii="TH Sarabun New" w:hAnsi="TH Sarabun New" w:cs="TH Sarabun New"/>
+          <w:b w:val="0"/>
+          <w:i/>
+          <w:sz w:val="30"/>
+          <w:szCs w:val="30"/>
+        </w:rPr>
+        <w:t xml:space="preserve">ตัวเลขความแม่นยำทุกตัวในรายงานนี้มาจาก </w:t>
+      </w:r>
+      <w:r>
+        <w:rPr>
+          <w:rFonts w:ascii="Courier New" w:hAnsi="Courier New" w:cs="Courier New"/>
+          <w:b w:val="0"/>
+          <w:i/>
+          <w:sz w:val="26"/>
+          <w:szCs w:val="26"/>
+        </w:rPr>
+        <w:t>claude_gt_v4.json</w:t>
+      </w:r>
+      <w:r>
+        <w:rPr>
+          <w:rFonts w:ascii="TH Sarabun New" w:hAnsi="TH Sarabun New" w:cs="TH Sarabun New"/>
+          <w:b w:val="0"/>
+          <w:i/>
+          <w:sz w:val="30"/>
+          <w:szCs w:val="30"/>
+        </w:rPr>
+        <w:t xml:space="preserve"> เท่านั้น</w:t>
+      </w:r>
+    </w:p>
+    <w:p>
+      <w:pPr>
+        <w:ind w:left="504"/>
+      </w:pPr>
+      <w:r>
+        <w:rPr>
+          <w:rFonts w:ascii="TH Sarabun New" w:hAnsi="TH Sarabun New" w:cs="TH Sarabun New"/>
+          <w:b w:val="0"/>
+          <w:i/>
+          <w:sz w:val="30"/>
+          <w:szCs w:val="30"/>
+        </w:rPr>
+        <w:t xml:space="preserve">ส่วนรุ่นก่อนหน้าเก็บไว้ใน </w:t>
+      </w:r>
+      <w:r>
+        <w:rPr>
+          <w:rFonts w:ascii="Courier New" w:hAnsi="Courier New" w:cs="Courier New"/>
+          <w:b w:val="0"/>
+          <w:i/>
+          <w:sz w:val="26"/>
+          <w:szCs w:val="26"/>
+        </w:rPr>
+        <w:t>_archive/ground_truth/</w:t>
+      </w:r>
+      <w:r>
+        <w:rPr>
+          <w:rFonts w:ascii="TH Sarabun New" w:hAnsi="TH Sarabun New" w:cs="TH Sarabun New"/>
+          <w:b w:val="0"/>
+          <w:i/>
+          <w:sz w:val="30"/>
+          <w:szCs w:val="30"/>
+        </w:rPr>
+        <w:t xml:space="preserve"> เพื่อให้ตรวจย้อนได้ว่าแก้อะไรไปบ้าง</w:t>
       </w:r>
     </w:p>
     <w:p/>

--- a/รายงาน_บทที่5_Line-Guard.docx
+++ b/รายงาน_บทที่5_Line-Guard.docx
@@ -1284,6 +1284,132 @@
           <w:bCs/>
         </w:rPr>
         <w:t>5.2 ทฤษฎี หลักการ และเทคนิคที่ใช้</w:t>
+      </w:r>
+    </w:p>
+    <w:p/>
+    <w:p>
+      <w:r>
+        <w:rPr>
+          <w:rFonts w:ascii="TH Sarabun New" w:hAnsi="TH Sarabun New" w:cs="TH Sarabun New"/>
+          <w:b w:val="0"/>
+          <w:sz w:val="32"/>
+          <w:szCs w:val="32"/>
+        </w:rPr>
+        <w:t>ก่อนลงรายละเอียดของแต่ละเทคนิค รูปที่ 1 แสดงภาพรวมของระบบทั้งหมด</w:t>
+      </w:r>
+    </w:p>
+    <w:p>
+      <w:r>
+        <w:rPr>
+          <w:rFonts w:ascii="TH Sarabun New" w:hAnsi="TH Sarabun New" w:cs="TH Sarabun New"/>
+          <w:b w:val="0"/>
+          <w:sz w:val="32"/>
+          <w:szCs w:val="32"/>
+        </w:rPr>
+        <w:t>เพื่อให้เห็นว่าเทคนิคแต่ละอย่างที่อธิบายในหัวข้อนี้ไปอยู่ตรงไหนของการไหลของข้อมูล</w:t>
+      </w:r>
+    </w:p>
+    <w:p/>
+    <w:p>
+      <w:pPr>
+        <w:jc w:val="center"/>
+      </w:pPr>
+      <w:r>
+        <w:drawing>
+          <wp:inline xmlns:a="http://schemas.openxmlformats.org/drawingml/2006/main" xmlns:pic="http://schemas.openxmlformats.org/drawingml/2006/picture">
+            <wp:extent cx="5760720" cy="2844355"/>
+            <wp:docPr id="1" name="Picture 1"/>
+            <wp:cNvGraphicFramePr>
+              <a:graphicFrameLocks noChangeAspect="1"/>
+            </wp:cNvGraphicFramePr>
+            <a:graphic>
+              <a:graphicData uri="http://schemas.openxmlformats.org/drawingml/2006/picture">
+                <pic:pic>
+                  <pic:nvPicPr>
+                    <pic:cNvPr id="0" name="figure1_overview_th.png"/>
+                    <pic:cNvPicPr/>
+                  </pic:nvPicPr>
+                  <pic:blipFill>
+                    <a:blip r:embed="rId10"/>
+                    <a:stretch>
+                      <a:fillRect/>
+                    </a:stretch>
+                  </pic:blipFill>
+                  <pic:spPr>
+                    <a:xfrm>
+                      <a:off x="0" y="0"/>
+                      <a:ext cx="5760720" cy="2844355"/>
+                    </a:xfrm>
+                    <a:prstGeom prst="rect"/>
+                  </pic:spPr>
+                </pic:pic>
+              </a:graphicData>
+            </a:graphic>
+          </wp:inline>
+        </w:drawing>
+      </w:r>
+    </w:p>
+    <w:p/>
+    <w:p>
+      <w:r>
+        <w:rPr>
+          <w:rFonts w:ascii="TH Sarabun New" w:hAnsi="TH Sarabun New" w:cs="TH Sarabun New"/>
+          <w:b/>
+          <w:sz w:val="32"/>
+          <w:szCs w:val="32"/>
+          <w:bCs/>
+        </w:rPr>
+        <w:t>รูปที่ 1</w:t>
+      </w:r>
+      <w:r>
+        <w:rPr>
+          <w:rFonts w:ascii="TH Sarabun New" w:hAnsi="TH Sarabun New" w:cs="TH Sarabun New"/>
+          <w:b w:val="0"/>
+          <w:sz w:val="32"/>
+          <w:szCs w:val="32"/>
+        </w:rPr>
+        <w:t xml:space="preserve"> ภาพรวมสถาปัตยกรรม แสดงการไหลของข้อมูลตั้งแต่วิดีโอเข้าจนถึงหน้าจอ</w:t>
+      </w:r>
+    </w:p>
+    <w:p>
+      <w:r>
+        <w:rPr>
+          <w:rFonts w:ascii="TH Sarabun New" w:hAnsi="TH Sarabun New" w:cs="TH Sarabun New"/>
+          <w:b w:val="0"/>
+          <w:sz w:val="32"/>
+          <w:szCs w:val="32"/>
+        </w:rPr>
+        <w:t xml:space="preserve">ชั้นที่ใช้การ์ดจอมีเพียงชั้นเดียวคือ </w:t>
+      </w:r>
+      <w:r>
+        <w:rPr>
+          <w:rFonts w:ascii="TH Sarabun New" w:hAnsi="TH Sarabun New" w:cs="TH Sarabun New"/>
+          <w:b/>
+          <w:sz w:val="32"/>
+          <w:szCs w:val="32"/>
+          <w:bCs/>
+        </w:rPr>
+        <w:t>L2 (มองเห็น)</w:t>
+      </w:r>
+      <w:r>
+        <w:rPr>
+          <w:rFonts w:ascii="TH Sarabun New" w:hAnsi="TH Sarabun New" w:cs="TH Sarabun New"/>
+          <w:b w:val="0"/>
+          <w:sz w:val="32"/>
+          <w:szCs w:val="32"/>
+        </w:rPr>
+        <w:t xml:space="preserve"> ซึ่งเป็นชั้นที่หัวข้อ 5.2.2 และ 5.2.3 อธิบายต่อ</w:t>
+      </w:r>
+    </w:p>
+    <w:p>
+      <w:r>
+        <w:rPr>
+          <w:rFonts w:ascii="TH Sarabun New" w:hAnsi="TH Sarabun New" w:cs="TH Sarabun New"/>
+          <w:b w:val="0"/>
+          <w:sz w:val="32"/>
+          <w:szCs w:val="32"/>
+        </w:rPr>
+        <w:t>ส่วนหน้าที่ของแต่ละชั้นโดยละเอียดอยู่ในหัวข้อ 5.4.1</w:t>
       </w:r>
     </w:p>
     <w:p/>
@@ -1835,7 +1961,7 @@
         <w:drawing>
           <wp:inline xmlns:a="http://schemas.openxmlformats.org/drawingml/2006/main" xmlns:pic="http://schemas.openxmlformats.org/drawingml/2006/picture">
             <wp:extent cx="5760720" cy="3240405"/>
-            <wp:docPr id="1" name="Picture 1"/>
+            <wp:docPr id="2" name="Picture 2"/>
             <wp:cNvGraphicFramePr>
               <a:graphicFrameLocks noChangeAspect="1"/>
             </wp:cNvGraphicFramePr>
@@ -1847,7 +1973,7 @@
                     <pic:cNvPicPr/>
                   </pic:nvPicPr>
                   <pic:blipFill>
-                    <a:blip r:embed="rId10"/>
+                    <a:blip r:embed="rId11"/>
                     <a:stretch>
                       <a:fillRect/>
                     </a:stretch>
@@ -4264,46 +4390,15 @@
     </w:p>
     <w:p/>
     <w:p>
-      <w:pPr>
-        <w:jc w:val="center"/>
-      </w:pPr>
-      <w:r>
-        <w:drawing>
-          <wp:inline xmlns:a="http://schemas.openxmlformats.org/drawingml/2006/main" xmlns:pic="http://schemas.openxmlformats.org/drawingml/2006/picture">
-            <wp:extent cx="5760720" cy="2844355"/>
-            <wp:docPr id="2" name="Picture 2"/>
-            <wp:cNvGraphicFramePr>
-              <a:graphicFrameLocks noChangeAspect="1"/>
-            </wp:cNvGraphicFramePr>
-            <a:graphic>
-              <a:graphicData uri="http://schemas.openxmlformats.org/drawingml/2006/picture">
-                <pic:pic>
-                  <pic:nvPicPr>
-                    <pic:cNvPr id="0" name="figure1_overview_th.png"/>
-                    <pic:cNvPicPr/>
-                  </pic:nvPicPr>
-                  <pic:blipFill>
-                    <a:blip r:embed="rId11"/>
-                    <a:stretch>
-                      <a:fillRect/>
-                    </a:stretch>
-                  </pic:blipFill>
-                  <pic:spPr>
-                    <a:xfrm>
-                      <a:off x="0" y="0"/>
-                      <a:ext cx="5760720" cy="2844355"/>
-                    </a:xfrm>
-                    <a:prstGeom prst="rect"/>
-                  </pic:spPr>
-                </pic:pic>
-              </a:graphicData>
-            </a:graphic>
-          </wp:inline>
-        </w:drawing>
-      </w:r>
-    </w:p>
-    <w:p/>
-    <w:p>
+      <w:r>
+        <w:rPr>
+          <w:rFonts w:ascii="TH Sarabun New" w:hAnsi="TH Sarabun New" w:cs="TH Sarabun New"/>
+          <w:b w:val="0"/>
+          <w:sz w:val="32"/>
+          <w:szCs w:val="32"/>
+        </w:rPr>
+        <w:t xml:space="preserve">โครงสร้างโดยรวมเป็นไปตาม </w:t>
+      </w:r>
       <w:r>
         <w:rPr>
           <w:rFonts w:ascii="TH Sarabun New" w:hAnsi="TH Sarabun New" w:cs="TH Sarabun New"/>
@@ -4321,7 +4416,7 @@
           <w:sz w:val="32"/>
           <w:szCs w:val="32"/>
         </w:rPr>
-        <w:t xml:space="preserve"> ภาพรวมสถาปัตยกรรม แสดงการไหลของข้อมูลตั้งแต่วิดีโอเข้าจนถึงหน้าจอ</w:t>
+        <w:t xml:space="preserve"> (หัวข้อ 5.2) หัวข้อนี้อธิบายหน้าที่ของแต่ละชั้นโดยละเอียด</w:t>
       </w:r>
     </w:p>
     <w:p/>

--- a/รายงาน_บทที่5_Line-Guard.docx
+++ b/รายงาน_บทที่5_Line-Guard.docx
@@ -403,7 +403,7 @@
           <w:sz w:val="32"/>
           <w:szCs w:val="32"/>
         </w:rPr>
-        <w:t>โดยไม่ต้องเทรนโมเดลใหม่กับกล้องแต่ละตัว</w:t>
+        <w:t>โดยไม่ต้องเทรนแบบจำลองใหม่กับกล้องแต่ละตัว</w:t>
       </w:r>
     </w:p>
     <w:p/>
@@ -487,7 +487,7 @@
           <w:sz w:val="32"/>
           <w:szCs w:val="32"/>
         </w:rPr>
-        <w:t xml:space="preserve"> (ไฟล์ย่อ 720p ใช้เฉพาะเล่นบนหน้าเว็บ ส่วนเฟรมที่ส่งให้โมเดลใช้ 1080p ทั้งหมด)</w:t>
+        <w:t xml:space="preserve"> (ไฟล์ย่อ 720p ใช้เฉพาะเล่นบนหน้าเว็บ ส่วนเฟรมที่ส่งให้แบบจำลองใช้ 1080p ทั้งหมด)</w:t>
       </w:r>
     </w:p>
     <w:p>
@@ -1145,7 +1145,7 @@
           <w:szCs w:val="32"/>
           <w:bCs/>
         </w:rPr>
-        <w:t>โมเดลผลิตเส้นเวลานั้นขึ้นมาเองจากวิดีโอจริง</w:t>
+        <w:t>แบบจำลองผลิตเส้นเวลานั้นขึ้นมาเองจากวิดีโอจริง</w:t>
       </w:r>
     </w:p>
     <w:p/>
@@ -1173,7 +1173,7 @@
           <w:szCs w:val="32"/>
           <w:bCs/>
         </w:rPr>
-        <w:t>เส้นเวลาเหตุการณ์ที่โมเดลสร้างเอง</w:t>
+        <w:t>เส้นเวลาเหตุการณ์ที่แบบจำลองสร้างขึ้นเองจากวิดีโอ</w:t>
       </w:r>
       <w:r>
         <w:rPr>
@@ -1182,36 +1182,18 @@
           <w:sz w:val="32"/>
           <w:szCs w:val="32"/>
         </w:rPr>
-        <w:t xml:space="preserve"> (</w:t>
-      </w:r>
-      <w:r>
-        <w:rPr>
-          <w:rFonts w:ascii="Courier New" w:hAnsi="Courier New" w:cs="Courier New"/>
+        <w:t xml:space="preserve"> — แทนที่ข้อมูลจำลองที่เคยเขียนด้วยมือได้ทั้งหมด</w:t>
+      </w:r>
+    </w:p>
+    <w:p>
+      <w:r>
+        <w:rPr>
+          <w:rFonts w:ascii="TH Sarabun New" w:hAnsi="TH Sarabun New" w:cs="TH Sarabun New"/>
           <w:b w:val="0"/>
-          <w:sz w:val="28"/>
-          <w:szCs w:val="28"/>
-        </w:rPr>
-        <w:t>cam_a05_timeline.json</w:t>
-      </w:r>
-      <w:r>
-        <w:rPr>
-          <w:rFonts w:ascii="TH Sarabun New" w:hAnsi="TH Sarabun New" w:cs="TH Sarabun New"/>
-          <w:b w:val="0"/>
-          <w:sz w:val="32"/>
-          <w:szCs w:val="32"/>
-        </w:rPr>
-        <w:t>) — แทนที่ข้อมูลจำลองเดิมได้ทั้งหมด</w:t>
-      </w:r>
-    </w:p>
-    <w:p>
-      <w:r>
-        <w:rPr>
-          <w:rFonts w:ascii="TH Sarabun New" w:hAnsi="TH Sarabun New" w:cs="TH Sarabun New"/>
-          <w:b w:val="0"/>
-          <w:sz w:val="32"/>
-          <w:szCs w:val="32"/>
-        </w:rPr>
-        <w:t>โดยใช้ schema เดียวกับของเดิม ทำให้ระบบส่วนหน้าไม่ต้องแก้อะไรเลย</w:t>
+          <w:sz w:val="32"/>
+          <w:szCs w:val="32"/>
+        </w:rPr>
+        <w:t>โดยยังใช้โครงสร้างข้อมูลแบบเดียวกับของเดิม ทำให้ระบบส่วนหน้าไม่ต้องแก้อะไรเลยแม้แต่บรรทัดเดียว</w:t>
       </w:r>
     </w:p>
     <w:p>
@@ -1235,7 +1217,7 @@
           <w:sz w:val="32"/>
           <w:szCs w:val="32"/>
         </w:rPr>
-        <w:t xml:space="preserve"> — วิดีโอเล่นอยู่ฝั่งซ้าย คำเตือนเด้งขึ้นฝั่งขวาตามวินาทีที่โมเดลตรวจพบ</w:t>
+        <w:t xml:space="preserve"> — วิดีโอเล่นอยู่ฝั่งซ้าย คำเตือนแสดงขึ้นฝั่งขวาตรงตามวินาทีที่แบบจำลองตรวจพบ</w:t>
       </w:r>
     </w:p>
     <w:p>
@@ -1246,7 +1228,7 @@
           <w:sz w:val="32"/>
           <w:szCs w:val="32"/>
         </w:rPr>
-        <w:t>โดยคำเตือนมาจากโมเดลที่กำลังคิดอยู่ ณ ขณะนั้น ไม่ได้อ่านจากไฟล์</w:t>
+        <w:t>โดยคำเตือนมาจากแบบจำลองที่กำลังคิดอยู่ ณ ขณะนั้น ไม่ได้อ่านจากไฟล์</w:t>
       </w:r>
     </w:p>
     <w:p>
@@ -1497,7 +1479,7 @@
           <w:sz w:val="32"/>
           <w:szCs w:val="32"/>
         </w:rPr>
-        <w:t xml:space="preserve"> ซึ่งเป็นโมเดลที่รับได้ทั้งภาพและข้อความ</w:t>
+        <w:t xml:space="preserve"> ซึ่งเป็นแบบจำลองที่รับได้ทั้งภาพและข้อความ</w:t>
       </w:r>
     </w:p>
     <w:p>
@@ -1519,7 +1501,7 @@
           <w:sz w:val="32"/>
           <w:szCs w:val="32"/>
         </w:rPr>
-        <w:t>ไม่ต้องเทรนใหม่** เช่น ถ้าโรงงานเพิ่มกฎ "ต้องสวมแว่นนิรภัย" ก็เพิ่มบรรทัดใน prompt</w:t>
+        <w:t>ไม่ต้องเทรนใหม่** เช่น ถ้าโรงงานเพิ่มกฎ "ต้องสวมแว่นนิรภัย" ก็เพิ่มเพียงหนึ่งบรรทัดในคำสั่ง</w:t>
       </w:r>
     </w:p>
     <w:p>
@@ -1542,7 +1524,7 @@
           <w:sz w:val="32"/>
           <w:szCs w:val="32"/>
         </w:rPr>
-        <w:t xml:space="preserve">โมเดลที่เลือกคือ </w:t>
+        <w:t xml:space="preserve">แบบจำลองที่เลือกคือ </w:t>
       </w:r>
       <w:r>
         <w:rPr>
@@ -1583,7 +1565,7 @@
           <w:sz w:val="32"/>
           <w:szCs w:val="32"/>
         </w:rPr>
-        <w:t>ตอนเลือกโมเดลได้ทดลองเทียบกับ Qwen3-VL-8B บนวิดีโอเดียวกันและวิธีเดียวกัน ผลเป็นดังนี้</w:t>
+        <w:t>ตอนเลือกแบบจำลองได้ทดลองเทียบกับ Qwen3-VL-8B บนวิดีโอเดียวกันและวิธีเดียวกัน ผลเป็นดังนี้</w:t>
       </w:r>
     </w:p>
     <w:p/>
@@ -1617,7 +1599,7 @@
                 <w:sz w:val="28"/>
                 <w:szCs w:val="28"/>
               </w:rPr>
-              <w:t>โมเดล</w:t>
+              <w:t>แบบจำลอง</w:t>
             </w:r>
           </w:p>
         </w:tc>
@@ -1903,7 +1885,7 @@
           <w:szCs w:val="30"/>
           <w:bCs/>
         </w:rPr>
-        <w:t>การตัดสินใจเลือกโมเดล</w:t>
+        <w:t>การตัดสินใจเลือกแบบจำลอง</w:t>
       </w:r>
       <w:r>
         <w:rPr>
@@ -1926,7 +1908,7 @@
           <w:szCs w:val="34"/>
           <w:bCs/>
         </w:rPr>
-        <w:t>5.2.2 โมเดลมองภาพเป็นอะไร</w:t>
+        <w:t>5.2.2 แบบจำลองมองภาพเป็นอะไร</w:t>
       </w:r>
     </w:p>
     <w:p/>
@@ -2075,7 +2057,7 @@
           <w:sz w:val="32"/>
           <w:szCs w:val="32"/>
         </w:rPr>
-        <w:t xml:space="preserve"> จากนั้นโมเดลอ่าน token เหล่านี้เรียงกัน</w:t>
+        <w:t xml:space="preserve"> จากนั้นแบบจำลองอ่าน token เหล่านี้เรียงกัน</w:t>
       </w:r>
     </w:p>
     <w:p>
@@ -2430,7 +2412,7 @@
                 <w:sz w:val="28"/>
                 <w:szCs w:val="28"/>
               </w:rPr>
-              <w:t>ผ่าโมเดลครึ่งหนึ่งลงแต่ละใบ</w:t>
+              <w:t>ผ่าแบบจำลองครึ่งหนึ่งลงแต่ละใบ</w:t>
             </w:r>
           </w:p>
         </w:tc>
@@ -2484,7 +2466,7 @@
                 <w:sz w:val="28"/>
                 <w:szCs w:val="28"/>
               </w:rPr>
-              <w:t>ใบละสำเนาโมเดลเต็ม สลับกันรับงาน</w:t>
+              <w:t>ใบละสำเนาแบบจำลองเต็ม สลับกันรับงาน</w:t>
             </w:r>
           </w:p>
         </w:tc>
@@ -2526,7 +2508,7 @@
           <w:sz w:val="32"/>
           <w:szCs w:val="32"/>
         </w:rPr>
-        <w:t>เนื่องจากโมเดลขนาด 8B ใช้ VRAM ประมาณ 22 GB ซึ่งใส่ลงการ์ด 24 GB ได้พอดี</w:t>
+        <w:t>เนื่องจากแบบจำลองขนาด 8B ใช้ VRAM ประมาณ 22 GB ซึ่งใส่ลงการ์ด 24 GB ได้พอดี</w:t>
       </w:r>
     </w:p>
     <w:p>
@@ -2894,7 +2876,7 @@
                 <w:sz w:val="28"/>
                 <w:szCs w:val="28"/>
               </w:rPr>
-              <w:t>กันโมเดลเดาเมื่อมือถูกบัง</w:t>
+              <w:t>กันแบบจำลองเดาเมื่อมือถูกบัง</w:t>
             </w:r>
           </w:p>
         </w:tc>
@@ -3016,7 +2998,7 @@
           <w:sz w:val="32"/>
           <w:szCs w:val="32"/>
         </w:rPr>
-        <w:t>โมเดลจึงเดาว่า "ไม่มี"</w:t>
+        <w:t>แบบจำลองจึงเดาว่า "ไม่มี"</w:t>
       </w:r>
     </w:p>
     <w:p/>
@@ -3028,7 +3010,7 @@
           <w:sz w:val="32"/>
           <w:szCs w:val="32"/>
         </w:rPr>
-        <w:t xml:space="preserve">วิธีแก้ไม่ได้อยู่ที่ prompt แต่อยู่ที่ </w:t>
+        <w:t xml:space="preserve">วิธีแก้ไม่ได้อยู่ที่การปรับคำสั่ง แต่อยู่ที่ </w:t>
       </w:r>
       <w:r>
         <w:rPr>
@@ -3038,7 +3020,7 @@
           <w:szCs w:val="32"/>
           <w:bCs/>
         </w:rPr>
-        <w:t>การประมวลผลภายหลัง</w:t>
+        <w:t>การประมวลผลผลลัพธ์ภายหลัง</w:t>
       </w:r>
       <w:r>
         <w:rPr>
@@ -3047,7 +3029,7 @@
           <w:sz w:val="32"/>
           <w:szCs w:val="32"/>
         </w:rPr>
-        <w:t xml:space="preserve"> โดยสร้าง state machine</w:t>
+        <w:t xml:space="preserve"> โดยสร้างตัวติดตามสถานะ</w:t>
       </w:r>
     </w:p>
     <w:p>
@@ -3058,25 +3040,7 @@
           <w:sz w:val="32"/>
           <w:szCs w:val="32"/>
         </w:rPr>
-        <w:t>เชิงเวลา (</w:t>
-      </w:r>
-      <w:r>
-        <w:rPr>
-          <w:rFonts w:ascii="Courier New" w:hAnsi="Courier New" w:cs="Courier New"/>
-          <w:b w:val="0"/>
-          <w:sz w:val="28"/>
-          <w:szCs w:val="28"/>
-        </w:rPr>
-        <w:t>ppe_tracker.py</w:t>
-      </w:r>
-      <w:r>
-        <w:rPr>
-          <w:rFonts w:ascii="TH Sarabun New" w:hAnsi="TH Sarabun New" w:cs="TH Sarabun New"/>
-          <w:b w:val="0"/>
-          <w:sz w:val="32"/>
-          <w:szCs w:val="32"/>
-        </w:rPr>
-        <w:t>) ที่มีกฎ 2 ข้อ</w:t>
+        <w:t>ที่จำได้ว่าแต่ละคนสวมอะไรอยู่เมื่อวินาทีก่อนหน้า แล้วใช้กฎ 2 ข้อ</w:t>
       </w:r>
     </w:p>
     <w:p/>
@@ -3148,17 +3112,18 @@
           <w:sz w:val="32"/>
           <w:szCs w:val="32"/>
         </w:rPr>
-        <w:t xml:space="preserve">บทเรียนเชิงวิศวกรรมจากจุดนี้คือ </w:t>
-      </w:r>
-      <w:r>
-        <w:rPr>
-          <w:rFonts w:ascii="TH Sarabun New" w:hAnsi="TH Sarabun New" w:cs="TH Sarabun New"/>
-          <w:b/>
-          <w:sz w:val="32"/>
-          <w:szCs w:val="32"/>
-          <w:bCs/>
-        </w:rPr>
-        <w:t>ความแม่นยำแก้ที่ post-processing ได้ผลกว่าการไล่แก้ prompt</w:t>
+        <w:t>บทเรียนเชิงวิศวกรรมจากจุดนี้คือ **การแก้ที่ขั้นตอนประมวลผลผลลัพธ์ภายหลัง</w:t>
+      </w:r>
+    </w:p>
+    <w:p>
+      <w:r>
+        <w:rPr>
+          <w:rFonts w:ascii="TH Sarabun New" w:hAnsi="TH Sarabun New" w:cs="TH Sarabun New"/>
+          <w:b w:val="0"/>
+          <w:sz w:val="32"/>
+          <w:szCs w:val="32"/>
+        </w:rPr>
+        <w:t>ได้ผลกว่าการไล่แก้คำสั่ง**</w:t>
       </w:r>
     </w:p>
     <w:p/>
@@ -3367,7 +3332,7 @@
                 <w:sz w:val="28"/>
                 <w:szCs w:val="28"/>
               </w:rPr>
-              <w:t>เสิร์ฟโมเดล Cosmos ผ่าน OpenAI-compatible API</w:t>
+              <w:t>เสิร์ฟแบบจำลอง Cosmos ผ่าน OpenAI-compatible API</w:t>
             </w:r>
           </w:p>
         </w:tc>
@@ -3386,7 +3351,7 @@
                 <w:sz w:val="28"/>
                 <w:szCs w:val="28"/>
               </w:rPr>
-              <w:t>โมเดลหลัก</w:t>
+              <w:t>แบบจำลองหลัก</w:t>
             </w:r>
           </w:p>
         </w:tc>
@@ -4025,7 +3990,7 @@
           <w:sz w:val="32"/>
           <w:szCs w:val="32"/>
         </w:rPr>
-        <w:t xml:space="preserve"> — ดาวน์โหลดน้ำหนักโมเดล</w:t>
+        <w:t xml:space="preserve"> — ดาวน์โหลดน้ำหนักแบบจำลอง</w:t>
       </w:r>
     </w:p>
     <w:p>
@@ -4197,7 +4162,7 @@
                 <w:sz w:val="28"/>
                 <w:szCs w:val="28"/>
               </w:rPr>
-              <w:t>โมเดล PPE สำเร็จรูปย้ายมาใช้กับฉากนี้ไม่ได้ (transfer fail) และการเทรนใหม่ขัดข้อจำกัดโครงงาน</w:t>
+              <w:t>แบบจำลอง PPE สำเร็จรูปย้ายมาใช้กับฉากนี้ไม่ได้ (transfer fail) และการเทรนใหม่ขัดข้อจำกัดโครงงาน</w:t>
             </w:r>
           </w:p>
         </w:tc>
@@ -5385,7 +5350,7 @@
                 <w:sz w:val="28"/>
                 <w:szCs w:val="28"/>
               </w:rPr>
-              <w:t>, 219 วินาที (เฟรมที่ส่งโมเดลใช้ความละเอียดนี้)</w:t>
+              <w:t>, 219 วินาที (เฟรมที่ส่งแบบจำลองใช้ความละเอียดนี้)</w:t>
             </w:r>
           </w:p>
         </w:tc>
@@ -5564,7 +5529,7 @@
           <w:szCs w:val="32"/>
           <w:bCs/>
         </w:rPr>
-        <w:t>เอาต์พุตของระบบ</w:t>
+        <w:t>ผลลัพธ์ของระบบ</w:t>
       </w:r>
       <w:r>
         <w:rPr>
@@ -5573,25 +5538,7 @@
           <w:sz w:val="32"/>
           <w:szCs w:val="32"/>
         </w:rPr>
-        <w:t xml:space="preserve"> — ไฟล์เดียวที่ระบบส่วนหน้าอ่าน (</w:t>
-      </w:r>
-      <w:r>
-        <w:rPr>
-          <w:rFonts w:ascii="Courier New" w:hAnsi="Courier New" w:cs="Courier New"/>
-          <w:b w:val="0"/>
-          <w:sz w:val="28"/>
-          <w:szCs w:val="28"/>
-        </w:rPr>
-        <w:t>cam_a05_timeline.json</w:t>
-      </w:r>
-      <w:r>
-        <w:rPr>
-          <w:rFonts w:ascii="TH Sarabun New" w:hAnsi="TH Sarabun New" w:cs="TH Sarabun New"/>
-          <w:b w:val="0"/>
-          <w:sz w:val="32"/>
-          <w:szCs w:val="32"/>
-        </w:rPr>
-        <w:t>)</w:t>
+        <w:t xml:space="preserve"> — ข้อมูลชุดเดียวที่ระบบส่วนหน้าต้องอ่าน มีโครงสร้างดังนี้</w:t>
       </w:r>
     </w:p>
     <w:p/>
@@ -6610,7 +6557,7 @@
                 <w:szCs w:val="28"/>
                 <w:bCs/>
               </w:rPr>
-              <w:t>ระบุว่าผู้ปฏิบัติงานยุ่งกับลังใด (SOP ระดับลัง)</w:t>
+              <w:t>ระบุว่าผู้ปฏิบัติงานยุ่งกับลังใด (ตรวจขั้นตอนระดับลัง)</w:t>
             </w:r>
           </w:p>
         </w:tc>
@@ -6644,7 +6591,7 @@
                 <w:sz w:val="28"/>
                 <w:szCs w:val="28"/>
               </w:rPr>
-              <w:t>ROI grounding — ตรง 7/7 ไม่มีแจ้งผิด (ดูข้อ 5.5.4)</w:t>
+              <w:t>ครอบภาพทีละลัง — ตรง 7/7 ไม่มีแจ้งผิด (ดูข้อ 5.5.4)</w:t>
             </w:r>
           </w:p>
         </w:tc>
@@ -7995,7 +7942,7 @@
           <w:szCs w:val="32"/>
           <w:bCs/>
         </w:rPr>
-        <w:t>โค้ดและโมเดลจากภายนอก (ไม่ได้เขียนเอง)</w:t>
+        <w:t>โค้ดและแบบจำลองจากภายนอก (ไม่ได้เขียนเอง)</w:t>
       </w:r>
     </w:p>
     <w:p/>
@@ -8191,7 +8138,7 @@
                 <w:sz w:val="28"/>
                 <w:szCs w:val="28"/>
               </w:rPr>
-              <w:t>เรียกใช้เป็นโมเดล ไม่ได้แก้ไข ไม่ได้เทรนต่อ</w:t>
+              <w:t>เรียกใช้เป็นแบบจำลอง ไม่ได้แก้ไข ไม่ได้เทรนต่อ</w:t>
             </w:r>
           </w:p>
         </w:tc>
@@ -8360,7 +8307,7 @@
                 <w:sz w:val="28"/>
                 <w:szCs w:val="28"/>
               </w:rPr>
-              <w:t>เรียกใช้โมเดลที่เทรนมาแล้ว ไม่ได้เทรนเอง</w:t>
+              <w:t>เรียกใช้แบบจำลองที่เทรนมาแล้ว ไม่ได้เทรนเอง</w:t>
             </w:r>
           </w:p>
         </w:tc>
@@ -8898,27 +8845,7 @@
           <w:sz w:val="30"/>
           <w:szCs w:val="30"/>
         </w:rPr>
-        <w:t xml:space="preserve"> — เฉลยชุดที่สองนี้ (</w:t>
-      </w:r>
-      <w:r>
-        <w:rPr>
-          <w:rFonts w:ascii="Courier New" w:hAnsi="Courier New" w:cs="Courier New"/>
-          <w:b w:val="0"/>
-          <w:i/>
-          <w:sz w:val="26"/>
-          <w:szCs w:val="26"/>
-        </w:rPr>
-        <w:t>claude_gt.json</w:t>
-      </w:r>
-      <w:r>
-        <w:rPr>
-          <w:rFonts w:ascii="TH Sarabun New" w:hAnsi="TH Sarabun New" w:cs="TH Sarabun New"/>
-          <w:b w:val="0"/>
-          <w:i/>
-          <w:sz w:val="30"/>
-          <w:szCs w:val="30"/>
-        </w:rPr>
-        <w:t xml:space="preserve">) </w:t>
+        <w:t xml:space="preserve"> — เฉลยชุดที่สองนี้ </w:t>
       </w:r>
       <w:r>
         <w:rPr>
@@ -8944,7 +8871,7 @@
           <w:sz w:val="30"/>
           <w:szCs w:val="30"/>
         </w:rPr>
-        <w:t xml:space="preserve">และถูกแก้ต่ออีกสองรอบจนเป็น </w:t>
+        <w:t xml:space="preserve">และถูกแก้ต่ออีกสองรอบ จนกลายเป็น </w:t>
       </w:r>
       <w:r>
         <w:rPr>
@@ -8955,7 +8882,7 @@
           <w:szCs w:val="30"/>
           <w:bCs/>
         </w:rPr>
-        <w:t>`claude_gt_v4.json` ซึ่งเป็นเฉลยที่ใช้จริงในรายงานฉบับนี้</w:t>
+        <w:t>เฉลยฉบับที่ 4 ซึ่งเป็นฉบับที่ใช้จริงในรายงานนี้</w:t>
       </w:r>
     </w:p>
     <w:p>
@@ -8970,18 +8897,29 @@
           <w:sz w:val="30"/>
           <w:szCs w:val="30"/>
         </w:rPr>
-        <w:t xml:space="preserve">เหตุผลของแต่ละรอบอยู่ในหัวข้อ 5.5 และ </w:t>
-      </w:r>
-      <w:r>
-        <w:rPr>
-          <w:rFonts w:ascii="Courier New" w:hAnsi="Courier New" w:cs="Courier New"/>
-          <w:b w:val="0"/>
+        <w:t>เหตุผลของการแก้แต่ละรอบอยู่ในหัวข้อ 5.5 และอธิบายละเอียดในบทที่ 8</w:t>
+      </w:r>
+    </w:p>
+    <w:p>
+      <w:pPr>
+        <w:ind w:left="504"/>
+      </w:pPr>
+      <w:r>
+        <w:rPr>
+          <w:rFonts w:ascii="TH Sarabun New" w:hAnsi="TH Sarabun New" w:cs="TH Sarabun New"/>
+          <w:b/>
           <w:i/>
-          <w:sz w:val="26"/>
-          <w:szCs w:val="26"/>
-        </w:rPr>
-        <w:t>MEASUREMENTS.md</w:t>
-      </w:r>
+          <w:sz w:val="30"/>
+          <w:szCs w:val="30"/>
+          <w:bCs/>
+        </w:rPr>
+        <w:t>ตัวเลขความแม่นยำทุกตัวในรายงานนี้มาจากเฉลยฉบับที่ 4 เท่านั้น</w:t>
+      </w:r>
+    </w:p>
+    <w:p>
+      <w:pPr>
+        <w:ind w:left="504"/>
+      </w:pPr>
       <w:r>
         <w:rPr>
           <w:rFonts w:ascii="TH Sarabun New" w:hAnsi="TH Sarabun New" w:cs="TH Sarabun New"/>
@@ -8990,117 +8928,40 @@
           <w:sz w:val="30"/>
           <w:szCs w:val="30"/>
         </w:rPr>
-        <w:t xml:space="preserve"> §2.7</w:t>
-      </w:r>
-    </w:p>
-    <w:p>
-      <w:pPr>
-        <w:ind w:left="504"/>
-      </w:pPr>
+        <w:t>ส่วนฉบับก่อนหน้ายังเก็บไว้ทั้งหมด เพื่อให้ตรวจย้อนได้ว่าแก้อะไรไปบ้างและด้วยเหตุผลใด</w:t>
+      </w:r>
+    </w:p>
+    <w:p/>
+    <w:p>
+      <w:r>
+        <w:rPr>
+          <w:rFonts w:ascii="TH Sarabun New" w:hAnsi="TH Sarabun New" w:cs="TH Sarabun New"/>
+          <w:b/>
+          <w:sz w:val="32"/>
+          <w:szCs w:val="32"/>
+          <w:bCs/>
+        </w:rPr>
+        <w:t>ขั้นตอนการวัด</w:t>
+      </w:r>
       <w:r>
         <w:rPr>
           <w:rFonts w:ascii="TH Sarabun New" w:hAnsi="TH Sarabun New" w:cs="TH Sarabun New"/>
           <w:b w:val="0"/>
-          <w:i/>
-          <w:sz w:val="30"/>
-          <w:szCs w:val="30"/>
-        </w:rPr>
-        <w:t xml:space="preserve">ตัวเลขความแม่นยำทุกตัวในรายงานนี้มาจาก </w:t>
-      </w:r>
-      <w:r>
-        <w:rPr>
-          <w:rFonts w:ascii="Courier New" w:hAnsi="Courier New" w:cs="Courier New"/>
+          <w:sz w:val="32"/>
+          <w:szCs w:val="32"/>
+        </w:rPr>
+        <w:t xml:space="preserve"> ทั้งสี่ขั้นทำซ้ำได้ด้วยคำสั่งที่บันทึกไว้ในเอกสารประกอบ</w:t>
+      </w:r>
+    </w:p>
+    <w:p>
+      <w:r>
+        <w:rPr>
+          <w:rFonts w:ascii="TH Sarabun New" w:hAnsi="TH Sarabun New" w:cs="TH Sarabun New"/>
           <w:b w:val="0"/>
-          <w:i/>
-          <w:sz w:val="26"/>
-          <w:szCs w:val="26"/>
-        </w:rPr>
-        <w:t>claude_gt_v4.json</w:t>
-      </w:r>
-      <w:r>
-        <w:rPr>
-          <w:rFonts w:ascii="TH Sarabun New" w:hAnsi="TH Sarabun New" w:cs="TH Sarabun New"/>
-          <w:b w:val="0"/>
-          <w:i/>
-          <w:sz w:val="30"/>
-          <w:szCs w:val="30"/>
-        </w:rPr>
-        <w:t xml:space="preserve"> เท่านั้น</w:t>
-      </w:r>
-    </w:p>
-    <w:p>
-      <w:pPr>
-        <w:ind w:left="504"/>
-      </w:pPr>
-      <w:r>
-        <w:rPr>
-          <w:rFonts w:ascii="TH Sarabun New" w:hAnsi="TH Sarabun New" w:cs="TH Sarabun New"/>
-          <w:b w:val="0"/>
-          <w:i/>
-          <w:sz w:val="30"/>
-          <w:szCs w:val="30"/>
-        </w:rPr>
-        <w:t xml:space="preserve">ส่วนรุ่นก่อนหน้าเก็บไว้ใน </w:t>
-      </w:r>
-      <w:r>
-        <w:rPr>
-          <w:rFonts w:ascii="Courier New" w:hAnsi="Courier New" w:cs="Courier New"/>
-          <w:b w:val="0"/>
-          <w:i/>
-          <w:sz w:val="26"/>
-          <w:szCs w:val="26"/>
-        </w:rPr>
-        <w:t>_archive/ground_truth/</w:t>
-      </w:r>
-      <w:r>
-        <w:rPr>
-          <w:rFonts w:ascii="TH Sarabun New" w:hAnsi="TH Sarabun New" w:cs="TH Sarabun New"/>
-          <w:b w:val="0"/>
-          <w:i/>
-          <w:sz w:val="30"/>
-          <w:szCs w:val="30"/>
-        </w:rPr>
-        <w:t xml:space="preserve"> เพื่อให้ตรวจย้อนได้ว่าแก้อะไรไปบ้าง</w:t>
-      </w:r>
-    </w:p>
-    <w:p/>
-    <w:p>
-      <w:r>
-        <w:rPr>
-          <w:rFonts w:ascii="TH Sarabun New" w:hAnsi="TH Sarabun New" w:cs="TH Sarabun New"/>
-          <w:b/>
-          <w:sz w:val="32"/>
-          <w:szCs w:val="32"/>
-          <w:bCs/>
-        </w:rPr>
-        <w:t>ขั้นตอนการวัด</w:t>
-      </w:r>
-      <w:r>
-        <w:rPr>
-          <w:rFonts w:ascii="TH Sarabun New" w:hAnsi="TH Sarabun New" w:cs="TH Sarabun New"/>
-          <w:b w:val="0"/>
-          <w:sz w:val="32"/>
-          <w:szCs w:val="32"/>
-        </w:rPr>
-        <w:t xml:space="preserve"> (ทำซ้ำได้ด้วยคำสั่งใน </w:t>
-      </w:r>
-      <w:r>
-        <w:rPr>
-          <w:rFonts w:ascii="Courier New" w:hAnsi="Courier New" w:cs="Courier New"/>
-          <w:b w:val="0"/>
-          <w:sz w:val="28"/>
-          <w:szCs w:val="28"/>
-        </w:rPr>
-        <w:t>MEASUREMENTS.md</w:t>
-      </w:r>
-      <w:r>
-        <w:rPr>
-          <w:rFonts w:ascii="TH Sarabun New" w:hAnsi="TH Sarabun New" w:cs="TH Sarabun New"/>
-          <w:b w:val="0"/>
-          <w:sz w:val="32"/>
-          <w:szCs w:val="32"/>
-        </w:rPr>
-        <w:t>)</w:t>
+          <w:sz w:val="32"/>
+          <w:szCs w:val="32"/>
+        </w:rPr>
+        <w:t>คอลัมน์ขวาระบุชื่อโปรแกรมที่รับผิดชอบแต่ละขั้น เพื่อให้ผู้ที่ต้องการตรวจสอบหาได้ถูกจุด</w:t>
       </w:r>
     </w:p>
     <w:p/>
@@ -9175,7 +9036,7 @@
                 <w:sz w:val="28"/>
                 <w:szCs w:val="28"/>
               </w:rPr>
-              <w:t>ไฟล์</w:t>
+              <w:t>โปรแกรมที่ใช้</w:t>
             </w:r>
           </w:p>
         </w:tc>
@@ -9211,8 +9072,16 @@
                 <w:sz w:val="28"/>
                 <w:szCs w:val="28"/>
               </w:rPr>
-              <w:t>ตรวจว่ากำลังยิงใส่โมเดลที่ถูกตัว (</w:t>
-            </w:r>
+              <w:t>ตรวจสอบว่าเครื่องกำลังให้บริการแบบจำลองตัวที่ตั้งใจจะวัดจริง ถ้าไม่ใช่ให้หยุดทันที</w:t>
+            </w:r>
+          </w:p>
+        </w:tc>
+        <w:tc>
+          <w:tcPr>
+            <w:tcW w:type="dxa" w:w="3010"/>
+          </w:tcPr>
+          <w:p>
+            <w:r/>
             <w:r>
               <w:rPr>
                 <w:rFonts w:ascii="Courier New" w:hAnsi="Courier New" w:cs="Courier New"/>
@@ -9220,8 +9089,18 @@
                 <w:sz w:val="24"/>
                 <w:szCs w:val="24"/>
               </w:rPr>
-              <w:t>root == nvidia/Cosmos-Reason2-8B</w:t>
-            </w:r>
+              <w:t>preflight.py</w:t>
+            </w:r>
+          </w:p>
+        </w:tc>
+      </w:tr>
+      <w:tr>
+        <w:tc>
+          <w:tcPr>
+            <w:tcW w:type="dxa" w:w="3010"/>
+          </w:tcPr>
+          <w:p>
+            <w:r/>
             <w:r>
               <w:rPr>
                 <w:rFonts w:ascii="TH Sarabun New" w:hAnsi="TH Sarabun New" w:cs="TH Sarabun New"/>
@@ -9229,7 +9108,24 @@
                 <w:sz w:val="28"/>
                 <w:szCs w:val="28"/>
               </w:rPr>
-              <w:t>)</w:t>
+              <w:t>2</w:t>
+            </w:r>
+          </w:p>
+        </w:tc>
+        <w:tc>
+          <w:tcPr>
+            <w:tcW w:type="dxa" w:w="3010"/>
+          </w:tcPr>
+          <w:p>
+            <w:r/>
+            <w:r>
+              <w:rPr>
+                <w:rFonts w:ascii="TH Sarabun New" w:hAnsi="TH Sarabun New" w:cs="TH Sarabun New"/>
+                <w:b w:val="0"/>
+                <w:sz w:val="28"/>
+                <w:szCs w:val="28"/>
+              </w:rPr>
+              <w:t>ให้แบบจำลองดูภาพครบทั้ง 74 เฟรม แล้วบันทึกคำตอบดิบไว้ทุกเฟรมทุกรายการ</w:t>
             </w:r>
           </w:p>
         </w:tc>
@@ -9246,7 +9142,7 @@
                 <w:sz w:val="24"/>
                 <w:szCs w:val="24"/>
               </w:rPr>
-              <w:t>preflight.py</w:t>
+              <w:t>image_tier.py</w:t>
             </w:r>
           </w:p>
         </w:tc>
@@ -9265,7 +9161,7 @@
                 <w:sz w:val="28"/>
                 <w:szCs w:val="28"/>
               </w:rPr>
-              <w:t>2</w:t>
+              <w:t>3</w:t>
             </w:r>
           </w:p>
         </w:tc>
@@ -9282,7 +9178,7 @@
                 <w:sz w:val="28"/>
                 <w:szCs w:val="28"/>
               </w:rPr>
-              <w:t>ให้โมเดลอ่าน 74 เฟรม แล้วบันทึกคำตอบดิบรายเฟรมรายรายการ</w:t>
+              <w:t>เทียบคำตอบดิบกับเฉลยทีละคู่ (เฟรม, รายการ)</w:t>
             </w:r>
           </w:p>
         </w:tc>
@@ -9299,25 +9195,7 @@
                 <w:sz w:val="24"/>
                 <w:szCs w:val="24"/>
               </w:rPr>
-              <w:t>image_tier.py</w:t>
-            </w:r>
-            <w:r>
-              <w:rPr>
-                <w:rFonts w:ascii="TH Sarabun New" w:hAnsi="TH Sarabun New" w:cs="TH Sarabun New"/>
-                <w:b w:val="0"/>
-                <w:sz w:val="28"/>
-                <w:szCs w:val="28"/>
-              </w:rPr>
-              <w:t xml:space="preserve"> → </w:t>
-            </w:r>
-            <w:r>
-              <w:rPr>
-                <w:rFonts w:ascii="Courier New" w:hAnsi="Courier New" w:cs="Courier New"/>
-                <w:b w:val="0"/>
-                <w:sz w:val="24"/>
-                <w:szCs w:val="24"/>
-              </w:rPr>
-              <w:t>image_obs.json</w:t>
+              <w:t>diff_gt.py</w:t>
             </w:r>
           </w:p>
         </w:tc>
@@ -9336,7 +9214,7 @@
                 <w:sz w:val="28"/>
                 <w:szCs w:val="28"/>
               </w:rPr>
-              <w:t>3</w:t>
+              <w:t>4</w:t>
             </w:r>
           </w:p>
         </w:tc>
@@ -9353,7 +9231,7 @@
                 <w:sz w:val="28"/>
                 <w:szCs w:val="28"/>
               </w:rPr>
-              <w:t>เทียบคำตอบดิบกับเฉลยทีละ (เฟรม, รายการ)</w:t>
+              <w:t>นับผลออกมาเป็น 4 กรณีตามตารางด้านล่าง</w:t>
             </w:r>
           </w:p>
         </w:tc>
@@ -9365,65 +9243,12 @@
             <w:r/>
             <w:r>
               <w:rPr>
-                <w:rFonts w:ascii="Courier New" w:hAnsi="Courier New" w:cs="Courier New"/>
+                <w:rFonts w:ascii="TH Sarabun New" w:hAnsi="TH Sarabun New" w:cs="TH Sarabun New"/>
                 <w:b w:val="0"/>
-                <w:sz w:val="24"/>
-                <w:szCs w:val="24"/>
-              </w:rPr>
-              <w:t>diff_gt.py</w:t>
-            </w:r>
-          </w:p>
-        </w:tc>
-      </w:tr>
-      <w:tr>
-        <w:tc>
-          <w:tcPr>
-            <w:tcW w:type="dxa" w:w="3010"/>
-          </w:tcPr>
-          <w:p>
-            <w:r/>
-            <w:r>
-              <w:rPr>
-                <w:rFonts w:ascii="TH Sarabun New" w:hAnsi="TH Sarabun New" w:cs="TH Sarabun New"/>
-                <w:b w:val="0"/>
-                <w:sz w:val="28"/>
-                <w:szCs w:val="28"/>
-              </w:rPr>
-              <w:t>4</w:t>
-            </w:r>
-          </w:p>
-        </w:tc>
-        <w:tc>
-          <w:tcPr>
-            <w:tcW w:type="dxa" w:w="3010"/>
-          </w:tcPr>
-          <w:p>
-            <w:r/>
-            <w:r>
-              <w:rPr>
-                <w:rFonts w:ascii="TH Sarabun New" w:hAnsi="TH Sarabun New" w:cs="TH Sarabun New"/>
-                <w:b w:val="0"/>
-                <w:sz w:val="28"/>
-                <w:szCs w:val="28"/>
-              </w:rPr>
-              <w:t>นับผลเป็น 4 กรณี</w:t>
-            </w:r>
-          </w:p>
-        </w:tc>
-        <w:tc>
-          <w:tcPr>
-            <w:tcW w:type="dxa" w:w="3010"/>
-          </w:tcPr>
-          <w:p>
-            <w:r/>
-            <w:r>
-              <w:rPr>
-                <w:rFonts w:ascii="TH Sarabun New" w:hAnsi="TH Sarabun New" w:cs="TH Sarabun New"/>
-                <w:b w:val="0"/>
-                <w:sz w:val="28"/>
-                <w:szCs w:val="28"/>
-              </w:rPr>
-              <w:t>ดูตารางล่าง</w:t>
+                <w:sz w:val="28"/>
+                <w:szCs w:val="28"/>
+              </w:rPr>
+              <w:t>—</w:t>
             </w:r>
           </w:p>
         </w:tc>
@@ -9502,7 +9327,7 @@
                 <w:sz w:val="28"/>
                 <w:szCs w:val="28"/>
               </w:rPr>
-              <w:t>โมเดลว่า</w:t>
+              <w:t>แบบจำลองว่า</w:t>
             </w:r>
           </w:p>
         </w:tc>
@@ -9930,7 +9755,7 @@
           <w:sz w:val="32"/>
           <w:szCs w:val="32"/>
         </w:rPr>
-        <w:t xml:space="preserve"> เท่ากับสมมติว่าเฉลยถูกเสมอ ทั้งที่มันก็คือการตัดสินของโมเดลเหมือนกัน</w:t>
+        <w:t xml:space="preserve"> เท่ากับสมมติว่าเฉลยถูกเสมอ ทั้งที่มันก็คือการตัดสินของแบบจำลองเหมือนกัน</w:t>
       </w:r>
     </w:p>
     <w:p/>
@@ -9942,7 +9767,7 @@
           <w:sz w:val="32"/>
           <w:szCs w:val="32"/>
         </w:rPr>
-        <w:t xml:space="preserve">จึงเปิดดูด้วยตาทุกจุดที่เฉลยกับโมเดลขัดแย้งกัน (13 จุด) ผลคือ </w:t>
+        <w:t xml:space="preserve">จึงเปิดดูด้วยตาทุกจุดที่เฉลยกับแบบจำลองขัดแย้งกัน (13 จุด) ผลคือ </w:t>
       </w:r>
       <w:r>
         <w:rPr>
@@ -10081,7 +9906,7 @@
                 <w:szCs w:val="28"/>
                 <w:bCs/>
               </w:rPr>
-              <w:t>โมเดลถูก เฉลยผิด</w:t>
+              <w:t>แบบจำลองถูก เฉลยผิด</w:t>
             </w:r>
           </w:p>
         </w:tc>
@@ -10135,7 +9960,7 @@
                 <w:szCs w:val="28"/>
                 <w:bCs/>
               </w:rPr>
-              <w:t>โมเดลถูก เฉลยผิด</w:t>
+              <w:t>แบบจำลองถูก เฉลยผิด</w:t>
             </w:r>
           </w:p>
         </w:tc>
@@ -10188,7 +10013,7 @@
                 <w:sz w:val="28"/>
                 <w:szCs w:val="28"/>
               </w:rPr>
-              <w:t>เฉลยถูก โมเดลผิด</w:t>
+              <w:t>เฉลยถูก แบบจำลองผิด</w:t>
             </w:r>
           </w:p>
         </w:tc>
@@ -10327,16 +10152,31 @@
           <w:sz w:val="32"/>
           <w:szCs w:val="32"/>
         </w:rPr>
-        <w:t>จึงจัดทำเฉลยฉบับแก้ไข (</w:t>
-      </w:r>
-      <w:r>
-        <w:rPr>
-          <w:rFonts w:ascii="Courier New" w:hAnsi="Courier New" w:cs="Courier New"/>
+        <w:t>จึงจัดทำเฉลยฉบับแก้ไข โดยแก้เฉพาะจุดที่เปิดภาพยืนยันแล้วเท่านั้น และบันทึกไว้ทุกจุดว่า</w:t>
+      </w:r>
+    </w:p>
+    <w:p>
+      <w:r>
+        <w:rPr>
+          <w:rFonts w:ascii="TH Sarabun New" w:hAnsi="TH Sarabun New" w:cs="TH Sarabun New"/>
           <w:b w:val="0"/>
-          <w:sz w:val="28"/>
-          <w:szCs w:val="28"/>
-        </w:rPr>
-        <w:t>claude_gt_v4.json</w:t>
+          <w:sz w:val="32"/>
+          <w:szCs w:val="32"/>
+        </w:rPr>
+        <w:t>แก้จากอะไรเป็นอะไร ด้วยเหตุผลใด และใครเป็นผู้ตรวจ ตัวเลขทั้งหมดในรายงานนี้ใช้เฉลยฉบับแก้ไขนี้</w:t>
+      </w:r>
+    </w:p>
+    <w:p/>
+    <w:p>
+      <w:r>
+        <w:rPr>
+          <w:rFonts w:ascii="TH Sarabun New" w:hAnsi="TH Sarabun New" w:cs="TH Sarabun New"/>
+          <w:b/>
+          <w:sz w:val="32"/>
+          <w:szCs w:val="32"/>
+          <w:bCs/>
+        </w:rPr>
+        <w:t>ขอบเขตการตรวจสอบ</w:t>
       </w:r>
       <w:r>
         <w:rPr>
@@ -10345,40 +10185,7 @@
           <w:sz w:val="32"/>
           <w:szCs w:val="32"/>
         </w:rPr>
-        <w:t>) โดยแก้เฉพาะจุดที่เปิดภาพยืนยันแล้ว และบันทึกไว้ทุกจุดว่า</w:t>
-      </w:r>
-    </w:p>
-    <w:p>
-      <w:r>
-        <w:rPr>
-          <w:rFonts w:ascii="TH Sarabun New" w:hAnsi="TH Sarabun New" w:cs="TH Sarabun New"/>
-          <w:b w:val="0"/>
-          <w:sz w:val="32"/>
-          <w:szCs w:val="32"/>
-        </w:rPr>
-        <w:t>แก้จากอะไรเป็นอะไร ด้วยเหตุผลใด ตัวเลขทั้งหมดในรายงานนี้ใช้เฉลยฉบับแก้ไข</w:t>
-      </w:r>
-    </w:p>
-    <w:p/>
-    <w:p>
-      <w:r>
-        <w:rPr>
-          <w:rFonts w:ascii="TH Sarabun New" w:hAnsi="TH Sarabun New" w:cs="TH Sarabun New"/>
-          <w:b/>
-          <w:sz w:val="32"/>
-          <w:szCs w:val="32"/>
-          <w:bCs/>
-        </w:rPr>
-        <w:t>ขอบเขตการตรวจสอบ</w:t>
-      </w:r>
-      <w:r>
-        <w:rPr>
-          <w:rFonts w:ascii="TH Sarabun New" w:hAnsi="TH Sarabun New" w:cs="TH Sarabun New"/>
-          <w:b w:val="0"/>
-          <w:sz w:val="32"/>
-          <w:szCs w:val="32"/>
-        </w:rPr>
-        <w:t xml:space="preserve"> — ตรวจครบทั้งสามรายการ ทีละเฟรม ไม่ใช่เฉพาะจุดที่ขัดแย้งกับโมเดล</w:t>
+        <w:t xml:space="preserve"> — ตรวจครบทั้งสามรายการ ทีละเฟรม ไม่ใช่เฉพาะจุดที่ขัดแย้งกับแบบจำลอง</w:t>
       </w:r>
     </w:p>
     <w:p/>
@@ -10624,7 +10431,7 @@
           <w:szCs w:val="32"/>
           <w:bCs/>
         </w:rPr>
-        <w:t>ความยากในการมองเห็นส่งผลกับทั้งโมเดลและคนตรวจเหมือนกัน</w:t>
+        <w:t>ความยากในการมองเห็นส่งผลกับทั้งแบบจำลองและคนตรวจเหมือนกัน</w:t>
       </w:r>
     </w:p>
     <w:p>
@@ -10635,7 +10442,7 @@
           <w:sz w:val="32"/>
           <w:szCs w:val="32"/>
         </w:rPr>
-        <w:t>ไม่ใช่ปัญหาของโมเดลฝ่ายเดียว</w:t>
+        <w:t>ไม่ใช่ปัญหาของแบบจำลองฝ่ายเดียว</w:t>
       </w:r>
     </w:p>
     <w:p/>
@@ -10648,7 +10455,7 @@
           <w:szCs w:val="32"/>
           <w:bCs/>
         </w:rPr>
-        <w:t>ตรวจซ้ำจุดที่โมเดลผิด — เพื่อไม่ให้เชื่อเฉลยตัวเองมากเกินไป</w:t>
+        <w:t>ตรวจซ้ำจุดที่แบบจำลองผิด — เพื่อไม่ให้เชื่อเฉลยตัวเองมากเกินไป</w:t>
       </w:r>
     </w:p>
     <w:p/>
@@ -10901,7 +10708,7 @@
                 <w:sz w:val="28"/>
                 <w:szCs w:val="28"/>
               </w:rPr>
-              <w:t>ผ้าเช็ดสีแดงบังมือ โมเดลไม่เห็นสีขาวจึงสรุปว่าไม่ได้ใส่</w:t>
+              <w:t>ผ้าเช็ดสีแดงบังมือ แบบจำลองไม่เห็นสีขาวจึงสรุปว่าไม่ได้ใส่</w:t>
             </w:r>
           </w:p>
         </w:tc>
@@ -10971,7 +10778,7 @@
                 <w:sz w:val="28"/>
                 <w:szCs w:val="28"/>
               </w:rPr>
-              <w:t>ถอดข้างเดียว โมเดลเห็นมืออีกข้างที่ยังใส่อยู่จึงสรุปว่าใส่</w:t>
+              <w:t>ถอดข้างเดียว แบบจำลองเห็นมืออีกข้างที่ยังใส่อยู่จึงสรุปว่าใส่</w:t>
             </w:r>
           </w:p>
         </w:tc>
@@ -11056,7 +10863,7 @@
           <w:sz w:val="32"/>
           <w:szCs w:val="32"/>
         </w:rPr>
-        <w:t xml:space="preserve">ความผิดพลาดทั้งหกจุดมาจากรากเดียวกัน คือโมเดลตอบคำถาม "สวมถุงมือหรือไม่" ที่ </w:t>
+        <w:t xml:space="preserve">ความผิดพลาดทั้งหกจุดมาจากรากเดียวกัน คือแบบจำลองตอบคำถาม "สวมถุงมือหรือไม่" ที่ </w:t>
       </w:r>
       <w:r>
         <w:rPr>
@@ -11077,7 +10884,7 @@
           <w:sz w:val="32"/>
           <w:szCs w:val="32"/>
         </w:rPr>
-        <w:t>เมื่อมือสองข้างมีสถานะต่างกัน หรือมือข้างหนึ่งถูกบัง โมเดลจะยุบให้เหลือคำตอบเดียว</w:t>
+        <w:t>เมื่อมือสองข้างมีสถานะต่างกัน หรือมือข้างหนึ่งถูกบัง แบบจำลองจะยุบให้เหลือคำตอบเดียว</w:t>
       </w:r>
     </w:p>
     <w:p>
@@ -11088,7 +10895,7 @@
           <w:sz w:val="32"/>
           <w:szCs w:val="32"/>
         </w:rPr>
-        <w:t xml:space="preserve">ทางแก้จึงไม่ใช่การปรับ prompt แต่เป็น </w:t>
+        <w:t xml:space="preserve">ทางแก้จึงไม่ใช่การปรับคำสั่ง แต่เป็น </w:t>
       </w:r>
       <w:r>
         <w:rPr>
@@ -11107,7 +10914,7 @@
           <w:sz w:val="32"/>
           <w:szCs w:val="32"/>
         </w:rPr>
-        <w:t xml:space="preserve"> ซึ่งเป็นแนวทางเดียวกับที่ ROI</w:t>
+        <w:t xml:space="preserve"> ซึ่งเป็นแนวทางเดียวกับที่ใช้แก้ปัญหา</w:t>
       </w:r>
     </w:p>
     <w:p>
@@ -11118,17 +10925,18 @@
           <w:sz w:val="32"/>
           <w:szCs w:val="32"/>
         </w:rPr>
-        <w:t xml:space="preserve">ใช้แก้ปัญหาการระบุลังในหัวข้อ 5.5.4 คือ </w:t>
-      </w:r>
-      <w:r>
-        <w:rPr>
-          <w:rFonts w:ascii="TH Sarabun New" w:hAnsi="TH Sarabun New" w:cs="TH Sarabun New"/>
-          <w:b/>
-          <w:sz w:val="32"/>
-          <w:szCs w:val="32"/>
-          <w:bCs/>
-        </w:rPr>
-        <w:t>ให้โค้ดกำหนดขอบเขตของคำถาม แล้วให้โมเดลตอบเฉพาะสิ่งที่เห็นในกรอบนั้น</w:t>
+        <w:t>การระบุลังในหัวข้อ 5.5.4 ได้สำเร็จ คือ **ให้โปรแกรมเป็นผู้กำหนดขอบเขตของคำถาม</w:t>
+      </w:r>
+    </w:p>
+    <w:p>
+      <w:r>
+        <w:rPr>
+          <w:rFonts w:ascii="TH Sarabun New" w:hAnsi="TH Sarabun New" w:cs="TH Sarabun New"/>
+          <w:b w:val="0"/>
+          <w:sz w:val="32"/>
+          <w:szCs w:val="32"/>
+        </w:rPr>
+        <w:t>แล้วให้แบบจำลองตอบเฉพาะสิ่งที่เห็นอยู่ในกรอบนั้น**</w:t>
       </w:r>
     </w:p>
     <w:p/>
@@ -11181,7 +10989,7 @@
           <w:szCs w:val="30"/>
           <w:bCs/>
         </w:rPr>
-        <w:t>แก้เฉพาะจุดที่เฉลยกับโมเดลขัดแย้งกัน จุดที่เห็นตรงกันยังไม่ได้ตรวจ</w:t>
+        <w:t>แก้เฉพาะจุดที่เฉลยกับแบบจำลองขัดแย้งกัน จุดที่เห็นตรงกันยังไม่ได้ตรวจ</w:t>
       </w:r>
     </w:p>
     <w:p>
@@ -11211,7 +11019,7 @@
           <w:sz w:val="30"/>
           <w:szCs w:val="30"/>
         </w:rPr>
-        <w:t>โดยไม่เห็นคำตอบของโมเดลก่อน ซึ่งเป็นงานที่ควรทำต่อ</w:t>
+        <w:t>โดยไม่เห็นคำตอบของแบบจำลองก่อน ซึ่งเป็นงานที่ควรทำต่อ</w:t>
       </w:r>
     </w:p>
     <w:p/>
@@ -12200,7 +12008,7 @@
           <w:szCs w:val="32"/>
           <w:bCs/>
         </w:rPr>
-        <w:t>การแจ้งผิดที่เหลือ 5 จุด ตรวจสอบแล้วว่าโมเดลผิดจริง และอธิบายได้ทั้งหมด</w:t>
+        <w:t>การแจ้งผิดที่เหลือ 5 จุด ตรวจสอบแล้วว่าแบบจำลองผิดจริง และอธิบายได้ทั้งหมด</w:t>
       </w:r>
     </w:p>
     <w:p>
@@ -12214,7 +12022,7 @@
           <w:sz w:val="32"/>
           <w:szCs w:val="32"/>
         </w:rPr>
-        <w:t>ถุงมือ 3 จุด — คนที่ 2 สวมถุงมืออยู่ แต่มือขวาถูกผ้าเช็ดสีแดงบัง โมเดลจึงเดาว่าไม่สวม</w:t>
+        <w:t>ถุงมือ 3 จุด — คนที่ 2 สวมถุงมืออยู่ แต่มือขวาถูกผ้าเช็ดสีแดงบัง แบบจำลองจึงเดาว่าไม่สวม</w:t>
       </w:r>
     </w:p>
     <w:p>
@@ -12228,7 +12036,7 @@
           <w:sz w:val="32"/>
           <w:szCs w:val="32"/>
         </w:rPr>
-        <w:t>หน้ากาก 2 จุด (00:21, 00:33) — โมเดลรายงานเองว่ามองไม่เห็นใบหน้า แต่ยังเดาว่าไม่สวม</w:t>
+        <w:t>หน้ากาก 2 จุด (00:21, 00:33) — แบบจำลองรายงานเองว่ามองไม่เห็นใบหน้า แต่ยังเดาว่าไม่สวม</w:t>
       </w:r>
     </w:p>
     <w:p/>
@@ -12250,7 +12058,7 @@
           <w:sz w:val="32"/>
           <w:szCs w:val="32"/>
         </w:rPr>
-        <w:t xml:space="preserve"> (หลังผ่าน state machine และ debounce ในข้อ 5.2.5)</w:t>
+        <w:t xml:space="preserve"> (หลังผ่านตัวติดตามสถานะและการยืนยันซ้ำในข้อ 5.2.5)</w:t>
       </w:r>
     </w:p>
     <w:p/>
@@ -12621,7 +12429,7 @@
           <w:sz w:val="32"/>
           <w:szCs w:val="32"/>
         </w:rPr>
-        <w:t>ซึ่งสอดคล้องกับคำอธิบายเชิงทฤษฎีในข้อ 5.2.2 ว่าวัตถุยิ่งเล็ก โมเดลยิ่งมีข้อมูลน้อย</w:t>
+        <w:t>ซึ่งสอดคล้องกับคำอธิบายเชิงทฤษฎีในข้อ 5.2.2 ว่าวัตถุยิ่งเล็ก แบบจำลองยิ่งมีข้อมูลน้อย</w:t>
       </w:r>
     </w:p>
     <w:p/>
@@ -12932,7 +12740,7 @@
           <w:sz w:val="32"/>
           <w:szCs w:val="32"/>
         </w:rPr>
-        <w:t xml:space="preserve"> — ขยายภาพศีรษะก่อนส่งให้โมเดล ทำให้ตรวจพบเพิ่มจาก 23% เป็น 80%</w:t>
+        <w:t xml:space="preserve"> — ขยายภาพศีรษะก่อนส่งให้แบบจำลอง ทำให้ตรวจพบเพิ่มจาก 23% เป็น 80%</w:t>
       </w:r>
     </w:p>
     <w:p>
@@ -12943,7 +12751,7 @@
           <w:sz w:val="32"/>
           <w:szCs w:val="32"/>
         </w:rPr>
-        <w:t>โดยมีการแจ้งผิดเพียง 2 จุด ซึ่งทั้งสองจุดเกิดจากโมเดลรายงานว่ามองไม่เห็นใบหน้าแต่ยังเดาคำตอบ</w:t>
+        <w:t>โดยมีการแจ้งผิดเพียง 2 จุด ซึ่งทั้งสองจุดเกิดจากแบบจำลองรายงานว่ามองไม่เห็นใบหน้าแต่ยังเดาคำตอบ</w:t>
       </w:r>
     </w:p>
     <w:p/>
@@ -12983,7 +12791,7 @@
           <w:sz w:val="32"/>
           <w:szCs w:val="32"/>
         </w:rPr>
-        <w:t xml:space="preserve">ใส่ super-resolution → โมเดลตรวจหน้ากากได้ </w:t>
+        <w:t xml:space="preserve">ใส่ super-resolution → แบบจำลองตรวจหน้ากากได้ </w:t>
       </w:r>
       <w:r>
         <w:rPr>
@@ -13239,7 +13047,7 @@
           <w:szCs w:val="34"/>
           <w:bCs/>
         </w:rPr>
-        <w:t>5.5.4 ข้อจำกัดที่ 2 — โมเดลระบุลังผิด และวิธีที่ใช้แก้</w:t>
+        <w:t>5.5.4 ข้อจำกัดที่ 2 — แบบจำลองระบุลังผิด และวิธีที่ใช้แก้</w:t>
       </w:r>
     </w:p>
     <w:p/>
@@ -13264,7 +13072,7 @@
           <w:sz w:val="32"/>
           <w:szCs w:val="32"/>
         </w:rPr>
-        <w:t>คำบรรยายของโมเดลระบุว่าผู้ปฏิบัติงาน "หยิบกระป๋องจากลัง NG" ซึ่งเป็นการทำผิดขั้นตอนร้ายแรง</w:t>
+        <w:t>คำบรรยายของแบบจำลองระบุว่าผู้ปฏิบัติงาน "หยิบกระป๋องจากลัง NG" ซึ่งเป็นการทำผิดขั้นตอนร้ายแรง</w:t>
       </w:r>
     </w:p>
     <w:p>
@@ -13458,7 +13266,7 @@
                 <w:sz w:val="28"/>
                 <w:szCs w:val="28"/>
               </w:rPr>
-              <w:t>โมเดลเรียกผิดไหม</w:t>
+              <w:t>แบบจำลองเรียกผิดไหม</w:t>
             </w:r>
           </w:p>
         </w:tc>
@@ -13635,7 +13443,7 @@
           <w:sz w:val="32"/>
           <w:szCs w:val="32"/>
         </w:rPr>
-        <w:t>ถ้าสาเหตุคือ "อ่านป้ายไม่ออก" โมเดลต้องเรียกลัง GOOD ผิดด้วย แต่กลับไม่ผิดเลยแม้แต่ครั้งเดียว</w:t>
+        <w:t>ถ้าสาเหตุคือ "อ่านป้ายไม่ออก" แบบจำลองต้องเรียกลัง GOOD ผิดด้วย แต่กลับไม่ผิดเลยแม้แต่ครั้งเดียว</w:t>
       </w:r>
     </w:p>
     <w:p>
@@ -13646,7 +13454,7 @@
           <w:sz w:val="32"/>
           <w:szCs w:val="32"/>
         </w:rPr>
-        <w:t>คำตอบของโมเดลเองยืนยันอีกชั้น — เมื่อถามว่าผู้ปฏิบัติงานหยิบจากลังไหน โมเดลตอบว่า</w:t>
+        <w:t>คำตอบของแบบจำลองเองยืนยันอีกชั้น — เมื่อถามว่าผู้ปฏิบัติงานหยิบจากลังไหน แบบจำลองตอบว่า</w:t>
       </w:r>
     </w:p>
     <w:p>
@@ -13698,7 +13506,7 @@
           <w:sz w:val="32"/>
           <w:szCs w:val="32"/>
         </w:rPr>
-        <w:t xml:space="preserve"> — โมเดลรับรู้ว่าในภาพมี "ลัง" และมี</w:t>
+        <w:t xml:space="preserve"> — แบบจำลองรับรู้ว่าในภาพมี "ลัง" และมี</w:t>
       </w:r>
     </w:p>
     <w:p>
@@ -13740,7 +13548,7 @@
           <w:sz w:val="32"/>
           <w:szCs w:val="32"/>
         </w:rPr>
-        <w:t xml:space="preserve">อีกอาการที่พบคือโมเดล </w:t>
+        <w:t xml:space="preserve">อีกอาการที่พบคือแบบจำลอง </w:t>
       </w:r>
       <w:r>
         <w:rPr>
@@ -13759,7 +13567,7 @@
           <w:sz w:val="32"/>
           <w:szCs w:val="32"/>
         </w:rPr>
-        <w:t xml:space="preserve"> — ที่วินาที 00:04 โมเดลบรรยายว่า</w:t>
+        <w:t xml:space="preserve"> — ที่วินาที 00:04 แบบจำลองบรรยายว่า</w:t>
       </w:r>
     </w:p>
     <w:p>
@@ -13791,7 +13599,7 @@
           <w:sz w:val="32"/>
           <w:szCs w:val="32"/>
         </w:rPr>
-        <w:t>เมื่อทดสอบด้วยคำถามชี้นำ ("เห็นมือไหม") โมเดลตอบว่าเห็นทั้งที่ไม่มีมือในภาพ แต่เมื่อถามแบบเปิด</w:t>
+        <w:t>เมื่อทดสอบด้วยคำถามชี้นำ ("เห็นมือไหม") แบบจำลองตอบว่าเห็นทั้งที่ไม่มีมือในภาพ แต่เมื่อถามแบบเปิด</w:t>
       </w:r>
     </w:p>
     <w:p>
@@ -13970,7 +13778,7 @@
                 <w:sz w:val="28"/>
                 <w:szCs w:val="28"/>
               </w:rPr>
-              <w:t>บอกขั้นตอนการทำงานจริงให้โมเดลทราบ</w:t>
+              <w:t>บอกขั้นตอนการทำงานจริงให้แบบจำลองทราบ</w:t>
             </w:r>
           </w:p>
         </w:tc>
@@ -14012,7 +13820,7 @@
           <w:szCs w:val="32"/>
           <w:bCs/>
         </w:rPr>
-        <w:t>คำสั่ง (prompt) ควบคุมโมเดลได้ไม่ครบ 100%</w:t>
+        <w:t>คำสั่ง (prompt) ควบคุมแบบจำลองได้ไม่ครบ 100%</w:t>
       </w:r>
       <w:r>
         <w:rPr>
@@ -14034,7 +13842,7 @@
           <w:szCs w:val="32"/>
           <w:bCs/>
         </w:rPr>
-        <w:t>วิธีที่ใช้แก้ — ย้ายงาน "ระบุลัง" ออกจากโมเดล</w:t>
+        <w:t>วิธีที่ใช้แก้ — ย้ายงาน "ระบุลัง" ออกจากแบบจำลอง</w:t>
       </w:r>
     </w:p>
     <w:p/>
@@ -14058,7 +13866,7 @@
           <w:szCs w:val="32"/>
           <w:bCs/>
         </w:rPr>
-        <w:t>ครอบภาพเฉพาะลังนั้นส่งให้โมเดลทีละใบ</w:t>
+        <w:t>ครอบภาพเฉพาะลังนั้นส่งให้แบบจำลองทีละใบ</w:t>
       </w:r>
       <w:r>
         <w:rPr>
@@ -14205,7 +14013,7 @@
                 <w:sz w:val="28"/>
                 <w:szCs w:val="28"/>
               </w:rPr>
-              <w:t>กล้องนิ่ง → เป็นข้อมูลที่แน่นอน 100% ไม่ต้องให้โมเดลเดา</w:t>
+              <w:t>กล้องนิ่ง → เป็นข้อมูลที่แน่นอน 100% ไม่ต้องให้แบบจำลองเดา</w:t>
             </w:r>
           </w:p>
         </w:tc>
@@ -14242,7 +14050,7 @@
                 <w:szCs w:val="28"/>
                 <w:bCs/>
               </w:rPr>
-              <w:t>โมเดล</w:t>
+              <w:t>แบบจำลอง</w:t>
             </w:r>
           </w:p>
         </w:tc>
@@ -14274,7 +14082,7 @@
           <w:sz w:val="32"/>
           <w:szCs w:val="32"/>
         </w:rPr>
-        <w:t>วิธีนี้ตัดปัญหา binding ออกทั้งหมด เพราะโมเดลไม่ต้องเลือกว่าลังไหนอีกต่อไป — เราบอกมันด้วยการครอบภาพ</w:t>
+        <w:t>วิธีนี้ตัดปัญหา binding ออกทั้งหมด เพราะแบบจำลองไม่ต้องเลือกว่าลังไหนอีกต่อไป — เราบอกมันด้วยการครอบภาพ</w:t>
       </w:r>
     </w:p>
     <w:p/>
@@ -15542,7 +15350,7 @@
           <w:sz w:val="32"/>
           <w:szCs w:val="32"/>
         </w:rPr>
-        <w:t xml:space="preserve"> — การกำหนดพื้นที่คงที่ (ROI) เพื่อแก้ปัญหาการแยกลัง (ดูข้อ 5.5.4)</w:t>
+        <w:t xml:space="preserve"> — การกำหนดกรอบพื้นที่ของลังไว้ล่วงหน้า เพื่อแก้ปัญหาการแยกลัง (ดูข้อ 5.5.4)</w:t>
       </w:r>
     </w:p>
     <w:p>
@@ -15731,7 +15539,7 @@
           <w:sz w:val="32"/>
           <w:szCs w:val="32"/>
         </w:rPr>
-        <w:t xml:space="preserve"> — 80% คือระดับที่ทำได้ด้วยโมเดล 8B ที่ไม่เทรนเพิ่ม การไปให้ถึงระดับใช้งานจริง</w:t>
+        <w:t xml:space="preserve"> — 80% คือระดับที่ทำได้ด้วยแบบจำลอง 8B ที่ไม่เทรนเพิ่ม การไปให้ถึงระดับใช้งานจริง</w:t>
       </w:r>
     </w:p>
     <w:p>
@@ -15742,7 +15550,7 @@
           <w:sz w:val="32"/>
           <w:szCs w:val="32"/>
         </w:rPr>
-        <w:t>ต้องเทรนตัวตรวจจับเฉพาะทาง หรือใช้โมเดลที่ใหญ่กว่านี้ ซึ่งขัดกับข้อจำกัดของโครงงาน</w:t>
+        <w:t>ต้องเทรนตัวตรวจจับเฉพาะทาง หรือใช้แบบจำลองที่ใหญ่กว่านี้ ซึ่งขัดกับข้อจำกัดของโครงงาน</w:t>
       </w:r>
     </w:p>
     <w:p/>
@@ -15767,7 +15575,7 @@
           <w:sz w:val="32"/>
           <w:szCs w:val="32"/>
         </w:rPr>
-        <w:t>ปัญหาการแยกลังแก้ไม่ได้ด้วยการปรับคำสั่ง เพราะไม่ใช่เรื่องที่โมเดล "ไม่เข้าใจคำสั่ง"</w:t>
+        <w:t>ปัญหาการแยกลังแก้ไม่ได้ด้วยการปรับคำสั่ง เพราะไม่ใช่เรื่องที่แบบจำลอง "ไม่เข้าใจคำสั่ง"</w:t>
       </w:r>
     </w:p>
     <w:p>
@@ -15778,7 +15586,7 @@
           <w:sz w:val="32"/>
           <w:szCs w:val="32"/>
         </w:rPr>
-        <w:t>แต่เป็นข้อจำกัดเชิงโครงสร้างของ VLM เอง วิธีที่ได้ผลคือ **ถอดงานที่โมเดลทำไม่ได้ออกไปให้โค้ดทำแทน</w:t>
+        <w:t>แต่เป็นข้อจำกัดเชิงโครงสร้างของ VLM เอง วิธีที่ได้ผลคือ **ถอดงานที่แบบจำลองทำไม่ได้ออกไปให้โค้ดทำแทน</w:t>
       </w:r>
     </w:p>
     <w:p>
@@ -15789,7 +15597,7 @@
           <w:sz w:val="32"/>
           <w:szCs w:val="32"/>
         </w:rPr>
-        <w:t>แล้วเหลือให้โมเดลทำเฉพาะงานที่มันเก่ง** ซึ่งเป็นหลักการที่ใช้ได้กับข้อจำกัดอื่น ๆ ของ VLM ต่อไป</w:t>
+        <w:t>แล้วเหลือให้แบบจำลองทำเฉพาะงานที่มันเก่ง** ซึ่งเป็นหลักการที่ใช้ได้กับข้อจำกัดอื่น ๆ ของ VLM ต่อไป</w:t>
       </w:r>
     </w:p>
     <w:p/>
@@ -15944,7 +15752,7 @@
                 <w:sz w:val="28"/>
                 <w:szCs w:val="28"/>
               </w:rPr>
-              <w:t>โมเดล 8B แบบ BF16 ใช้ ~22 GB</w:t>
+              <w:t>แบบจำลอง 8B แบบ BF16 ใช้ ~22 GB</w:t>
             </w:r>
           </w:p>
         </w:tc>
@@ -16113,7 +15921,7 @@
                 <w:sz w:val="28"/>
                 <w:szCs w:val="28"/>
               </w:rPr>
-              <w:t>น้ำหนักโมเดล + เฟรม</w:t>
+              <w:t>น้ำหนักแบบจำลอง + เฟรม</w:t>
             </w:r>
           </w:p>
         </w:tc>
@@ -16426,7 +16234,7 @@
           <w:sz w:val="32"/>
           <w:szCs w:val="32"/>
         </w:rPr>
-        <w:t xml:space="preserve">ตัวเลขชุดนี้วัดบนเครื่องเดียวกับที่รันโมเดล (ไม่ผ่านเครือข่าย) และใช้ </w:t>
+        <w:t xml:space="preserve">ตัวเลขชุดนี้วัดบนเครื่องเดียวกับที่รันแบบจำลอง (ไม่ผ่านเครือข่าย) และใช้ </w:t>
       </w:r>
       <w:r>
         <w:rPr>
@@ -17659,7 +17467,7 @@
           <w:sz w:val="32"/>
           <w:szCs w:val="32"/>
         </w:rPr>
-        <w:t xml:space="preserve">ระดับการแจ้งเตือน (หลัง state machine): แจ้งถูก 4 แจ้งผิด 1 → </w:t>
+        <w:t xml:space="preserve">ระดับการแจ้งเตือน (หลังผ่านตัวติดตามสถานะ): แจ้งถูก 4 แจ้งผิด 1 → </w:t>
       </w:r>
       <w:r>
         <w:rPr>
@@ -17737,7 +17545,7 @@
           <w:sz w:val="32"/>
           <w:szCs w:val="32"/>
         </w:rPr>
-        <w:t>เมื่อย้ายมาใช้โหมดภาพและวัดบนเครื่องเดียวกับโมเดล ได้ตัวเลขดังนี้</w:t>
+        <w:t>เมื่อย้ายมาใช้โหมดภาพและวัดบนเครื่องเดียวกับแบบจำลอง ได้ตัวเลขดังนี้</w:t>
       </w:r>
     </w:p>
     <w:p/>
@@ -18291,7 +18099,7 @@
           <w:szCs w:val="32"/>
           <w:bCs/>
         </w:rPr>
-        <w:t>วัดบนเครื่องเดียวกับโมเดล</w:t>
+        <w:t>วัดบนเครื่องเดียวกับแบบจำลอง</w:t>
       </w:r>
       <w:r>
         <w:rPr>
@@ -18315,7 +18123,7 @@
           <w:szCs w:val="32"/>
           <w:bCs/>
         </w:rPr>
-        <w:t>ตรวจสอบว่ากำลังวัดโมเดลตัวที่ตั้งใจ</w:t>
+        <w:t>ตรวจสอบก่อนวัดทุกครั้งว่ากำลังวัดแบบจำลองตัวที่ตั้งใจจริง</w:t>
       </w:r>
       <w:r>
         <w:rPr>
@@ -18324,17 +18132,21 @@
           <w:sz w:val="32"/>
           <w:szCs w:val="32"/>
         </w:rPr>
-        <w:t xml:space="preserve"> ก่อนวัดทุกครั้ง (</w:t>
-      </w:r>
-      <w:r>
-        <w:rPr>
-          <w:rFonts w:ascii="Courier New" w:hAnsi="Courier New" w:cs="Courier New"/>
+        <w:t xml:space="preserve"> เนื่องจากเครื่องเช่า</w:t>
+      </w:r>
+    </w:p>
+    <w:p>
+      <w:r>
+        <w:rPr>
+          <w:rFonts w:ascii="TH Sarabun New" w:hAnsi="TH Sarabun New" w:cs="TH Sarabun New"/>
           <w:b w:val="0"/>
-          <w:sz w:val="28"/>
-          <w:szCs w:val="28"/>
-        </w:rPr>
-        <w:t>preflight.py</w:t>
-      </w:r>
+          <w:sz w:val="32"/>
+          <w:szCs w:val="32"/>
+        </w:rPr>
+        <w:t>ตั้งค่าเริ่มต้นชี้ไปที่แบบจำลองตัวอื่นไว้ ซึ่งเคยทำให้โปรแกรมส่งคำถามไปผิดแบบจำลอง</w:t>
+      </w:r>
+    </w:p>
+    <w:p>
       <w:r>
         <w:rPr>
           <w:rFonts w:ascii="TH Sarabun New" w:hAnsi="TH Sarabun New" w:cs="TH Sarabun New"/>
@@ -18342,18 +18154,7 @@
           <w:sz w:val="32"/>
           <w:szCs w:val="32"/>
         </w:rPr>
-        <w:t>) เนื่องจากเครื่องเช่า</w:t>
-      </w:r>
-    </w:p>
-    <w:p>
-      <w:r>
-        <w:rPr>
-          <w:rFonts w:ascii="TH Sarabun New" w:hAnsi="TH Sarabun New" w:cs="TH Sarabun New"/>
-          <w:b w:val="0"/>
-          <w:sz w:val="32"/>
-          <w:szCs w:val="32"/>
-        </w:rPr>
-        <w:t>ตั้งค่าตัวแปรสภาพแวดล้อมชี้ไปโมเดลอื่นไว้ ซึ่งเคยทำให้สคริปต์ยิงผิดโมเดลโดยไม่มีสัญญาณเตือน</w:t>
+        <w:t>โดยไม่มีสัญญาณเตือนใด ๆ (รายละเอียดในบทที่ 8 หัวข้อ 8.5)</w:t>
       </w:r>
     </w:p>
     <w:p/>
@@ -18439,7 +18240,7 @@
           <w:sz w:val="30"/>
           <w:szCs w:val="30"/>
         </w:rPr>
-        <w:t xml:space="preserve"> เพราะบางโมเดลที่ใช้ยังไม่มีบทความตีพิมพ์ของตัวเอง</w:t>
+        <w:t xml:space="preserve"> เพราะบางแบบจำลองที่ใช้ยังไม่มีบทความตีพิมพ์ของตัวเอง</w:t>
       </w:r>
     </w:p>
     <w:p/>
@@ -18452,7 +18253,7 @@
           <w:szCs w:val="34"/>
           <w:bCs/>
         </w:rPr>
-        <w:t>โมเดลที่ใช้และที่นำมาเปรียบเทียบ</w:t>
+        <w:t>แบบจำลองที่ใช้และที่นำมาเปรียบเทียบ</w:t>
       </w:r>
     </w:p>
     <w:p/>
@@ -18496,7 +18297,7 @@
           <w:szCs w:val="32"/>
           <w:bCs/>
         </w:rPr>
-        <w:t>โมเดลหลักที่ใช้ในโครงงานนี้</w:t>
+        <w:t>แบบจำลองหลักที่ใช้ในโครงงานนี้</w:t>
       </w:r>
       <w:r>
         <w:rPr>
@@ -18627,7 +18428,7 @@
           <w:sz w:val="32"/>
           <w:szCs w:val="32"/>
         </w:rPr>
-        <w:t>— โมเดลที่นำมาเปรียบเทียบตอนเลือกโมเดลในหัวข้อ 5.2 (ตรวจพบ 62% · ไม่พบ near-miss</w:t>
+        <w:t>— แบบจำลองที่นำมาเปรียบเทียบตอนเลือกแบบจำลองในหัวข้อ 5.2 (ตรวจพบ 62% · ไม่พบ near-miss</w:t>
       </w:r>
     </w:p>
     <w:p>
@@ -18685,7 +18486,7 @@
           <w:szCs w:val="34"/>
           <w:bCs/>
         </w:rPr>
-        <w:t>ระบบเสิร์ฟโมเดล</w:t>
+        <w:t>ระบบเสิร์ฟแบบจำลอง</w:t>
       </w:r>
     </w:p>
     <w:p/>
@@ -18752,7 +18553,7 @@
           <w:sz w:val="32"/>
           <w:szCs w:val="32"/>
         </w:rPr>
-        <w:t>— ที่มาของ vLLM ซึ่งใช้เสิร์ฟโมเดลในโครงงานนี้ (เวอร์ชัน 0.25.0)</w:t>
+        <w:t>— ที่มาของ vLLM ซึ่งใช้เสิร์ฟแบบจำลองในโครงงานนี้ (เวอร์ชัน 0.25.0)</w:t>
       </w:r>
     </w:p>
     <w:p>
@@ -18917,34 +18718,7 @@
           <w:sz w:val="32"/>
           <w:szCs w:val="32"/>
         </w:rPr>
-        <w:t xml:space="preserve">— น้ำหนัก EDSR ที่โค้ด </w:t>
-      </w:r>
-      <w:r>
-        <w:rPr>
-          <w:rFonts w:ascii="Courier New" w:hAnsi="Courier New" w:cs="Courier New"/>
-          <w:b w:val="0"/>
-          <w:sz w:val="28"/>
-          <w:szCs w:val="28"/>
-        </w:rPr>
-        <w:t>som_sr_ppe.py</w:t>
-      </w:r>
-      <w:r>
-        <w:rPr>
-          <w:rFonts w:ascii="TH Sarabun New" w:hAnsi="TH Sarabun New" w:cs="TH Sarabun New"/>
-          <w:b w:val="0"/>
-          <w:sz w:val="32"/>
-          <w:szCs w:val="32"/>
-        </w:rPr>
-        <w:t xml:space="preserve"> เรียกใช้จริงผ่านไลบรารี </w:t>
-      </w:r>
-      <w:r>
-        <w:rPr>
-          <w:rFonts w:ascii="Courier New" w:hAnsi="Courier New" w:cs="Courier New"/>
-          <w:b w:val="0"/>
-          <w:sz w:val="28"/>
-          <w:szCs w:val="28"/>
-        </w:rPr>
-        <w:t>super-image</w:t>
+        <w:t>— น้ำหนักแบบจำลอง EDSR ชุดที่โครงงานนี้เรียกใช้จริงในขั้นตอนขยายภาพศีรษะ</w:t>
       </w:r>
     </w:p>
     <w:p/>
@@ -19175,7 +18949,7 @@
           <w:sz w:val="32"/>
           <w:szCs w:val="32"/>
         </w:rPr>
-        <w:t>ไม่ใช่ความผิดพลาดเฉพาะกรณีหรือปัญหาการอ่านป้าย จึงเป็นเหตุผลรองรับการแก้ด้วย ROI grounding</w:t>
+        <w:t>ไม่ใช่ความผิดพลาดเฉพาะกรณีหรือปัญหาการอ่านป้าย จึงเป็นเหตุผลรองรับการแก้ด้วยวิธีครอบภาพทีละลัง</w:t>
       </w:r>
     </w:p>
     <w:p>
@@ -19186,7 +18960,7 @@
           <w:sz w:val="32"/>
           <w:szCs w:val="32"/>
         </w:rPr>
-        <w:t>(ให้โค้ดกำหนดขอบเขต แล้วให้แบบจำลองตอบเฉพาะสิ่งที่อยู่ในกรอบ) แทนการปรับ prompt</w:t>
+        <w:t>(ให้โปรแกรมกำหนดขอบเขต แล้วให้แบบจำลองตอบเฉพาะสิ่งที่อยู่ในกรอบ) แทนการพยายามปรับคำสั่ง</w:t>
       </w:r>
     </w:p>
     <w:p/>

--- a/รายงาน_บทที่5_Line-Guard.docx
+++ b/รายงาน_บทที่5_Line-Guard.docx
@@ -311,6 +311,376 @@
           <w:bCs/>
         </w:rPr>
         <w:t>5. รายละเอียดของการพัฒนา</w:t>
+      </w:r>
+    </w:p>
+    <w:p/>
+    <w:p>
+      <w:pPr>
+        <w:ind w:left="504"/>
+      </w:pPr>
+      <w:r>
+        <w:rPr>
+          <w:rFonts w:ascii="TH Sarabun New" w:hAnsi="TH Sarabun New" w:cs="TH Sarabun New"/>
+          <w:b w:val="0"/>
+          <w:i/>
+          <w:sz w:val="30"/>
+          <w:szCs w:val="30"/>
+        </w:rPr>
+        <w:t>### 📌 สรุปบทนี้</w:t>
+      </w:r>
+    </w:p>
+    <w:p>
+      <w:r>
+        <w:rPr>
+          <w:rFonts w:ascii="TH Sarabun New" w:hAnsi="TH Sarabun New" w:cs="TH Sarabun New"/>
+          <w:b w:val="0"/>
+          <w:sz w:val="32"/>
+          <w:szCs w:val="32"/>
+        </w:rPr>
+        <w:t>&gt;</w:t>
+      </w:r>
+    </w:p>
+    <w:p>
+      <w:pPr>
+        <w:ind w:left="504"/>
+      </w:pPr>
+      <w:r>
+        <w:rPr>
+          <w:rFonts w:ascii="TH Sarabun New" w:hAnsi="TH Sarabun New" w:cs="TH Sarabun New"/>
+          <w:b/>
+          <w:i/>
+          <w:sz w:val="30"/>
+          <w:szCs w:val="30"/>
+          <w:bCs/>
+        </w:rPr>
+        <w:t>ทำอะไร:</w:t>
+      </w:r>
+      <w:r>
+        <w:rPr>
+          <w:rFonts w:ascii="TH Sarabun New" w:hAnsi="TH Sarabun New" w:cs="TH Sarabun New"/>
+          <w:b w:val="0"/>
+          <w:i/>
+          <w:sz w:val="30"/>
+          <w:szCs w:val="30"/>
+        </w:rPr>
+        <w:t xml:space="preserve"> ระบบตรวจจับเหตุการณ์ความปลอดภัยจากกล้องวงจรปิดในสายการผลิต</w:t>
+      </w:r>
+    </w:p>
+    <w:p>
+      <w:pPr>
+        <w:ind w:left="504"/>
+      </w:pPr>
+      <w:r>
+        <w:rPr>
+          <w:rFonts w:ascii="TH Sarabun New" w:hAnsi="TH Sarabun New" w:cs="TH Sarabun New"/>
+          <w:b w:val="0"/>
+          <w:i/>
+          <w:sz w:val="30"/>
+          <w:szCs w:val="30"/>
+        </w:rPr>
+        <w:t>โดยใช้แบบจำลองที่ดูภาพแล้วอธิบายเป็นภาษาคนได้ (Vision-Language Model)</w:t>
+      </w:r>
+    </w:p>
+    <w:p>
+      <w:r>
+        <w:rPr>
+          <w:rFonts w:ascii="TH Sarabun New" w:hAnsi="TH Sarabun New" w:cs="TH Sarabun New"/>
+          <w:b w:val="0"/>
+          <w:sz w:val="32"/>
+          <w:szCs w:val="32"/>
+        </w:rPr>
+        <w:t>&gt;</w:t>
+      </w:r>
+    </w:p>
+    <w:p>
+      <w:pPr>
+        <w:ind w:left="504"/>
+      </w:pPr>
+      <w:r>
+        <w:rPr>
+          <w:rFonts w:ascii="TH Sarabun New" w:hAnsi="TH Sarabun New" w:cs="TH Sarabun New"/>
+          <w:b/>
+          <w:i/>
+          <w:sz w:val="30"/>
+          <w:szCs w:val="30"/>
+          <w:bCs/>
+        </w:rPr>
+        <w:t>จุดต่างจากวิธีทั่วไป:</w:t>
+      </w:r>
+      <w:r>
+        <w:rPr>
+          <w:rFonts w:ascii="TH Sarabun New" w:hAnsi="TH Sarabun New" w:cs="TH Sarabun New"/>
+          <w:b w:val="0"/>
+          <w:i/>
+          <w:sz w:val="30"/>
+          <w:szCs w:val="30"/>
+        </w:rPr>
+        <w:t xml:space="preserve"> ระบบตรวจจับวัตถุแบบเดิมต้องเก็บภาพมาติดป้ายกำกับแล้วเทรนใหม่ทุกโรงงาน</w:t>
+      </w:r>
+    </w:p>
+    <w:p>
+      <w:pPr>
+        <w:ind w:left="504"/>
+      </w:pPr>
+      <w:r>
+        <w:rPr>
+          <w:rFonts w:ascii="TH Sarabun New" w:hAnsi="TH Sarabun New" w:cs="TH Sarabun New"/>
+          <w:b/>
+          <w:i/>
+          <w:sz w:val="30"/>
+          <w:szCs w:val="30"/>
+          <w:bCs/>
+        </w:rPr>
+        <w:t>งานนี้ไม่เทรนเลยแม้แต่ครั้งเดียว</w:t>
+      </w:r>
+      <w:r>
+        <w:rPr>
+          <w:rFonts w:ascii="TH Sarabun New" w:hAnsi="TH Sarabun New" w:cs="TH Sarabun New"/>
+          <w:b w:val="0"/>
+          <w:i/>
+          <w:sz w:val="30"/>
+          <w:szCs w:val="30"/>
+        </w:rPr>
+        <w:t xml:space="preserve"> เพิ่มกฎใหม่ได้ด้วยการเพิ่มข้อความในคำสั่ง</w:t>
+      </w:r>
+    </w:p>
+    <w:p>
+      <w:r>
+        <w:rPr>
+          <w:rFonts w:ascii="TH Sarabun New" w:hAnsi="TH Sarabun New" w:cs="TH Sarabun New"/>
+          <w:b w:val="0"/>
+          <w:sz w:val="32"/>
+          <w:szCs w:val="32"/>
+        </w:rPr>
+        <w:t>&gt;</w:t>
+      </w:r>
+    </w:p>
+    <w:p>
+      <w:pPr>
+        <w:ind w:left="504"/>
+      </w:pPr>
+      <w:r>
+        <w:rPr>
+          <w:rFonts w:ascii="TH Sarabun New" w:hAnsi="TH Sarabun New" w:cs="TH Sarabun New"/>
+          <w:b/>
+          <w:i/>
+          <w:sz w:val="30"/>
+          <w:szCs w:val="30"/>
+          <w:bCs/>
+        </w:rPr>
+        <w:t>หลักคิดหลักของการออกแบบ:</w:t>
+      </w:r>
+      <w:r>
+        <w:rPr>
+          <w:rFonts w:ascii="TH Sarabun New" w:hAnsi="TH Sarabun New" w:cs="TH Sarabun New"/>
+          <w:b w:val="0"/>
+          <w:i/>
+          <w:sz w:val="30"/>
+          <w:szCs w:val="30"/>
+        </w:rPr>
+        <w:t xml:space="preserve"> แยก </w:t>
+      </w:r>
+      <w:r>
+        <w:rPr>
+          <w:rFonts w:ascii="TH Sarabun New" w:hAnsi="TH Sarabun New" w:cs="TH Sarabun New"/>
+          <w:b/>
+          <w:i/>
+          <w:sz w:val="30"/>
+          <w:szCs w:val="30"/>
+          <w:bCs/>
+        </w:rPr>
+        <w:t>"จับให้แม่น"</w:t>
+      </w:r>
+      <w:r>
+        <w:rPr>
+          <w:rFonts w:ascii="TH Sarabun New" w:hAnsi="TH Sarabun New" w:cs="TH Sarabun New"/>
+          <w:b w:val="0"/>
+          <w:i/>
+          <w:sz w:val="30"/>
+          <w:szCs w:val="30"/>
+        </w:rPr>
+        <w:t xml:space="preserve"> (ชั้นแจ้งเตือน ตอบสั้น ๆ ว่าใช่หรือไม่ใช่)</w:t>
+      </w:r>
+    </w:p>
+    <w:p>
+      <w:pPr>
+        <w:ind w:left="504"/>
+      </w:pPr>
+      <w:r>
+        <w:rPr>
+          <w:rFonts w:ascii="TH Sarabun New" w:hAnsi="TH Sarabun New" w:cs="TH Sarabun New"/>
+          <w:b w:val="0"/>
+          <w:i/>
+          <w:sz w:val="30"/>
+          <w:szCs w:val="30"/>
+        </w:rPr>
+        <w:t xml:space="preserve">ออกจาก </w:t>
+      </w:r>
+      <w:r>
+        <w:rPr>
+          <w:rFonts w:ascii="TH Sarabun New" w:hAnsi="TH Sarabun New" w:cs="TH Sarabun New"/>
+          <w:b/>
+          <w:i/>
+          <w:sz w:val="30"/>
+          <w:szCs w:val="30"/>
+          <w:bCs/>
+        </w:rPr>
+        <w:t>"เข้าใจให้ลึก"</w:t>
+      </w:r>
+      <w:r>
+        <w:rPr>
+          <w:rFonts w:ascii="TH Sarabun New" w:hAnsi="TH Sarabun New" w:cs="TH Sarabun New"/>
+          <w:b w:val="0"/>
+          <w:i/>
+          <w:sz w:val="30"/>
+          <w:szCs w:val="30"/>
+        </w:rPr>
+        <w:t xml:space="preserve"> (ชั้นบรรยาย เล่าเหตุการณ์เป็นภาษาคน) เพราะสองอย่างนี้</w:t>
+      </w:r>
+    </w:p>
+    <w:p>
+      <w:pPr>
+        <w:ind w:left="504"/>
+      </w:pPr>
+      <w:r>
+        <w:rPr>
+          <w:rFonts w:ascii="TH Sarabun New" w:hAnsi="TH Sarabun New" w:cs="TH Sarabun New"/>
+          <w:b w:val="0"/>
+          <w:i/>
+          <w:sz w:val="30"/>
+          <w:szCs w:val="30"/>
+        </w:rPr>
+        <w:t>ต้องการคนละคุณสมบัติ และวัดแล้วพบว่าชั้นแรกให้ผลคงที่ ส่วนชั้นหลังไม่คงที่</w:t>
+      </w:r>
+    </w:p>
+    <w:p>
+      <w:r>
+        <w:rPr>
+          <w:rFonts w:ascii="TH Sarabun New" w:hAnsi="TH Sarabun New" w:cs="TH Sarabun New"/>
+          <w:b w:val="0"/>
+          <w:sz w:val="32"/>
+          <w:szCs w:val="32"/>
+        </w:rPr>
+        <w:t>&gt;</w:t>
+      </w:r>
+    </w:p>
+    <w:p>
+      <w:pPr>
+        <w:ind w:left="504"/>
+      </w:pPr>
+      <w:r>
+        <w:rPr>
+          <w:rFonts w:ascii="TH Sarabun New" w:hAnsi="TH Sarabun New" w:cs="TH Sarabun New"/>
+          <w:b/>
+          <w:i/>
+          <w:sz w:val="30"/>
+          <w:szCs w:val="30"/>
+          <w:bCs/>
+        </w:rPr>
+        <w:t>สิ่งที่ทำได้:</w:t>
+      </w:r>
+      <w:r>
+        <w:rPr>
+          <w:rFonts w:ascii="TH Sarabun New" w:hAnsi="TH Sarabun New" w:cs="TH Sarabun New"/>
+          <w:b w:val="0"/>
+          <w:i/>
+          <w:sz w:val="30"/>
+          <w:szCs w:val="30"/>
+        </w:rPr>
+        <w:t xml:space="preserve"> ตรวจพบการละเมิด 82% · จับคู่กฎความปลอดภัยครบ 11 จาก 11 เหตุการณ์</w:t>
+      </w:r>
+    </w:p>
+    <w:p>
+      <w:pPr>
+        <w:ind w:left="504"/>
+      </w:pPr>
+      <w:r>
+        <w:rPr>
+          <w:rFonts w:ascii="TH Sarabun New" w:hAnsi="TH Sarabun New" w:cs="TH Sarabun New"/>
+          <w:b w:val="0"/>
+          <w:i/>
+          <w:sz w:val="30"/>
+          <w:szCs w:val="30"/>
+        </w:rPr>
+        <w:t>· ตรวจพบเหตุเกือบเกิดอุบัติเหตุ · ทำงานได้ 0.86 เท่าของความเร็ววิดีโอบนการ์ดจอ 2 ใบ</w:t>
+      </w:r>
+    </w:p>
+    <w:p>
+      <w:r>
+        <w:rPr>
+          <w:rFonts w:ascii="TH Sarabun New" w:hAnsi="TH Sarabun New" w:cs="TH Sarabun New"/>
+          <w:b w:val="0"/>
+          <w:sz w:val="32"/>
+          <w:szCs w:val="32"/>
+        </w:rPr>
+        <w:t>&gt;</w:t>
+      </w:r>
+    </w:p>
+    <w:p>
+      <w:pPr>
+        <w:ind w:left="504"/>
+      </w:pPr>
+      <w:r>
+        <w:rPr>
+          <w:rFonts w:ascii="TH Sarabun New" w:hAnsi="TH Sarabun New" w:cs="TH Sarabun New"/>
+          <w:b/>
+          <w:i/>
+          <w:sz w:val="30"/>
+          <w:szCs w:val="30"/>
+          <w:bCs/>
+        </w:rPr>
+        <w:t>สิ่งที่ยังทำไม่ได้:</w:t>
+      </w:r>
+      <w:r>
+        <w:rPr>
+          <w:rFonts w:ascii="TH Sarabun New" w:hAnsi="TH Sarabun New" w:cs="TH Sarabun New"/>
+          <w:b w:val="0"/>
+          <w:i/>
+          <w:sz w:val="30"/>
+          <w:szCs w:val="30"/>
+        </w:rPr>
+        <w:t xml:space="preserve"> ทดสอบแค่คลิปเดียว · ความแม่น 82% ยังต้องมีคนตรวจซ้ำ</w:t>
+      </w:r>
+    </w:p>
+    <w:p>
+      <w:pPr>
+        <w:ind w:left="504"/>
+      </w:pPr>
+      <w:r>
+        <w:rPr>
+          <w:rFonts w:ascii="TH Sarabun New" w:hAnsi="TH Sarabun New" w:cs="TH Sarabun New"/>
+          <w:b w:val="0"/>
+          <w:i/>
+          <w:sz w:val="30"/>
+          <w:szCs w:val="30"/>
+        </w:rPr>
+        <w:t>· แยกไม่ได้ว่าหยิบของออกหรือวางของลง</w:t>
+      </w:r>
+    </w:p>
+    <w:p>
+      <w:r>
+        <w:rPr>
+          <w:rFonts w:ascii="TH Sarabun New" w:hAnsi="TH Sarabun New" w:cs="TH Sarabun New"/>
+          <w:b w:val="0"/>
+          <w:sz w:val="32"/>
+          <w:szCs w:val="32"/>
+        </w:rPr>
+        <w:t>&gt;</w:t>
+      </w:r>
+    </w:p>
+    <w:p>
+      <w:pPr>
+        <w:ind w:left="504"/>
+      </w:pPr>
+      <w:r>
+        <w:rPr>
+          <w:rFonts w:ascii="TH Sarabun New" w:hAnsi="TH Sarabun New" w:cs="TH Sarabun New"/>
+          <w:b w:val="0"/>
+          <w:i/>
+          <w:sz w:val="30"/>
+          <w:szCs w:val="30"/>
+        </w:rPr>
+        <w:t>*(ผลการวัดละเอียดอยู่บทที่ 7 · สาเหตุของข้อจำกัดอยู่บทที่ 8 · แนวทางแก้อยู่บทที่ 9)*</w:t>
       </w:r>
     </w:p>
     <w:p/>
@@ -8670,18 +9040,10 @@
           <w:sz w:val="32"/>
           <w:szCs w:val="32"/>
         </w:rPr>
-        <w:t xml:space="preserve">ส่วนนี้รายงานสิ่งที่ </w:t>
-      </w:r>
-      <w:r>
-        <w:rPr>
-          <w:rFonts w:ascii="TH Sarabun New" w:hAnsi="TH Sarabun New" w:cs="TH Sarabun New"/>
-          <w:b/>
-          <w:sz w:val="32"/>
-          <w:szCs w:val="32"/>
-          <w:bCs/>
-        </w:rPr>
-        <w:t>ทำไม่ได้</w:t>
-      </w:r>
+        <w:t>หัวข้อนี้ระบุว่าโปรแกรมทำอะไรได้ ทำอะไรไม่ได้ และมีเงื่อนไขอะไรบ้าง</w:t>
+      </w:r>
+    </w:p>
+    <w:p>
       <w:r>
         <w:rPr>
           <w:rFonts w:ascii="TH Sarabun New" w:hAnsi="TH Sarabun New" w:cs="TH Sarabun New"/>
@@ -8689,7 +9051,18 @@
           <w:sz w:val="32"/>
           <w:szCs w:val="32"/>
         </w:rPr>
-        <w:t xml:space="preserve"> อย่างตรงไปตรงมา พร้อมสาเหตุที่ตรวจสอบแล้ว</w:t>
+        <w:t>ส่วนผลการวัดโดยละเอียดอยู่ในบทที่ 7 สาเหตุของข้อจำกัดแต่ละข้ออยู่ในบทที่ 8</w:t>
+      </w:r>
+    </w:p>
+    <w:p>
+      <w:r>
+        <w:rPr>
+          <w:rFonts w:ascii="TH Sarabun New" w:hAnsi="TH Sarabun New" w:cs="TH Sarabun New"/>
+          <w:b w:val="0"/>
+          <w:sz w:val="32"/>
+          <w:szCs w:val="32"/>
+        </w:rPr>
+        <w:t>และแนวทางแก้อยู่ในบทที่ 9</w:t>
       </w:r>
     </w:p>
     <w:p/>
@@ -8702,266 +9075,7 @@
           <w:szCs w:val="34"/>
           <w:bCs/>
         </w:rPr>
-        <w:t>5.5.1 วิธีที่ใช้วัด — การสร้างเฉลยอ้างอิง</w:t>
-      </w:r>
-    </w:p>
-    <w:p/>
-    <w:p>
-      <w:r>
-        <w:rPr>
-          <w:rFonts w:ascii="TH Sarabun New" w:hAnsi="TH Sarabun New" w:cs="TH Sarabun New"/>
-          <w:b w:val="0"/>
-          <w:sz w:val="32"/>
-          <w:szCs w:val="32"/>
-        </w:rPr>
-        <w:t xml:space="preserve">ปัญหาที่พบระหว่างพัฒนาคือ </w:t>
-      </w:r>
-      <w:r>
-        <w:rPr>
-          <w:rFonts w:ascii="TH Sarabun New" w:hAnsi="TH Sarabun New" w:cs="TH Sarabun New"/>
-          <w:b/>
-          <w:sz w:val="32"/>
-          <w:szCs w:val="32"/>
-          <w:bCs/>
-        </w:rPr>
-        <w:t>ตัวเลขความแม่นยำที่วัดตอนแรกเชื่อไม่ได้</w:t>
-      </w:r>
-      <w:r>
-        <w:rPr>
-          <w:rFonts w:ascii="TH Sarabun New" w:hAnsi="TH Sarabun New" w:cs="TH Sarabun New"/>
-          <w:b w:val="0"/>
-          <w:sz w:val="32"/>
-          <w:szCs w:val="32"/>
-        </w:rPr>
-        <w:t xml:space="preserve"> เพราะเฉลยชุดแรก</w:t>
-      </w:r>
-    </w:p>
-    <w:p>
-      <w:r>
-        <w:rPr>
-          <w:rFonts w:ascii="TH Sarabun New" w:hAnsi="TH Sarabun New" w:cs="TH Sarabun New"/>
-          <w:b w:val="0"/>
-          <w:sz w:val="32"/>
-          <w:szCs w:val="32"/>
-        </w:rPr>
-        <w:t>ตัดสินจากภาพรวมทั้งเฟรม จึงมองการละเมิดที่สังเกตยากไม่ออก เช่น ถอดถุงมือข้างเดียว</w:t>
-      </w:r>
-    </w:p>
-    <w:p>
-      <w:r>
-        <w:rPr>
-          <w:rFonts w:ascii="TH Sarabun New" w:hAnsi="TH Sarabun New" w:cs="TH Sarabun New"/>
-          <w:b w:val="0"/>
-          <w:sz w:val="32"/>
-          <w:szCs w:val="32"/>
-        </w:rPr>
-        <w:t>หรือหน้ากากที่ดึงลงคาง ทำให้การละเมิดบางช่วงหลุด</w:t>
-      </w:r>
-    </w:p>
-    <w:p/>
-    <w:p>
-      <w:r>
-        <w:rPr>
-          <w:rFonts w:ascii="TH Sarabun New" w:hAnsi="TH Sarabun New" w:cs="TH Sarabun New"/>
-          <w:b w:val="0"/>
-          <w:sz w:val="32"/>
-          <w:szCs w:val="32"/>
-        </w:rPr>
-        <w:t>จึงสร้างเฉลยใหม่โดยครอบภาพผู้ปฏิบัติงานแต่ละคนด้วยความละเอียดสูง แล้วตรวจทีละรายการ</w:t>
-      </w:r>
-    </w:p>
-    <w:p>
-      <w:r>
-        <w:rPr>
-          <w:rFonts w:ascii="TH Sarabun New" w:hAnsi="TH Sarabun New" w:cs="TH Sarabun New"/>
-          <w:b w:val="0"/>
-          <w:sz w:val="32"/>
-          <w:szCs w:val="32"/>
-        </w:rPr>
-        <w:t xml:space="preserve">ได้ </w:t>
-      </w:r>
-      <w:r>
-        <w:rPr>
-          <w:rFonts w:ascii="TH Sarabun New" w:hAnsi="TH Sarabun New" w:cs="TH Sarabun New"/>
-          <w:b/>
-          <w:sz w:val="32"/>
-          <w:szCs w:val="32"/>
-          <w:bCs/>
-        </w:rPr>
-        <w:t>74 จุดตรวจ (ทุก 3 วินาที ตลอด 219 วินาที)</w:t>
-      </w:r>
-      <w:r>
-        <w:rPr>
-          <w:rFonts w:ascii="TH Sarabun New" w:hAnsi="TH Sarabun New" w:cs="TH Sarabun New"/>
-          <w:b w:val="0"/>
-          <w:sz w:val="32"/>
-          <w:szCs w:val="32"/>
-        </w:rPr>
-        <w:t xml:space="preserve"> ผลคือตัวเลขความแม่นยำ</w:t>
-      </w:r>
-    </w:p>
-    <w:p>
-      <w:r>
-        <w:rPr>
-          <w:rFonts w:ascii="TH Sarabun New" w:hAnsi="TH Sarabun New" w:cs="TH Sarabun New"/>
-          <w:b/>
-          <w:sz w:val="32"/>
-          <w:szCs w:val="32"/>
-          <w:bCs/>
-        </w:rPr>
-        <w:t>ลดลงจากที่วัดด้วยเฉลยชุดแรก</w:t>
-      </w:r>
-      <w:r>
-        <w:rPr>
-          <w:rFonts w:ascii="TH Sarabun New" w:hAnsi="TH Sarabun New" w:cs="TH Sarabun New"/>
-          <w:b w:val="0"/>
-          <w:sz w:val="32"/>
-          <w:szCs w:val="32"/>
-        </w:rPr>
-        <w:t xml:space="preserve"> ซึ่งเป็นตัวเลขที่ถูกต้องกว่า — การวัดที่หลวมทำให้ระบบดูดีเกินจริง</w:t>
-      </w:r>
-    </w:p>
-    <w:p/>
-    <w:p>
-      <w:pPr>
-        <w:ind w:left="504"/>
-      </w:pPr>
-      <w:r>
-        <w:rPr>
-          <w:rFonts w:ascii="TH Sarabun New" w:hAnsi="TH Sarabun New" w:cs="TH Sarabun New"/>
-          <w:b/>
-          <w:i/>
-          <w:sz w:val="30"/>
-          <w:szCs w:val="30"/>
-          <w:bCs/>
-        </w:rPr>
-        <w:t>แต่เรื่องยังไม่จบเพียงเท่านี้</w:t>
-      </w:r>
-      <w:r>
-        <w:rPr>
-          <w:rFonts w:ascii="TH Sarabun New" w:hAnsi="TH Sarabun New" w:cs="TH Sarabun New"/>
-          <w:b w:val="0"/>
-          <w:i/>
-          <w:sz w:val="30"/>
-          <w:szCs w:val="30"/>
-        </w:rPr>
-        <w:t xml:space="preserve"> — เฉลยชุดที่สองนี้ </w:t>
-      </w:r>
-      <w:r>
-        <w:rPr>
-          <w:rFonts w:ascii="TH Sarabun New" w:hAnsi="TH Sarabun New" w:cs="TH Sarabun New"/>
-          <w:b/>
-          <w:i/>
-          <w:sz w:val="30"/>
-          <w:szCs w:val="30"/>
-          <w:bCs/>
-        </w:rPr>
-        <w:t>ภายหลังพบว่ายังผิดอีก 32 จุด</w:t>
-      </w:r>
-    </w:p>
-    <w:p>
-      <w:pPr>
-        <w:ind w:left="504"/>
-      </w:pPr>
-      <w:r>
-        <w:rPr>
-          <w:rFonts w:ascii="TH Sarabun New" w:hAnsi="TH Sarabun New" w:cs="TH Sarabun New"/>
-          <w:b w:val="0"/>
-          <w:i/>
-          <w:sz w:val="30"/>
-          <w:szCs w:val="30"/>
-        </w:rPr>
-        <w:t xml:space="preserve">และถูกแก้ต่ออีกสองรอบ จนกลายเป็น </w:t>
-      </w:r>
-      <w:r>
-        <w:rPr>
-          <w:rFonts w:ascii="TH Sarabun New" w:hAnsi="TH Sarabun New" w:cs="TH Sarabun New"/>
-          <w:b/>
-          <w:i/>
-          <w:sz w:val="30"/>
-          <w:szCs w:val="30"/>
-          <w:bCs/>
-        </w:rPr>
-        <w:t>เฉลยฉบับที่ 4 ซึ่งเป็นฉบับที่ใช้จริงในรายงานนี้</w:t>
-      </w:r>
-    </w:p>
-    <w:p>
-      <w:pPr>
-        <w:ind w:left="504"/>
-      </w:pPr>
-      <w:r>
-        <w:rPr>
-          <w:rFonts w:ascii="TH Sarabun New" w:hAnsi="TH Sarabun New" w:cs="TH Sarabun New"/>
-          <w:b w:val="0"/>
-          <w:i/>
-          <w:sz w:val="30"/>
-          <w:szCs w:val="30"/>
-        </w:rPr>
-        <w:t>เหตุผลของการแก้แต่ละรอบอยู่ในหัวข้อ 5.5 และอธิบายละเอียดในบทที่ 8</w:t>
-      </w:r>
-    </w:p>
-    <w:p>
-      <w:pPr>
-        <w:ind w:left="504"/>
-      </w:pPr>
-      <w:r>
-        <w:rPr>
-          <w:rFonts w:ascii="TH Sarabun New" w:hAnsi="TH Sarabun New" w:cs="TH Sarabun New"/>
-          <w:b/>
-          <w:i/>
-          <w:sz w:val="30"/>
-          <w:szCs w:val="30"/>
-          <w:bCs/>
-        </w:rPr>
-        <w:t>ตัวเลขความแม่นยำทุกตัวในรายงานนี้มาจากเฉลยฉบับที่ 4 เท่านั้น</w:t>
-      </w:r>
-    </w:p>
-    <w:p>
-      <w:pPr>
-        <w:ind w:left="504"/>
-      </w:pPr>
-      <w:r>
-        <w:rPr>
-          <w:rFonts w:ascii="TH Sarabun New" w:hAnsi="TH Sarabun New" w:cs="TH Sarabun New"/>
-          <w:b w:val="0"/>
-          <w:i/>
-          <w:sz w:val="30"/>
-          <w:szCs w:val="30"/>
-        </w:rPr>
-        <w:t>ส่วนฉบับก่อนหน้ายังเก็บไว้ทั้งหมด เพื่อให้ตรวจย้อนได้ว่าแก้อะไรไปบ้างและด้วยเหตุผลใด</w:t>
-      </w:r>
-    </w:p>
-    <w:p/>
-    <w:p>
-      <w:r>
-        <w:rPr>
-          <w:rFonts w:ascii="TH Sarabun New" w:hAnsi="TH Sarabun New" w:cs="TH Sarabun New"/>
-          <w:b/>
-          <w:sz w:val="32"/>
-          <w:szCs w:val="32"/>
-          <w:bCs/>
-        </w:rPr>
-        <w:t>ขั้นตอนการวัด</w:t>
-      </w:r>
-      <w:r>
-        <w:rPr>
-          <w:rFonts w:ascii="TH Sarabun New" w:hAnsi="TH Sarabun New" w:cs="TH Sarabun New"/>
-          <w:b w:val="0"/>
-          <w:sz w:val="32"/>
-          <w:szCs w:val="32"/>
-        </w:rPr>
-        <w:t xml:space="preserve"> ทั้งสี่ขั้นทำซ้ำได้ด้วยคำสั่งที่บันทึกไว้ในเอกสารประกอบ</w:t>
-      </w:r>
-    </w:p>
-    <w:p>
-      <w:r>
-        <w:rPr>
-          <w:rFonts w:ascii="TH Sarabun New" w:hAnsi="TH Sarabun New" w:cs="TH Sarabun New"/>
-          <w:b w:val="0"/>
-          <w:sz w:val="32"/>
-          <w:szCs w:val="32"/>
-        </w:rPr>
-        <w:t>คอลัมน์ขวาระบุชื่อโปรแกรมที่รับผิดชอบแต่ละขั้น เพื่อให้ผู้ที่ต้องการตรวจสอบหาได้ถูกจุด</w:t>
+        <w:t>5.5.1 สิ่งที่โปรแกรมทำได้ และทำได้ดีแค่ไหน</w:t>
       </w:r>
     </w:p>
     <w:p/>
@@ -8994,7 +9108,7 @@
                 <w:sz w:val="28"/>
                 <w:szCs w:val="28"/>
               </w:rPr>
-              <w:t>ขั้น</w:t>
+              <w:t>ความสามารถ</w:t>
             </w:r>
           </w:p>
         </w:tc>
@@ -9015,7 +9129,7 @@
                 <w:sz w:val="28"/>
                 <w:szCs w:val="28"/>
               </w:rPr>
-              <w:t>สิ่งที่ทำ</w:t>
+              <w:t>ผลที่วัดได้</w:t>
             </w:r>
           </w:p>
         </w:tc>
@@ -9036,7 +9150,7 @@
                 <w:sz w:val="28"/>
                 <w:szCs w:val="28"/>
               </w:rPr>
-              <w:t>โปรแกรมที่ใช้</w:t>
+              <w:t>อ่านรายละเอียด</w:t>
             </w:r>
           </w:p>
         </w:tc>
@@ -9055,7 +9169,7 @@
                 <w:sz w:val="28"/>
                 <w:szCs w:val="28"/>
               </w:rPr>
-              <w:t>1</w:t>
+              <w:t>ตรวจจับการไม่สวมอุปกรณ์ป้องกัน</w:t>
             </w:r>
           </w:p>
         </w:tc>
@@ -9072,7 +9186,7 @@
                 <w:sz w:val="28"/>
                 <w:szCs w:val="28"/>
               </w:rPr>
-              <w:t>ตรวจสอบว่าเครื่องกำลังให้บริการแบบจำลองตัวที่ตั้งใจจะวัดจริง ถ้าไม่ใช่ให้หยุดทันที</w:t>
+              <w:t>ตรวจพบ 82% (46 จาก 56 จุด) แจ้งผิด 5 จุด</w:t>
             </w:r>
           </w:p>
         </w:tc>
@@ -9084,12 +9198,12 @@
             <w:r/>
             <w:r>
               <w:rPr>
-                <w:rFonts w:ascii="Courier New" w:hAnsi="Courier New" w:cs="Courier New"/>
+                <w:rFonts w:ascii="TH Sarabun New" w:hAnsi="TH Sarabun New" w:cs="TH Sarabun New"/>
                 <w:b w:val="0"/>
-                <w:sz w:val="24"/>
-                <w:szCs w:val="24"/>
-              </w:rPr>
-              <w:t>preflight.py</w:t>
+                <w:sz w:val="28"/>
+                <w:szCs w:val="28"/>
+              </w:rPr>
+              <w:t>บทที่ 7 หัวข้อ 7.2</w:t>
             </w:r>
           </w:p>
         </w:tc>
@@ -9108,7 +9222,7 @@
                 <w:sz w:val="28"/>
                 <w:szCs w:val="28"/>
               </w:rPr>
-              <w:t>2</w:t>
+              <w:t>ตรวจจับเหตุการณ์อันตราย + จับคู่กฎ</w:t>
             </w:r>
           </w:p>
         </w:tc>
@@ -9125,7 +9239,7 @@
                 <w:sz w:val="28"/>
                 <w:szCs w:val="28"/>
               </w:rPr>
-              <w:t>ให้แบบจำลองดูภาพครบทั้ง 74 เฟรม แล้วบันทึกคำตอบดิบไว้ทุกเฟรมทุกรายการ</w:t>
+              <w:t>11 เหตุการณ์ จับคู่กฎได้ครบ 11 จาก 11 พร้อมภาพหลักฐาน</w:t>
             </w:r>
           </w:p>
         </w:tc>
@@ -9137,12 +9251,12 @@
             <w:r/>
             <w:r>
               <w:rPr>
-                <w:rFonts w:ascii="Courier New" w:hAnsi="Courier New" w:cs="Courier New"/>
+                <w:rFonts w:ascii="TH Sarabun New" w:hAnsi="TH Sarabun New" w:cs="TH Sarabun New"/>
                 <w:b w:val="0"/>
-                <w:sz w:val="24"/>
-                <w:szCs w:val="24"/>
-              </w:rPr>
-              <w:t>image_tier.py</w:t>
+                <w:sz w:val="28"/>
+                <w:szCs w:val="28"/>
+              </w:rPr>
+              <w:t>บทที่ 7 หัวข้อ 7.5</w:t>
             </w:r>
           </w:p>
         </w:tc>
@@ -9161,7 +9275,7 @@
                 <w:sz w:val="28"/>
                 <w:szCs w:val="28"/>
               </w:rPr>
-              <w:t>3</w:t>
+              <w:t>ตรวจจับเหตุเกือบเกิดอุบัติเหตุ</w:t>
             </w:r>
           </w:p>
         </w:tc>
@@ -9178,7 +9292,7 @@
                 <w:sz w:val="28"/>
                 <w:szCs w:val="28"/>
               </w:rPr>
-              <w:t>เทียบคำตอบดิบกับเฉลยทีละคู่ (เฟรม, รายการ)</w:t>
+              <w:t>ตรวจพบ ขณะที่แบบจำลองที่นำมาเทียบตรวจไม่พบ</w:t>
             </w:r>
           </w:p>
         </w:tc>
@@ -9190,12 +9304,12 @@
             <w:r/>
             <w:r>
               <w:rPr>
-                <w:rFonts w:ascii="Courier New" w:hAnsi="Courier New" w:cs="Courier New"/>
+                <w:rFonts w:ascii="TH Sarabun New" w:hAnsi="TH Sarabun New" w:cs="TH Sarabun New"/>
                 <w:b w:val="0"/>
-                <w:sz w:val="24"/>
-                <w:szCs w:val="24"/>
-              </w:rPr>
-              <w:t>diff_gt.py</w:t>
+                <w:sz w:val="28"/>
+                <w:szCs w:val="28"/>
+              </w:rPr>
+              <w:t>บทที่ 7 หัวข้อ 7.5–7.6</w:t>
             </w:r>
           </w:p>
         </w:tc>
@@ -9214,7 +9328,7 @@
                 <w:sz w:val="28"/>
                 <w:szCs w:val="28"/>
               </w:rPr>
-              <w:t>4</w:t>
+              <w:t>ระบุว่ามือเข้าไปยุ่งกับลังใด</w:t>
             </w:r>
           </w:p>
         </w:tc>
@@ -9231,7 +9345,7 @@
                 <w:sz w:val="28"/>
                 <w:szCs w:val="28"/>
               </w:rPr>
-              <w:t>นับผลออกมาเป็น 4 กรณีตามตารางด้านล่าง</w:t>
+              <w:t>ถูก 7 จาก 7 จุด ไม่มีการแจ้งผิด</w:t>
             </w:r>
           </w:p>
         </w:tc>
@@ -9248,107 +9362,7 @@
                 <w:sz w:val="28"/>
                 <w:szCs w:val="28"/>
               </w:rPr>
-              <w:t>—</w:t>
-            </w:r>
-          </w:p>
-        </w:tc>
-      </w:tr>
-    </w:tbl>
-    <w:p/>
-    <w:tbl>
-      <w:tblPr>
-        <w:tblStyle w:val="TableGrid"/>
-        <w:tblW w:type="auto" w:w="0"/>
-        <w:tblLook w:firstColumn="1" w:firstRow="1" w:lastColumn="0" w:lastRow="0" w:noHBand="0" w:noVBand="1" w:val="04A0"/>
-      </w:tblPr>
-      <w:tblGrid>
-        <w:gridCol w:w="2257"/>
-        <w:gridCol w:w="2257"/>
-        <w:gridCol w:w="2257"/>
-        <w:gridCol w:w="2257"/>
-      </w:tblGrid>
-      <w:tr>
-        <w:tc>
-          <w:tcPr>
-            <w:tcW w:type="dxa" w:w="2257"/>
-          </w:tcPr>
-          <w:p>
-            <w:r>
-              <w:rPr>
-                <w:b/>
-              </w:rPr>
-            </w:r>
-            <w:r>
-              <w:rPr>
-                <w:rFonts w:ascii="TH Sarabun New" w:hAnsi="TH Sarabun New" w:cs="TH Sarabun New"/>
-                <w:b/>
-                <w:sz w:val="28"/>
-                <w:szCs w:val="28"/>
-              </w:rPr>
-              <w:t>กรณี</w:t>
-            </w:r>
-          </w:p>
-        </w:tc>
-        <w:tc>
-          <w:tcPr>
-            <w:tcW w:type="dxa" w:w="2257"/>
-          </w:tcPr>
-          <w:p>
-            <w:r>
-              <w:rPr>
-                <w:b/>
-              </w:rPr>
-            </w:r>
-            <w:r>
-              <w:rPr>
-                <w:rFonts w:ascii="TH Sarabun New" w:hAnsi="TH Sarabun New" w:cs="TH Sarabun New"/>
-                <w:b/>
-                <w:sz w:val="28"/>
-                <w:szCs w:val="28"/>
-              </w:rPr>
-              <w:t>เฉลยว่า</w:t>
-            </w:r>
-          </w:p>
-        </w:tc>
-        <w:tc>
-          <w:tcPr>
-            <w:tcW w:type="dxa" w:w="2257"/>
-          </w:tcPr>
-          <w:p>
-            <w:r>
-              <w:rPr>
-                <w:b/>
-              </w:rPr>
-            </w:r>
-            <w:r>
-              <w:rPr>
-                <w:rFonts w:ascii="TH Sarabun New" w:hAnsi="TH Sarabun New" w:cs="TH Sarabun New"/>
-                <w:b/>
-                <w:sz w:val="28"/>
-                <w:szCs w:val="28"/>
-              </w:rPr>
-              <w:t>แบบจำลองว่า</w:t>
-            </w:r>
-          </w:p>
-        </w:tc>
-        <w:tc>
-          <w:tcPr>
-            <w:tcW w:type="dxa" w:w="2257"/>
-          </w:tcPr>
-          <w:p>
-            <w:r>
-              <w:rPr>
-                <w:b/>
-              </w:rPr>
-            </w:r>
-            <w:r>
-              <w:rPr>
-                <w:rFonts w:ascii="TH Sarabun New" w:hAnsi="TH Sarabun New" w:cs="TH Sarabun New"/>
-                <w:b/>
-                <w:sz w:val="28"/>
-                <w:szCs w:val="28"/>
-              </w:rPr>
-              <w:t>นับเป็น</w:t>
+              <w:t>บทที่ 7 หัวข้อ 7.4</w:t>
             </w:r>
           </w:p>
         </w:tc>
@@ -9356,7 +9370,7 @@
       <w:tr>
         <w:tc>
           <w:tcPr>
-            <w:tcW w:type="dxa" w:w="2257"/>
+            <w:tcW w:type="dxa" w:w="3010"/>
           </w:tcPr>
           <w:p>
             <w:r/>
@@ -9367,13 +9381,13 @@
                 <w:sz w:val="28"/>
                 <w:szCs w:val="28"/>
               </w:rPr>
-              <w:t>ตรวจพบ</w:t>
-            </w:r>
-          </w:p>
-        </w:tc>
-        <w:tc>
-          <w:tcPr>
-            <w:tcW w:type="dxa" w:w="2257"/>
+              <w:t>บรรยายเหตุการณ์รายวินาที</w:t>
+            </w:r>
+          </w:p>
+        </w:tc>
+        <w:tc>
+          <w:tcPr>
+            <w:tcW w:type="dxa" w:w="3010"/>
           </w:tcPr>
           <w:p>
             <w:r/>
@@ -9384,13 +9398,13 @@
                 <w:sz w:val="28"/>
                 <w:szCs w:val="28"/>
               </w:rPr>
-              <w:t>ไม่สวม</w:t>
-            </w:r>
-          </w:p>
-        </w:tc>
-        <w:tc>
-          <w:tcPr>
-            <w:tcW w:type="dxa" w:w="2257"/>
+              <w:t>220 จุด ตลอดคลิป</w:t>
+            </w:r>
+          </w:p>
+        </w:tc>
+        <w:tc>
+          <w:tcPr>
+            <w:tcW w:type="dxa" w:w="3010"/>
           </w:tcPr>
           <w:p>
             <w:r/>
@@ -9401,24 +9415,7 @@
                 <w:sz w:val="28"/>
                 <w:szCs w:val="28"/>
               </w:rPr>
-              <w:t>ไม่สวม</w:t>
-            </w:r>
-          </w:p>
-        </w:tc>
-        <w:tc>
-          <w:tcPr>
-            <w:tcW w:type="dxa" w:w="2257"/>
-          </w:tcPr>
-          <w:p>
-            <w:r/>
-            <w:r>
-              <w:rPr>
-                <w:rFonts w:ascii="TH Sarabun New" w:hAnsi="TH Sarabun New" w:cs="TH Sarabun New"/>
-                <w:b w:val="0"/>
-                <w:sz w:val="28"/>
-                <w:szCs w:val="28"/>
-              </w:rPr>
-              <w:t>ถูก</w:t>
+              <w:t>บทที่ 7 หัวข้อ 7.5</w:t>
             </w:r>
           </w:p>
         </w:tc>
@@ -9426,7 +9423,7 @@
       <w:tr>
         <w:tc>
           <w:tcPr>
-            <w:tcW w:type="dxa" w:w="2257"/>
+            <w:tcW w:type="dxa" w:w="3010"/>
           </w:tcPr>
           <w:p>
             <w:r/>
@@ -9437,13 +9434,13 @@
                 <w:sz w:val="28"/>
                 <w:szCs w:val="28"/>
               </w:rPr>
-              <w:t>ตรวจไม่พบ (FN)</w:t>
-            </w:r>
-          </w:p>
-        </w:tc>
-        <w:tc>
-          <w:tcPr>
-            <w:tcW w:type="dxa" w:w="2257"/>
+              <w:t>ทำงานแบบสด</w:t>
+            </w:r>
+          </w:p>
+        </w:tc>
+        <w:tc>
+          <w:tcPr>
+            <w:tcW w:type="dxa" w:w="3010"/>
           </w:tcPr>
           <w:p>
             <w:r/>
@@ -9454,13 +9451,13 @@
                 <w:sz w:val="28"/>
                 <w:szCs w:val="28"/>
               </w:rPr>
-              <w:t>ไม่สวม</w:t>
-            </w:r>
-          </w:p>
-        </w:tc>
-        <w:tc>
-          <w:tcPr>
-            <w:tcW w:type="dxa" w:w="2257"/>
+              <w:t>0.86 เท่าของความเร็ววิดีโอ บนการ์ดจอ 2 ใบ</w:t>
+            </w:r>
+          </w:p>
+        </w:tc>
+        <w:tc>
+          <w:tcPr>
+            <w:tcW w:type="dxa" w:w="3010"/>
           </w:tcPr>
           <w:p>
             <w:r/>
@@ -9471,164 +9468,7 @@
                 <w:sz w:val="28"/>
                 <w:szCs w:val="28"/>
               </w:rPr>
-              <w:t>สวมอยู่</w:t>
-            </w:r>
-          </w:p>
-        </w:tc>
-        <w:tc>
-          <w:tcPr>
-            <w:tcW w:type="dxa" w:w="2257"/>
-          </w:tcPr>
-          <w:p>
-            <w:r/>
-            <w:r>
-              <w:rPr>
-                <w:rFonts w:ascii="TH Sarabun New" w:hAnsi="TH Sarabun New" w:cs="TH Sarabun New"/>
-                <w:b w:val="0"/>
-                <w:sz w:val="28"/>
-                <w:szCs w:val="28"/>
-              </w:rPr>
-              <w:t>พลาด</w:t>
-            </w:r>
-          </w:p>
-        </w:tc>
-      </w:tr>
-      <w:tr>
-        <w:tc>
-          <w:tcPr>
-            <w:tcW w:type="dxa" w:w="2257"/>
-          </w:tcPr>
-          <w:p>
-            <w:r/>
-            <w:r>
-              <w:rPr>
-                <w:rFonts w:ascii="TH Sarabun New" w:hAnsi="TH Sarabun New" w:cs="TH Sarabun New"/>
-                <w:b w:val="0"/>
-                <w:sz w:val="28"/>
-                <w:szCs w:val="28"/>
-              </w:rPr>
-              <w:t>แจ้งผิด (FP)</w:t>
-            </w:r>
-          </w:p>
-        </w:tc>
-        <w:tc>
-          <w:tcPr>
-            <w:tcW w:type="dxa" w:w="2257"/>
-          </w:tcPr>
-          <w:p>
-            <w:r/>
-            <w:r>
-              <w:rPr>
-                <w:rFonts w:ascii="TH Sarabun New" w:hAnsi="TH Sarabun New" w:cs="TH Sarabun New"/>
-                <w:b w:val="0"/>
-                <w:sz w:val="28"/>
-                <w:szCs w:val="28"/>
-              </w:rPr>
-              <w:t>สวมอยู่</w:t>
-            </w:r>
-          </w:p>
-        </w:tc>
-        <w:tc>
-          <w:tcPr>
-            <w:tcW w:type="dxa" w:w="2257"/>
-          </w:tcPr>
-          <w:p>
-            <w:r/>
-            <w:r>
-              <w:rPr>
-                <w:rFonts w:ascii="TH Sarabun New" w:hAnsi="TH Sarabun New" w:cs="TH Sarabun New"/>
-                <w:b w:val="0"/>
-                <w:sz w:val="28"/>
-                <w:szCs w:val="28"/>
-              </w:rPr>
-              <w:t>ไม่สวม</w:t>
-            </w:r>
-          </w:p>
-        </w:tc>
-        <w:tc>
-          <w:tcPr>
-            <w:tcW w:type="dxa" w:w="2257"/>
-          </w:tcPr>
-          <w:p>
-            <w:r/>
-            <w:r>
-              <w:rPr>
-                <w:rFonts w:ascii="TH Sarabun New" w:hAnsi="TH Sarabun New" w:cs="TH Sarabun New"/>
-                <w:b w:val="0"/>
-                <w:sz w:val="28"/>
-                <w:szCs w:val="28"/>
-              </w:rPr>
-              <w:t>ผิด</w:t>
-            </w:r>
-          </w:p>
-        </w:tc>
-      </w:tr>
-      <w:tr>
-        <w:tc>
-          <w:tcPr>
-            <w:tcW w:type="dxa" w:w="2257"/>
-          </w:tcPr>
-          <w:p>
-            <w:r/>
-            <w:r>
-              <w:rPr>
-                <w:rFonts w:ascii="TH Sarabun New" w:hAnsi="TH Sarabun New" w:cs="TH Sarabun New"/>
-                <w:b w:val="0"/>
-                <w:sz w:val="28"/>
-                <w:szCs w:val="28"/>
-              </w:rPr>
-              <w:t>ไม่ตัดสิน</w:t>
-            </w:r>
-          </w:p>
-        </w:tc>
-        <w:tc>
-          <w:tcPr>
-            <w:tcW w:type="dxa" w:w="2257"/>
-          </w:tcPr>
-          <w:p>
-            <w:r/>
-            <w:r>
-              <w:rPr>
-                <w:rFonts w:ascii="TH Sarabun New" w:hAnsi="TH Sarabun New" w:cs="TH Sarabun New"/>
-                <w:b w:val="0"/>
-                <w:sz w:val="28"/>
-                <w:szCs w:val="28"/>
-              </w:rPr>
-              <w:t>ไม่สวม</w:t>
-            </w:r>
-          </w:p>
-        </w:tc>
-        <w:tc>
-          <w:tcPr>
-            <w:tcW w:type="dxa" w:w="2257"/>
-          </w:tcPr>
-          <w:p>
-            <w:r/>
-            <w:r>
-              <w:rPr>
-                <w:rFonts w:ascii="TH Sarabun New" w:hAnsi="TH Sarabun New" w:cs="TH Sarabun New"/>
-                <w:b w:val="0"/>
-                <w:sz w:val="28"/>
-                <w:szCs w:val="28"/>
-              </w:rPr>
-              <w:t>มองไม่เห็น</w:t>
-            </w:r>
-          </w:p>
-        </w:tc>
-        <w:tc>
-          <w:tcPr>
-            <w:tcW w:type="dxa" w:w="2257"/>
-          </w:tcPr>
-          <w:p>
-            <w:r/>
-            <w:r>
-              <w:rPr>
-                <w:rFonts w:ascii="TH Sarabun New" w:hAnsi="TH Sarabun New" w:cs="TH Sarabun New"/>
-                <w:b w:val="0"/>
-                <w:sz w:val="28"/>
-                <w:szCs w:val="28"/>
-              </w:rPr>
-              <w:t>พลาดแบบไม่เดา</w:t>
+              <w:t>บทที่ 7 หัวข้อ 7.7</w:t>
             </w:r>
           </w:p>
         </w:tc>
@@ -9636,80 +9476,15 @@
     </w:tbl>
     <w:p/>
     <w:p>
-      <w:pPr>
-        <w:ind w:left="504"/>
-      </w:pPr>
       <w:r>
         <w:rPr>
           <w:rFonts w:ascii="TH Sarabun New" w:hAnsi="TH Sarabun New" w:cs="TH Sarabun New"/>
           <w:b/>
-          <w:i/>
-          <w:sz w:val="30"/>
-          <w:szCs w:val="30"/>
+          <w:sz w:val="34"/>
+          <w:szCs w:val="34"/>
           <w:bCs/>
         </w:rPr>
-        <w:t>บทเรียนสำคัญเรื่องการเก็บหลักฐาน:</w:t>
-      </w:r>
-      <w:r>
-        <w:rPr>
-          <w:rFonts w:ascii="TH Sarabun New" w:hAnsi="TH Sarabun New" w:cs="TH Sarabun New"/>
-          <w:b w:val="0"/>
-          <w:i/>
-          <w:sz w:val="30"/>
-          <w:szCs w:val="30"/>
-        </w:rPr>
-        <w:t xml:space="preserve"> ต้องบันทึก </w:t>
-      </w:r>
-      <w:r>
-        <w:rPr>
-          <w:rFonts w:ascii="TH Sarabun New" w:hAnsi="TH Sarabun New" w:cs="TH Sarabun New"/>
-          <w:b/>
-          <w:i/>
-          <w:sz w:val="30"/>
-          <w:szCs w:val="30"/>
-          <w:bCs/>
-        </w:rPr>
-        <w:t>คำตอบดิบรายเฟรม</w:t>
-      </w:r>
-      <w:r>
-        <w:rPr>
-          <w:rFonts w:ascii="TH Sarabun New" w:hAnsi="TH Sarabun New" w:cs="TH Sarabun New"/>
-          <w:b w:val="0"/>
-          <w:i/>
-          <w:sz w:val="30"/>
-          <w:szCs w:val="30"/>
-        </w:rPr>
-        <w:t xml:space="preserve"> ไว้เสมอ ไม่ใช่เก็บแค่ผลสรุป</w:t>
-      </w:r>
-    </w:p>
-    <w:p>
-      <w:pPr>
-        <w:ind w:left="504"/>
-      </w:pPr>
-      <w:r>
-        <w:rPr>
-          <w:rFonts w:ascii="TH Sarabun New" w:hAnsi="TH Sarabun New" w:cs="TH Sarabun New"/>
-          <w:b w:val="0"/>
-          <w:i/>
-          <w:sz w:val="30"/>
-          <w:szCs w:val="30"/>
-        </w:rPr>
-        <w:t>เพราะรอบก่อนเก็บเฉพาะผลสรุปของคอนฟิกหนึ่ง แล้วไฟล์คำตอบดิบถูกเขียนทับด้วยคอนฟิกใหม่</w:t>
-      </w:r>
-    </w:p>
-    <w:p>
-      <w:pPr>
-        <w:ind w:left="504"/>
-      </w:pPr>
-      <w:r>
-        <w:rPr>
-          <w:rFonts w:ascii="TH Sarabun New" w:hAnsi="TH Sarabun New" w:cs="TH Sarabun New"/>
-          <w:b w:val="0"/>
-          <w:i/>
-          <w:sz w:val="30"/>
-          <w:szCs w:val="30"/>
-        </w:rPr>
-        <w:t>ทำให้ย้อนตรวจไม่ได้ว่าตัวเลขเดิมมาจากไหน (รายละเอียดในข้อ 5.5.2)</w:t>
+        <w:t>5.5.2 ข้อจำกัดที่ต้องระบุให้ชัด</w:t>
       </w:r>
     </w:p>
     <w:p/>
@@ -9722,62 +9497,7 @@
           <w:szCs w:val="32"/>
           <w:bCs/>
         </w:rPr>
-        <w:t>การตรวจสอบตัวเฉลยเอง</w:t>
-      </w:r>
-    </w:p>
-    <w:p/>
-    <w:p>
-      <w:r>
-        <w:rPr>
-          <w:rFonts w:ascii="TH Sarabun New" w:hAnsi="TH Sarabun New" w:cs="TH Sarabun New"/>
-          <w:b w:val="0"/>
-          <w:sz w:val="32"/>
-          <w:szCs w:val="32"/>
-        </w:rPr>
-        <w:t>เฉลยชุดแรกสร้างจากการให้แบบจำลองภาษาอีกตัวหนึ่งดูเฟรมแล้วตัดสิน ซึ่งมีจุดอ่อนสำคัญคือ</w:t>
-      </w:r>
-    </w:p>
-    <w:p>
-      <w:r>
-        <w:rPr>
-          <w:rFonts w:ascii="TH Sarabun New" w:hAnsi="TH Sarabun New" w:cs="TH Sarabun New"/>
-          <w:b/>
-          <w:sz w:val="32"/>
-          <w:szCs w:val="32"/>
-          <w:bCs/>
-        </w:rPr>
-        <w:t>ไม่เคยมีใครตรวจสอบเฉลยนั้นเลย</w:t>
-      </w:r>
-      <w:r>
-        <w:rPr>
-          <w:rFonts w:ascii="TH Sarabun New" w:hAnsi="TH Sarabun New" w:cs="TH Sarabun New"/>
-          <w:b w:val="0"/>
-          <w:sz w:val="32"/>
-          <w:szCs w:val="32"/>
-        </w:rPr>
-        <w:t xml:space="preserve"> เท่ากับสมมติว่าเฉลยถูกเสมอ ทั้งที่มันก็คือการตัดสินของแบบจำลองเหมือนกัน</w:t>
-      </w:r>
-    </w:p>
-    <w:p/>
-    <w:p>
-      <w:r>
-        <w:rPr>
-          <w:rFonts w:ascii="TH Sarabun New" w:hAnsi="TH Sarabun New" w:cs="TH Sarabun New"/>
-          <w:b w:val="0"/>
-          <w:sz w:val="32"/>
-          <w:szCs w:val="32"/>
-        </w:rPr>
-        <w:t xml:space="preserve">จึงเปิดดูด้วยตาทุกจุดที่เฉลยกับแบบจำลองขัดแย้งกัน (13 จุด) ผลคือ </w:t>
-      </w:r>
-      <w:r>
-        <w:rPr>
-          <w:rFonts w:ascii="TH Sarabun New" w:hAnsi="TH Sarabun New" w:cs="TH Sarabun New"/>
-          <w:b/>
-          <w:sz w:val="32"/>
-          <w:szCs w:val="32"/>
-          <w:bCs/>
-        </w:rPr>
-        <w:t>เฉลยผิด 8 จุด</w:t>
+        <w:t>ข้อจำกัดที่สำคัญที่สุดสามข้อ</w:t>
       </w:r>
     </w:p>
     <w:p/>
@@ -9810,7 +9530,7 @@
                 <w:sz w:val="28"/>
                 <w:szCs w:val="28"/>
               </w:rPr>
-              <w:t>กรณี</w:t>
+              <w:t>ข้อจำกัด</w:t>
             </w:r>
           </w:p>
         </w:tc>
@@ -9831,7 +9551,7 @@
                 <w:sz w:val="28"/>
                 <w:szCs w:val="28"/>
               </w:rPr>
-              <w:t>ภาพจริง</w:t>
+              <w:t>ความหมายในทางปฏิบัติ</w:t>
             </w:r>
           </w:p>
         </w:tc>
@@ -9852,7 +9572,7 @@
                 <w:sz w:val="28"/>
                 <w:szCs w:val="28"/>
               </w:rPr>
-              <w:t>ใครถูก</w:t>
+              <w:t>สาเหตุ</w:t>
             </w:r>
           </w:p>
         </w:tc>
@@ -9867,11 +9587,39 @@
             <w:r>
               <w:rPr>
                 <w:rFonts w:ascii="TH Sarabun New" w:hAnsi="TH Sarabun New" w:cs="TH Sarabun New"/>
+                <w:b/>
+                <w:sz w:val="28"/>
+                <w:szCs w:val="28"/>
+                <w:bCs/>
+              </w:rPr>
+              <w:t>ทดสอบกับวิดีโอเพียงคลิปเดียว</w:t>
+            </w:r>
+          </w:p>
+        </w:tc>
+        <w:tc>
+          <w:tcPr>
+            <w:tcW w:type="dxa" w:w="3010"/>
+          </w:tcPr>
+          <w:p>
+            <w:r/>
+            <w:r>
+              <w:rPr>
+                <w:rFonts w:ascii="TH Sarabun New" w:hAnsi="TH Sarabun New" w:cs="TH Sarabun New"/>
                 <w:b w:val="0"/>
                 <w:sz w:val="28"/>
                 <w:szCs w:val="28"/>
               </w:rPr>
-              <w:t>คนที่ 1 ถุงมือ 03:36, 03:39</w:t>
+              <w:t xml:space="preserve">ยังสรุปไม่ได้ว่าใช้กับกล้องอื่น แสงอื่น หรือมุมอื่นได้ — </w:t>
+            </w:r>
+            <w:r>
+              <w:rPr>
+                <w:rFonts w:ascii="TH Sarabun New" w:hAnsi="TH Sarabun New" w:cs="TH Sarabun New"/>
+                <w:b/>
+                <w:sz w:val="28"/>
+                <w:szCs w:val="28"/>
+                <w:bCs/>
+              </w:rPr>
+              <w:t>เป็นข้อจำกัดที่ใหญ่ที่สุดของงานนี้</w:t>
             </w:r>
           </w:p>
         </w:tc>
@@ -9888,25 +9636,7 @@
                 <w:sz w:val="28"/>
                 <w:szCs w:val="28"/>
               </w:rPr>
-              <w:t>เห็นมือเปลือยชัดเจน ไม่มีถุงมือ</w:t>
-            </w:r>
-          </w:p>
-        </w:tc>
-        <w:tc>
-          <w:tcPr>
-            <w:tcW w:type="dxa" w:w="3010"/>
-          </w:tcPr>
-          <w:p>
-            <w:r/>
-            <w:r>
-              <w:rPr>
-                <w:rFonts w:ascii="TH Sarabun New" w:hAnsi="TH Sarabun New" w:cs="TH Sarabun New"/>
-                <w:b/>
-                <w:sz w:val="28"/>
-                <w:szCs w:val="28"/>
-                <w:bCs/>
-              </w:rPr>
-              <w:t>แบบจำลองถูก เฉลยผิด</w:t>
+              <w:t>ไม่มีวิดีโอชุดที่สอง (บทที่ 8 หัวข้อ 8.8)</w:t>
             </w:r>
           </w:p>
         </w:tc>
@@ -9921,11 +9651,48 @@
             <w:r>
               <w:rPr>
                 <w:rFonts w:ascii="TH Sarabun New" w:hAnsi="TH Sarabun New" w:cs="TH Sarabun New"/>
+                <w:b/>
+                <w:sz w:val="28"/>
+                <w:szCs w:val="28"/>
+                <w:bCs/>
+              </w:rPr>
+              <w:t>ความแม่นยำ 82% ยังไม่พอสำหรับใช้งานจริงแบบไม่มีคนตรวจซ้ำ</w:t>
+            </w:r>
+          </w:p>
+        </w:tc>
+        <w:tc>
+          <w:tcPr>
+            <w:tcW w:type="dxa" w:w="3010"/>
+          </w:tcPr>
+          <w:p>
+            <w:r/>
+            <w:r>
+              <w:rPr>
+                <w:rFonts w:ascii="TH Sarabun New" w:hAnsi="TH Sarabun New" w:cs="TH Sarabun New"/>
                 <w:b w:val="0"/>
                 <w:sz w:val="28"/>
                 <w:szCs w:val="28"/>
               </w:rPr>
-              <w:t>คนที่ 1 หน้ากาก 6 จุด (02:21–03:30)</w:t>
+              <w:t xml:space="preserve">ต้องวางตำแหน่งเป็น </w:t>
+            </w:r>
+            <w:r>
+              <w:rPr>
+                <w:rFonts w:ascii="TH Sarabun New" w:hAnsi="TH Sarabun New" w:cs="TH Sarabun New"/>
+                <w:b/>
+                <w:sz w:val="28"/>
+                <w:szCs w:val="28"/>
+                <w:bCs/>
+              </w:rPr>
+              <w:t>เครื่องมือช่วยคัดกรองให้คนดู</w:t>
+            </w:r>
+            <w:r>
+              <w:rPr>
+                <w:rFonts w:ascii="TH Sarabun New" w:hAnsi="TH Sarabun New" w:cs="TH Sarabun New"/>
+                <w:b w:val="0"/>
+                <w:sz w:val="28"/>
+                <w:szCs w:val="28"/>
+              </w:rPr>
+              <w:t xml:space="preserve"> ไม่ใช่ระบบตัดสินอัตโนมัติ</w:t>
             </w:r>
           </w:p>
         </w:tc>
@@ -9942,25 +9709,7 @@
                 <w:sz w:val="28"/>
                 <w:szCs w:val="28"/>
               </w:rPr>
-              <w:t>หน้ากากห้อยอยู่ที่คาง จมูกและปากเปิด</w:t>
-            </w:r>
-          </w:p>
-        </w:tc>
-        <w:tc>
-          <w:tcPr>
-            <w:tcW w:type="dxa" w:w="3010"/>
-          </w:tcPr>
-          <w:p>
-            <w:r/>
-            <w:r>
-              <w:rPr>
-                <w:rFonts w:ascii="TH Sarabun New" w:hAnsi="TH Sarabun New" w:cs="TH Sarabun New"/>
-                <w:b/>
-                <w:sz w:val="28"/>
-                <w:szCs w:val="28"/>
-                <w:bCs/>
-              </w:rPr>
-              <w:t>แบบจำลองถูก เฉลยผิด</w:t>
+              <w:t>บทที่ 7 หัวข้อ 7.9</w:t>
             </w:r>
           </w:p>
         </w:tc>
@@ -9975,11 +9724,29 @@
             <w:r>
               <w:rPr>
                 <w:rFonts w:ascii="TH Sarabun New" w:hAnsi="TH Sarabun New" w:cs="TH Sarabun New"/>
+                <w:b/>
+                <w:sz w:val="28"/>
+                <w:szCs w:val="28"/>
+                <w:bCs/>
+              </w:rPr>
+              <w:t>แยกไม่ได้ว่าหยิบของออกหรือวางของลง</w:t>
+            </w:r>
+          </w:p>
+        </w:tc>
+        <w:tc>
+          <w:tcPr>
+            <w:tcW w:type="dxa" w:w="3010"/>
+          </w:tcPr>
+          <w:p>
+            <w:r/>
+            <w:r>
+              <w:rPr>
+                <w:rFonts w:ascii="TH Sarabun New" w:hAnsi="TH Sarabun New" w:cs="TH Sarabun New"/>
                 <w:b w:val="0"/>
                 <w:sz w:val="28"/>
                 <w:szCs w:val="28"/>
               </w:rPr>
-              <w:t>คนที่ 2 ถุงมือ 3 จุด</w:t>
+              <w:t>รู้เพียงว่า "มีมือเข้าไปยุ่งกับลัง" จึงรายงานเป็น "ต้องให้คนตรวจ" ไม่ใช่ "หยิบจากลัง NG"</w:t>
             </w:r>
           </w:p>
         </w:tc>
@@ -9996,77 +9763,7 @@
                 <w:sz w:val="28"/>
                 <w:szCs w:val="28"/>
               </w:rPr>
-              <w:t>สวมถุงมือขาวชัดเจน</w:t>
-            </w:r>
-          </w:p>
-        </w:tc>
-        <w:tc>
-          <w:tcPr>
-            <w:tcW w:type="dxa" w:w="3010"/>
-          </w:tcPr>
-          <w:p>
-            <w:r/>
-            <w:r>
-              <w:rPr>
-                <w:rFonts w:ascii="TH Sarabun New" w:hAnsi="TH Sarabun New" w:cs="TH Sarabun New"/>
-                <w:b w:val="0"/>
-                <w:sz w:val="28"/>
-                <w:szCs w:val="28"/>
-              </w:rPr>
-              <w:t>เฉลยถูก แบบจำลองผิด</w:t>
-            </w:r>
-          </w:p>
-        </w:tc>
-      </w:tr>
-      <w:tr>
-        <w:tc>
-          <w:tcPr>
-            <w:tcW w:type="dxa" w:w="3010"/>
-          </w:tcPr>
-          <w:p>
-            <w:r/>
-            <w:r>
-              <w:rPr>
-                <w:rFonts w:ascii="TH Sarabun New" w:hAnsi="TH Sarabun New" w:cs="TH Sarabun New"/>
-                <w:b w:val="0"/>
-                <w:sz w:val="28"/>
-                <w:szCs w:val="28"/>
-              </w:rPr>
-              <w:t>คนที่ 1 หน้ากาก 02:00, 02:33</w:t>
-            </w:r>
-          </w:p>
-        </w:tc>
-        <w:tc>
-          <w:tcPr>
-            <w:tcW w:type="dxa" w:w="3010"/>
-          </w:tcPr>
-          <w:p>
-            <w:r/>
-            <w:r>
-              <w:rPr>
-                <w:rFonts w:ascii="TH Sarabun New" w:hAnsi="TH Sarabun New" w:cs="TH Sarabun New"/>
-                <w:b w:val="0"/>
-                <w:sz w:val="28"/>
-                <w:szCs w:val="28"/>
-              </w:rPr>
-              <w:t>ก้มหน้าจนหมวกบังมิด</w:t>
-            </w:r>
-          </w:p>
-        </w:tc>
-        <w:tc>
-          <w:tcPr>
-            <w:tcW w:type="dxa" w:w="3010"/>
-          </w:tcPr>
-          <w:p>
-            <w:r/>
-            <w:r>
-              <w:rPr>
-                <w:rFonts w:ascii="TH Sarabun New" w:hAnsi="TH Sarabun New" w:cs="TH Sarabun New"/>
-                <w:b w:val="0"/>
-                <w:sz w:val="28"/>
-                <w:szCs w:val="28"/>
-              </w:rPr>
-              <w:t>ตัดสินไม่ได้ — ไม่แก้</w:t>
+              <w:t>บทที่ 9 หัวข้อ 9.1.4</w:t>
             </w:r>
           </w:p>
         </w:tc>
@@ -10077,115 +9774,12 @@
       <w:r>
         <w:rPr>
           <w:rFonts w:ascii="TH Sarabun New" w:hAnsi="TH Sarabun New" w:cs="TH Sarabun New"/>
-          <w:b w:val="0"/>
-          <w:sz w:val="32"/>
-          <w:szCs w:val="32"/>
-        </w:rPr>
-        <w:t xml:space="preserve">หลักฐานที่ชี้ชัดว่าเฉลยชุดแรกเชื่อไม่ได้คือ เฟรม </w:t>
-      </w:r>
-      <w:r>
-        <w:rPr>
-          <w:rFonts w:ascii="TH Sarabun New" w:hAnsi="TH Sarabun New" w:cs="TH Sarabun New"/>
           <w:b/>
           <w:sz w:val="32"/>
           <w:szCs w:val="32"/>
           <w:bCs/>
         </w:rPr>
-        <w:t>02:06</w:t>
-      </w:r>
-      <w:r>
-        <w:rPr>
-          <w:rFonts w:ascii="TH Sarabun New" w:hAnsi="TH Sarabun New" w:cs="TH Sarabun New"/>
-          <w:b w:val="0"/>
-          <w:sz w:val="32"/>
-          <w:szCs w:val="32"/>
-        </w:rPr>
-        <w:t xml:space="preserve"> (เฉลยว่า "ถอด") กับ </w:t>
-      </w:r>
-      <w:r>
-        <w:rPr>
-          <w:rFonts w:ascii="TH Sarabun New" w:hAnsi="TH Sarabun New" w:cs="TH Sarabun New"/>
-          <w:b/>
-          <w:sz w:val="32"/>
-          <w:szCs w:val="32"/>
-          <w:bCs/>
-        </w:rPr>
-        <w:t>02:21</w:t>
-      </w:r>
-      <w:r>
-        <w:rPr>
-          <w:rFonts w:ascii="TH Sarabun New" w:hAnsi="TH Sarabun New" w:cs="TH Sarabun New"/>
-          <w:b w:val="0"/>
-          <w:sz w:val="32"/>
-          <w:szCs w:val="32"/>
-        </w:rPr>
-        <w:t xml:space="preserve"> (เฉลยว่า "ใส่อยู่")</w:t>
-      </w:r>
-    </w:p>
-    <w:p>
-      <w:r>
-        <w:rPr>
-          <w:rFonts w:ascii="TH Sarabun New" w:hAnsi="TH Sarabun New" w:cs="TH Sarabun New"/>
-          <w:b w:val="0"/>
-          <w:sz w:val="32"/>
-          <w:szCs w:val="32"/>
-        </w:rPr>
-        <w:t xml:space="preserve">มีสภาพเหมือนกันทุกประการคือหน้ากากห้อยที่คาง — </w:t>
-      </w:r>
-      <w:r>
-        <w:rPr>
-          <w:rFonts w:ascii="TH Sarabun New" w:hAnsi="TH Sarabun New" w:cs="TH Sarabun New"/>
-          <w:b/>
-          <w:sz w:val="32"/>
-          <w:szCs w:val="32"/>
-          <w:bCs/>
-        </w:rPr>
-        <w:t>เฉลยตีตราสองสภาพที่เหมือนกันว่าต่างกัน</w:t>
-      </w:r>
-    </w:p>
-    <w:p/>
-    <w:p>
-      <w:r>
-        <w:rPr>
-          <w:rFonts w:ascii="TH Sarabun New" w:hAnsi="TH Sarabun New" w:cs="TH Sarabun New"/>
-          <w:b w:val="0"/>
-          <w:sz w:val="32"/>
-          <w:szCs w:val="32"/>
-        </w:rPr>
-        <w:t>จึงจัดทำเฉลยฉบับแก้ไข โดยแก้เฉพาะจุดที่เปิดภาพยืนยันแล้วเท่านั้น และบันทึกไว้ทุกจุดว่า</w:t>
-      </w:r>
-    </w:p>
-    <w:p>
-      <w:r>
-        <w:rPr>
-          <w:rFonts w:ascii="TH Sarabun New" w:hAnsi="TH Sarabun New" w:cs="TH Sarabun New"/>
-          <w:b w:val="0"/>
-          <w:sz w:val="32"/>
-          <w:szCs w:val="32"/>
-        </w:rPr>
-        <w:t>แก้จากอะไรเป็นอะไร ด้วยเหตุผลใด และใครเป็นผู้ตรวจ ตัวเลขทั้งหมดในรายงานนี้ใช้เฉลยฉบับแก้ไขนี้</w:t>
-      </w:r>
-    </w:p>
-    <w:p/>
-    <w:p>
-      <w:r>
-        <w:rPr>
-          <w:rFonts w:ascii="TH Sarabun New" w:hAnsi="TH Sarabun New" w:cs="TH Sarabun New"/>
-          <w:b/>
-          <w:sz w:val="32"/>
-          <w:szCs w:val="32"/>
-          <w:bCs/>
-        </w:rPr>
-        <w:t>ขอบเขตการตรวจสอบ</w:t>
-      </w:r>
-      <w:r>
-        <w:rPr>
-          <w:rFonts w:ascii="TH Sarabun New" w:hAnsi="TH Sarabun New" w:cs="TH Sarabun New"/>
-          <w:b w:val="0"/>
-          <w:sz w:val="32"/>
-          <w:szCs w:val="32"/>
-        </w:rPr>
-        <w:t xml:space="preserve"> — ตรวจครบทั้งสามรายการ ทีละเฟรม ไม่ใช่เฉพาะจุดที่ขัดแย้งกับแบบจำลอง</w:t>
+        <w:t>ข้อจำกัดอื่น</w:t>
       </w:r>
     </w:p>
     <w:p/>
@@ -10217,7 +9811,7 @@
                 <w:sz w:val="28"/>
                 <w:szCs w:val="28"/>
               </w:rPr>
-              <w:t>รายการ</w:t>
+              <w:t>ข้อจำกัด</w:t>
             </w:r>
           </w:p>
         </w:tc>
@@ -10238,7 +9832,7 @@
                 <w:sz w:val="28"/>
                 <w:szCs w:val="28"/>
               </w:rPr>
-              <w:t>ผลการตรวจ</w:t>
+              <w:t>รายละเอียด</w:t>
             </w:r>
           </w:p>
         </w:tc>
@@ -10257,7 +9851,7 @@
                 <w:sz w:val="28"/>
                 <w:szCs w:val="28"/>
               </w:rPr>
-              <w:t>หมวก</w:t>
+              <w:t>ต้องเป็นวิดีโอที่บันทึกไว้แล้ว</w:t>
             </w:r>
           </w:p>
         </w:tc>
@@ -10270,21 +9864,11 @@
             <w:r>
               <w:rPr>
                 <w:rFonts w:ascii="TH Sarabun New" w:hAnsi="TH Sarabun New" w:cs="TH Sarabun New"/>
-                <w:b/>
-                <w:sz w:val="28"/>
-                <w:szCs w:val="28"/>
-                <w:bCs/>
-              </w:rPr>
-              <w:t>เฉลยถูกทั้งหมด</w:t>
-            </w:r>
-            <w:r>
-              <w:rPr>
-                <w:rFonts w:ascii="TH Sarabun New" w:hAnsi="TH Sarabun New" w:cs="TH Sarabun New"/>
                 <w:b w:val="0"/>
                 <w:sz w:val="28"/>
                 <w:szCs w:val="28"/>
               </w:rPr>
-              <w:t xml:space="preserve"> — ใส่ทุกเฟรมจนถึง 02:57 แล้วถอดตั้งแต่ 03:00 จนจบ จุดเปลี่ยนตรงเป๊ะ</w:t>
+              <w:t>ยังไม่รองรับสัญญาณสดจากกล้องวงจรปิดโดยตรง</w:t>
             </w:r>
           </w:p>
         </w:tc>
@@ -10303,7 +9887,7 @@
                 <w:sz w:val="28"/>
                 <w:szCs w:val="28"/>
               </w:rPr>
-              <w:t>ถุงมือ</w:t>
+              <w:t>กล้องต้องติดตั้งอยู่กับที่</w:t>
             </w:r>
           </w:p>
         </w:tc>
@@ -10316,21 +9900,11 @@
             <w:r>
               <w:rPr>
                 <w:rFonts w:ascii="TH Sarabun New" w:hAnsi="TH Sarabun New" w:cs="TH Sarabun New"/>
-                <w:b/>
-                <w:sz w:val="28"/>
-                <w:szCs w:val="28"/>
-                <w:bCs/>
-              </w:rPr>
-              <w:t>เฉลยถูก</w:t>
-            </w:r>
-            <w:r>
-              <w:rPr>
-                <w:rFonts w:ascii="TH Sarabun New" w:hAnsi="TH Sarabun New" w:cs="TH Sarabun New"/>
                 <w:b w:val="0"/>
                 <w:sz w:val="28"/>
                 <w:szCs w:val="28"/>
               </w:rPr>
-              <w:t xml:space="preserve"> — ทั้งสองคนใส่ทุกเฟรมจนถึง 03:33 ที่ 03:36 เห็นถุงมือที่ถอดแล้ววางบนโต๊ะ (เพิ่มคนที่ 1 อีก 2 จุดที่เฉลยตกไป)</w:t>
+              <w:t>การระบุลังใช้วิธีกำหนดกรอบพื้นที่ไว้ล่วงหน้า ถ้ากล้องขยับต้องกำหนดใหม่</w:t>
             </w:r>
           </w:p>
         </w:tc>
@@ -10349,7 +9923,7 @@
                 <w:sz w:val="28"/>
                 <w:szCs w:val="28"/>
               </w:rPr>
-              <w:t>หน้ากาก</w:t>
+              <w:t>ตรวจถุงมือได้เพียง 57%</w:t>
             </w:r>
           </w:p>
         </w:tc>
@@ -10362,21 +9936,155 @@
             <w:r>
               <w:rPr>
                 <w:rFonts w:ascii="TH Sarabun New" w:hAnsi="TH Sarabun New" w:cs="TH Sarabun New"/>
-                <w:b/>
-                <w:sz w:val="28"/>
-                <w:szCs w:val="28"/>
-                <w:bCs/>
-              </w:rPr>
-              <w:t>เฉลยผิด 27 จุด</w:t>
-            </w:r>
-            <w:r>
-              <w:rPr>
-                <w:rFonts w:ascii="TH Sarabun New" w:hAnsi="TH Sarabun New" w:cs="TH Sarabun New"/>
                 <w:b w:val="0"/>
                 <w:sz w:val="28"/>
                 <w:szCs w:val="28"/>
               </w:rPr>
-              <w:t xml:space="preserve"> — ความจริงคือดึงลงคางต่อเนื่องตั้งแต่ 01:57 จนจบคลิป</w:t>
+              <w:t>แบบจำลองตอบที่ระดับคน ไม่ใช่ระดับมือ จึงพลาดเมื่อถอดข้างเดียวหรือมือถูกบัง (บทที่ 8 หัวข้อ 8.3)</w:t>
+            </w:r>
+          </w:p>
+        </w:tc>
+      </w:tr>
+      <w:tr>
+        <w:tc>
+          <w:tcPr>
+            <w:tcW w:type="dxa" w:w="4514"/>
+          </w:tcPr>
+          <w:p>
+            <w:r/>
+            <w:r>
+              <w:rPr>
+                <w:rFonts w:ascii="TH Sarabun New" w:hAnsi="TH Sarabun New" w:cs="TH Sarabun New"/>
+                <w:b w:val="0"/>
+                <w:sz w:val="28"/>
+                <w:szCs w:val="28"/>
+              </w:rPr>
+              <w:t>คำบรรยายไม่คงที่ทุกครั้ง</w:t>
+            </w:r>
+          </w:p>
+        </w:tc>
+        <w:tc>
+          <w:tcPr>
+            <w:tcW w:type="dxa" w:w="4514"/>
+          </w:tcPr>
+          <w:p>
+            <w:r/>
+            <w:r>
+              <w:rPr>
+                <w:rFonts w:ascii="TH Sarabun New" w:hAnsi="TH Sarabun New" w:cs="TH Sarabun New"/>
+                <w:b w:val="0"/>
+                <w:sz w:val="28"/>
+                <w:szCs w:val="28"/>
+              </w:rPr>
+              <w:t>ชั้นที่ตอบเป็นข้อความยาวให้ผลต่างกันเล็กน้อยในแต่ละครั้ง ส่วนชั้นแจ้งเตือนคงที่ (บทที่ 7 หัวข้อ 7.8)</w:t>
+            </w:r>
+          </w:p>
+        </w:tc>
+      </w:tr>
+      <w:tr>
+        <w:tc>
+          <w:tcPr>
+            <w:tcW w:type="dxa" w:w="4514"/>
+          </w:tcPr>
+          <w:p>
+            <w:r/>
+            <w:r>
+              <w:rPr>
+                <w:rFonts w:ascii="TH Sarabun New" w:hAnsi="TH Sarabun New" w:cs="TH Sarabun New"/>
+                <w:b w:val="0"/>
+                <w:sz w:val="28"/>
+                <w:szCs w:val="28"/>
+              </w:rPr>
+              <w:t>เฉลยครอบคลุม 74 จาก 220 เฟรม</w:t>
+            </w:r>
+          </w:p>
+        </w:tc>
+        <w:tc>
+          <w:tcPr>
+            <w:tcW w:type="dxa" w:w="4514"/>
+          </w:tcPr>
+          <w:p>
+            <w:r/>
+            <w:r>
+              <w:rPr>
+                <w:rFonts w:ascii="TH Sarabun New" w:hAnsi="TH Sarabun New" w:cs="TH Sarabun New"/>
+                <w:b w:val="0"/>
+                <w:sz w:val="28"/>
+                <w:szCs w:val="28"/>
+              </w:rPr>
+              <w:t>ตรวจทุก 3 วินาที การละเมิดที่เกิดและจบภายใน 3 วินาทีอาจหลุด</w:t>
+            </w:r>
+          </w:p>
+        </w:tc>
+      </w:tr>
+      <w:tr>
+        <w:tc>
+          <w:tcPr>
+            <w:tcW w:type="dxa" w:w="4514"/>
+          </w:tcPr>
+          <w:p>
+            <w:r/>
+            <w:r>
+              <w:rPr>
+                <w:rFonts w:ascii="TH Sarabun New" w:hAnsi="TH Sarabun New" w:cs="TH Sarabun New"/>
+                <w:b w:val="0"/>
+                <w:sz w:val="28"/>
+                <w:szCs w:val="28"/>
+              </w:rPr>
+              <w:t>ผู้ตรวจเฉลยคือผู้พัฒนาเอง</w:t>
+            </w:r>
+          </w:p>
+        </w:tc>
+        <w:tc>
+          <w:tcPr>
+            <w:tcW w:type="dxa" w:w="4514"/>
+          </w:tcPr>
+          <w:p>
+            <w:r/>
+            <w:r>
+              <w:rPr>
+                <w:rFonts w:ascii="TH Sarabun New" w:hAnsi="TH Sarabun New" w:cs="TH Sarabun New"/>
+                <w:b w:val="0"/>
+                <w:sz w:val="28"/>
+                <w:szCs w:val="28"/>
+              </w:rPr>
+              <w:t>ไม่ใช่ผู้ประเมินอิสระ จึงมีโอกาสเกิดอคติ (บทที่ 7 หัวข้อ 7.9)</w:t>
+            </w:r>
+          </w:p>
+        </w:tc>
+      </w:tr>
+      <w:tr>
+        <w:tc>
+          <w:tcPr>
+            <w:tcW w:type="dxa" w:w="4514"/>
+          </w:tcPr>
+          <w:p>
+            <w:r/>
+            <w:r>
+              <w:rPr>
+                <w:rFonts w:ascii="TH Sarabun New" w:hAnsi="TH Sarabun New" w:cs="TH Sarabun New"/>
+                <w:b w:val="0"/>
+                <w:sz w:val="28"/>
+                <w:szCs w:val="28"/>
+              </w:rPr>
+              <w:t>คำบรรยายเป็นภาษาไทยเท่านั้น</w:t>
+            </w:r>
+          </w:p>
+        </w:tc>
+        <w:tc>
+          <w:tcPr>
+            <w:tcW w:type="dxa" w:w="4514"/>
+          </w:tcPr>
+          <w:p>
+            <w:r/>
+            <w:r>
+              <w:rPr>
+                <w:rFonts w:ascii="TH Sarabun New" w:hAnsi="TH Sarabun New" w:cs="TH Sarabun New"/>
+                <w:b w:val="0"/>
+                <w:sz w:val="28"/>
+                <w:szCs w:val="28"/>
+              </w:rPr>
+              <w:t>ยังไม่รองรับภาษาอื่น</w:t>
             </w:r>
           </w:p>
         </w:tc>
@@ -10387,11 +10095,24 @@
       <w:r>
         <w:rPr>
           <w:rFonts w:ascii="TH Sarabun New" w:hAnsi="TH Sarabun New" w:cs="TH Sarabun New"/>
+          <w:b/>
+          <w:sz w:val="34"/>
+          <w:szCs w:val="34"/>
+          <w:bCs/>
+        </w:rPr>
+        <w:t>5.5.3 ข้อจำกัดเชิงโครงสร้างของแบบจำลอง — และวิธีที่ใช้รับมือ</w:t>
+      </w:r>
+    </w:p>
+    <w:p/>
+    <w:p>
+      <w:r>
+        <w:rPr>
+          <w:rFonts w:ascii="TH Sarabun New" w:hAnsi="TH Sarabun New" w:cs="TH Sarabun New"/>
           <w:b w:val="0"/>
           <w:sz w:val="32"/>
           <w:szCs w:val="32"/>
         </w:rPr>
-        <w:t xml:space="preserve">น่าสนใจว่า </w:t>
+        <w:t>ระหว่างพัฒนาพบข้อจำกัดสองข้อที่</w:t>
       </w:r>
       <w:r>
         <w:rPr>
@@ -10401,7 +10122,7 @@
           <w:szCs w:val="32"/>
           <w:bCs/>
         </w:rPr>
-        <w:t>เฉลยผิดเฉพาะหน้ากาก ซึ่งเป็นรายการที่สังเกตยากที่สุด</w:t>
+        <w:t>แก้ด้วยการปรับคำสั่งไม่ได้</w:t>
       </w:r>
       <w:r>
         <w:rPr>
@@ -10410,7 +10131,7 @@
           <w:sz w:val="32"/>
           <w:szCs w:val="32"/>
         </w:rPr>
-        <w:t xml:space="preserve"> ส่วนหมวกและถุงมือที่เห็นชัด</w:t>
+        <w:t xml:space="preserve"> เพราะเป็นลักษณะของแบบจำลอง</w:t>
       </w:r>
     </w:p>
     <w:p>
@@ -10421,17 +10142,7 @@
           <w:sz w:val="32"/>
           <w:szCs w:val="32"/>
         </w:rPr>
-        <w:t xml:space="preserve">เฉลยถูกต้องทั้งหมด — แสดงว่า </w:t>
-      </w:r>
-      <w:r>
-        <w:rPr>
-          <w:rFonts w:ascii="TH Sarabun New" w:hAnsi="TH Sarabun New" w:cs="TH Sarabun New"/>
-          <w:b/>
-          <w:sz w:val="32"/>
-          <w:szCs w:val="32"/>
-          <w:bCs/>
-        </w:rPr>
-        <w:t>ความยากในการมองเห็นส่งผลกับทั้งแบบจำลองและคนตรวจเหมือนกัน</w:t>
+        <w:t>กลุ่มนี้เอง ทั้งสองข้อมีรากเดียวกัน คือแบบจำลอง**รู้ว่ามีอะไรอยู่ในภาพ แต่จับคู่คุณสมบัติ</w:t>
       </w:r>
     </w:p>
     <w:p>
@@ -10442,728 +10153,7 @@
           <w:sz w:val="32"/>
           <w:szCs w:val="32"/>
         </w:rPr>
-        <w:t>ไม่ใช่ปัญหาของแบบจำลองฝ่ายเดียว</w:t>
-      </w:r>
-    </w:p>
-    <w:p/>
-    <w:p>
-      <w:r>
-        <w:rPr>
-          <w:rFonts w:ascii="TH Sarabun New" w:hAnsi="TH Sarabun New" w:cs="TH Sarabun New"/>
-          <w:b/>
-          <w:sz w:val="32"/>
-          <w:szCs w:val="32"/>
-          <w:bCs/>
-        </w:rPr>
-        <w:t>ตรวจซ้ำจุดที่แบบจำลองผิด — เพื่อไม่ให้เชื่อเฉลยตัวเองมากเกินไป</w:t>
-      </w:r>
-    </w:p>
-    <w:p/>
-    <w:p>
-      <w:r>
-        <w:rPr>
-          <w:rFonts w:ascii="TH Sarabun New" w:hAnsi="TH Sarabun New" w:cs="TH Sarabun New"/>
-          <w:b w:val="0"/>
-          <w:sz w:val="32"/>
-          <w:szCs w:val="32"/>
-        </w:rPr>
-        <w:t>เนื่องจากเฉลยเคยผิดมาแล้วสามรุ่นติดต่อกัน จึงกลับไปตรวจ FP ถุงมือทั้งสามจุดซ้ำอีกรอบ</w:t>
-      </w:r>
-    </w:p>
-    <w:p>
-      <w:r>
-        <w:rPr>
-          <w:rFonts w:ascii="TH Sarabun New" w:hAnsi="TH Sarabun New" w:cs="TH Sarabun New"/>
-          <w:b w:val="0"/>
-          <w:sz w:val="32"/>
-          <w:szCs w:val="32"/>
-        </w:rPr>
-        <w:t>โดยขยายภาพมือ 3 เท่าและดูเฟรมข้างเคียง ±8 วินาที เพื่อดูสถานะตอนที่ผ้าขยับพ้นมือ</w:t>
-      </w:r>
-    </w:p>
-    <w:p>
-      <w:r>
-        <w:rPr>
-          <w:rFonts w:ascii="TH Sarabun New" w:hAnsi="TH Sarabun New" w:cs="TH Sarabun New"/>
-          <w:b w:val="0"/>
-          <w:sz w:val="32"/>
-          <w:szCs w:val="32"/>
-        </w:rPr>
-        <w:t xml:space="preserve">ผลคือ </w:t>
-      </w:r>
-      <w:r>
-        <w:rPr>
-          <w:rFonts w:ascii="TH Sarabun New" w:hAnsi="TH Sarabun New" w:cs="TH Sarabun New"/>
-          <w:b/>
-          <w:sz w:val="32"/>
-          <w:szCs w:val="32"/>
-          <w:bCs/>
-        </w:rPr>
-        <w:t>เฉลยถูกทั้งสามจุด</w:t>
-      </w:r>
-      <w:r>
-        <w:rPr>
-          <w:rFonts w:ascii="TH Sarabun New" w:hAnsi="TH Sarabun New" w:cs="TH Sarabun New"/>
-          <w:b w:val="0"/>
-          <w:sz w:val="32"/>
-          <w:szCs w:val="32"/>
-        </w:rPr>
-        <w:t xml:space="preserve"> (00:26–00:34, 01:29–01:37 และ 02:24–02:36 เห็นถุงมือขาวเต็มมือชัดเจน)</w:t>
-      </w:r>
-    </w:p>
-    <w:p>
-      <w:r>
-        <w:rPr>
-          <w:rFonts w:ascii="TH Sarabun New" w:hAnsi="TH Sarabun New" w:cs="TH Sarabun New"/>
-          <w:b w:val="0"/>
-          <w:sz w:val="32"/>
-          <w:szCs w:val="32"/>
-        </w:rPr>
-        <w:t>ตัวเลขจึงไม่เปลี่ยน และนี่เป็นการตรวจครั้งแรกที่ยืนยันว่าเฉลยถูก ซึ่งเป็นสัญญาณว่าเฉลยเริ่มนิ่งแล้ว</w:t>
-      </w:r>
-    </w:p>
-    <w:p/>
-    <w:p>
-      <w:r>
-        <w:rPr>
-          <w:rFonts w:ascii="TH Sarabun New" w:hAnsi="TH Sarabun New" w:cs="TH Sarabun New"/>
-          <w:b w:val="0"/>
-          <w:sz w:val="32"/>
-          <w:szCs w:val="32"/>
-        </w:rPr>
-        <w:t xml:space="preserve">สิ่งที่ได้กลับมามีค่ากว่าตัวเลข คือ </w:t>
-      </w:r>
-      <w:r>
-        <w:rPr>
-          <w:rFonts w:ascii="TH Sarabun New" w:hAnsi="TH Sarabun New" w:cs="TH Sarabun New"/>
-          <w:b/>
-          <w:sz w:val="32"/>
-          <w:szCs w:val="32"/>
-          <w:bCs/>
-        </w:rPr>
-        <w:t>สาเหตุของความผิดพลาดเรื่องถุงมือครบทั้งสองทิศทาง</w:t>
-      </w:r>
-    </w:p>
-    <w:p/>
-    <w:tbl>
-      <w:tblPr>
-        <w:tblStyle w:val="TableGrid"/>
-        <w:tblW w:type="auto" w:w="0"/>
-        <w:tblLook w:firstColumn="1" w:firstRow="1" w:lastColumn="0" w:lastRow="0" w:noHBand="0" w:noVBand="1" w:val="04A0"/>
-      </w:tblPr>
-      <w:tblGrid>
-        <w:gridCol w:w="2257"/>
-        <w:gridCol w:w="2257"/>
-        <w:gridCol w:w="2257"/>
-        <w:gridCol w:w="2257"/>
-      </w:tblGrid>
-      <w:tr>
-        <w:tc>
-          <w:tcPr>
-            <w:tcW w:type="dxa" w:w="2257"/>
-          </w:tcPr>
-          <w:p>
-            <w:r>
-              <w:rPr>
-                <w:b/>
-              </w:rPr>
-            </w:r>
-            <w:r>
-              <w:rPr>
-                <w:rFonts w:ascii="TH Sarabun New" w:hAnsi="TH Sarabun New" w:cs="TH Sarabun New"/>
-                <w:b/>
-                <w:sz w:val="28"/>
-                <w:szCs w:val="28"/>
-              </w:rPr>
-              <w:t>โหมด</w:t>
-            </w:r>
-          </w:p>
-        </w:tc>
-        <w:tc>
-          <w:tcPr>
-            <w:tcW w:type="dxa" w:w="2257"/>
-          </w:tcPr>
-          <w:p>
-            <w:r>
-              <w:rPr>
-                <w:b/>
-              </w:rPr>
-            </w:r>
-            <w:r>
-              <w:rPr>
-                <w:rFonts w:ascii="TH Sarabun New" w:hAnsi="TH Sarabun New" w:cs="TH Sarabun New"/>
-                <w:b/>
-                <w:sz w:val="28"/>
-                <w:szCs w:val="28"/>
-              </w:rPr>
-              <w:t>จำนวน</w:t>
-            </w:r>
-          </w:p>
-        </w:tc>
-        <w:tc>
-          <w:tcPr>
-            <w:tcW w:type="dxa" w:w="2257"/>
-          </w:tcPr>
-          <w:p>
-            <w:r>
-              <w:rPr>
-                <w:b/>
-              </w:rPr>
-            </w:r>
-            <w:r>
-              <w:rPr>
-                <w:rFonts w:ascii="TH Sarabun New" w:hAnsi="TH Sarabun New" w:cs="TH Sarabun New"/>
-                <w:b/>
-                <w:sz w:val="28"/>
-                <w:szCs w:val="28"/>
-              </w:rPr>
-              <w:t>เกิดที่</w:t>
-            </w:r>
-          </w:p>
-        </w:tc>
-        <w:tc>
-          <w:tcPr>
-            <w:tcW w:type="dxa" w:w="2257"/>
-          </w:tcPr>
-          <w:p>
-            <w:r>
-              <w:rPr>
-                <w:b/>
-              </w:rPr>
-            </w:r>
-            <w:r>
-              <w:rPr>
-                <w:rFonts w:ascii="TH Sarabun New" w:hAnsi="TH Sarabun New" w:cs="TH Sarabun New"/>
-                <w:b/>
-                <w:sz w:val="28"/>
-                <w:szCs w:val="28"/>
-              </w:rPr>
-              <w:t>สาเหตุ</w:t>
-            </w:r>
-          </w:p>
-        </w:tc>
-      </w:tr>
-      <w:tr>
-        <w:tc>
-          <w:tcPr>
-            <w:tcW w:type="dxa" w:w="2257"/>
-          </w:tcPr>
-          <w:p>
-            <w:r/>
-            <w:r>
-              <w:rPr>
-                <w:rFonts w:ascii="TH Sarabun New" w:hAnsi="TH Sarabun New" w:cs="TH Sarabun New"/>
-                <w:b w:val="0"/>
-                <w:sz w:val="28"/>
-                <w:szCs w:val="28"/>
-              </w:rPr>
-              <w:t>แจ้งเกิน (บอกถอด ทั้งที่ใส่)</w:t>
-            </w:r>
-          </w:p>
-        </w:tc>
-        <w:tc>
-          <w:tcPr>
-            <w:tcW w:type="dxa" w:w="2257"/>
-          </w:tcPr>
-          <w:p>
-            <w:r/>
-            <w:r>
-              <w:rPr>
-                <w:rFonts w:ascii="TH Sarabun New" w:hAnsi="TH Sarabun New" w:cs="TH Sarabun New"/>
-                <w:b w:val="0"/>
-                <w:sz w:val="28"/>
-                <w:szCs w:val="28"/>
-              </w:rPr>
-              <w:t>3</w:t>
-            </w:r>
-          </w:p>
-        </w:tc>
-        <w:tc>
-          <w:tcPr>
-            <w:tcW w:type="dxa" w:w="2257"/>
-          </w:tcPr>
-          <w:p>
-            <w:r/>
-            <w:r>
-              <w:rPr>
-                <w:rFonts w:ascii="TH Sarabun New" w:hAnsi="TH Sarabun New" w:cs="TH Sarabun New"/>
-                <w:b w:val="0"/>
-                <w:sz w:val="28"/>
-                <w:szCs w:val="28"/>
-              </w:rPr>
-              <w:t>00:30 · 01:33 · 02:30</w:t>
-            </w:r>
-          </w:p>
-        </w:tc>
-        <w:tc>
-          <w:tcPr>
-            <w:tcW w:type="dxa" w:w="2257"/>
-          </w:tcPr>
-          <w:p>
-            <w:r/>
-            <w:r>
-              <w:rPr>
-                <w:rFonts w:ascii="TH Sarabun New" w:hAnsi="TH Sarabun New" w:cs="TH Sarabun New"/>
-                <w:b w:val="0"/>
-                <w:sz w:val="28"/>
-                <w:szCs w:val="28"/>
-              </w:rPr>
-              <w:t>ผ้าเช็ดสีแดงบังมือ แบบจำลองไม่เห็นสีขาวจึงสรุปว่าไม่ได้ใส่</w:t>
-            </w:r>
-          </w:p>
-        </w:tc>
-      </w:tr>
-      <w:tr>
-        <w:tc>
-          <w:tcPr>
-            <w:tcW w:type="dxa" w:w="2257"/>
-          </w:tcPr>
-          <w:p>
-            <w:r/>
-            <w:r>
-              <w:rPr>
-                <w:rFonts w:ascii="TH Sarabun New" w:hAnsi="TH Sarabun New" w:cs="TH Sarabun New"/>
-                <w:b w:val="0"/>
-                <w:sz w:val="28"/>
-                <w:szCs w:val="28"/>
-              </w:rPr>
-              <w:t>แจ้งขาด (บอกใส่ ทั้งที่ถอด)</w:t>
-            </w:r>
-          </w:p>
-        </w:tc>
-        <w:tc>
-          <w:tcPr>
-            <w:tcW w:type="dxa" w:w="2257"/>
-          </w:tcPr>
-          <w:p>
-            <w:r/>
-            <w:r>
-              <w:rPr>
-                <w:rFonts w:ascii="TH Sarabun New" w:hAnsi="TH Sarabun New" w:cs="TH Sarabun New"/>
-                <w:b w:val="0"/>
-                <w:sz w:val="28"/>
-                <w:szCs w:val="28"/>
-              </w:rPr>
-              <w:t>3</w:t>
-            </w:r>
-          </w:p>
-        </w:tc>
-        <w:tc>
-          <w:tcPr>
-            <w:tcW w:type="dxa" w:w="2257"/>
-          </w:tcPr>
-          <w:p>
-            <w:r/>
-            <w:r>
-              <w:rPr>
-                <w:rFonts w:ascii="TH Sarabun New" w:hAnsi="TH Sarabun New" w:cs="TH Sarabun New"/>
-                <w:b w:val="0"/>
-                <w:sz w:val="28"/>
-                <w:szCs w:val="28"/>
-              </w:rPr>
-              <w:t>02:09 · 02:12 · 02:15</w:t>
-            </w:r>
-          </w:p>
-        </w:tc>
-        <w:tc>
-          <w:tcPr>
-            <w:tcW w:type="dxa" w:w="2257"/>
-          </w:tcPr>
-          <w:p>
-            <w:r/>
-            <w:r>
-              <w:rPr>
-                <w:rFonts w:ascii="TH Sarabun New" w:hAnsi="TH Sarabun New" w:cs="TH Sarabun New"/>
-                <w:b w:val="0"/>
-                <w:sz w:val="28"/>
-                <w:szCs w:val="28"/>
-              </w:rPr>
-              <w:t>ถอดข้างเดียว แบบจำลองเห็นมืออีกข้างที่ยังใส่อยู่จึงสรุปว่าใส่</w:t>
-            </w:r>
-          </w:p>
-        </w:tc>
-      </w:tr>
-      <w:tr>
-        <w:tc>
-          <w:tcPr>
-            <w:tcW w:type="dxa" w:w="2257"/>
-          </w:tcPr>
-          <w:p>
-            <w:r/>
-            <w:r>
-              <w:rPr>
-                <w:rFonts w:ascii="TH Sarabun New" w:hAnsi="TH Sarabun New" w:cs="TH Sarabun New"/>
-                <w:b w:val="0"/>
-                <w:sz w:val="28"/>
-                <w:szCs w:val="28"/>
-              </w:rPr>
-              <w:t>ตรวจได้</w:t>
-            </w:r>
-          </w:p>
-        </w:tc>
-        <w:tc>
-          <w:tcPr>
-            <w:tcW w:type="dxa" w:w="2257"/>
-          </w:tcPr>
-          <w:p>
-            <w:r/>
-            <w:r>
-              <w:rPr>
-                <w:rFonts w:ascii="TH Sarabun New" w:hAnsi="TH Sarabun New" w:cs="TH Sarabun New"/>
-                <w:b w:val="0"/>
-                <w:sz w:val="28"/>
-                <w:szCs w:val="28"/>
-              </w:rPr>
-              <w:t>4</w:t>
-            </w:r>
-          </w:p>
-        </w:tc>
-        <w:tc>
-          <w:tcPr>
-            <w:tcW w:type="dxa" w:w="2257"/>
-          </w:tcPr>
-          <w:p>
-            <w:r/>
-            <w:r>
-              <w:rPr>
-                <w:rFonts w:ascii="TH Sarabun New" w:hAnsi="TH Sarabun New" w:cs="TH Sarabun New"/>
-                <w:b w:val="0"/>
-                <w:sz w:val="28"/>
-                <w:szCs w:val="28"/>
-              </w:rPr>
-              <w:t>03:36 · 03:39</w:t>
-            </w:r>
-          </w:p>
-        </w:tc>
-        <w:tc>
-          <w:tcPr>
-            <w:tcW w:type="dxa" w:w="2257"/>
-          </w:tcPr>
-          <w:p>
-            <w:r/>
-            <w:r>
-              <w:rPr>
-                <w:rFonts w:ascii="TH Sarabun New" w:hAnsi="TH Sarabun New" w:cs="TH Sarabun New"/>
-                <w:b w:val="0"/>
-                <w:sz w:val="28"/>
-                <w:szCs w:val="28"/>
-              </w:rPr>
-              <w:t>ถอดทั้งสองข้าง มือเปลือยชัดเจน</w:t>
-            </w:r>
-          </w:p>
-        </w:tc>
-      </w:tr>
-    </w:tbl>
-    <w:p/>
-    <w:p>
-      <w:r>
-        <w:rPr>
-          <w:rFonts w:ascii="TH Sarabun New" w:hAnsi="TH Sarabun New" w:cs="TH Sarabun New"/>
-          <w:b w:val="0"/>
-          <w:sz w:val="32"/>
-          <w:szCs w:val="32"/>
-        </w:rPr>
-        <w:t xml:space="preserve">ความผิดพลาดทั้งหกจุดมาจากรากเดียวกัน คือแบบจำลองตอบคำถาม "สวมถุงมือหรือไม่" ที่ </w:t>
-      </w:r>
-      <w:r>
-        <w:rPr>
-          <w:rFonts w:ascii="TH Sarabun New" w:hAnsi="TH Sarabun New" w:cs="TH Sarabun New"/>
-          <w:b/>
-          <w:sz w:val="32"/>
-          <w:szCs w:val="32"/>
-          <w:bCs/>
-        </w:rPr>
-        <w:t>ระดับคน ไม่ใช่ระดับมือ</w:t>
-      </w:r>
-    </w:p>
-    <w:p>
-      <w:r>
-        <w:rPr>
-          <w:rFonts w:ascii="TH Sarabun New" w:hAnsi="TH Sarabun New" w:cs="TH Sarabun New"/>
-          <w:b w:val="0"/>
-          <w:sz w:val="32"/>
-          <w:szCs w:val="32"/>
-        </w:rPr>
-        <w:t>เมื่อมือสองข้างมีสถานะต่างกัน หรือมือข้างหนึ่งถูกบัง แบบจำลองจะยุบให้เหลือคำตอบเดียว</w:t>
-      </w:r>
-    </w:p>
-    <w:p>
-      <w:r>
-        <w:rPr>
-          <w:rFonts w:ascii="TH Sarabun New" w:hAnsi="TH Sarabun New" w:cs="TH Sarabun New"/>
-          <w:b w:val="0"/>
-          <w:sz w:val="32"/>
-          <w:szCs w:val="32"/>
-        </w:rPr>
-        <w:t xml:space="preserve">ทางแก้จึงไม่ใช่การปรับคำสั่ง แต่เป็น </w:t>
-      </w:r>
-      <w:r>
-        <w:rPr>
-          <w:rFonts w:ascii="TH Sarabun New" w:hAnsi="TH Sarabun New" w:cs="TH Sarabun New"/>
-          <w:b/>
-          <w:sz w:val="32"/>
-          <w:szCs w:val="32"/>
-          <w:bCs/>
-        </w:rPr>
-        <w:t>การแยกถามทีละมือ</w:t>
-      </w:r>
-      <w:r>
-        <w:rPr>
-          <w:rFonts w:ascii="TH Sarabun New" w:hAnsi="TH Sarabun New" w:cs="TH Sarabun New"/>
-          <w:b w:val="0"/>
-          <w:sz w:val="32"/>
-          <w:szCs w:val="32"/>
-        </w:rPr>
-        <w:t xml:space="preserve"> ซึ่งเป็นแนวทางเดียวกับที่ใช้แก้ปัญหา</w:t>
-      </w:r>
-    </w:p>
-    <w:p>
-      <w:r>
-        <w:rPr>
-          <w:rFonts w:ascii="TH Sarabun New" w:hAnsi="TH Sarabun New" w:cs="TH Sarabun New"/>
-          <w:b w:val="0"/>
-          <w:sz w:val="32"/>
-          <w:szCs w:val="32"/>
-        </w:rPr>
-        <w:t>การระบุลังในหัวข้อ 5.5.4 ได้สำเร็จ คือ **ให้โปรแกรมเป็นผู้กำหนดขอบเขตของคำถาม</w:t>
-      </w:r>
-    </w:p>
-    <w:p>
-      <w:r>
-        <w:rPr>
-          <w:rFonts w:ascii="TH Sarabun New" w:hAnsi="TH Sarabun New" w:cs="TH Sarabun New"/>
-          <w:b w:val="0"/>
-          <w:sz w:val="32"/>
-          <w:szCs w:val="32"/>
-        </w:rPr>
-        <w:t>แล้วให้แบบจำลองตอบเฉพาะสิ่งที่เห็นอยู่ในกรอบนั้น**</w:t>
-      </w:r>
-    </w:p>
-    <w:p/>
-    <w:p>
-      <w:pPr>
-        <w:ind w:left="504"/>
-      </w:pPr>
-      <w:r>
-        <w:rPr>
-          <w:rFonts w:ascii="TH Sarabun New" w:hAnsi="TH Sarabun New" w:cs="TH Sarabun New"/>
-          <w:b/>
-          <w:i/>
-          <w:sz w:val="30"/>
-          <w:szCs w:val="30"/>
-          <w:bCs/>
-        </w:rPr>
-        <w:t>ข้อจำกัดที่ยังเหลือของเฉลย:</w:t>
-      </w:r>
-      <w:r>
-        <w:rPr>
-          <w:rFonts w:ascii="TH Sarabun New" w:hAnsi="TH Sarabun New" w:cs="TH Sarabun New"/>
-          <w:b w:val="0"/>
-          <w:i/>
-          <w:sz w:val="30"/>
-          <w:szCs w:val="30"/>
-        </w:rPr>
-        <w:t xml:space="preserve"> (1) ตรวจทุก 3 วินาที = 74 จาก 220 เฟรม การละเมิดที่เกิดและจบ</w:t>
-      </w:r>
-    </w:p>
-    <w:p>
-      <w:pPr>
-        <w:ind w:left="504"/>
-      </w:pPr>
-      <w:r>
-        <w:rPr>
-          <w:rFonts w:ascii="TH Sarabun New" w:hAnsi="TH Sarabun New" w:cs="TH Sarabun New"/>
-          <w:b w:val="0"/>
-          <w:i/>
-          <w:sz w:val="30"/>
-          <w:szCs w:val="30"/>
-        </w:rPr>
-        <w:t xml:space="preserve">ภายใน 3 วินาทีอาจหลุด (2) </w:t>
-      </w:r>
-      <w:r>
-        <w:rPr>
-          <w:rFonts w:ascii="TH Sarabun New" w:hAnsi="TH Sarabun New" w:cs="TH Sarabun New"/>
-          <w:b/>
-          <w:i/>
-          <w:sz w:val="30"/>
-          <w:szCs w:val="30"/>
-          <w:bCs/>
-        </w:rPr>
-        <w:t>แก้เฉพาะจุดที่เฉลยกับแบบจำลองขัดแย้งกัน จุดที่เห็นตรงกันยังไม่ได้ตรวจ</w:t>
-      </w:r>
-    </w:p>
-    <w:p>
-      <w:pPr>
-        <w:ind w:left="504"/>
-      </w:pPr>
-      <w:r>
-        <w:rPr>
-          <w:rFonts w:ascii="TH Sarabun New" w:hAnsi="TH Sarabun New" w:cs="TH Sarabun New"/>
-          <w:b w:val="0"/>
-          <w:i/>
-          <w:sz w:val="30"/>
-          <w:szCs w:val="30"/>
-        </w:rPr>
-        <w:t>ซึ่งอาจผิดพร้อมกันทั้งคู่ได้ — เฉลยที่เชื่อถือได้จริงต้องให้มนุษย์ตรวจครบทุกเฟรม</w:t>
-      </w:r>
-    </w:p>
-    <w:p>
-      <w:pPr>
-        <w:ind w:left="504"/>
-      </w:pPr>
-      <w:r>
-        <w:rPr>
-          <w:rFonts w:ascii="TH Sarabun New" w:hAnsi="TH Sarabun New" w:cs="TH Sarabun New"/>
-          <w:b w:val="0"/>
-          <w:i/>
-          <w:sz w:val="30"/>
-          <w:szCs w:val="30"/>
-        </w:rPr>
-        <w:t>โดยไม่เห็นคำตอบของแบบจำลองก่อน ซึ่งเป็นงานที่ควรทำต่อ</w:t>
-      </w:r>
-    </w:p>
-    <w:p/>
-    <w:p>
-      <w:pPr>
-        <w:ind w:left="504"/>
-      </w:pPr>
-      <w:r>
-        <w:rPr>
-          <w:rFonts w:ascii="TH Sarabun New" w:hAnsi="TH Sarabun New" w:cs="TH Sarabun New"/>
-          <w:b/>
-          <w:i/>
-          <w:sz w:val="30"/>
-          <w:szCs w:val="30"/>
-          <w:bCs/>
-        </w:rPr>
-        <w:t>ข้อจำกัดที่ยังเหลือของเฉลยชุดนี้:</w:t>
-      </w:r>
-      <w:r>
-        <w:rPr>
-          <w:rFonts w:ascii="TH Sarabun New" w:hAnsi="TH Sarabun New" w:cs="TH Sarabun New"/>
-          <w:b w:val="0"/>
-          <w:i/>
-          <w:sz w:val="30"/>
-          <w:szCs w:val="30"/>
-        </w:rPr>
-        <w:t xml:space="preserve"> 74 จุด = </w:t>
-      </w:r>
-      <w:r>
-        <w:rPr>
-          <w:rFonts w:ascii="TH Sarabun New" w:hAnsi="TH Sarabun New" w:cs="TH Sarabun New"/>
-          <w:b/>
-          <w:i/>
-          <w:sz w:val="30"/>
-          <w:szCs w:val="30"/>
-          <w:bCs/>
-        </w:rPr>
-        <w:t>34% ของ 220 เฟรม</w:t>
-      </w:r>
-      <w:r>
-        <w:rPr>
-          <w:rFonts w:ascii="TH Sarabun New" w:hAnsi="TH Sarabun New" w:cs="TH Sarabun New"/>
-          <w:b w:val="0"/>
-          <w:i/>
-          <w:sz w:val="30"/>
-          <w:szCs w:val="30"/>
-        </w:rPr>
-        <w:t xml:space="preserve"> ยังไม่ได้ตรวจครบทุกเฟรม</w:t>
-      </w:r>
-    </w:p>
-    <w:p>
-      <w:pPr>
-        <w:ind w:left="504"/>
-      </w:pPr>
-      <w:r>
-        <w:rPr>
-          <w:rFonts w:ascii="TH Sarabun New" w:hAnsi="TH Sarabun New" w:cs="TH Sarabun New"/>
-          <w:b w:val="0"/>
-          <w:i/>
-          <w:sz w:val="30"/>
-          <w:szCs w:val="30"/>
-        </w:rPr>
-        <w:t>การละเมิดที่เกิดและจบภายในช่วง 3 วินาทีระหว่างจุดตรวจอาจหลุดจากการวัด —</w:t>
-      </w:r>
-    </w:p>
-    <w:p>
-      <w:pPr>
-        <w:ind w:left="504"/>
-      </w:pPr>
-      <w:r>
-        <w:rPr>
-          <w:rFonts w:ascii="TH Sarabun New" w:hAnsi="TH Sarabun New" w:cs="TH Sarabun New"/>
-          <w:b w:val="0"/>
-          <w:i/>
-          <w:sz w:val="30"/>
-          <w:szCs w:val="30"/>
-        </w:rPr>
-        <w:t>การขยายเฉลยให้ครบทุกเฟรมเป็นงานที่ควรทำต่อ</w:t>
-      </w:r>
-    </w:p>
-    <w:p/>
-    <w:p>
-      <w:r>
-        <w:rPr>
-          <w:rFonts w:ascii="TH Sarabun New" w:hAnsi="TH Sarabun New" w:cs="TH Sarabun New"/>
-          <w:b/>
-          <w:sz w:val="34"/>
-          <w:szCs w:val="34"/>
-          <w:bCs/>
-        </w:rPr>
-        <w:t>5.5.2 ผลการวัดจริง</w:t>
-      </w:r>
-    </w:p>
-    <w:p/>
-    <w:p>
-      <w:r>
-        <w:rPr>
-          <w:rFonts w:ascii="TH Sarabun New" w:hAnsi="TH Sarabun New" w:cs="TH Sarabun New"/>
-          <w:b w:val="0"/>
-          <w:sz w:val="32"/>
-          <w:szCs w:val="32"/>
-        </w:rPr>
-        <w:t xml:space="preserve">เฉลย 74 จุดตรวจ พบการละเมิด PPE จริง </w:t>
-      </w:r>
-      <w:r>
-        <w:rPr>
-          <w:rFonts w:ascii="TH Sarabun New" w:hAnsi="TH Sarabun New" w:cs="TH Sarabun New"/>
-          <w:b/>
-          <w:sz w:val="32"/>
-          <w:szCs w:val="32"/>
-          <w:bCs/>
-        </w:rPr>
-        <w:t>56 จุด</w:t>
-      </w:r>
-      <w:r>
-        <w:rPr>
-          <w:rFonts w:ascii="TH Sarabun New" w:hAnsi="TH Sarabun New" w:cs="TH Sarabun New"/>
-          <w:b w:val="0"/>
-          <w:sz w:val="32"/>
-          <w:szCs w:val="32"/>
-        </w:rPr>
-        <w:t xml:space="preserve"> (รายละเอียดในตารางถัดไป)</w:t>
-      </w:r>
-    </w:p>
-    <w:p/>
-    <w:p>
-      <w:r>
-        <w:rPr>
-          <w:rFonts w:ascii="TH Sarabun New" w:hAnsi="TH Sarabun New" w:cs="TH Sarabun New"/>
-          <w:b/>
-          <w:sz w:val="32"/>
-          <w:szCs w:val="32"/>
-          <w:bCs/>
-        </w:rPr>
-        <w:t>การละเมิดจริงในคลิป</w:t>
-      </w:r>
-      <w:r>
-        <w:rPr>
-          <w:rFonts w:ascii="TH Sarabun New" w:hAnsi="TH Sarabun New" w:cs="TH Sarabun New"/>
-          <w:b w:val="0"/>
-          <w:sz w:val="32"/>
-          <w:szCs w:val="32"/>
-        </w:rPr>
-        <w:t xml:space="preserve"> (จากเฉลยที่ไล่ตรวจครบทุกเฟรม — ดูข้อ 5.5.1)</w:t>
+        <w:t>เข้ากับวัตถุไม่ได้เมื่อของสองอย่างอยู่ใกล้กันหรือคล้ายกัน**</w:t>
       </w:r>
     </w:p>
     <w:p/>
@@ -11196,7 +10186,7 @@
                 <w:sz w:val="28"/>
                 <w:szCs w:val="28"/>
               </w:rPr>
-              <w:t>รายการ</w:t>
+              <w:t>ข้อจำกัด</w:t>
             </w:r>
           </w:p>
         </w:tc>
@@ -11217,7 +10207,7 @@
                 <w:sz w:val="28"/>
                 <w:szCs w:val="28"/>
               </w:rPr>
-              <w:t>จำนวนจุด</w:t>
+              <w:t>อาการ</w:t>
             </w:r>
           </w:p>
         </w:tc>
@@ -11238,7 +10228,7 @@
                 <w:sz w:val="28"/>
                 <w:szCs w:val="28"/>
               </w:rPr>
-              <w:t>ช่วงเวลา</w:t>
+              <w:t>วิธีรับมือ</w:t>
             </w:r>
           </w:p>
         </w:tc>
@@ -11253,11 +10243,29 @@
             <w:r>
               <w:rPr>
                 <w:rFonts w:ascii="TH Sarabun New" w:hAnsi="TH Sarabun New" w:cs="TH Sarabun New"/>
+                <w:b/>
+                <w:sz w:val="28"/>
+                <w:szCs w:val="28"/>
+                <w:bCs/>
+              </w:rPr>
+              <w:t>จับคู่ป้ายกับลังผิด</w:t>
+            </w:r>
+          </w:p>
+        </w:tc>
+        <w:tc>
+          <w:tcPr>
+            <w:tcW w:type="dxa" w:w="3010"/>
+          </w:tcPr>
+          <w:p>
+            <w:r/>
+            <w:r>
+              <w:rPr>
+                <w:rFonts w:ascii="TH Sarabun New" w:hAnsi="TH Sarabun New" w:cs="TH Sarabun New"/>
                 <w:b w:val="0"/>
                 <w:sz w:val="28"/>
                 <w:szCs w:val="28"/>
               </w:rPr>
-              <w:t>คนที่ 2 ไม่สวมหมวก</w:t>
+              <w:t>เรียกลัง WAIT เป็น NG ผิด 66% เมื่อลังห่างกันเพียง 251 พิกเซล แต่ลังที่ห่าง 1,053 พิกเซลไม่เคยผิดเลย</w:t>
             </w:r>
           </w:p>
         </w:tc>
@@ -11274,16 +10282,18 @@
                 <w:sz w:val="28"/>
                 <w:szCs w:val="28"/>
               </w:rPr>
-              <w:t>14</w:t>
-            </w:r>
-          </w:p>
-        </w:tc>
-        <w:tc>
-          <w:tcPr>
-            <w:tcW w:type="dxa" w:w="3010"/>
-          </w:tcPr>
-          <w:p>
-            <w:r/>
+              <w:t xml:space="preserve">ให้โปรแกรมครอบภาพทีละลัง แล้วถามแค่ว่า "มีมือไหม" — </w:t>
+            </w:r>
+            <w:r>
+              <w:rPr>
+                <w:rFonts w:ascii="TH Sarabun New" w:hAnsi="TH Sarabun New" w:cs="TH Sarabun New"/>
+                <w:b/>
+                <w:sz w:val="28"/>
+                <w:szCs w:val="28"/>
+                <w:bCs/>
+              </w:rPr>
+              <w:t>ตัวตนของลังมาจากโปรแกรม ไม่ใช่จากแบบจำลอง</w:t>
+            </w:r>
             <w:r>
               <w:rPr>
                 <w:rFonts w:ascii="TH Sarabun New" w:hAnsi="TH Sarabun New" w:cs="TH Sarabun New"/>
@@ -11291,7 +10301,7 @@
                 <w:sz w:val="28"/>
                 <w:szCs w:val="28"/>
               </w:rPr>
-              <w:t>03:00–03:39</w:t>
+              <w:t xml:space="preserve"> ผลคือถูก 7 จาก 7</w:t>
             </w:r>
           </w:p>
         </w:tc>
@@ -11306,11 +10316,29 @@
             <w:r>
               <w:rPr>
                 <w:rFonts w:ascii="TH Sarabun New" w:hAnsi="TH Sarabun New" w:cs="TH Sarabun New"/>
+                <w:b/>
+                <w:sz w:val="28"/>
+                <w:szCs w:val="28"/>
+                <w:bCs/>
+              </w:rPr>
+              <w:t>ตอบที่ระดับคน ไม่ใช่ระดับมือ</w:t>
+            </w:r>
+          </w:p>
+        </w:tc>
+        <w:tc>
+          <w:tcPr>
+            <w:tcW w:type="dxa" w:w="3010"/>
+          </w:tcPr>
+          <w:p>
+            <w:r/>
+            <w:r>
+              <w:rPr>
+                <w:rFonts w:ascii="TH Sarabun New" w:hAnsi="TH Sarabun New" w:cs="TH Sarabun New"/>
                 <w:b w:val="0"/>
                 <w:sz w:val="28"/>
                 <w:szCs w:val="28"/>
               </w:rPr>
-              <w:t>คนที่ 2 ไม่สวมถุงมือ</w:t>
+              <w:t>ถอดถุงมือข้างเดียวแล้วแบบจำลองตอบว่า "ใส่" เพราะเห็นมืออีกข้าง</w:t>
             </w:r>
           </w:p>
         </w:tc>
@@ -11323,202 +10351,11 @@
             <w:r>
               <w:rPr>
                 <w:rFonts w:ascii="TH Sarabun New" w:hAnsi="TH Sarabun New" w:cs="TH Sarabun New"/>
-                <w:b/>
-                <w:sz w:val="28"/>
-                <w:szCs w:val="28"/>
-                <w:bCs/>
-              </w:rPr>
-              <w:t>5</w:t>
-            </w:r>
-          </w:p>
-        </w:tc>
-        <w:tc>
-          <w:tcPr>
-            <w:tcW w:type="dxa" w:w="3010"/>
-          </w:tcPr>
-          <w:p>
-            <w:r/>
-            <w:r>
-              <w:rPr>
-                <w:rFonts w:ascii="TH Sarabun New" w:hAnsi="TH Sarabun New" w:cs="TH Sarabun New"/>
-                <w:b/>
-                <w:sz w:val="28"/>
-                <w:szCs w:val="28"/>
-                <w:bCs/>
-              </w:rPr>
-              <w:t>02:09–02:15</w:t>
-            </w:r>
-            <w:r>
-              <w:rPr>
-                <w:rFonts w:ascii="TH Sarabun New" w:hAnsi="TH Sarabun New" w:cs="TH Sarabun New"/>
                 <w:b w:val="0"/>
                 <w:sz w:val="28"/>
                 <w:szCs w:val="28"/>
               </w:rPr>
-              <w:t xml:space="preserve"> และ 03:36–03:39</w:t>
-            </w:r>
-          </w:p>
-        </w:tc>
-      </w:tr>
-      <w:tr>
-        <w:tc>
-          <w:tcPr>
-            <w:tcW w:type="dxa" w:w="3010"/>
-          </w:tcPr>
-          <w:p>
-            <w:r/>
-            <w:r>
-              <w:rPr>
-                <w:rFonts w:ascii="TH Sarabun New" w:hAnsi="TH Sarabun New" w:cs="TH Sarabun New"/>
-                <w:b w:val="0"/>
-                <w:sz w:val="28"/>
-                <w:szCs w:val="28"/>
-              </w:rPr>
-              <w:t>คนที่ 1 ไม่สวมถุงมือ</w:t>
-            </w:r>
-          </w:p>
-        </w:tc>
-        <w:tc>
-          <w:tcPr>
-            <w:tcW w:type="dxa" w:w="3010"/>
-          </w:tcPr>
-          <w:p>
-            <w:r/>
-            <w:r>
-              <w:rPr>
-                <w:rFonts w:ascii="TH Sarabun New" w:hAnsi="TH Sarabun New" w:cs="TH Sarabun New"/>
-                <w:b w:val="0"/>
-                <w:sz w:val="28"/>
-                <w:szCs w:val="28"/>
-              </w:rPr>
-              <w:t>2</w:t>
-            </w:r>
-          </w:p>
-        </w:tc>
-        <w:tc>
-          <w:tcPr>
-            <w:tcW w:type="dxa" w:w="3010"/>
-          </w:tcPr>
-          <w:p>
-            <w:r/>
-            <w:r>
-              <w:rPr>
-                <w:rFonts w:ascii="TH Sarabun New" w:hAnsi="TH Sarabun New" w:cs="TH Sarabun New"/>
-                <w:b w:val="0"/>
-                <w:sz w:val="28"/>
-                <w:szCs w:val="28"/>
-              </w:rPr>
-              <w:t>03:36–03:39</w:t>
-            </w:r>
-          </w:p>
-        </w:tc>
-      </w:tr>
-      <w:tr>
-        <w:tc>
-          <w:tcPr>
-            <w:tcW w:type="dxa" w:w="3010"/>
-          </w:tcPr>
-          <w:p>
-            <w:r/>
-            <w:r>
-              <w:rPr>
-                <w:rFonts w:ascii="TH Sarabun New" w:hAnsi="TH Sarabun New" w:cs="TH Sarabun New"/>
-                <w:b w:val="0"/>
-                <w:sz w:val="28"/>
-                <w:szCs w:val="28"/>
-              </w:rPr>
-              <w:t>คนที่ 1 หน้ากากไม่คลุมจมูกปาก</w:t>
-            </w:r>
-          </w:p>
-        </w:tc>
-        <w:tc>
-          <w:tcPr>
-            <w:tcW w:type="dxa" w:w="3010"/>
-          </w:tcPr>
-          <w:p>
-            <w:r/>
-            <w:r>
-              <w:rPr>
-                <w:rFonts w:ascii="TH Sarabun New" w:hAnsi="TH Sarabun New" w:cs="TH Sarabun New"/>
-                <w:b/>
-                <w:sz w:val="28"/>
-                <w:szCs w:val="28"/>
-                <w:bCs/>
-              </w:rPr>
-              <w:t>35</w:t>
-            </w:r>
-          </w:p>
-        </w:tc>
-        <w:tc>
-          <w:tcPr>
-            <w:tcW w:type="dxa" w:w="3010"/>
-          </w:tcPr>
-          <w:p>
-            <w:r/>
-            <w:r>
-              <w:rPr>
-                <w:rFonts w:ascii="TH Sarabun New" w:hAnsi="TH Sarabun New" w:cs="TH Sarabun New"/>
-                <w:b/>
-                <w:sz w:val="28"/>
-                <w:szCs w:val="28"/>
-                <w:bCs/>
-              </w:rPr>
-              <w:t>01:57–03:39 ต่อเนื่อง</w:t>
-            </w:r>
-          </w:p>
-        </w:tc>
-      </w:tr>
-      <w:tr>
-        <w:tc>
-          <w:tcPr>
-            <w:tcW w:type="dxa" w:w="3010"/>
-          </w:tcPr>
-          <w:p>
-            <w:r/>
-            <w:r>
-              <w:rPr>
-                <w:rFonts w:ascii="TH Sarabun New" w:hAnsi="TH Sarabun New" w:cs="TH Sarabun New"/>
-                <w:b/>
-                <w:sz w:val="28"/>
-                <w:szCs w:val="28"/>
-                <w:bCs/>
-              </w:rPr>
-              <w:t>รวม</w:t>
-            </w:r>
-          </w:p>
-        </w:tc>
-        <w:tc>
-          <w:tcPr>
-            <w:tcW w:type="dxa" w:w="3010"/>
-          </w:tcPr>
-          <w:p>
-            <w:r/>
-            <w:r>
-              <w:rPr>
-                <w:rFonts w:ascii="TH Sarabun New" w:hAnsi="TH Sarabun New" w:cs="TH Sarabun New"/>
-                <w:b/>
-                <w:sz w:val="28"/>
-                <w:szCs w:val="28"/>
-                <w:bCs/>
-              </w:rPr>
-              <w:t>56</w:t>
-            </w:r>
-          </w:p>
-        </w:tc>
-        <w:tc>
-          <w:tcPr>
-            <w:tcW w:type="dxa" w:w="3010"/>
-          </w:tcPr>
-          <w:p>
-            <w:r/>
-            <w:r>
-              <w:rPr>
-                <w:rFonts w:ascii="TH Sarabun New" w:hAnsi="TH Sarabun New" w:cs="TH Sarabun New"/>
-                <w:b w:val="0"/>
-                <w:sz w:val="28"/>
-                <w:szCs w:val="28"/>
-              </w:rPr>
-              <w:t xml:space="preserve"> </w:t>
+              <w:t>ยังไม่ได้แก้ในผลงานนี้ ทางแก้คือแยกถามทีละมือ (บทที่ 9 หัวข้อ 9.1.3)</w:t>
             </w:r>
           </w:p>
         </w:tc>
@@ -11534,472 +10371,28 @@
           <w:szCs w:val="32"/>
           <w:bCs/>
         </w:rPr>
-        <w:t>ผลระดับเฟรม</w:t>
+        <w:t>บทเรียนเชิงออกแบบที่ได้:</w:t>
+      </w:r>
+      <w:r>
+        <w:rPr>
+          <w:rFonts w:ascii="TH Sarabun New" w:hAnsi="TH Sarabun New" w:cs="TH Sarabun New"/>
+          <w:b w:val="0"/>
+          <w:sz w:val="32"/>
+          <w:szCs w:val="32"/>
+        </w:rPr>
+        <w:t xml:space="preserve"> เมื่อเจอข้อจำกัดเชิงโครงสร้าง การพยายามแก้ด้วยคำสั่งเป็นการเสียเวลา</w:t>
       </w:r>
     </w:p>
-    <w:p/>
-    <w:tbl>
-      <w:tblPr>
-        <w:tblStyle w:val="TableGrid"/>
-        <w:tblW w:type="auto" w:w="0"/>
-        <w:tblLook w:firstColumn="1" w:firstRow="1" w:lastColumn="0" w:lastRow="0" w:noHBand="0" w:noVBand="1" w:val="04A0"/>
-      </w:tblPr>
-      <w:tblGrid>
-        <w:gridCol w:w="2257"/>
-        <w:gridCol w:w="2257"/>
-        <w:gridCol w:w="2257"/>
-        <w:gridCol w:w="2257"/>
-      </w:tblGrid>
-      <w:tr>
-        <w:tc>
-          <w:tcPr>
-            <w:tcW w:type="dxa" w:w="2257"/>
-          </w:tcPr>
-          <w:p>
-            <w:r>
-              <w:rPr>
-                <w:b/>
-              </w:rPr>
-            </w:r>
-            <w:r>
-              <w:rPr>
-                <w:rFonts w:ascii="TH Sarabun New" w:hAnsi="TH Sarabun New" w:cs="TH Sarabun New"/>
-                <w:b/>
-                <w:sz w:val="28"/>
-                <w:szCs w:val="28"/>
-              </w:rPr>
-              <w:t>อุปกรณ์</w:t>
-            </w:r>
-          </w:p>
-        </w:tc>
-        <w:tc>
-          <w:tcPr>
-            <w:tcW w:type="dxa" w:w="2257"/>
-          </w:tcPr>
-          <w:p>
-            <w:r>
-              <w:rPr>
-                <w:b/>
-              </w:rPr>
-            </w:r>
-            <w:r>
-              <w:rPr>
-                <w:rFonts w:ascii="TH Sarabun New" w:hAnsi="TH Sarabun New" w:cs="TH Sarabun New"/>
-                <w:b/>
-                <w:sz w:val="28"/>
-                <w:szCs w:val="28"/>
-              </w:rPr>
-              <w:t>วิธี</w:t>
-            </w:r>
-          </w:p>
-        </w:tc>
-        <w:tc>
-          <w:tcPr>
-            <w:tcW w:type="dxa" w:w="2257"/>
-          </w:tcPr>
-          <w:p>
-            <w:r>
-              <w:rPr>
-                <w:b/>
-              </w:rPr>
-            </w:r>
-            <w:r>
-              <w:rPr>
-                <w:rFonts w:ascii="TH Sarabun New" w:hAnsi="TH Sarabun New" w:cs="TH Sarabun New"/>
-                <w:b/>
-                <w:sz w:val="28"/>
-                <w:szCs w:val="28"/>
-              </w:rPr>
-              <w:t>ตรวจพบ</w:t>
-            </w:r>
-          </w:p>
-        </w:tc>
-        <w:tc>
-          <w:tcPr>
-            <w:tcW w:type="dxa" w:w="2257"/>
-          </w:tcPr>
-          <w:p>
-            <w:r>
-              <w:rPr>
-                <w:b/>
-              </w:rPr>
-            </w:r>
-            <w:r>
-              <w:rPr>
-                <w:rFonts w:ascii="TH Sarabun New" w:hAnsi="TH Sarabun New" w:cs="TH Sarabun New"/>
-                <w:b/>
-                <w:sz w:val="28"/>
-                <w:szCs w:val="28"/>
-              </w:rPr>
-              <w:t>แจ้งผิด (FP)</w:t>
-            </w:r>
-          </w:p>
-        </w:tc>
-      </w:tr>
-      <w:tr>
-        <w:tc>
-          <w:tcPr>
-            <w:tcW w:type="dxa" w:w="2257"/>
-          </w:tcPr>
-          <w:p>
-            <w:r/>
-            <w:r>
-              <w:rPr>
-                <w:rFonts w:ascii="TH Sarabun New" w:hAnsi="TH Sarabun New" w:cs="TH Sarabun New"/>
-                <w:b w:val="0"/>
-                <w:sz w:val="28"/>
-                <w:szCs w:val="28"/>
-              </w:rPr>
-              <w:t>หมวก</w:t>
-            </w:r>
-          </w:p>
-        </w:tc>
-        <w:tc>
-          <w:tcPr>
-            <w:tcW w:type="dxa" w:w="2257"/>
-          </w:tcPr>
-          <w:p>
-            <w:r/>
-            <w:r>
-              <w:rPr>
-                <w:rFonts w:ascii="TH Sarabun New" w:hAnsi="TH Sarabun New" w:cs="TH Sarabun New"/>
-                <w:b w:val="0"/>
-                <w:sz w:val="28"/>
-                <w:szCs w:val="28"/>
-              </w:rPr>
-              <w:t>เฟรมเต็ม 1080p</w:t>
-            </w:r>
-          </w:p>
-        </w:tc>
-        <w:tc>
-          <w:tcPr>
-            <w:tcW w:type="dxa" w:w="2257"/>
-          </w:tcPr>
-          <w:p>
-            <w:r/>
-            <w:r>
-              <w:rPr>
-                <w:rFonts w:ascii="TH Sarabun New" w:hAnsi="TH Sarabun New" w:cs="TH Sarabun New"/>
-                <w:b/>
-                <w:sz w:val="28"/>
-                <w:szCs w:val="28"/>
-                <w:bCs/>
-              </w:rPr>
-              <w:t>14/14 (100%)</w:t>
-            </w:r>
-          </w:p>
-        </w:tc>
-        <w:tc>
-          <w:tcPr>
-            <w:tcW w:type="dxa" w:w="2257"/>
-          </w:tcPr>
-          <w:p>
-            <w:r/>
-            <w:r>
-              <w:rPr>
-                <w:rFonts w:ascii="TH Sarabun New" w:hAnsi="TH Sarabun New" w:cs="TH Sarabun New"/>
-                <w:b/>
-                <w:sz w:val="28"/>
-                <w:szCs w:val="28"/>
-                <w:bCs/>
-              </w:rPr>
-              <w:t>0</w:t>
-            </w:r>
-          </w:p>
-        </w:tc>
-      </w:tr>
-      <w:tr>
-        <w:tc>
-          <w:tcPr>
-            <w:tcW w:type="dxa" w:w="2257"/>
-          </w:tcPr>
-          <w:p>
-            <w:r/>
-            <w:r>
-              <w:rPr>
-                <w:rFonts w:ascii="TH Sarabun New" w:hAnsi="TH Sarabun New" w:cs="TH Sarabun New"/>
-                <w:b w:val="0"/>
-                <w:sz w:val="28"/>
-                <w:szCs w:val="28"/>
-              </w:rPr>
-              <w:t>ถุงมือ</w:t>
-            </w:r>
-          </w:p>
-        </w:tc>
-        <w:tc>
-          <w:tcPr>
-            <w:tcW w:type="dxa" w:w="2257"/>
-          </w:tcPr>
-          <w:p>
-            <w:r/>
-            <w:r>
-              <w:rPr>
-                <w:rFonts w:ascii="TH Sarabun New" w:hAnsi="TH Sarabun New" w:cs="TH Sarabun New"/>
-                <w:b w:val="0"/>
-                <w:sz w:val="28"/>
-                <w:szCs w:val="28"/>
-              </w:rPr>
-              <w:t>เฟรมเต็ม 1080p</w:t>
-            </w:r>
-          </w:p>
-        </w:tc>
-        <w:tc>
-          <w:tcPr>
-            <w:tcW w:type="dxa" w:w="2257"/>
-          </w:tcPr>
-          <w:p>
-            <w:r/>
-            <w:r>
-              <w:rPr>
-                <w:rFonts w:ascii="TH Sarabun New" w:hAnsi="TH Sarabun New" w:cs="TH Sarabun New"/>
-                <w:b/>
-                <w:sz w:val="28"/>
-                <w:szCs w:val="28"/>
-                <w:bCs/>
-              </w:rPr>
-              <w:t>4/7 (57%)</w:t>
-            </w:r>
-          </w:p>
-        </w:tc>
-        <w:tc>
-          <w:tcPr>
-            <w:tcW w:type="dxa" w:w="2257"/>
-          </w:tcPr>
-          <w:p>
-            <w:r/>
-            <w:r>
-              <w:rPr>
-                <w:rFonts w:ascii="TH Sarabun New" w:hAnsi="TH Sarabun New" w:cs="TH Sarabun New"/>
-                <w:b w:val="0"/>
-                <w:sz w:val="28"/>
-                <w:szCs w:val="28"/>
-              </w:rPr>
-              <w:t>3</w:t>
-            </w:r>
-          </w:p>
-        </w:tc>
-      </w:tr>
-      <w:tr>
-        <w:tc>
-          <w:tcPr>
-            <w:tcW w:type="dxa" w:w="2257"/>
-          </w:tcPr>
-          <w:p>
-            <w:r/>
-            <w:r>
-              <w:rPr>
-                <w:rFonts w:ascii="TH Sarabun New" w:hAnsi="TH Sarabun New" w:cs="TH Sarabun New"/>
-                <w:b w:val="0"/>
-                <w:sz w:val="28"/>
-                <w:szCs w:val="28"/>
-              </w:rPr>
-              <w:t>หน้ากาก</w:t>
-            </w:r>
-          </w:p>
-        </w:tc>
-        <w:tc>
-          <w:tcPr>
-            <w:tcW w:type="dxa" w:w="2257"/>
-          </w:tcPr>
-          <w:p>
-            <w:r/>
-            <w:r>
-              <w:rPr>
-                <w:rFonts w:ascii="TH Sarabun New" w:hAnsi="TH Sarabun New" w:cs="TH Sarabun New"/>
-                <w:b w:val="0"/>
-                <w:sz w:val="28"/>
-                <w:szCs w:val="28"/>
-              </w:rPr>
-              <w:t>เฟรมเต็ม 1080p</w:t>
-            </w:r>
-          </w:p>
-        </w:tc>
-        <w:tc>
-          <w:tcPr>
-            <w:tcW w:type="dxa" w:w="2257"/>
-          </w:tcPr>
-          <w:p>
-            <w:r/>
-            <w:r>
-              <w:rPr>
-                <w:rFonts w:ascii="TH Sarabun New" w:hAnsi="TH Sarabun New" w:cs="TH Sarabun New"/>
-                <w:b w:val="0"/>
-                <w:sz w:val="28"/>
-                <w:szCs w:val="28"/>
-              </w:rPr>
-              <w:t>8/35 (23%)</w:t>
-            </w:r>
-          </w:p>
-        </w:tc>
-        <w:tc>
-          <w:tcPr>
-            <w:tcW w:type="dxa" w:w="2257"/>
-          </w:tcPr>
-          <w:p>
-            <w:r/>
-            <w:r>
-              <w:rPr>
-                <w:rFonts w:ascii="TH Sarabun New" w:hAnsi="TH Sarabun New" w:cs="TH Sarabun New"/>
-                <w:b/>
-                <w:sz w:val="28"/>
-                <w:szCs w:val="28"/>
-                <w:bCs/>
-              </w:rPr>
-              <w:t>0</w:t>
-            </w:r>
-          </w:p>
-        </w:tc>
-      </w:tr>
-      <w:tr>
-        <w:tc>
-          <w:tcPr>
-            <w:tcW w:type="dxa" w:w="2257"/>
-          </w:tcPr>
-          <w:p>
-            <w:r/>
-            <w:r>
-              <w:rPr>
-                <w:rFonts w:ascii="TH Sarabun New" w:hAnsi="TH Sarabun New" w:cs="TH Sarabun New"/>
-                <w:b/>
-                <w:sz w:val="28"/>
-                <w:szCs w:val="28"/>
-                <w:bCs/>
-              </w:rPr>
-              <w:t>หน้ากาก</w:t>
-            </w:r>
-          </w:p>
-        </w:tc>
-        <w:tc>
-          <w:tcPr>
-            <w:tcW w:type="dxa" w:w="2257"/>
-          </w:tcPr>
-          <w:p>
-            <w:r/>
-            <w:r>
-              <w:rPr>
-                <w:rFonts w:ascii="TH Sarabun New" w:hAnsi="TH Sarabun New" w:cs="TH Sarabun New"/>
-                <w:b/>
-                <w:sz w:val="28"/>
-                <w:szCs w:val="28"/>
-                <w:bCs/>
-              </w:rPr>
-              <w:t>Super-resolution (EDSR-4x)</w:t>
-            </w:r>
-          </w:p>
-        </w:tc>
-        <w:tc>
-          <w:tcPr>
-            <w:tcW w:type="dxa" w:w="2257"/>
-          </w:tcPr>
-          <w:p>
-            <w:r/>
-            <w:r>
-              <w:rPr>
-                <w:rFonts w:ascii="TH Sarabun New" w:hAnsi="TH Sarabun New" w:cs="TH Sarabun New"/>
-                <w:b/>
-                <w:sz w:val="28"/>
-                <w:szCs w:val="28"/>
-                <w:bCs/>
-              </w:rPr>
-              <w:t>28/35 (80%)</w:t>
-            </w:r>
-          </w:p>
-        </w:tc>
-        <w:tc>
-          <w:tcPr>
-            <w:tcW w:type="dxa" w:w="2257"/>
-          </w:tcPr>
-          <w:p>
-            <w:r/>
-            <w:r>
-              <w:rPr>
-                <w:rFonts w:ascii="TH Sarabun New" w:hAnsi="TH Sarabun New" w:cs="TH Sarabun New"/>
-                <w:b/>
-                <w:sz w:val="28"/>
-                <w:szCs w:val="28"/>
-                <w:bCs/>
-              </w:rPr>
-              <w:t>2</w:t>
-            </w:r>
-          </w:p>
-        </w:tc>
-      </w:tr>
-      <w:tr>
-        <w:tc>
-          <w:tcPr>
-            <w:tcW w:type="dxa" w:w="2257"/>
-          </w:tcPr>
-          <w:p>
-            <w:r/>
-            <w:r>
-              <w:rPr>
-                <w:rFonts w:ascii="TH Sarabun New" w:hAnsi="TH Sarabun New" w:cs="TH Sarabun New"/>
-                <w:b/>
-                <w:sz w:val="28"/>
-                <w:szCs w:val="28"/>
-                <w:bCs/>
-              </w:rPr>
-              <w:t>รวม (คอนฟิกที่ควรส่งมอบ)</w:t>
-            </w:r>
-          </w:p>
-        </w:tc>
-        <w:tc>
-          <w:tcPr>
-            <w:tcW w:type="dxa" w:w="2257"/>
-          </w:tcPr>
-          <w:p>
-            <w:r/>
-            <w:r>
-              <w:rPr>
-                <w:rFonts w:ascii="TH Sarabun New" w:hAnsi="TH Sarabun New" w:cs="TH Sarabun New"/>
-                <w:b w:val="0"/>
-                <w:sz w:val="28"/>
-                <w:szCs w:val="28"/>
-              </w:rPr>
-              <w:t xml:space="preserve"> </w:t>
-            </w:r>
-          </w:p>
-        </w:tc>
-        <w:tc>
-          <w:tcPr>
-            <w:tcW w:type="dxa" w:w="2257"/>
-          </w:tcPr>
-          <w:p>
-            <w:r/>
-            <w:r>
-              <w:rPr>
-                <w:rFonts w:ascii="TH Sarabun New" w:hAnsi="TH Sarabun New" w:cs="TH Sarabun New"/>
-                <w:b/>
-                <w:sz w:val="28"/>
-                <w:szCs w:val="28"/>
-                <w:bCs/>
-              </w:rPr>
-              <w:t>46/56 (82%)</w:t>
-            </w:r>
-          </w:p>
-        </w:tc>
-        <w:tc>
-          <w:tcPr>
-            <w:tcW w:type="dxa" w:w="2257"/>
-          </w:tcPr>
-          <w:p>
-            <w:r/>
-            <w:r>
-              <w:rPr>
-                <w:rFonts w:ascii="TH Sarabun New" w:hAnsi="TH Sarabun New" w:cs="TH Sarabun New"/>
-                <w:b/>
-                <w:sz w:val="28"/>
-                <w:szCs w:val="28"/>
-                <w:bCs/>
-              </w:rPr>
-              <w:t>5</w:t>
-            </w:r>
-          </w:p>
-        </w:tc>
-      </w:tr>
-    </w:tbl>
-    <w:p/>
     <w:p>
+      <w:r>
+        <w:rPr>
+          <w:rFonts w:ascii="TH Sarabun New" w:hAnsi="TH Sarabun New" w:cs="TH Sarabun New"/>
+          <w:b w:val="0"/>
+          <w:sz w:val="32"/>
+          <w:szCs w:val="32"/>
+        </w:rPr>
+        <w:t xml:space="preserve">ทางออกคือ </w:t>
+      </w:r>
       <w:r>
         <w:rPr>
           <w:rFonts w:ascii="TH Sarabun New" w:hAnsi="TH Sarabun New" w:cs="TH Sarabun New"/>
@@ -12008,13 +10401,8 @@
           <w:szCs w:val="32"/>
           <w:bCs/>
         </w:rPr>
-        <w:t>การแจ้งผิดที่เหลือ 5 จุด ตรวจสอบแล้วว่าแบบจำลองผิดจริง และอธิบายได้ทั้งหมด</w:t>
-      </w:r>
-    </w:p>
-    <w:p>
-      <w:pPr>
-        <w:pStyle w:val="ListBullet"/>
-      </w:pPr>
+        <w:t>ออกแบบระบบให้ไม่ต้องถามคำถามที่แบบจำลองตอบไม่ได้</w:t>
+      </w:r>
       <w:r>
         <w:rPr>
           <w:rFonts w:ascii="TH Sarabun New" w:hAnsi="TH Sarabun New" w:cs="TH Sarabun New"/>
@@ -12022,13 +10410,10 @@
           <w:sz w:val="32"/>
           <w:szCs w:val="32"/>
         </w:rPr>
-        <w:t>ถุงมือ 3 จุด — คนที่ 2 สวมถุงมืออยู่ แต่มือขวาถูกผ้าเช็ดสีแดงบัง แบบจำลองจึงเดาว่าไม่สวม</w:t>
+        <w:t xml:space="preserve"> แล้วให้โปรแกรมรับผิดชอบ</w:t>
       </w:r>
     </w:p>
     <w:p>
-      <w:pPr>
-        <w:pStyle w:val="ListBullet"/>
-      </w:pPr>
       <w:r>
         <w:rPr>
           <w:rFonts w:ascii="TH Sarabun New" w:hAnsi="TH Sarabun New" w:cs="TH Sarabun New"/>
@@ -12036,3568 +10421,7 @@
           <w:sz w:val="32"/>
           <w:szCs w:val="32"/>
         </w:rPr>
-        <w:t>หน้ากาก 2 จุด (00:21, 00:33) — แบบจำลองรายงานเองว่ามองไม่เห็นใบหน้า แต่ยังเดาว่าไม่สวม</w:t>
-      </w:r>
-    </w:p>
-    <w:p/>
-    <w:p>
-      <w:r>
-        <w:rPr>
-          <w:rFonts w:ascii="TH Sarabun New" w:hAnsi="TH Sarabun New" w:cs="TH Sarabun New"/>
-          <w:b/>
-          <w:sz w:val="32"/>
-          <w:szCs w:val="32"/>
-          <w:bCs/>
-        </w:rPr>
-        <w:t>ผลระดับการแจ้งเตือน</w:t>
-      </w:r>
-      <w:r>
-        <w:rPr>
-          <w:rFonts w:ascii="TH Sarabun New" w:hAnsi="TH Sarabun New" w:cs="TH Sarabun New"/>
-          <w:b w:val="0"/>
-          <w:sz w:val="32"/>
-          <w:szCs w:val="32"/>
-        </w:rPr>
-        <w:t xml:space="preserve"> (หลังผ่านตัวติดตามสถานะและการยืนยันซ้ำในข้อ 5.2.5)</w:t>
-      </w:r>
-    </w:p>
-    <w:p/>
-    <w:tbl>
-      <w:tblPr>
-        <w:tblStyle w:val="TableGrid"/>
-        <w:tblW w:type="auto" w:w="0"/>
-        <w:tblLook w:firstColumn="1" w:firstRow="1" w:lastColumn="0" w:lastRow="0" w:noHBand="0" w:noVBand="1" w:val="04A0"/>
-      </w:tblPr>
-      <w:tblGrid>
-        <w:gridCol w:w="4514"/>
-        <w:gridCol w:w="4514"/>
-      </w:tblGrid>
-      <w:tr>
-        <w:tc>
-          <w:tcPr>
-            <w:tcW w:type="dxa" w:w="4514"/>
-          </w:tcPr>
-          <w:p>
-            <w:r>
-              <w:rPr>
-                <w:b/>
-              </w:rPr>
-            </w:r>
-            <w:r>
-              <w:rPr>
-                <w:rFonts w:ascii="TH Sarabun New" w:hAnsi="TH Sarabun New" w:cs="TH Sarabun New"/>
-                <w:b/>
-                <w:sz w:val="28"/>
-                <w:szCs w:val="28"/>
-              </w:rPr>
-              <w:t>ผล</w:t>
-            </w:r>
-          </w:p>
-        </w:tc>
-        <w:tc>
-          <w:tcPr>
-            <w:tcW w:type="dxa" w:w="4514"/>
-          </w:tcPr>
-          <w:p>
-            <w:r>
-              <w:rPr>
-                <w:b/>
-              </w:rPr>
-            </w:r>
-            <w:r>
-              <w:rPr>
-                <w:rFonts w:ascii="TH Sarabun New" w:hAnsi="TH Sarabun New" w:cs="TH Sarabun New"/>
-                <w:b/>
-                <w:sz w:val="28"/>
-                <w:szCs w:val="28"/>
-              </w:rPr>
-              <w:t>รายละเอียด</w:t>
-            </w:r>
-          </w:p>
-        </w:tc>
-      </w:tr>
-      <w:tr>
-        <w:tc>
-          <w:tcPr>
-            <w:tcW w:type="dxa" w:w="4514"/>
-          </w:tcPr>
-          <w:p>
-            <w:r/>
-            <w:r>
-              <w:rPr>
-                <w:rFonts w:ascii="TH Sarabun New" w:hAnsi="TH Sarabun New" w:cs="TH Sarabun New"/>
-                <w:b w:val="0"/>
-                <w:sz w:val="28"/>
-                <w:szCs w:val="28"/>
-              </w:rPr>
-              <w:t>แจ้งถูก</w:t>
-            </w:r>
-          </w:p>
-        </w:tc>
-        <w:tc>
-          <w:tcPr>
-            <w:tcW w:type="dxa" w:w="4514"/>
-          </w:tcPr>
-          <w:p>
-            <w:r/>
-            <w:r>
-              <w:rPr>
-                <w:rFonts w:ascii="TH Sarabun New" w:hAnsi="TH Sarabun New" w:cs="TH Sarabun New"/>
-                <w:b w:val="0"/>
-                <w:sz w:val="28"/>
-                <w:szCs w:val="28"/>
-              </w:rPr>
-              <w:t>4 รายการ — บุคคลภายนอก 01:36 · ของแปลกปลอม 01:39 · คนที่ 2 ไม่สวมหมวก 03:00 · คนที่ 2 ไม่สวมถุงมือ 03:36</w:t>
-            </w:r>
-          </w:p>
-        </w:tc>
-      </w:tr>
-      <w:tr>
-        <w:tc>
-          <w:tcPr>
-            <w:tcW w:type="dxa" w:w="4514"/>
-          </w:tcPr>
-          <w:p>
-            <w:r/>
-            <w:r>
-              <w:rPr>
-                <w:rFonts w:ascii="TH Sarabun New" w:hAnsi="TH Sarabun New" w:cs="TH Sarabun New"/>
-                <w:b/>
-                <w:sz w:val="28"/>
-                <w:szCs w:val="28"/>
-                <w:bCs/>
-              </w:rPr>
-              <w:t>แจ้งผิด</w:t>
-            </w:r>
-          </w:p>
-        </w:tc>
-        <w:tc>
-          <w:tcPr>
-            <w:tcW w:type="dxa" w:w="4514"/>
-          </w:tcPr>
-          <w:p>
-            <w:r/>
-            <w:r>
-              <w:rPr>
-                <w:rFonts w:ascii="TH Sarabun New" w:hAnsi="TH Sarabun New" w:cs="TH Sarabun New"/>
-                <w:b/>
-                <w:sz w:val="28"/>
-                <w:szCs w:val="28"/>
-                <w:bCs/>
-              </w:rPr>
-              <w:t>1 รายการ — "คนที่ 1 ไม่สวมถุงมือ 03:36" ซึ่งเฉลยระบุว่าคนที่ 1 สวมถุงมืออยู่</w:t>
-            </w:r>
-          </w:p>
-        </w:tc>
-      </w:tr>
-      <w:tr>
-        <w:tc>
-          <w:tcPr>
-            <w:tcW w:type="dxa" w:w="4514"/>
-          </w:tcPr>
-          <w:p>
-            <w:r/>
-            <w:r>
-              <w:rPr>
-                <w:rFonts w:ascii="TH Sarabun New" w:hAnsi="TH Sarabun New" w:cs="TH Sarabun New"/>
-                <w:b w:val="0"/>
-                <w:sz w:val="28"/>
-                <w:szCs w:val="28"/>
-              </w:rPr>
-              <w:t>ความแม่นของการแจ้งเตือน</w:t>
-            </w:r>
-          </w:p>
-        </w:tc>
-        <w:tc>
-          <w:tcPr>
-            <w:tcW w:type="dxa" w:w="4514"/>
-          </w:tcPr>
-          <w:p>
-            <w:r/>
-            <w:r>
-              <w:rPr>
-                <w:rFonts w:ascii="TH Sarabun New" w:hAnsi="TH Sarabun New" w:cs="TH Sarabun New"/>
-                <w:b/>
-                <w:sz w:val="28"/>
-                <w:szCs w:val="28"/>
-                <w:bCs/>
-              </w:rPr>
-              <w:t>4 จาก 5 (80%)</w:t>
-            </w:r>
-          </w:p>
-        </w:tc>
-      </w:tr>
-    </w:tbl>
-    <w:p/>
-    <w:p>
-      <w:r>
-        <w:rPr>
-          <w:rFonts w:ascii="TH Sarabun New" w:hAnsi="TH Sarabun New" w:cs="TH Sarabun New"/>
-          <w:b/>
-          <w:sz w:val="32"/>
-          <w:szCs w:val="32"/>
-          <w:bCs/>
-        </w:rPr>
-        <w:t>เรื่องที่ต้องพูดตรง ๆ เกี่ยวกับตัวเลขชุดนี้</w:t>
-      </w:r>
-    </w:p>
-    <w:p/>
-    <w:p>
-      <w:r>
-        <w:rPr>
-          <w:rFonts w:ascii="TH Sarabun New" w:hAnsi="TH Sarabun New" w:cs="TH Sarabun New"/>
-          <w:b w:val="0"/>
-          <w:sz w:val="32"/>
-          <w:szCs w:val="32"/>
-        </w:rPr>
-        <w:t xml:space="preserve">รายงานฉบับร่างก่อนหน้านี้ระบุว่าระบบตรวจพบ 71% และ </w:t>
-      </w:r>
-      <w:r>
-        <w:rPr>
-          <w:rFonts w:ascii="TH Sarabun New" w:hAnsi="TH Sarabun New" w:cs="TH Sarabun New"/>
-          <w:b/>
-          <w:sz w:val="32"/>
-          <w:szCs w:val="32"/>
-          <w:bCs/>
-        </w:rPr>
-        <w:t>ไม่มีการแจ้งผิดเลย (FP = 0)</w:t>
-      </w:r>
-      <w:r>
-        <w:rPr>
-          <w:rFonts w:ascii="TH Sarabun New" w:hAnsi="TH Sarabun New" w:cs="TH Sarabun New"/>
-          <w:b w:val="0"/>
-          <w:sz w:val="32"/>
-          <w:szCs w:val="32"/>
-        </w:rPr>
-        <w:t xml:space="preserve"> และยกเรื่องนี้</w:t>
-      </w:r>
-    </w:p>
-    <w:p>
-      <w:r>
-        <w:rPr>
-          <w:rFonts w:ascii="TH Sarabun New" w:hAnsi="TH Sarabun New" w:cs="TH Sarabun New"/>
-          <w:b w:val="0"/>
-          <w:sz w:val="32"/>
-          <w:szCs w:val="32"/>
-        </w:rPr>
-        <w:t>เป็นจุดเด่นของงาน เมื่อตรวจสอบย้อนกลับพบว่าตัวเลขชุดนั้นมาจากไฟล์ผลลัพธ์เก่าที่ถูกแทนที่ไปแล้ว</w:t>
-      </w:r>
-    </w:p>
-    <w:p>
-      <w:r>
-        <w:rPr>
-          <w:rFonts w:ascii="TH Sarabun New" w:hAnsi="TH Sarabun New" w:cs="TH Sarabun New"/>
-          <w:b w:val="0"/>
-          <w:sz w:val="32"/>
-          <w:szCs w:val="32"/>
-        </w:rPr>
-        <w:t xml:space="preserve">(คอนฟิกนั้นตรวจหน้ากากได้เพียง 12%) และ </w:t>
-      </w:r>
-      <w:r>
-        <w:rPr>
-          <w:rFonts w:ascii="TH Sarabun New" w:hAnsi="TH Sarabun New" w:cs="TH Sarabun New"/>
-          <w:b/>
-          <w:sz w:val="32"/>
-          <w:szCs w:val="32"/>
-          <w:bCs/>
-        </w:rPr>
-        <w:t>โค้ดในปัจจุบันสร้างตัวเลขชุดนั้นขึ้นมาอีกไม่ได้</w:t>
-      </w:r>
-    </w:p>
-    <w:p/>
-    <w:p>
-      <w:r>
-        <w:rPr>
-          <w:rFonts w:ascii="TH Sarabun New" w:hAnsi="TH Sarabun New" w:cs="TH Sarabun New"/>
-          <w:b w:val="0"/>
-          <w:sz w:val="32"/>
-          <w:szCs w:val="32"/>
-        </w:rPr>
-        <w:t>จึงรันการวัดใหม่ทั้งหมดบนเครื่องเดียว คอนฟิกเดียว เมื่อ 2026-07-16 ผลที่ได้ตรงกับไฟล์ปัจจุบันทุกตัว</w:t>
-      </w:r>
-    </w:p>
-    <w:p>
-      <w:r>
-        <w:rPr>
-          <w:rFonts w:ascii="TH Sarabun New" w:hAnsi="TH Sarabun New" w:cs="TH Sarabun New"/>
-          <w:b w:val="0"/>
-          <w:sz w:val="32"/>
-          <w:szCs w:val="32"/>
-        </w:rPr>
-        <w:t xml:space="preserve">และเป็นตัวเลขที่ใช้ในรายงานฉบับนี้ทั้งหมด (รายละเอียดและคำสั่งทำซ้ำอยู่ใน </w:t>
-      </w:r>
-      <w:r>
-        <w:rPr>
-          <w:rFonts w:ascii="Courier New" w:hAnsi="Courier New" w:cs="Courier New"/>
-          <w:b w:val="0"/>
-          <w:sz w:val="28"/>
-          <w:szCs w:val="28"/>
-        </w:rPr>
-        <w:t>MEASUREMENTS.md</w:t>
-      </w:r>
-      <w:r>
-        <w:rPr>
-          <w:rFonts w:ascii="TH Sarabun New" w:hAnsi="TH Sarabun New" w:cs="TH Sarabun New"/>
-          <w:b w:val="0"/>
-          <w:sz w:val="32"/>
-          <w:szCs w:val="32"/>
-        </w:rPr>
-        <w:t>)</w:t>
-      </w:r>
-    </w:p>
-    <w:p/>
-    <w:p>
-      <w:r>
-        <w:rPr>
-          <w:rFonts w:ascii="TH Sarabun New" w:hAnsi="TH Sarabun New" w:cs="TH Sarabun New"/>
-          <w:b w:val="0"/>
-          <w:sz w:val="32"/>
-          <w:szCs w:val="32"/>
-        </w:rPr>
-        <w:t xml:space="preserve">บทเรียนจากเหตุการณ์นี้คือ </w:t>
-      </w:r>
-      <w:r>
-        <w:rPr>
-          <w:rFonts w:ascii="TH Sarabun New" w:hAnsi="TH Sarabun New" w:cs="TH Sarabun New"/>
-          <w:b/>
-          <w:sz w:val="32"/>
-          <w:szCs w:val="32"/>
-          <w:bCs/>
-        </w:rPr>
-        <w:t>การเก็บเฉพาะ "ผลสรุป" โดยไม่เก็บ "ข้อมูลดิบ" ทำให้ย้อนตรวจไม่ได้</w:t>
-      </w:r>
-    </w:p>
-    <w:p>
-      <w:r>
-        <w:rPr>
-          <w:rFonts w:ascii="TH Sarabun New" w:hAnsi="TH Sarabun New" w:cs="TH Sarabun New"/>
-          <w:b w:val="0"/>
-          <w:sz w:val="32"/>
-          <w:szCs w:val="32"/>
-        </w:rPr>
-        <w:t>ปัจจุบันจึงบันทึกไฟล์สังเกตการณ์ระดับเฟรมไว้ทุกครั้ง เพื่อให้ผู้อื่นรันซ้ำแล้วได้ผลเดิม</w:t>
-      </w:r>
-    </w:p>
-    <w:p/>
-    <w:p>
-      <w:r>
-        <w:rPr>
-          <w:rFonts w:ascii="TH Sarabun New" w:hAnsi="TH Sarabun New" w:cs="TH Sarabun New"/>
-          <w:b/>
-          <w:sz w:val="32"/>
-          <w:szCs w:val="32"/>
-          <w:bCs/>
-        </w:rPr>
-        <w:t>ข้อสังเกตที่ยังใช้ได้:</w:t>
-      </w:r>
-      <w:r>
-        <w:rPr>
-          <w:rFonts w:ascii="TH Sarabun New" w:hAnsi="TH Sarabun New" w:cs="TH Sarabun New"/>
-          <w:b w:val="0"/>
-          <w:sz w:val="32"/>
-          <w:szCs w:val="32"/>
-        </w:rPr>
-        <w:t xml:space="preserve"> แม้ FP จะไม่ใช่ศูนย์ แต่ </w:t>
-      </w:r>
-      <w:r>
-        <w:rPr>
-          <w:rFonts w:ascii="TH Sarabun New" w:hAnsi="TH Sarabun New" w:cs="TH Sarabun New"/>
-          <w:b/>
-          <w:sz w:val="32"/>
-          <w:szCs w:val="32"/>
-          <w:bCs/>
-        </w:rPr>
-        <w:t>หมวกซึ่งเป็นรายการที่เห็นชัดที่สุด ได้ 100% โดยไม่แจ้งผิดเลย</w:t>
-      </w:r>
-    </w:p>
-    <w:p>
-      <w:r>
-        <w:rPr>
-          <w:rFonts w:ascii="TH Sarabun New" w:hAnsi="TH Sarabun New" w:cs="TH Sarabun New"/>
-          <w:b w:val="0"/>
-          <w:sz w:val="32"/>
-          <w:szCs w:val="32"/>
-        </w:rPr>
-        <w:t>ส่วนการแจ้งผิดทั้งหมดกระจุกอยู่ที่รายการที่มองเห็นยาก (หน้ากาก) และที่มือถูกบัง (ถุงมือ)</w:t>
-      </w:r>
-    </w:p>
-    <w:p>
-      <w:r>
-        <w:rPr>
-          <w:rFonts w:ascii="TH Sarabun New" w:hAnsi="TH Sarabun New" w:cs="TH Sarabun New"/>
-          <w:b w:val="0"/>
-          <w:sz w:val="32"/>
-          <w:szCs w:val="32"/>
-        </w:rPr>
-        <w:t>ซึ่งสอดคล้องกับคำอธิบายเชิงทฤษฎีในข้อ 5.2.2 ว่าวัตถุยิ่งเล็ก แบบจำลองยิ่งมีข้อมูลน้อย</w:t>
-      </w:r>
-    </w:p>
-    <w:p/>
-    <w:p>
-      <w:r>
-        <w:rPr>
-          <w:rFonts w:ascii="TH Sarabun New" w:hAnsi="TH Sarabun New" w:cs="TH Sarabun New"/>
-          <w:b/>
-          <w:sz w:val="34"/>
-          <w:szCs w:val="34"/>
-          <w:bCs/>
-        </w:rPr>
-        <w:t>5.5.3 ข้อจำกัดที่ 1 — หน้ากาก และบทเรียนเรื่องเครื่องมือวัดที่ผิด</w:t>
-      </w:r>
-    </w:p>
-    <w:p/>
-    <w:p>
-      <w:r>
-        <w:rPr>
-          <w:rFonts w:ascii="TH Sarabun New" w:hAnsi="TH Sarabun New" w:cs="TH Sarabun New"/>
-          <w:b w:val="0"/>
-          <w:sz w:val="32"/>
-          <w:szCs w:val="32"/>
-        </w:rPr>
-        <w:t>หน้ากากเป็นรายการที่ยากที่สุด เพราะเมื่อถูกดึงลงมาไว้ที่คางจะมีขนาดเล็กมากในเฟรม</w:t>
-      </w:r>
-    </w:p>
-    <w:p>
-      <w:r>
-        <w:rPr>
-          <w:rFonts w:ascii="TH Sarabun New" w:hAnsi="TH Sarabun New" w:cs="TH Sarabun New"/>
-          <w:b w:val="0"/>
-          <w:sz w:val="32"/>
-          <w:szCs w:val="32"/>
-        </w:rPr>
-        <w:t>ตามหลักการในข้อ 5.2.2 (พื้นที่ 28×28 พิกเซล = 1 token) บริเวณหน้ากากจึงเหลือเพียงไม่กี่ token</w:t>
-      </w:r>
-    </w:p>
-    <w:p/>
-    <w:p>
-      <w:r>
-        <w:rPr>
-          <w:rFonts w:ascii="TH Sarabun New" w:hAnsi="TH Sarabun New" w:cs="TH Sarabun New"/>
-          <w:b/>
-          <w:sz w:val="32"/>
-          <w:szCs w:val="32"/>
-          <w:bCs/>
-        </w:rPr>
-        <w:t>ผลที่วัดได้</w:t>
-      </w:r>
-    </w:p>
-    <w:p/>
-    <w:tbl>
-      <w:tblPr>
-        <w:tblStyle w:val="TableGrid"/>
-        <w:tblW w:type="auto" w:w="0"/>
-        <w:tblLook w:firstColumn="1" w:firstRow="1" w:lastColumn="0" w:lastRow="0" w:noHBand="0" w:noVBand="1" w:val="04A0"/>
-      </w:tblPr>
-      <w:tblGrid>
-        <w:gridCol w:w="3010"/>
-        <w:gridCol w:w="3010"/>
-        <w:gridCol w:w="3010"/>
-      </w:tblGrid>
-      <w:tr>
-        <w:tc>
-          <w:tcPr>
-            <w:tcW w:type="dxa" w:w="3010"/>
-          </w:tcPr>
-          <w:p>
-            <w:r>
-              <w:rPr>
-                <w:b/>
-              </w:rPr>
-            </w:r>
-            <w:r>
-              <w:rPr>
-                <w:rFonts w:ascii="TH Sarabun New" w:hAnsi="TH Sarabun New" w:cs="TH Sarabun New"/>
-                <w:b/>
-                <w:sz w:val="28"/>
-                <w:szCs w:val="28"/>
-              </w:rPr>
-              <w:t>วิธี</w:t>
-            </w:r>
-          </w:p>
-        </w:tc>
-        <w:tc>
-          <w:tcPr>
-            <w:tcW w:type="dxa" w:w="3010"/>
-          </w:tcPr>
-          <w:p>
-            <w:r>
-              <w:rPr>
-                <w:b/>
-              </w:rPr>
-            </w:r>
-            <w:r>
-              <w:rPr>
-                <w:rFonts w:ascii="TH Sarabun New" w:hAnsi="TH Sarabun New" w:cs="TH Sarabun New"/>
-                <w:b/>
-                <w:sz w:val="28"/>
-                <w:szCs w:val="28"/>
-              </w:rPr>
-              <w:t>ตรวจพบ</w:t>
-            </w:r>
-          </w:p>
-        </w:tc>
-        <w:tc>
-          <w:tcPr>
-            <w:tcW w:type="dxa" w:w="3010"/>
-          </w:tcPr>
-          <w:p>
-            <w:r>
-              <w:rPr>
-                <w:b/>
-              </w:rPr>
-            </w:r>
-            <w:r>
-              <w:rPr>
-                <w:rFonts w:ascii="TH Sarabun New" w:hAnsi="TH Sarabun New" w:cs="TH Sarabun New"/>
-                <w:b/>
-                <w:sz w:val="28"/>
-                <w:szCs w:val="28"/>
-              </w:rPr>
-              <w:t>แจ้งผิด</w:t>
-            </w:r>
-          </w:p>
-        </w:tc>
-      </w:tr>
-      <w:tr>
-        <w:tc>
-          <w:tcPr>
-            <w:tcW w:type="dxa" w:w="3010"/>
-          </w:tcPr>
-          <w:p>
-            <w:r/>
-            <w:r>
-              <w:rPr>
-                <w:rFonts w:ascii="TH Sarabun New" w:hAnsi="TH Sarabun New" w:cs="TH Sarabun New"/>
-                <w:b w:val="0"/>
-                <w:sz w:val="28"/>
-                <w:szCs w:val="28"/>
-              </w:rPr>
-              <w:t>เฟรมเต็ม 1080p</w:t>
-            </w:r>
-          </w:p>
-        </w:tc>
-        <w:tc>
-          <w:tcPr>
-            <w:tcW w:type="dxa" w:w="3010"/>
-          </w:tcPr>
-          <w:p>
-            <w:r/>
-            <w:r>
-              <w:rPr>
-                <w:rFonts w:ascii="TH Sarabun New" w:hAnsi="TH Sarabun New" w:cs="TH Sarabun New"/>
-                <w:b w:val="0"/>
-                <w:sz w:val="28"/>
-                <w:szCs w:val="28"/>
-              </w:rPr>
-              <w:t>8/35 (23%)</w:t>
-            </w:r>
-          </w:p>
-        </w:tc>
-        <w:tc>
-          <w:tcPr>
-            <w:tcW w:type="dxa" w:w="3010"/>
-          </w:tcPr>
-          <w:p>
-            <w:r/>
-            <w:r>
-              <w:rPr>
-                <w:rFonts w:ascii="TH Sarabun New" w:hAnsi="TH Sarabun New" w:cs="TH Sarabun New"/>
-                <w:b w:val="0"/>
-                <w:sz w:val="28"/>
-                <w:szCs w:val="28"/>
-              </w:rPr>
-              <w:t>0</w:t>
-            </w:r>
-          </w:p>
-        </w:tc>
-      </w:tr>
-      <w:tr>
-        <w:tc>
-          <w:tcPr>
-            <w:tcW w:type="dxa" w:w="3010"/>
-          </w:tcPr>
-          <w:p>
-            <w:r/>
-            <w:r>
-              <w:rPr>
-                <w:rFonts w:ascii="TH Sarabun New" w:hAnsi="TH Sarabun New" w:cs="TH Sarabun New"/>
-                <w:b/>
-                <w:sz w:val="28"/>
-                <w:szCs w:val="28"/>
-                <w:bCs/>
-              </w:rPr>
-              <w:t>Super-resolution (EDSR-4x) ขยายภาพศีรษะ</w:t>
-            </w:r>
-          </w:p>
-        </w:tc>
-        <w:tc>
-          <w:tcPr>
-            <w:tcW w:type="dxa" w:w="3010"/>
-          </w:tcPr>
-          <w:p>
-            <w:r/>
-            <w:r>
-              <w:rPr>
-                <w:rFonts w:ascii="TH Sarabun New" w:hAnsi="TH Sarabun New" w:cs="TH Sarabun New"/>
-                <w:b/>
-                <w:sz w:val="28"/>
-                <w:szCs w:val="28"/>
-                <w:bCs/>
-              </w:rPr>
-              <w:t>28/35 (80%)</w:t>
-            </w:r>
-          </w:p>
-        </w:tc>
-        <w:tc>
-          <w:tcPr>
-            <w:tcW w:type="dxa" w:w="3010"/>
-          </w:tcPr>
-          <w:p>
-            <w:r/>
-            <w:r>
-              <w:rPr>
-                <w:rFonts w:ascii="TH Sarabun New" w:hAnsi="TH Sarabun New" w:cs="TH Sarabun New"/>
-                <w:b/>
-                <w:sz w:val="28"/>
-                <w:szCs w:val="28"/>
-                <w:bCs/>
-              </w:rPr>
-              <w:t>2</w:t>
-            </w:r>
-          </w:p>
-        </w:tc>
-      </w:tr>
-      <w:tr>
-        <w:tc>
-          <w:tcPr>
-            <w:tcW w:type="dxa" w:w="3010"/>
-          </w:tcPr>
-          <w:p>
-            <w:r/>
-            <w:r>
-              <w:rPr>
-                <w:rFonts w:ascii="TH Sarabun New" w:hAnsi="TH Sarabun New" w:cs="TH Sarabun New"/>
-                <w:b w:val="0"/>
-                <w:sz w:val="28"/>
-                <w:szCs w:val="28"/>
-              </w:rPr>
-              <w:t>Super-resolution + เงื่อนไข "ต้องเห็นใบหน้าก่อน"</w:t>
-            </w:r>
-          </w:p>
-        </w:tc>
-        <w:tc>
-          <w:tcPr>
-            <w:tcW w:type="dxa" w:w="3010"/>
-          </w:tcPr>
-          <w:p>
-            <w:r/>
-            <w:r>
-              <w:rPr>
-                <w:rFonts w:ascii="TH Sarabun New" w:hAnsi="TH Sarabun New" w:cs="TH Sarabun New"/>
-                <w:b w:val="0"/>
-                <w:sz w:val="28"/>
-                <w:szCs w:val="28"/>
-              </w:rPr>
-              <w:t>9/35 (26%)</w:t>
-            </w:r>
-          </w:p>
-        </w:tc>
-        <w:tc>
-          <w:tcPr>
-            <w:tcW w:type="dxa" w:w="3010"/>
-          </w:tcPr>
-          <w:p>
-            <w:r/>
-            <w:r>
-              <w:rPr>
-                <w:rFonts w:ascii="TH Sarabun New" w:hAnsi="TH Sarabun New" w:cs="TH Sarabun New"/>
-                <w:b w:val="0"/>
-                <w:sz w:val="28"/>
-                <w:szCs w:val="28"/>
-              </w:rPr>
-              <w:t>0</w:t>
-            </w:r>
-          </w:p>
-        </w:tc>
-      </w:tr>
-    </w:tbl>
-    <w:p/>
-    <w:p>
-      <w:r>
-        <w:rPr>
-          <w:rFonts w:ascii="TH Sarabun New" w:hAnsi="TH Sarabun New" w:cs="TH Sarabun New"/>
-          <w:b/>
-          <w:sz w:val="32"/>
-          <w:szCs w:val="32"/>
-          <w:bCs/>
-        </w:rPr>
-        <w:t>super-resolution ได้ผลชัดเจน</w:t>
-      </w:r>
-      <w:r>
-        <w:rPr>
-          <w:rFonts w:ascii="TH Sarabun New" w:hAnsi="TH Sarabun New" w:cs="TH Sarabun New"/>
-          <w:b w:val="0"/>
-          <w:sz w:val="32"/>
-          <w:szCs w:val="32"/>
-        </w:rPr>
-        <w:t xml:space="preserve"> — ขยายภาพศีรษะก่อนส่งให้แบบจำลอง ทำให้ตรวจพบเพิ่มจาก 23% เป็น 80%</w:t>
-      </w:r>
-    </w:p>
-    <w:p>
-      <w:r>
-        <w:rPr>
-          <w:rFonts w:ascii="TH Sarabun New" w:hAnsi="TH Sarabun New" w:cs="TH Sarabun New"/>
-          <w:b w:val="0"/>
-          <w:sz w:val="32"/>
-          <w:szCs w:val="32"/>
-        </w:rPr>
-        <w:t>โดยมีการแจ้งผิดเพียง 2 จุด ซึ่งทั้งสองจุดเกิดจากแบบจำลองรายงานว่ามองไม่เห็นใบหน้าแต่ยังเดาคำตอบ</w:t>
-      </w:r>
-    </w:p>
-    <w:p/>
-    <w:p>
-      <w:r>
-        <w:rPr>
-          <w:rFonts w:ascii="TH Sarabun New" w:hAnsi="TH Sarabun New" w:cs="TH Sarabun New"/>
-          <w:b/>
-          <w:sz w:val="32"/>
-          <w:szCs w:val="32"/>
-          <w:bCs/>
-        </w:rPr>
-        <w:t>บทเรียนที่สำคัญที่สุดของโครงงานนี้</w:t>
-      </w:r>
-    </w:p>
-    <w:p/>
-    <w:p>
-      <w:r>
-        <w:rPr>
-          <w:rFonts w:ascii="TH Sarabun New" w:hAnsi="TH Sarabun New" w:cs="TH Sarabun New"/>
-          <w:b w:val="0"/>
-          <w:sz w:val="32"/>
-          <w:szCs w:val="32"/>
-        </w:rPr>
-        <w:t>ลำดับเหตุการณ์ที่เกิดขึ้นจริงระหว่างพัฒนา</w:t>
-      </w:r>
-    </w:p>
-    <w:p/>
-    <w:p>
-      <w:pPr>
-        <w:pStyle w:val="ListNumber"/>
-      </w:pPr>
-      <w:r>
-        <w:rPr>
-          <w:rFonts w:ascii="TH Sarabun New" w:hAnsi="TH Sarabun New" w:cs="TH Sarabun New"/>
-          <w:b w:val="0"/>
-          <w:sz w:val="32"/>
-          <w:szCs w:val="32"/>
-        </w:rPr>
-        <w:t xml:space="preserve">ใส่ super-resolution → แบบจำลองตรวจหน้ากากได้ </w:t>
-      </w:r>
-      <w:r>
-        <w:rPr>
-          <w:rFonts w:ascii="TH Sarabun New" w:hAnsi="TH Sarabun New" w:cs="TH Sarabun New"/>
-          <w:b/>
-          <w:sz w:val="32"/>
-          <w:szCs w:val="32"/>
-          <w:bCs/>
-        </w:rPr>
-        <w:t>80% ซึ่งเป็นคำตอบที่ถูกต้อง</w:t>
-      </w:r>
-    </w:p>
-    <w:p>
-      <w:pPr>
-        <w:pStyle w:val="ListNumber"/>
-      </w:pPr>
-      <w:r>
-        <w:rPr>
-          <w:rFonts w:ascii="TH Sarabun New" w:hAnsi="TH Sarabun New" w:cs="TH Sarabun New"/>
-          <w:b w:val="0"/>
-          <w:sz w:val="32"/>
-          <w:szCs w:val="32"/>
-        </w:rPr>
-        <w:t xml:space="preserve">แต่เฉลยที่ใช้วัดในตอนนั้นผิด (ดูข้อ 5.5.1) จึงเห็นเป็น </w:t>
-      </w:r>
-      <w:r>
-        <w:rPr>
-          <w:rFonts w:ascii="TH Sarabun New" w:hAnsi="TH Sarabun New" w:cs="TH Sarabun New"/>
-          <w:b/>
-          <w:sz w:val="32"/>
-          <w:szCs w:val="32"/>
-          <w:bCs/>
-        </w:rPr>
-        <w:t>"แจ้งผิดพุ่งจาก 9 เป็น 23 จุด"</w:t>
-      </w:r>
-    </w:p>
-    <w:p>
-      <w:pPr>
-        <w:pStyle w:val="ListNumber"/>
-      </w:pPr>
-      <w:r>
-        <w:rPr>
-          <w:rFonts w:ascii="TH Sarabun New" w:hAnsi="TH Sarabun New" w:cs="TH Sarabun New"/>
-          <w:b w:val="0"/>
-          <w:sz w:val="32"/>
-          <w:szCs w:val="32"/>
-        </w:rPr>
-        <w:t xml:space="preserve">จึงเพิ่มกลไก </w:t>
-      </w:r>
-      <w:r>
-        <w:rPr>
-          <w:rFonts w:ascii="TH Sarabun New" w:hAnsi="TH Sarabun New" w:cs="TH Sarabun New"/>
-          <w:b/>
-          <w:sz w:val="32"/>
-          <w:szCs w:val="32"/>
-          <w:bCs/>
-        </w:rPr>
-        <w:t>เงื่อนไขว่าต้องเห็นใบหน้าก่อน</w:t>
-      </w:r>
-      <w:r>
-        <w:rPr>
-          <w:rFonts w:ascii="TH Sarabun New" w:hAnsi="TH Sarabun New" w:cs="TH Sarabun New"/>
-          <w:b w:val="0"/>
-          <w:sz w:val="32"/>
-          <w:szCs w:val="32"/>
-        </w:rPr>
-        <w:t xml:space="preserve"> เพื่อกดตัวเลขแจ้งผิดลง</w:t>
-      </w:r>
-    </w:p>
-    <w:p>
-      <w:pPr>
-        <w:pStyle w:val="ListNumber"/>
-      </w:pPr>
-      <w:r>
-        <w:rPr>
-          <w:rFonts w:ascii="TH Sarabun New" w:hAnsi="TH Sarabun New" w:cs="TH Sarabun New"/>
-          <w:b w:val="0"/>
-          <w:sz w:val="32"/>
-          <w:szCs w:val="32"/>
-        </w:rPr>
-        <w:t xml:space="preserve">กลไกนี้ </w:t>
-      </w:r>
-      <w:r>
-        <w:rPr>
-          <w:rFonts w:ascii="TH Sarabun New" w:hAnsi="TH Sarabun New" w:cs="TH Sarabun New"/>
-          <w:b/>
-          <w:sz w:val="32"/>
-          <w:szCs w:val="32"/>
-          <w:bCs/>
-        </w:rPr>
-        <w:t>ทิ้งคำตอบที่ถูกไป 19 จุด (80% เหลือ 26%)</w:t>
-      </w:r>
-      <w:r>
-        <w:rPr>
-          <w:rFonts w:ascii="TH Sarabun New" w:hAnsi="TH Sarabun New" w:cs="TH Sarabun New"/>
-          <w:b w:val="0"/>
-          <w:sz w:val="32"/>
-          <w:szCs w:val="32"/>
-        </w:rPr>
-        <w:t xml:space="preserve"> เพื่อกำจัดการแจ้งผิดที่ไม่มีอยู่จริง</w:t>
-      </w:r>
-    </w:p>
-    <w:p>
-      <w:pPr>
-        <w:pStyle w:val="ListNumber"/>
-      </w:pPr>
-      <w:r>
-        <w:rPr>
-          <w:rFonts w:ascii="TH Sarabun New" w:hAnsi="TH Sarabun New" w:cs="TH Sarabun New"/>
-          <w:b w:val="0"/>
-          <w:sz w:val="32"/>
-          <w:szCs w:val="32"/>
-        </w:rPr>
-        <w:t>บันทึกไว้ว่า "แก้สำเร็จ แจ้งผิดเหลือ 4" และนำกลไกนี้เข้าไปในผลงาน</w:t>
-      </w:r>
-    </w:p>
-    <w:p/>
-    <w:p>
-      <w:r>
-        <w:rPr>
-          <w:rFonts w:ascii="TH Sarabun New" w:hAnsi="TH Sarabun New" w:cs="TH Sarabun New"/>
-          <w:b/>
-          <w:sz w:val="32"/>
-          <w:szCs w:val="32"/>
-          <w:bCs/>
-        </w:rPr>
-        <w:t>เครื่องมือวัดที่ผิดทำให้เพิ่มกลไกที่ทำให้ระบบแย่ลงสามเท่า โดยเข้าใจว่ากำลังทำให้ดีขึ้น</w:t>
-      </w:r>
-    </w:p>
-    <w:p>
-      <w:r>
-        <w:rPr>
-          <w:rFonts w:ascii="TH Sarabun New" w:hAnsi="TH Sarabun New" w:cs="TH Sarabun New"/>
-          <w:b w:val="0"/>
-          <w:sz w:val="32"/>
-          <w:szCs w:val="32"/>
-        </w:rPr>
-        <w:t>และความผิดพลาดนี้ไม่มีอะไรส่งสัญญาณเตือนเลย เพราะตัวเลขที่เห็น "ดูดีขึ้น" ทุกครั้ง</w:t>
-      </w:r>
-    </w:p>
-    <w:p/>
-    <w:p>
-      <w:r>
-        <w:rPr>
-          <w:rFonts w:ascii="TH Sarabun New" w:hAnsi="TH Sarabun New" w:cs="TH Sarabun New"/>
-          <w:b w:val="0"/>
-          <w:sz w:val="32"/>
-          <w:szCs w:val="32"/>
-        </w:rPr>
-        <w:t xml:space="preserve">ข้อเสนอจากการค้นพบนี้คือ </w:t>
-      </w:r>
-      <w:r>
-        <w:rPr>
-          <w:rFonts w:ascii="TH Sarabun New" w:hAnsi="TH Sarabun New" w:cs="TH Sarabun New"/>
-          <w:b/>
-          <w:sz w:val="32"/>
-          <w:szCs w:val="32"/>
-          <w:bCs/>
-        </w:rPr>
-        <w:t>ถอดกลไกเงื่อนไขใบหน้าออก</w:t>
-      </w:r>
-      <w:r>
-        <w:rPr>
-          <w:rFonts w:ascii="TH Sarabun New" w:hAnsi="TH Sarabun New" w:cs="TH Sarabun New"/>
-          <w:b w:val="0"/>
-          <w:sz w:val="32"/>
-          <w:szCs w:val="32"/>
-        </w:rPr>
-        <w:t xml:space="preserve"> และใช้ super-resolution แบบตรงไปตรงมา</w:t>
-      </w:r>
-    </w:p>
-    <w:p/>
-    <w:p>
-      <w:r>
-        <w:rPr>
-          <w:rFonts w:ascii="TH Sarabun New" w:hAnsi="TH Sarabun New" w:cs="TH Sarabun New"/>
-          <w:b/>
-          <w:sz w:val="32"/>
-          <w:szCs w:val="32"/>
-          <w:bCs/>
-        </w:rPr>
-        <w:t>บทเรียนอีกข้อที่ยังใช้ได้</w:t>
-      </w:r>
-      <w:r>
-        <w:rPr>
-          <w:rFonts w:ascii="TH Sarabun New" w:hAnsi="TH Sarabun New" w:cs="TH Sarabun New"/>
-          <w:b w:val="0"/>
-          <w:sz w:val="32"/>
-          <w:szCs w:val="32"/>
-        </w:rPr>
-        <w:t xml:space="preserve"> — ตอนแรกเกือบรับเทคนิค Set-of-Mark มาใช้เพราะเห็นว่าหน้ากากดีขึ้น</w:t>
-      </w:r>
-    </w:p>
-    <w:p>
-      <w:r>
-        <w:rPr>
-          <w:rFonts w:ascii="TH Sarabun New" w:hAnsi="TH Sarabun New" w:cs="TH Sarabun New"/>
-          <w:b w:val="0"/>
-          <w:sz w:val="32"/>
-          <w:szCs w:val="32"/>
-        </w:rPr>
-        <w:t xml:space="preserve">แต่เมื่อวัด </w:t>
-      </w:r>
-      <w:r>
-        <w:rPr>
-          <w:rFonts w:ascii="TH Sarabun New" w:hAnsi="TH Sarabun New" w:cs="TH Sarabun New"/>
-          <w:b/>
-          <w:sz w:val="32"/>
-          <w:szCs w:val="32"/>
-          <w:bCs/>
-        </w:rPr>
-        <w:t>ทุกรายการก่อน–หลัง</w:t>
-      </w:r>
-      <w:r>
-        <w:rPr>
-          <w:rFonts w:ascii="TH Sarabun New" w:hAnsi="TH Sarabun New" w:cs="TH Sarabun New"/>
-          <w:b w:val="0"/>
-          <w:sz w:val="32"/>
-          <w:szCs w:val="32"/>
-        </w:rPr>
-        <w:t xml:space="preserve"> จึงพบว่ามันทำให้การตรวจถุงมือแย่ลง จึงไม่รับมาใช้</w:t>
-      </w:r>
-    </w:p>
-    <w:p>
-      <w:r>
-        <w:rPr>
-          <w:rFonts w:ascii="TH Sarabun New" w:hAnsi="TH Sarabun New" w:cs="TH Sarabun New"/>
-          <w:b w:val="0"/>
-          <w:sz w:val="32"/>
-          <w:szCs w:val="32"/>
-        </w:rPr>
-        <w:t>รวมกับกรณี super-resolution ข้างต้น ได้หลักการเดียวกันว่า **ก่อนเชื่อว่า "แก้สำเร็จ"</w:t>
-      </w:r>
-    </w:p>
-    <w:p>
-      <w:r>
-        <w:rPr>
-          <w:rFonts w:ascii="TH Sarabun New" w:hAnsi="TH Sarabun New" w:cs="TH Sarabun New"/>
-          <w:b w:val="0"/>
-          <w:sz w:val="32"/>
-          <w:szCs w:val="32"/>
-        </w:rPr>
-        <w:t>ต้องตรวจทั้งระบบ และต้องตรวจเครื่องมือวัดด้วย**</w:t>
-      </w:r>
-    </w:p>
-    <w:p/>
-    <w:p>
-      <w:r>
-        <w:rPr>
-          <w:rFonts w:ascii="TH Sarabun New" w:hAnsi="TH Sarabun New" w:cs="TH Sarabun New"/>
-          <w:b/>
-          <w:sz w:val="34"/>
-          <w:szCs w:val="34"/>
-          <w:bCs/>
-        </w:rPr>
-        <w:t>5.5.4 ข้อจำกัดที่ 2 — แบบจำลองระบุลังผิด และวิธีที่ใช้แก้</w:t>
-      </w:r>
-    </w:p>
-    <w:p/>
-    <w:p>
-      <w:r>
-        <w:rPr>
-          <w:rFonts w:ascii="TH Sarabun New" w:hAnsi="TH Sarabun New" w:cs="TH Sarabun New"/>
-          <w:b/>
-          <w:sz w:val="32"/>
-          <w:szCs w:val="32"/>
-          <w:bCs/>
-        </w:rPr>
-        <w:t>อาการ</w:t>
-      </w:r>
-    </w:p>
-    <w:p/>
-    <w:p>
-      <w:r>
-        <w:rPr>
-          <w:rFonts w:ascii="TH Sarabun New" w:hAnsi="TH Sarabun New" w:cs="TH Sarabun New"/>
-          <w:b w:val="0"/>
-          <w:sz w:val="32"/>
-          <w:szCs w:val="32"/>
-        </w:rPr>
-        <w:t>คำบรรยายของแบบจำลองระบุว่าผู้ปฏิบัติงาน "หยิบกระป๋องจากลัง NG" ซึ่งเป็นการทำผิดขั้นตอนร้ายแรง</w:t>
-      </w:r>
-    </w:p>
-    <w:p>
-      <w:r>
-        <w:rPr>
-          <w:rFonts w:ascii="TH Sarabun New" w:hAnsi="TH Sarabun New" w:cs="TH Sarabun New"/>
-          <w:b w:val="0"/>
-          <w:sz w:val="32"/>
-          <w:szCs w:val="32"/>
-        </w:rPr>
-        <w:t xml:space="preserve">เมื่อเปิดเฟรมจริงตรวจสอบพบว่าเขาหยิบจาก </w:t>
-      </w:r>
-      <w:r>
-        <w:rPr>
-          <w:rFonts w:ascii="TH Sarabun New" w:hAnsi="TH Sarabun New" w:cs="TH Sarabun New"/>
-          <w:b/>
-          <w:sz w:val="32"/>
-          <w:szCs w:val="32"/>
-          <w:bCs/>
-        </w:rPr>
-        <w:t>ลัง WAIT</w:t>
-      </w:r>
-      <w:r>
-        <w:rPr>
-          <w:rFonts w:ascii="TH Sarabun New" w:hAnsi="TH Sarabun New" w:cs="TH Sarabun New"/>
-          <w:b w:val="0"/>
-          <w:sz w:val="32"/>
-          <w:szCs w:val="32"/>
-        </w:rPr>
-        <w:t xml:space="preserve"> ซึ่งเป็นงานปกติ เมื่อไล่นับทั้งคลิปพบว่า</w:t>
-      </w:r>
-    </w:p>
-    <w:p>
-      <w:r>
-        <w:rPr>
-          <w:rFonts w:ascii="TH Sarabun New" w:hAnsi="TH Sarabun New" w:cs="TH Sarabun New"/>
-          <w:b w:val="0"/>
-          <w:sz w:val="32"/>
-          <w:szCs w:val="32"/>
-        </w:rPr>
-        <w:t xml:space="preserve">คำบรรยาย </w:t>
-      </w:r>
-      <w:r>
-        <w:rPr>
-          <w:rFonts w:ascii="TH Sarabun New" w:hAnsi="TH Sarabun New" w:cs="TH Sarabun New"/>
-          <w:b/>
-          <w:sz w:val="32"/>
-          <w:szCs w:val="32"/>
-          <w:bCs/>
-        </w:rPr>
-        <w:t>146 จาก 220 จุด (66%) ระบุลังผิด</w:t>
-      </w:r>
-      <w:r>
-        <w:rPr>
-          <w:rFonts w:ascii="TH Sarabun New" w:hAnsi="TH Sarabun New" w:cs="TH Sarabun New"/>
-          <w:b w:val="0"/>
-          <w:sz w:val="32"/>
-          <w:szCs w:val="32"/>
-        </w:rPr>
-        <w:t xml:space="preserve"> และเจ้าของวิดีโอยืนยันว่าตลอดคลิป</w:t>
-      </w:r>
-    </w:p>
-    <w:p>
-      <w:r>
-        <w:rPr>
-          <w:rFonts w:ascii="TH Sarabun New" w:hAnsi="TH Sarabun New" w:cs="TH Sarabun New"/>
-          <w:b/>
-          <w:sz w:val="32"/>
-          <w:szCs w:val="32"/>
-          <w:bCs/>
-        </w:rPr>
-        <w:t>ไม่มีการหยิบจากลัง NG แม้แต่ครั้งเดียว</w:t>
-      </w:r>
-    </w:p>
-    <w:p/>
-    <w:p>
-      <w:r>
-        <w:rPr>
-          <w:rFonts w:ascii="TH Sarabun New" w:hAnsi="TH Sarabun New" w:cs="TH Sarabun New"/>
-          <w:b/>
-          <w:sz w:val="32"/>
-          <w:szCs w:val="32"/>
-          <w:bCs/>
-        </w:rPr>
-        <w:t>การหาสาเหตุ</w:t>
-      </w:r>
-    </w:p>
-    <w:p/>
-    <w:p>
-      <w:r>
-        <w:rPr>
-          <w:rFonts w:ascii="TH Sarabun New" w:hAnsi="TH Sarabun New" w:cs="TH Sarabun New"/>
-          <w:b w:val="0"/>
-          <w:sz w:val="32"/>
-          <w:szCs w:val="32"/>
-        </w:rPr>
-        <w:t>สมมติฐานแรกคือ "ลังหน้าตาเหมือนกันจนอ่านป้ายไม่ออก" แต่ข้อมูลปฏิเสธสมมติฐานนี้</w:t>
-      </w:r>
-    </w:p>
-    <w:p/>
-    <w:tbl>
-      <w:tblPr>
-        <w:tblStyle w:val="TableGrid"/>
-        <w:tblW w:type="auto" w:w="0"/>
-        <w:tblLook w:firstColumn="1" w:firstRow="1" w:lastColumn="0" w:lastRow="0" w:noHBand="0" w:noVBand="1" w:val="04A0"/>
-      </w:tblPr>
-      <w:tblGrid>
-        <w:gridCol w:w="2257"/>
-        <w:gridCol w:w="2257"/>
-        <w:gridCol w:w="2257"/>
-        <w:gridCol w:w="2257"/>
-      </w:tblGrid>
-      <w:tr>
-        <w:tc>
-          <w:tcPr>
-            <w:tcW w:type="dxa" w:w="2257"/>
-          </w:tcPr>
-          <w:p>
-            <w:r>
-              <w:rPr>
-                <w:b/>
-              </w:rPr>
-            </w:r>
-            <w:r>
-              <w:rPr>
-                <w:rFonts w:ascii="TH Sarabun New" w:hAnsi="TH Sarabun New" w:cs="TH Sarabun New"/>
-                <w:b/>
-                <w:sz w:val="28"/>
-                <w:szCs w:val="28"/>
-              </w:rPr>
-              <w:t>ลัง</w:t>
-            </w:r>
-          </w:p>
-        </w:tc>
-        <w:tc>
-          <w:tcPr>
-            <w:tcW w:type="dxa" w:w="2257"/>
-          </w:tcPr>
-          <w:p>
-            <w:r>
-              <w:rPr>
-                <w:b/>
-              </w:rPr>
-            </w:r>
-            <w:r>
-              <w:rPr>
-                <w:rFonts w:ascii="TH Sarabun New" w:hAnsi="TH Sarabun New" w:cs="TH Sarabun New"/>
-                <w:b/>
-                <w:sz w:val="28"/>
-                <w:szCs w:val="28"/>
-              </w:rPr>
-              <w:t>ตำแหน่ง</w:t>
-            </w:r>
-          </w:p>
-        </w:tc>
-        <w:tc>
-          <w:tcPr>
-            <w:tcW w:type="dxa" w:w="2257"/>
-          </w:tcPr>
-          <w:p>
-            <w:r>
-              <w:rPr>
-                <w:b/>
-              </w:rPr>
-            </w:r>
-            <w:r>
-              <w:rPr>
-                <w:rFonts w:ascii="TH Sarabun New" w:hAnsi="TH Sarabun New" w:cs="TH Sarabun New"/>
-                <w:b/>
-                <w:sz w:val="28"/>
-                <w:szCs w:val="28"/>
-              </w:rPr>
-              <w:t>ขนาดในภาพ</w:t>
-            </w:r>
-          </w:p>
-        </w:tc>
-        <w:tc>
-          <w:tcPr>
-            <w:tcW w:type="dxa" w:w="2257"/>
-          </w:tcPr>
-          <w:p>
-            <w:r>
-              <w:rPr>
-                <w:b/>
-              </w:rPr>
-            </w:r>
-            <w:r>
-              <w:rPr>
-                <w:rFonts w:ascii="TH Sarabun New" w:hAnsi="TH Sarabun New" w:cs="TH Sarabun New"/>
-                <w:b/>
-                <w:sz w:val="28"/>
-                <w:szCs w:val="28"/>
-              </w:rPr>
-              <w:t>แบบจำลองเรียกผิดไหม</w:t>
-            </w:r>
-          </w:p>
-        </w:tc>
-      </w:tr>
-      <w:tr>
-        <w:tc>
-          <w:tcPr>
-            <w:tcW w:type="dxa" w:w="2257"/>
-          </w:tcPr>
-          <w:p>
-            <w:r/>
-            <w:r>
-              <w:rPr>
-                <w:rFonts w:ascii="TH Sarabun New" w:hAnsi="TH Sarabun New" w:cs="TH Sarabun New"/>
-                <w:b w:val="0"/>
-                <w:sz w:val="28"/>
-                <w:szCs w:val="28"/>
-              </w:rPr>
-              <w:t>WAIT / NG</w:t>
-            </w:r>
-          </w:p>
-        </w:tc>
-        <w:tc>
-          <w:tcPr>
-            <w:tcW w:type="dxa" w:w="2257"/>
-          </w:tcPr>
-          <w:p>
-            <w:r/>
-            <w:r>
-              <w:rPr>
-                <w:rFonts w:ascii="TH Sarabun New" w:hAnsi="TH Sarabun New" w:cs="TH Sarabun New"/>
-                <w:b w:val="0"/>
-                <w:sz w:val="28"/>
-                <w:szCs w:val="28"/>
-              </w:rPr>
-              <w:t xml:space="preserve">อยู่ติดกัน ห่างกันเพียง </w:t>
-            </w:r>
-            <w:r>
-              <w:rPr>
-                <w:rFonts w:ascii="TH Sarabun New" w:hAnsi="TH Sarabun New" w:cs="TH Sarabun New"/>
-                <w:b/>
-                <w:sz w:val="28"/>
-                <w:szCs w:val="28"/>
-                <w:bCs/>
-              </w:rPr>
-              <w:t>251 พิกเซล</w:t>
-            </w:r>
-          </w:p>
-        </w:tc>
-        <w:tc>
-          <w:tcPr>
-            <w:tcW w:type="dxa" w:w="2257"/>
-          </w:tcPr>
-          <w:p>
-            <w:r/>
-            <w:r>
-              <w:rPr>
-                <w:rFonts w:ascii="TH Sarabun New" w:hAnsi="TH Sarabun New" w:cs="TH Sarabun New"/>
-                <w:b w:val="0"/>
-                <w:sz w:val="28"/>
-                <w:szCs w:val="28"/>
-              </w:rPr>
-              <w:t>4.5% ของภาพ</w:t>
-            </w:r>
-          </w:p>
-        </w:tc>
-        <w:tc>
-          <w:tcPr>
-            <w:tcW w:type="dxa" w:w="2257"/>
-          </w:tcPr>
-          <w:p>
-            <w:r/>
-            <w:r>
-              <w:rPr>
-                <w:rFonts w:ascii="TH Sarabun New" w:hAnsi="TH Sarabun New" w:cs="TH Sarabun New"/>
-                <w:b/>
-                <w:sz w:val="28"/>
-                <w:szCs w:val="28"/>
-                <w:bCs/>
-              </w:rPr>
-              <w:t>ผิด 66%</w:t>
-            </w:r>
-          </w:p>
-        </w:tc>
-      </w:tr>
-      <w:tr>
-        <w:tc>
-          <w:tcPr>
-            <w:tcW w:type="dxa" w:w="2257"/>
-          </w:tcPr>
-          <w:p>
-            <w:r/>
-            <w:r>
-              <w:rPr>
-                <w:rFonts w:ascii="TH Sarabun New" w:hAnsi="TH Sarabun New" w:cs="TH Sarabun New"/>
-                <w:b w:val="0"/>
-                <w:sz w:val="28"/>
-                <w:szCs w:val="28"/>
-              </w:rPr>
-              <w:t>GOOD</w:t>
-            </w:r>
-          </w:p>
-        </w:tc>
-        <w:tc>
-          <w:tcPr>
-            <w:tcW w:type="dxa" w:w="2257"/>
-          </w:tcPr>
-          <w:p>
-            <w:r/>
-            <w:r>
-              <w:rPr>
-                <w:rFonts w:ascii="TH Sarabun New" w:hAnsi="TH Sarabun New" w:cs="TH Sarabun New"/>
-                <w:b w:val="0"/>
-                <w:sz w:val="28"/>
-                <w:szCs w:val="28"/>
-              </w:rPr>
-              <w:t xml:space="preserve">อยู่เดี่ยว ห่างออกไป </w:t>
-            </w:r>
-            <w:r>
-              <w:rPr>
-                <w:rFonts w:ascii="TH Sarabun New" w:hAnsi="TH Sarabun New" w:cs="TH Sarabun New"/>
-                <w:b/>
-                <w:sz w:val="28"/>
-                <w:szCs w:val="28"/>
-                <w:bCs/>
-              </w:rPr>
-              <w:t>1,053 พิกเซล</w:t>
-            </w:r>
-          </w:p>
-        </w:tc>
-        <w:tc>
-          <w:tcPr>
-            <w:tcW w:type="dxa" w:w="2257"/>
-          </w:tcPr>
-          <w:p>
-            <w:r/>
-            <w:r>
-              <w:rPr>
-                <w:rFonts w:ascii="TH Sarabun New" w:hAnsi="TH Sarabun New" w:cs="TH Sarabun New"/>
-                <w:b w:val="0"/>
-                <w:sz w:val="28"/>
-                <w:szCs w:val="28"/>
-              </w:rPr>
-              <w:t>11% ของภาพ</w:t>
-            </w:r>
-          </w:p>
-        </w:tc>
-        <w:tc>
-          <w:tcPr>
-            <w:tcW w:type="dxa" w:w="2257"/>
-          </w:tcPr>
-          <w:p>
-            <w:r/>
-            <w:r>
-              <w:rPr>
-                <w:rFonts w:ascii="TH Sarabun New" w:hAnsi="TH Sarabun New" w:cs="TH Sarabun New"/>
-                <w:b/>
-                <w:sz w:val="28"/>
-                <w:szCs w:val="28"/>
-                <w:bCs/>
-              </w:rPr>
-              <w:t>ไม่เคยผิดเลย</w:t>
-            </w:r>
-          </w:p>
-        </w:tc>
-      </w:tr>
-    </w:tbl>
-    <w:p/>
-    <w:p>
-      <w:r>
-        <w:rPr>
-          <w:rFonts w:ascii="TH Sarabun New" w:hAnsi="TH Sarabun New" w:cs="TH Sarabun New"/>
-          <w:b w:val="0"/>
-          <w:sz w:val="32"/>
-          <w:szCs w:val="32"/>
-        </w:rPr>
-        <w:t>ถ้าสาเหตุคือ "อ่านป้ายไม่ออก" แบบจำลองต้องเรียกลัง GOOD ผิดด้วย แต่กลับไม่ผิดเลยแม้แต่ครั้งเดียว</w:t>
-      </w:r>
-    </w:p>
-    <w:p>
-      <w:r>
-        <w:rPr>
-          <w:rFonts w:ascii="TH Sarabun New" w:hAnsi="TH Sarabun New" w:cs="TH Sarabun New"/>
-          <w:b w:val="0"/>
-          <w:sz w:val="32"/>
-          <w:szCs w:val="32"/>
-        </w:rPr>
-        <w:t>คำตอบของแบบจำลองเองยืนยันอีกชั้น — เมื่อถามว่าผู้ปฏิบัติงานหยิบจากลังไหน แบบจำลองตอบว่า</w:t>
-      </w:r>
-    </w:p>
-    <w:p>
-      <w:r>
-        <w:rPr>
-          <w:rFonts w:ascii="TH Sarabun New" w:hAnsi="TH Sarabun New" w:cs="TH Sarabun New"/>
-          <w:b w:val="0"/>
-          <w:sz w:val="32"/>
-          <w:szCs w:val="32"/>
-        </w:rPr>
-        <w:t xml:space="preserve">*"NG, อยู่เหนือกล่องสีน้ำเงิน"* ซึ่ง </w:t>
-      </w:r>
-      <w:r>
-        <w:rPr>
-          <w:rFonts w:ascii="TH Sarabun New" w:hAnsi="TH Sarabun New" w:cs="TH Sarabun New"/>
-          <w:b/>
-          <w:sz w:val="32"/>
-          <w:szCs w:val="32"/>
-          <w:bCs/>
-        </w:rPr>
-        <w:t>ตำแหน่งที่บรรยายถูกต้อง แต่ติดป้ายผิดใบ</w:t>
-      </w:r>
-    </w:p>
-    <w:p/>
-    <w:p>
-      <w:r>
-        <w:rPr>
-          <w:rFonts w:ascii="TH Sarabun New" w:hAnsi="TH Sarabun New" w:cs="TH Sarabun New"/>
-          <w:b w:val="0"/>
-          <w:sz w:val="32"/>
-          <w:szCs w:val="32"/>
-        </w:rPr>
-        <w:t xml:space="preserve">สาเหตุจริงจึงเป็นอาการที่เรียกว่า </w:t>
-      </w:r>
-      <w:r>
-        <w:rPr>
-          <w:rFonts w:ascii="TH Sarabun New" w:hAnsi="TH Sarabun New" w:cs="TH Sarabun New"/>
-          <w:b/>
-          <w:sz w:val="32"/>
-          <w:szCs w:val="32"/>
-          <w:bCs/>
-        </w:rPr>
-        <w:t>attribute binding failure</w:t>
-      </w:r>
-      <w:r>
-        <w:rPr>
-          <w:rFonts w:ascii="TH Sarabun New" w:hAnsi="TH Sarabun New" w:cs="TH Sarabun New"/>
-          <w:b w:val="0"/>
-          <w:sz w:val="32"/>
-          <w:szCs w:val="32"/>
-        </w:rPr>
-        <w:t xml:space="preserve"> — แบบจำลองรับรู้ว่าในภาพมี "ลัง" และมี</w:t>
-      </w:r>
-    </w:p>
-    <w:p>
-      <w:r>
-        <w:rPr>
-          <w:rFonts w:ascii="TH Sarabun New" w:hAnsi="TH Sarabun New" w:cs="TH Sarabun New"/>
-          <w:b w:val="0"/>
-          <w:sz w:val="32"/>
-          <w:szCs w:val="32"/>
-        </w:rPr>
-        <w:t xml:space="preserve">"ป้าย NG" แต่ </w:t>
-      </w:r>
-      <w:r>
-        <w:rPr>
-          <w:rFonts w:ascii="TH Sarabun New" w:hAnsi="TH Sarabun New" w:cs="TH Sarabun New"/>
-          <w:b/>
-          <w:sz w:val="32"/>
-          <w:szCs w:val="32"/>
-          <w:bCs/>
-        </w:rPr>
-        <w:t>จับคู่ผิดว่าป้ายไหนเป็นของลังไหน</w:t>
-      </w:r>
-      <w:r>
-        <w:rPr>
-          <w:rFonts w:ascii="TH Sarabun New" w:hAnsi="TH Sarabun New" w:cs="TH Sarabun New"/>
-          <w:b w:val="0"/>
-          <w:sz w:val="32"/>
-          <w:szCs w:val="32"/>
-        </w:rPr>
-        <w:t xml:space="preserve"> เมื่อวัตถุสองชิ้นหน้าตาคล้ายกันและอยู่ชิดกัน</w:t>
-      </w:r>
-    </w:p>
-    <w:p/>
-    <w:p>
-      <w:r>
-        <w:rPr>
-          <w:rFonts w:ascii="TH Sarabun New" w:hAnsi="TH Sarabun New" w:cs="TH Sarabun New"/>
-          <w:b w:val="0"/>
-          <w:sz w:val="32"/>
-          <w:szCs w:val="32"/>
-        </w:rPr>
-        <w:t xml:space="preserve">อีกอาการที่พบคือแบบจำลอง </w:t>
-      </w:r>
-      <w:r>
-        <w:rPr>
-          <w:rFonts w:ascii="TH Sarabun New" w:hAnsi="TH Sarabun New" w:cs="TH Sarabun New"/>
-          <w:b/>
-          <w:sz w:val="32"/>
-          <w:szCs w:val="32"/>
-          <w:bCs/>
-        </w:rPr>
-        <w:t>เล่าเรื่องตามที่ควรจะเป็น แทนที่จะดูภาพ</w:t>
-      </w:r>
-      <w:r>
-        <w:rPr>
-          <w:rFonts w:ascii="TH Sarabun New" w:hAnsi="TH Sarabun New" w:cs="TH Sarabun New"/>
-          <w:b w:val="0"/>
-          <w:sz w:val="32"/>
-          <w:szCs w:val="32"/>
-        </w:rPr>
-        <w:t xml:space="preserve"> — ที่วินาที 00:04 แบบจำลองบรรยายว่า</w:t>
-      </w:r>
-    </w:p>
-    <w:p>
-      <w:r>
-        <w:rPr>
-          <w:rFonts w:ascii="TH Sarabun New" w:hAnsi="TH Sarabun New" w:cs="TH Sarabun New"/>
-          <w:b w:val="0"/>
-          <w:sz w:val="32"/>
-          <w:szCs w:val="32"/>
-        </w:rPr>
-        <w:t xml:space="preserve">"หยิบกระป๋องจากกล่อง NG" ทั้งที่ในเฟรมนั้น </w:t>
-      </w:r>
-      <w:r>
-        <w:rPr>
-          <w:rFonts w:ascii="TH Sarabun New" w:hAnsi="TH Sarabun New" w:cs="TH Sarabun New"/>
-          <w:b/>
-          <w:sz w:val="32"/>
-          <w:szCs w:val="32"/>
-          <w:bCs/>
-        </w:rPr>
-        <w:t>ลัง NG ว่างเปล่าและมือยังไม่ได้แตะลังใด ๆ</w:t>
-      </w:r>
-    </w:p>
-    <w:p>
-      <w:r>
-        <w:rPr>
-          <w:rFonts w:ascii="TH Sarabun New" w:hAnsi="TH Sarabun New" w:cs="TH Sarabun New"/>
-          <w:b w:val="0"/>
-          <w:sz w:val="32"/>
-          <w:szCs w:val="32"/>
-        </w:rPr>
-        <w:t>เมื่อทดสอบด้วยคำถามชี้นำ ("เห็นมือไหม") แบบจำลองตอบว่าเห็นทั้งที่ไม่มีมือในภาพ แต่เมื่อถามแบบเปิด</w:t>
-      </w:r>
-    </w:p>
-    <w:p>
-      <w:r>
-        <w:rPr>
-          <w:rFonts w:ascii="TH Sarabun New" w:hAnsi="TH Sarabun New" w:cs="TH Sarabun New"/>
-          <w:b w:val="0"/>
-          <w:sz w:val="32"/>
-          <w:szCs w:val="32"/>
-        </w:rPr>
-        <w:t>("บรรยายภาพนี้") กลับบรรยายถูกต้อง</w:t>
-      </w:r>
-    </w:p>
-    <w:p/>
-    <w:p>
-      <w:r>
-        <w:rPr>
-          <w:rFonts w:ascii="TH Sarabun New" w:hAnsi="TH Sarabun New" w:cs="TH Sarabun New"/>
-          <w:b/>
-          <w:sz w:val="32"/>
-          <w:szCs w:val="32"/>
-          <w:bCs/>
-        </w:rPr>
-        <w:t>สิ่งที่ลองแล้วไม่ได้ผล</w:t>
-      </w:r>
-    </w:p>
-    <w:p/>
-    <w:tbl>
-      <w:tblPr>
-        <w:tblStyle w:val="TableGrid"/>
-        <w:tblW w:type="auto" w:w="0"/>
-        <w:tblLook w:firstColumn="1" w:firstRow="1" w:lastColumn="0" w:lastRow="0" w:noHBand="0" w:noVBand="1" w:val="04A0"/>
-      </w:tblPr>
-      <w:tblGrid>
-        <w:gridCol w:w="4514"/>
-        <w:gridCol w:w="4514"/>
-      </w:tblGrid>
-      <w:tr>
-        <w:tc>
-          <w:tcPr>
-            <w:tcW w:type="dxa" w:w="4514"/>
-          </w:tcPr>
-          <w:p>
-            <w:r>
-              <w:rPr>
-                <w:b/>
-              </w:rPr>
-            </w:r>
-            <w:r>
-              <w:rPr>
-                <w:rFonts w:ascii="TH Sarabun New" w:hAnsi="TH Sarabun New" w:cs="TH Sarabun New"/>
-                <w:b/>
-                <w:sz w:val="28"/>
-                <w:szCs w:val="28"/>
-              </w:rPr>
-              <w:t>แนวทาง</w:t>
-            </w:r>
-          </w:p>
-        </w:tc>
-        <w:tc>
-          <w:tcPr>
-            <w:tcW w:type="dxa" w:w="4514"/>
-          </w:tcPr>
-          <w:p>
-            <w:r>
-              <w:rPr>
-                <w:b/>
-              </w:rPr>
-            </w:r>
-            <w:r>
-              <w:rPr>
-                <w:rFonts w:ascii="TH Sarabun New" w:hAnsi="TH Sarabun New" w:cs="TH Sarabun New"/>
-                <w:b/>
-                <w:sz w:val="28"/>
-                <w:szCs w:val="28"/>
-              </w:rPr>
-              <w:t>ผล</w:t>
-            </w:r>
-          </w:p>
-        </w:tc>
-      </w:tr>
-      <w:tr>
-        <w:tc>
-          <w:tcPr>
-            <w:tcW w:type="dxa" w:w="4514"/>
-          </w:tcPr>
-          <w:p>
-            <w:r/>
-            <w:r>
-              <w:rPr>
-                <w:rFonts w:ascii="TH Sarabun New" w:hAnsi="TH Sarabun New" w:cs="TH Sarabun New"/>
-                <w:b w:val="0"/>
-                <w:sz w:val="28"/>
-                <w:szCs w:val="28"/>
-              </w:rPr>
-              <w:t>ใส่ผังตำแหน่งลังในคำสั่ง</w:t>
-            </w:r>
-          </w:p>
-        </w:tc>
-        <w:tc>
-          <w:tcPr>
-            <w:tcW w:type="dxa" w:w="4514"/>
-          </w:tcPr>
-          <w:p>
-            <w:r/>
-            <w:r>
-              <w:rPr>
-                <w:rFonts w:ascii="TH Sarabun New" w:hAnsi="TH Sarabun New" w:cs="TH Sarabun New"/>
-                <w:b w:val="0"/>
-                <w:sz w:val="28"/>
-                <w:szCs w:val="28"/>
-              </w:rPr>
-              <w:t>ตอบคำถามเจาะจงถูกขึ้น แต่</w:t>
-            </w:r>
-            <w:r>
-              <w:rPr>
-                <w:rFonts w:ascii="TH Sarabun New" w:hAnsi="TH Sarabun New" w:cs="TH Sarabun New"/>
-                <w:b/>
-                <w:sz w:val="28"/>
-                <w:szCs w:val="28"/>
-                <w:bCs/>
-              </w:rPr>
-              <w:t>คำบรรยายอิสระยังผิดเหมือนเดิม</w:t>
-            </w:r>
-          </w:p>
-        </w:tc>
-      </w:tr>
-      <w:tr>
-        <w:tc>
-          <w:tcPr>
-            <w:tcW w:type="dxa" w:w="4514"/>
-          </w:tcPr>
-          <w:p>
-            <w:r/>
-            <w:r>
-              <w:rPr>
-                <w:rFonts w:ascii="TH Sarabun New" w:hAnsi="TH Sarabun New" w:cs="TH Sarabun New"/>
-                <w:b w:val="0"/>
-                <w:sz w:val="28"/>
-                <w:szCs w:val="28"/>
-              </w:rPr>
-              <w:t>สั่งห้ามเอ่ยชื่อลังตรง ๆ</w:t>
-            </w:r>
-          </w:p>
-        </w:tc>
-        <w:tc>
-          <w:tcPr>
-            <w:tcW w:type="dxa" w:w="4514"/>
-          </w:tcPr>
-          <w:p>
-            <w:r/>
-            <w:r>
-              <w:rPr>
-                <w:rFonts w:ascii="TH Sarabun New" w:hAnsi="TH Sarabun New" w:cs="TH Sarabun New"/>
-                <w:b/>
-                <w:sz w:val="28"/>
-                <w:szCs w:val="28"/>
-                <w:bCs/>
-              </w:rPr>
-              <w:t>ยังหลุดออกมา 1 ใน 4 ครั้ง</w:t>
-            </w:r>
-          </w:p>
-        </w:tc>
-      </w:tr>
-      <w:tr>
-        <w:tc>
-          <w:tcPr>
-            <w:tcW w:type="dxa" w:w="4514"/>
-          </w:tcPr>
-          <w:p>
-            <w:r/>
-            <w:r>
-              <w:rPr>
-                <w:rFonts w:ascii="TH Sarabun New" w:hAnsi="TH Sarabun New" w:cs="TH Sarabun New"/>
-                <w:b w:val="0"/>
-                <w:sz w:val="28"/>
-                <w:szCs w:val="28"/>
-              </w:rPr>
-              <w:t>บอกขั้นตอนการทำงานจริงให้แบบจำลองทราบ</w:t>
-            </w:r>
-          </w:p>
-        </w:tc>
-        <w:tc>
-          <w:tcPr>
-            <w:tcW w:type="dxa" w:w="4514"/>
-          </w:tcPr>
-          <w:p>
-            <w:r/>
-            <w:r>
-              <w:rPr>
-                <w:rFonts w:ascii="TH Sarabun New" w:hAnsi="TH Sarabun New" w:cs="TH Sarabun New"/>
-                <w:b w:val="0"/>
-                <w:sz w:val="28"/>
-                <w:szCs w:val="28"/>
-              </w:rPr>
-              <w:t>ยังระบุลังผิดอยู่</w:t>
-            </w:r>
-          </w:p>
-        </w:tc>
-      </w:tr>
-    </w:tbl>
-    <w:p/>
-    <w:p>
-      <w:r>
-        <w:rPr>
-          <w:rFonts w:ascii="TH Sarabun New" w:hAnsi="TH Sarabun New" w:cs="TH Sarabun New"/>
-          <w:b w:val="0"/>
-          <w:sz w:val="32"/>
-          <w:szCs w:val="32"/>
-        </w:rPr>
-        <w:t xml:space="preserve">ข้อสรุปคือ </w:t>
-      </w:r>
-      <w:r>
-        <w:rPr>
-          <w:rFonts w:ascii="TH Sarabun New" w:hAnsi="TH Sarabun New" w:cs="TH Sarabun New"/>
-          <w:b/>
-          <w:sz w:val="32"/>
-          <w:szCs w:val="32"/>
-          <w:bCs/>
-        </w:rPr>
-        <w:t>คำสั่ง (prompt) ควบคุมแบบจำลองได้ไม่ครบ 100%</w:t>
-      </w:r>
-      <w:r>
-        <w:rPr>
-          <w:rFonts w:ascii="TH Sarabun New" w:hAnsi="TH Sarabun New" w:cs="TH Sarabun New"/>
-          <w:b w:val="0"/>
-          <w:sz w:val="32"/>
-          <w:szCs w:val="32"/>
-        </w:rPr>
-        <w:t xml:space="preserve"> สิ่งที่ต้องการันตีความถูกต้องจึงต้องบังคับด้วยโค้ด</w:t>
-      </w:r>
-    </w:p>
-    <w:p/>
-    <w:p>
-      <w:r>
-        <w:rPr>
-          <w:rFonts w:ascii="TH Sarabun New" w:hAnsi="TH Sarabun New" w:cs="TH Sarabun New"/>
-          <w:b/>
-          <w:sz w:val="32"/>
-          <w:szCs w:val="32"/>
-          <w:bCs/>
-        </w:rPr>
-        <w:t>วิธีที่ใช้แก้ — ย้ายงาน "ระบุลัง" ออกจากแบบจำลอง</w:t>
-      </w:r>
-    </w:p>
-    <w:p/>
-    <w:p>
-      <w:r>
-        <w:rPr>
-          <w:rFonts w:ascii="TH Sarabun New" w:hAnsi="TH Sarabun New" w:cs="TH Sarabun New"/>
-          <w:b w:val="0"/>
-          <w:sz w:val="32"/>
-          <w:szCs w:val="32"/>
-        </w:rPr>
-        <w:t>เนื่องจากกล้องติดตั้งอยู่กับที่และลังไม่ขยับ จึงกำหนดพิกัดของแต่ละลังไว้ล่วงหน้าในโค้ด แล้ว</w:t>
-      </w:r>
-    </w:p>
-    <w:p>
-      <w:r>
-        <w:rPr>
-          <w:rFonts w:ascii="TH Sarabun New" w:hAnsi="TH Sarabun New" w:cs="TH Sarabun New"/>
-          <w:b/>
-          <w:sz w:val="32"/>
-          <w:szCs w:val="32"/>
-          <w:bCs/>
-        </w:rPr>
-        <w:t>ครอบภาพเฉพาะลังนั้นส่งให้แบบจำลองทีละใบ</w:t>
-      </w:r>
-      <w:r>
-        <w:rPr>
-          <w:rFonts w:ascii="TH Sarabun New" w:hAnsi="TH Sarabun New" w:cs="TH Sarabun New"/>
-          <w:b w:val="0"/>
-          <w:sz w:val="32"/>
-          <w:szCs w:val="32"/>
-        </w:rPr>
-        <w:t xml:space="preserve"> พร้อมคำถามที่ง่ายที่สุดคือ *"มีมือคนอยู่ในกรอบนี้หรือไม่"*</w:t>
-      </w:r>
-    </w:p>
-    <w:p/>
-    <w:tbl>
-      <w:tblPr>
-        <w:tblStyle w:val="TableGrid"/>
-        <w:tblW w:type="auto" w:w="0"/>
-        <w:tblLook w:firstColumn="1" w:firstRow="1" w:lastColumn="0" w:lastRow="0" w:noHBand="0" w:noVBand="1" w:val="04A0"/>
-      </w:tblPr>
-      <w:tblGrid>
-        <w:gridCol w:w="3010"/>
-        <w:gridCol w:w="3010"/>
-        <w:gridCol w:w="3010"/>
-      </w:tblGrid>
-      <w:tr>
-        <w:tc>
-          <w:tcPr>
-            <w:tcW w:type="dxa" w:w="3010"/>
-          </w:tcPr>
-          <w:p>
-            <w:r>
-              <w:rPr>
-                <w:b/>
-              </w:rPr>
-            </w:r>
-            <w:r>
-              <w:rPr>
-                <w:rFonts w:ascii="TH Sarabun New" w:hAnsi="TH Sarabun New" w:cs="TH Sarabun New"/>
-                <w:b/>
-                <w:sz w:val="28"/>
-                <w:szCs w:val="28"/>
-              </w:rPr>
-              <w:t>ชั้น</w:t>
-            </w:r>
-          </w:p>
-        </w:tc>
-        <w:tc>
-          <w:tcPr>
-            <w:tcW w:type="dxa" w:w="3010"/>
-          </w:tcPr>
-          <w:p>
-            <w:r>
-              <w:rPr>
-                <w:b/>
-              </w:rPr>
-            </w:r>
-            <w:r>
-              <w:rPr>
-                <w:rFonts w:ascii="TH Sarabun New" w:hAnsi="TH Sarabun New" w:cs="TH Sarabun New"/>
-                <w:b/>
-                <w:sz w:val="28"/>
-                <w:szCs w:val="28"/>
-              </w:rPr>
-              <w:t>ผู้รับผิดชอบ</w:t>
-            </w:r>
-          </w:p>
-        </w:tc>
-        <w:tc>
-          <w:tcPr>
-            <w:tcW w:type="dxa" w:w="3010"/>
-          </w:tcPr>
-          <w:p>
-            <w:r>
-              <w:rPr>
-                <w:b/>
-              </w:rPr>
-            </w:r>
-            <w:r>
-              <w:rPr>
-                <w:rFonts w:ascii="TH Sarabun New" w:hAnsi="TH Sarabun New" w:cs="TH Sarabun New"/>
-                <w:b/>
-                <w:sz w:val="28"/>
-                <w:szCs w:val="28"/>
-              </w:rPr>
-              <w:t>เหตุผล</w:t>
-            </w:r>
-          </w:p>
-        </w:tc>
-      </w:tr>
-      <w:tr>
-        <w:tc>
-          <w:tcPr>
-            <w:tcW w:type="dxa" w:w="3010"/>
-          </w:tcPr>
-          <w:p>
-            <w:r/>
-            <w:r>
-              <w:rPr>
-                <w:rFonts w:ascii="TH Sarabun New" w:hAnsi="TH Sarabun New" w:cs="TH Sarabun New"/>
-                <w:b w:val="0"/>
-                <w:sz w:val="28"/>
-                <w:szCs w:val="28"/>
-              </w:rPr>
-              <w:t>ลังไหน</w:t>
-            </w:r>
-          </w:p>
-        </w:tc>
-        <w:tc>
-          <w:tcPr>
-            <w:tcW w:type="dxa" w:w="3010"/>
-          </w:tcPr>
-          <w:p>
-            <w:r/>
-            <w:r>
-              <w:rPr>
-                <w:rFonts w:ascii="TH Sarabun New" w:hAnsi="TH Sarabun New" w:cs="TH Sarabun New"/>
-                <w:b/>
-                <w:sz w:val="28"/>
-                <w:szCs w:val="28"/>
-                <w:bCs/>
-              </w:rPr>
-              <w:t>โค้ด</w:t>
-            </w:r>
-            <w:r>
-              <w:rPr>
-                <w:rFonts w:ascii="TH Sarabun New" w:hAnsi="TH Sarabun New" w:cs="TH Sarabun New"/>
-                <w:b w:val="0"/>
-                <w:sz w:val="28"/>
-                <w:szCs w:val="28"/>
-              </w:rPr>
-              <w:t xml:space="preserve"> (พิกัดที่กำหนดเอง)</w:t>
-            </w:r>
-          </w:p>
-        </w:tc>
-        <w:tc>
-          <w:tcPr>
-            <w:tcW w:type="dxa" w:w="3010"/>
-          </w:tcPr>
-          <w:p>
-            <w:r/>
-            <w:r>
-              <w:rPr>
-                <w:rFonts w:ascii="TH Sarabun New" w:hAnsi="TH Sarabun New" w:cs="TH Sarabun New"/>
-                <w:b w:val="0"/>
-                <w:sz w:val="28"/>
-                <w:szCs w:val="28"/>
-              </w:rPr>
-              <w:t>กล้องนิ่ง → เป็นข้อมูลที่แน่นอน 100% ไม่ต้องให้แบบจำลองเดา</w:t>
-            </w:r>
-          </w:p>
-        </w:tc>
-      </w:tr>
-      <w:tr>
-        <w:tc>
-          <w:tcPr>
-            <w:tcW w:type="dxa" w:w="3010"/>
-          </w:tcPr>
-          <w:p>
-            <w:r/>
-            <w:r>
-              <w:rPr>
-                <w:rFonts w:ascii="TH Sarabun New" w:hAnsi="TH Sarabun New" w:cs="TH Sarabun New"/>
-                <w:b w:val="0"/>
-                <w:sz w:val="28"/>
-                <w:szCs w:val="28"/>
-              </w:rPr>
-              <w:t>มีมือหรือไม่</w:t>
-            </w:r>
-          </w:p>
-        </w:tc>
-        <w:tc>
-          <w:tcPr>
-            <w:tcW w:type="dxa" w:w="3010"/>
-          </w:tcPr>
-          <w:p>
-            <w:r/>
-            <w:r>
-              <w:rPr>
-                <w:rFonts w:ascii="TH Sarabun New" w:hAnsi="TH Sarabun New" w:cs="TH Sarabun New"/>
-                <w:b/>
-                <w:sz w:val="28"/>
-                <w:szCs w:val="28"/>
-                <w:bCs/>
-              </w:rPr>
-              <w:t>แบบจำลอง</w:t>
-            </w:r>
-          </w:p>
-        </w:tc>
-        <w:tc>
-          <w:tcPr>
-            <w:tcW w:type="dxa" w:w="3010"/>
-          </w:tcPr>
-          <w:p>
-            <w:r/>
-            <w:r>
-              <w:rPr>
-                <w:rFonts w:ascii="TH Sarabun New" w:hAnsi="TH Sarabun New" w:cs="TH Sarabun New"/>
-                <w:b w:val="0"/>
-                <w:sz w:val="28"/>
-                <w:szCs w:val="28"/>
-              </w:rPr>
-              <w:t>เป็นงานรับรู้ที่ง่ายที่สุด และไม่มีลังอื่นในกรอบให้สับสน</w:t>
-            </w:r>
-          </w:p>
-        </w:tc>
-      </w:tr>
-    </w:tbl>
-    <w:p/>
-    <w:p>
-      <w:r>
-        <w:rPr>
-          <w:rFonts w:ascii="TH Sarabun New" w:hAnsi="TH Sarabun New" w:cs="TH Sarabun New"/>
-          <w:b w:val="0"/>
-          <w:sz w:val="32"/>
-          <w:szCs w:val="32"/>
-        </w:rPr>
-        <w:t>วิธีนี้ตัดปัญหา binding ออกทั้งหมด เพราะแบบจำลองไม่ต้องเลือกว่าลังไหนอีกต่อไป — เราบอกมันด้วยการครอบภาพ</w:t>
-      </w:r>
-    </w:p>
-    <w:p/>
-    <w:p>
-      <w:r>
-        <w:rPr>
-          <w:rFonts w:ascii="TH Sarabun New" w:hAnsi="TH Sarabun New" w:cs="TH Sarabun New"/>
-          <w:b/>
-          <w:sz w:val="32"/>
-          <w:szCs w:val="32"/>
-          <w:bCs/>
-        </w:rPr>
-        <w:t>ผลที่ได้</w:t>
-      </w:r>
-    </w:p>
-    <w:p/>
-    <w:tbl>
-      <w:tblPr>
-        <w:tblStyle w:val="TableGrid"/>
-        <w:tblW w:type="auto" w:w="0"/>
-        <w:tblLook w:firstColumn="1" w:firstRow="1" w:lastColumn="0" w:lastRow="0" w:noHBand="0" w:noVBand="1" w:val="04A0"/>
-      </w:tblPr>
-      <w:tblGrid>
-        <w:gridCol w:w="4514"/>
-        <w:gridCol w:w="4514"/>
-      </w:tblGrid>
-      <w:tr>
-        <w:tc>
-          <w:tcPr>
-            <w:tcW w:type="dxa" w:w="4514"/>
-          </w:tcPr>
-          <w:p>
-            <w:r>
-              <w:rPr>
-                <w:b/>
-              </w:rPr>
-            </w:r>
-            <w:r>
-              <w:rPr>
-                <w:rFonts w:ascii="TH Sarabun New" w:hAnsi="TH Sarabun New" w:cs="TH Sarabun New"/>
-                <w:b/>
-                <w:sz w:val="28"/>
-                <w:szCs w:val="28"/>
-              </w:rPr>
-              <w:t>ตัวชี้วัด</w:t>
-            </w:r>
-          </w:p>
-        </w:tc>
-        <w:tc>
-          <w:tcPr>
-            <w:tcW w:type="dxa" w:w="4514"/>
-          </w:tcPr>
-          <w:p>
-            <w:r>
-              <w:rPr>
-                <w:b/>
-              </w:rPr>
-            </w:r>
-            <w:r>
-              <w:rPr>
-                <w:rFonts w:ascii="TH Sarabun New" w:hAnsi="TH Sarabun New" w:cs="TH Sarabun New"/>
-                <w:b/>
-                <w:sz w:val="28"/>
-                <w:szCs w:val="28"/>
-              </w:rPr>
-              <w:t>ผล</w:t>
-            </w:r>
-          </w:p>
-        </w:tc>
-      </w:tr>
-      <w:tr>
-        <w:tc>
-          <w:tcPr>
-            <w:tcW w:type="dxa" w:w="4514"/>
-          </w:tcPr>
-          <w:p>
-            <w:r/>
-            <w:r>
-              <w:rPr>
-                <w:rFonts w:ascii="TH Sarabun New" w:hAnsi="TH Sarabun New" w:cs="TH Sarabun New"/>
-                <w:b w:val="0"/>
-                <w:sz w:val="28"/>
-                <w:szCs w:val="28"/>
-              </w:rPr>
-              <w:t>ความถูกต้องเทียบการไล่ดูเฟรมด้วยคน</w:t>
-            </w:r>
-          </w:p>
-        </w:tc>
-        <w:tc>
-          <w:tcPr>
-            <w:tcW w:type="dxa" w:w="4514"/>
-          </w:tcPr>
-          <w:p>
-            <w:r/>
-            <w:r>
-              <w:rPr>
-                <w:rFonts w:ascii="TH Sarabun New" w:hAnsi="TH Sarabun New" w:cs="TH Sarabun New"/>
-                <w:b/>
-                <w:sz w:val="28"/>
-                <w:szCs w:val="28"/>
-                <w:bCs/>
-              </w:rPr>
-              <w:t>7 จาก 7 จุด · ไม่มีการแจ้งผิดเลย</w:t>
-            </w:r>
-          </w:p>
-        </w:tc>
-      </w:tr>
-      <w:tr>
-        <w:tc>
-          <w:tcPr>
-            <w:tcW w:type="dxa" w:w="4514"/>
-          </w:tcPr>
-          <w:p>
-            <w:r/>
-            <w:r>
-              <w:rPr>
-                <w:rFonts w:ascii="TH Sarabun New" w:hAnsi="TH Sarabun New" w:cs="TH Sarabun New"/>
-                <w:b w:val="0"/>
-                <w:sz w:val="28"/>
-                <w:szCs w:val="28"/>
-              </w:rPr>
-              <w:t>ผู้ปฏิบัติงานหยิบจากลัง WAIT</w:t>
-            </w:r>
-          </w:p>
-        </w:tc>
-        <w:tc>
-          <w:tcPr>
-            <w:tcW w:type="dxa" w:w="4514"/>
-          </w:tcPr>
-          <w:p>
-            <w:r/>
-            <w:r>
-              <w:rPr>
-                <w:rFonts w:ascii="TH Sarabun New" w:hAnsi="TH Sarabun New" w:cs="TH Sarabun New"/>
-                <w:b/>
-                <w:sz w:val="28"/>
-                <w:szCs w:val="28"/>
-                <w:bCs/>
-              </w:rPr>
-              <w:t>28 ครั้ง</w:t>
-            </w:r>
-            <w:r>
-              <w:rPr>
-                <w:rFonts w:ascii="TH Sarabun New" w:hAnsi="TH Sarabun New" w:cs="TH Sarabun New"/>
-                <w:b w:val="0"/>
-                <w:sz w:val="28"/>
-                <w:szCs w:val="28"/>
-              </w:rPr>
-              <w:t xml:space="preserve"> (ตรงกับขั้นตอนที่ 2 ของ SOP)</w:t>
-            </w:r>
-          </w:p>
-        </w:tc>
-      </w:tr>
-      <w:tr>
-        <w:tc>
-          <w:tcPr>
-            <w:tcW w:type="dxa" w:w="4514"/>
-          </w:tcPr>
-          <w:p>
-            <w:r/>
-            <w:r>
-              <w:rPr>
-                <w:rFonts w:ascii="TH Sarabun New" w:hAnsi="TH Sarabun New" w:cs="TH Sarabun New"/>
-                <w:b w:val="0"/>
-                <w:sz w:val="28"/>
-                <w:szCs w:val="28"/>
-              </w:rPr>
-              <w:t>มือเข้าไปยุ่งกับลัง NG</w:t>
-            </w:r>
-          </w:p>
-        </w:tc>
-        <w:tc>
-          <w:tcPr>
-            <w:tcW w:type="dxa" w:w="4514"/>
-          </w:tcPr>
-          <w:p>
-            <w:r/>
-            <w:r>
-              <w:rPr>
-                <w:rFonts w:ascii="TH Sarabun New" w:hAnsi="TH Sarabun New" w:cs="TH Sarabun New"/>
-                <w:b w:val="0"/>
-                <w:sz w:val="28"/>
-                <w:szCs w:val="28"/>
-              </w:rPr>
-              <w:t>4 ครั้ง (00:10, 01:46, 03:04, 03:28)</w:t>
-            </w:r>
-          </w:p>
-        </w:tc>
-      </w:tr>
-      <w:tr>
-        <w:tc>
-          <w:tcPr>
-            <w:tcW w:type="dxa" w:w="4514"/>
-          </w:tcPr>
-          <w:p>
-            <w:r/>
-            <w:r>
-              <w:rPr>
-                <w:rFonts w:ascii="TH Sarabun New" w:hAnsi="TH Sarabun New" w:cs="TH Sarabun New"/>
-                <w:b/>
-                <w:sz w:val="28"/>
-                <w:szCs w:val="28"/>
-                <w:bCs/>
-              </w:rPr>
-              <w:t>การหยิบจากลัง NG</w:t>
-            </w:r>
-          </w:p>
-        </w:tc>
-        <w:tc>
-          <w:tcPr>
-            <w:tcW w:type="dxa" w:w="4514"/>
-          </w:tcPr>
-          <w:p>
-            <w:r/>
-            <w:r>
-              <w:rPr>
-                <w:rFonts w:ascii="TH Sarabun New" w:hAnsi="TH Sarabun New" w:cs="TH Sarabun New"/>
-                <w:b/>
-                <w:sz w:val="28"/>
-                <w:szCs w:val="28"/>
-                <w:bCs/>
-              </w:rPr>
-              <w:t>ไม่พบ — ตรงกับที่เจ้าของวิดีโอยืนยัน</w:t>
-            </w:r>
-          </w:p>
-        </w:tc>
-      </w:tr>
-    </w:tbl>
-    <w:p/>
-    <w:p>
-      <w:r>
-        <w:rPr>
-          <w:rFonts w:ascii="TH Sarabun New" w:hAnsi="TH Sarabun New" w:cs="TH Sarabun New"/>
-          <w:b w:val="0"/>
-          <w:sz w:val="32"/>
-          <w:szCs w:val="32"/>
-        </w:rPr>
-        <w:t xml:space="preserve">จุดสำคัญคือ </w:t>
-      </w:r>
-      <w:r>
-        <w:rPr>
-          <w:rFonts w:ascii="TH Sarabun New" w:hAnsi="TH Sarabun New" w:cs="TH Sarabun New"/>
-          <w:b/>
-          <w:sz w:val="32"/>
-          <w:szCs w:val="32"/>
-          <w:bCs/>
-        </w:rPr>
-        <w:t>ระบบหาข้อสรุปนี้ได้เอง โดยไม่ได้ถูกบอกคำตอบล่วงหน้า</w:t>
-      </w:r>
-      <w:r>
-        <w:rPr>
-          <w:rFonts w:ascii="TH Sarabun New" w:hAnsi="TH Sarabun New" w:cs="TH Sarabun New"/>
-          <w:b w:val="0"/>
-          <w:sz w:val="32"/>
-          <w:szCs w:val="32"/>
-        </w:rPr>
-        <w:t xml:space="preserve"> ถ้าในอนาคตมีผู้ปฏิบัติงาน</w:t>
-      </w:r>
-    </w:p>
-    <w:p>
-      <w:r>
-        <w:rPr>
-          <w:rFonts w:ascii="TH Sarabun New" w:hAnsi="TH Sarabun New" w:cs="TH Sarabun New"/>
-          <w:b w:val="0"/>
-          <w:sz w:val="32"/>
-          <w:szCs w:val="32"/>
-        </w:rPr>
-        <w:t>หยิบจากลัง NG จริง ระบบจะตรวจพบและรายงานตามนั้น</w:t>
-      </w:r>
-    </w:p>
-    <w:p/>
-    <w:p>
-      <w:r>
-        <w:rPr>
-          <w:rFonts w:ascii="TH Sarabun New" w:hAnsi="TH Sarabun New" w:cs="TH Sarabun New"/>
-          <w:b/>
-          <w:sz w:val="32"/>
-          <w:szCs w:val="32"/>
-          <w:bCs/>
-        </w:rPr>
-        <w:t>สิ่งที่ยังทำไม่ได้</w:t>
-      </w:r>
-    </w:p>
-    <w:p/>
-    <w:p>
-      <w:r>
-        <w:rPr>
-          <w:rFonts w:ascii="TH Sarabun New" w:hAnsi="TH Sarabun New" w:cs="TH Sarabun New"/>
-          <w:b w:val="0"/>
-          <w:sz w:val="32"/>
-          <w:szCs w:val="32"/>
-        </w:rPr>
-        <w:t xml:space="preserve">ระบบยืนยันได้ว่า *"มีมือเข้าไปยุ่งกับลังใด เมื่อใด"* แต่ </w:t>
-      </w:r>
-      <w:r>
-        <w:rPr>
-          <w:rFonts w:ascii="TH Sarabun New" w:hAnsi="TH Sarabun New" w:cs="TH Sarabun New"/>
-          <w:b/>
-          <w:sz w:val="32"/>
-          <w:szCs w:val="32"/>
-          <w:bCs/>
-        </w:rPr>
-        <w:t>แยกไม่ได้ว่าเป็นการ "หยิบออก" หรือ "ใส่ลง"</w:t>
-      </w:r>
-    </w:p>
-    <w:p>
-      <w:r>
-        <w:rPr>
-          <w:rFonts w:ascii="TH Sarabun New" w:hAnsi="TH Sarabun New" w:cs="TH Sarabun New"/>
-          <w:b w:val="0"/>
-          <w:sz w:val="32"/>
-          <w:szCs w:val="32"/>
-        </w:rPr>
-        <w:t>ได้ทดลองวัดปริมาณของในลังก่อน–หลังด้วยการนับพิกเซล แต่ต้องยกเลิกเพราะเงาของผู้ปฏิบัติงานและ</w:t>
-      </w:r>
-    </w:p>
-    <w:p>
-      <w:r>
-        <w:rPr>
-          <w:rFonts w:ascii="TH Sarabun New" w:hAnsi="TH Sarabun New" w:cs="TH Sarabun New"/>
-          <w:b w:val="0"/>
-          <w:sz w:val="32"/>
-          <w:szCs w:val="32"/>
-        </w:rPr>
-        <w:t xml:space="preserve">การปรับแสงอัตโนมัติของกล้องทำให้ค่าแกว่ง </w:t>
-      </w:r>
-      <w:r>
-        <w:rPr>
-          <w:rFonts w:ascii="TH Sarabun New" w:hAnsi="TH Sarabun New" w:cs="TH Sarabun New"/>
-          <w:b/>
-          <w:sz w:val="32"/>
-          <w:szCs w:val="32"/>
-          <w:bCs/>
-        </w:rPr>
-        <w:t>แรงกว่าสัญญาณจริงประมาณ 3 เท่า</w:t>
-      </w:r>
-      <w:r>
-        <w:rPr>
-          <w:rFonts w:ascii="TH Sarabun New" w:hAnsi="TH Sarabun New" w:cs="TH Sarabun New"/>
-          <w:b w:val="0"/>
-          <w:sz w:val="32"/>
-          <w:szCs w:val="32"/>
-        </w:rPr>
-        <w:t xml:space="preserve"> (ช่วง 01:56–02:03</w:t>
-      </w:r>
-    </w:p>
-    <w:p>
-      <w:r>
-        <w:rPr>
-          <w:rFonts w:ascii="TH Sarabun New" w:hAnsi="TH Sarabun New" w:cs="TH Sarabun New"/>
-          <w:b w:val="0"/>
-          <w:sz w:val="32"/>
-          <w:szCs w:val="32"/>
-        </w:rPr>
-        <w:t>กระป๋องอยู่ในลัง 4 ใบเท่าเดิมตลอด แต่ค่าที่วัดได้เหวี่ยงจาก 17.2% เหลือ 7.7%)</w:t>
-      </w:r>
-    </w:p>
-    <w:p/>
-    <w:p>
-      <w:r>
-        <w:rPr>
-          <w:rFonts w:ascii="TH Sarabun New" w:hAnsi="TH Sarabun New" w:cs="TH Sarabun New"/>
-          <w:b w:val="0"/>
-          <w:sz w:val="32"/>
-          <w:szCs w:val="32"/>
-        </w:rPr>
-        <w:t xml:space="preserve">นอกจากนี้ยังพบว่า </w:t>
-      </w:r>
-      <w:r>
-        <w:rPr>
-          <w:rFonts w:ascii="TH Sarabun New" w:hAnsi="TH Sarabun New" w:cs="TH Sarabun New"/>
-          <w:b/>
-          <w:sz w:val="32"/>
-          <w:szCs w:val="32"/>
-          <w:bCs/>
-        </w:rPr>
-        <w:t>วิดีโอต้นฉบับมีการตัดต่อ</w:t>
-      </w:r>
-      <w:r>
-        <w:rPr>
-          <w:rFonts w:ascii="TH Sarabun New" w:hAnsi="TH Sarabun New" w:cs="TH Sarabun New"/>
-          <w:b w:val="0"/>
-          <w:sz w:val="32"/>
-          <w:szCs w:val="32"/>
-        </w:rPr>
-        <w:t xml:space="preserve"> — ที่ประมาณวินาที 02:17 ลัง WAIT เปลี่ยนจากว่างเปล่า</w:t>
-      </w:r>
-    </w:p>
-    <w:p>
-      <w:r>
-        <w:rPr>
-          <w:rFonts w:ascii="TH Sarabun New" w:hAnsi="TH Sarabun New" w:cs="TH Sarabun New"/>
-          <w:b w:val="0"/>
-          <w:sz w:val="32"/>
-          <w:szCs w:val="32"/>
-        </w:rPr>
-        <w:t>เป็นมีกระป๋องเต็มลังภายใน 1 วินาที ซึ่งเป็นไปไม่ได้ทางกายภาพ ของในลังจึงเปลี่ยนเพราะการจัดฉากใหม่</w:t>
-      </w:r>
-    </w:p>
-    <w:p>
-      <w:r>
-        <w:rPr>
-          <w:rFonts w:ascii="TH Sarabun New" w:hAnsi="TH Sarabun New" w:cs="TH Sarabun New"/>
-          <w:b w:val="0"/>
-          <w:sz w:val="32"/>
-          <w:szCs w:val="32"/>
-        </w:rPr>
-        <w:t>ไม่ใช่เพราะการกระทำของผู้ปฏิบัติงาน ทำให้การอนุมานจากจำนวนของในลังเชื่อถือไม่ได้</w:t>
-      </w:r>
-    </w:p>
-    <w:p/>
-    <w:p>
-      <w:r>
-        <w:rPr>
-          <w:rFonts w:ascii="TH Sarabun New" w:hAnsi="TH Sarabun New" w:cs="TH Sarabun New"/>
-          <w:b w:val="0"/>
-          <w:sz w:val="32"/>
-          <w:szCs w:val="32"/>
-        </w:rPr>
-        <w:t xml:space="preserve">ระบบจึงรายงานจุดที่มือเข้าไปยุ่งกับลัง NG ทั้ง 4 จุดพร้อมภาพหลักฐาน แล้ว </w:t>
-      </w:r>
-      <w:r>
-        <w:rPr>
-          <w:rFonts w:ascii="TH Sarabun New" w:hAnsi="TH Sarabun New" w:cs="TH Sarabun New"/>
-          <w:b/>
-          <w:sz w:val="32"/>
-          <w:szCs w:val="32"/>
-          <w:bCs/>
-        </w:rPr>
-        <w:t>ให้เจ้าหน้าที่เป็นผู้ตัดสิน</w:t>
-      </w:r>
-    </w:p>
-    <w:p>
-      <w:r>
-        <w:rPr>
-          <w:rFonts w:ascii="TH Sarabun New" w:hAnsi="TH Sarabun New" w:cs="TH Sarabun New"/>
-          <w:b w:val="0"/>
-          <w:sz w:val="32"/>
-          <w:szCs w:val="32"/>
-        </w:rPr>
-        <w:t>ซึ่งยังมีคุณค่าในทางปฏิบัติ เพราะย่นวิดีโอ 3 นาที 39 วินาทีเหลือเพียง 4 จุดที่ต้องดู</w:t>
-      </w:r>
-    </w:p>
-    <w:p/>
-    <w:p>
-      <w:r>
-        <w:rPr>
-          <w:rFonts w:ascii="TH Sarabun New" w:hAnsi="TH Sarabun New" w:cs="TH Sarabun New"/>
-          <w:b/>
-          <w:sz w:val="32"/>
-          <w:szCs w:val="32"/>
-          <w:bCs/>
-        </w:rPr>
-        <w:t>ผลต่อกฎ SOP</w:t>
-      </w:r>
-    </w:p>
-    <w:p/>
-    <w:tbl>
-      <w:tblPr>
-        <w:tblStyle w:val="TableGrid"/>
-        <w:tblW w:type="auto" w:w="0"/>
-        <w:tblLook w:firstColumn="1" w:firstRow="1" w:lastColumn="0" w:lastRow="0" w:noHBand="0" w:noVBand="1" w:val="04A0"/>
-      </w:tblPr>
-      <w:tblGrid>
-        <w:gridCol w:w="2257"/>
-        <w:gridCol w:w="2257"/>
-        <w:gridCol w:w="2257"/>
-        <w:gridCol w:w="2257"/>
-      </w:tblGrid>
-      <w:tr>
-        <w:tc>
-          <w:tcPr>
-            <w:tcW w:type="dxa" w:w="2257"/>
-          </w:tcPr>
-          <w:p>
-            <w:r>
-              <w:rPr>
-                <w:b/>
-              </w:rPr>
-            </w:r>
-            <w:r>
-              <w:rPr>
-                <w:rFonts w:ascii="TH Sarabun New" w:hAnsi="TH Sarabun New" w:cs="TH Sarabun New"/>
-                <w:b/>
-                <w:sz w:val="28"/>
-                <w:szCs w:val="28"/>
-              </w:rPr>
-              <w:t>ขั้นตอน SOP</w:t>
-            </w:r>
-          </w:p>
-        </w:tc>
-        <w:tc>
-          <w:tcPr>
-            <w:tcW w:type="dxa" w:w="2257"/>
-          </w:tcPr>
-          <w:p>
-            <w:r>
-              <w:rPr>
-                <w:b/>
-              </w:rPr>
-            </w:r>
-            <w:r>
-              <w:rPr>
-                <w:rFonts w:ascii="TH Sarabun New" w:hAnsi="TH Sarabun New" w:cs="TH Sarabun New"/>
-                <w:b/>
-                <w:sz w:val="28"/>
-                <w:szCs w:val="28"/>
-              </w:rPr>
-              <w:t>ต้องดูอะไร</w:t>
-            </w:r>
-          </w:p>
-        </w:tc>
-        <w:tc>
-          <w:tcPr>
-            <w:tcW w:type="dxa" w:w="2257"/>
-          </w:tcPr>
-          <w:p>
-            <w:r>
-              <w:rPr>
-                <w:b/>
-              </w:rPr>
-            </w:r>
-            <w:r>
-              <w:rPr>
-                <w:rFonts w:ascii="TH Sarabun New" w:hAnsi="TH Sarabun New" w:cs="TH Sarabun New"/>
-                <w:b/>
-                <w:sz w:val="28"/>
-                <w:szCs w:val="28"/>
-              </w:rPr>
-              <w:t>ก่อนแก้</w:t>
-            </w:r>
-          </w:p>
-        </w:tc>
-        <w:tc>
-          <w:tcPr>
-            <w:tcW w:type="dxa" w:w="2257"/>
-          </w:tcPr>
-          <w:p>
-            <w:r>
-              <w:rPr>
-                <w:b/>
-              </w:rPr>
-            </w:r>
-            <w:r>
-              <w:rPr>
-                <w:rFonts w:ascii="TH Sarabun New" w:hAnsi="TH Sarabun New" w:cs="TH Sarabun New"/>
-                <w:b/>
-                <w:sz w:val="28"/>
-                <w:szCs w:val="28"/>
-              </w:rPr>
-              <w:t>หลังแก้</w:t>
-            </w:r>
-          </w:p>
-        </w:tc>
-      </w:tr>
-      <w:tr>
-        <w:tc>
-          <w:tcPr>
-            <w:tcW w:type="dxa" w:w="2257"/>
-          </w:tcPr>
-          <w:p>
-            <w:r/>
-            <w:r>
-              <w:rPr>
-                <w:rFonts w:ascii="TH Sarabun New" w:hAnsi="TH Sarabun New" w:cs="TH Sarabun New"/>
-                <w:b w:val="0"/>
-                <w:sz w:val="28"/>
-                <w:szCs w:val="28"/>
-              </w:rPr>
-              <w:t>3 วางลงสายพาน · 5 หยิบจากสายพาน · 6 เช็ด</w:t>
-            </w:r>
-          </w:p>
-        </w:tc>
-        <w:tc>
-          <w:tcPr>
-            <w:tcW w:type="dxa" w:w="2257"/>
-          </w:tcPr>
-          <w:p>
-            <w:r/>
-            <w:r>
-              <w:rPr>
-                <w:rFonts w:ascii="TH Sarabun New" w:hAnsi="TH Sarabun New" w:cs="TH Sarabun New"/>
-                <w:b w:val="0"/>
-                <w:sz w:val="28"/>
-                <w:szCs w:val="28"/>
-              </w:rPr>
-              <w:t>การกระทำที่เห็นได้</w:t>
-            </w:r>
-          </w:p>
-        </w:tc>
-        <w:tc>
-          <w:tcPr>
-            <w:tcW w:type="dxa" w:w="2257"/>
-          </w:tcPr>
-          <w:p>
-            <w:r/>
-            <w:r>
-              <w:rPr>
-                <w:rFonts w:ascii="TH Sarabun New" w:hAnsi="TH Sarabun New" w:cs="TH Sarabun New"/>
-                <w:b w:val="0"/>
-                <w:sz w:val="28"/>
-                <w:szCs w:val="28"/>
-              </w:rPr>
-              <w:t>✅</w:t>
-            </w:r>
-          </w:p>
-        </w:tc>
-        <w:tc>
-          <w:tcPr>
-            <w:tcW w:type="dxa" w:w="2257"/>
-          </w:tcPr>
-          <w:p>
-            <w:r/>
-            <w:r>
-              <w:rPr>
-                <w:rFonts w:ascii="TH Sarabun New" w:hAnsi="TH Sarabun New" w:cs="TH Sarabun New"/>
-                <w:b w:val="0"/>
-                <w:sz w:val="28"/>
-                <w:szCs w:val="28"/>
-              </w:rPr>
-              <w:t>✅</w:t>
-            </w:r>
-          </w:p>
-        </w:tc>
-      </w:tr>
-      <w:tr>
-        <w:tc>
-          <w:tcPr>
-            <w:tcW w:type="dxa" w:w="2257"/>
-          </w:tcPr>
-          <w:p>
-            <w:r/>
-            <w:r>
-              <w:rPr>
-                <w:rFonts w:ascii="TH Sarabun New" w:hAnsi="TH Sarabun New" w:cs="TH Sarabun New"/>
-                <w:b w:val="0"/>
-                <w:sz w:val="28"/>
-                <w:szCs w:val="28"/>
-              </w:rPr>
-              <w:t>1 กระป๋องรอในลัง WAIT · 2 หยิบจาก WAIT</w:t>
-            </w:r>
-          </w:p>
-        </w:tc>
-        <w:tc>
-          <w:tcPr>
-            <w:tcW w:type="dxa" w:w="2257"/>
-          </w:tcPr>
-          <w:p>
-            <w:r/>
-            <w:r>
-              <w:rPr>
-                <w:rFonts w:ascii="TH Sarabun New" w:hAnsi="TH Sarabun New" w:cs="TH Sarabun New"/>
-                <w:b w:val="0"/>
-                <w:sz w:val="28"/>
-                <w:szCs w:val="28"/>
-              </w:rPr>
-              <w:t>แยกลัง</w:t>
-            </w:r>
-          </w:p>
-        </w:tc>
-        <w:tc>
-          <w:tcPr>
-            <w:tcW w:type="dxa" w:w="2257"/>
-          </w:tcPr>
-          <w:p>
-            <w:r/>
-            <w:r>
-              <w:rPr>
-                <w:rFonts w:ascii="TH Sarabun New" w:hAnsi="TH Sarabun New" w:cs="TH Sarabun New"/>
-                <w:b w:val="0"/>
-                <w:sz w:val="28"/>
-                <w:szCs w:val="28"/>
-              </w:rPr>
-              <w:t>❌</w:t>
-            </w:r>
-          </w:p>
-        </w:tc>
-        <w:tc>
-          <w:tcPr>
-            <w:tcW w:type="dxa" w:w="2257"/>
-          </w:tcPr>
-          <w:p>
-            <w:r/>
-            <w:r>
-              <w:rPr>
-                <w:rFonts w:ascii="TH Sarabun New" w:hAnsi="TH Sarabun New" w:cs="TH Sarabun New"/>
-                <w:b w:val="0"/>
-                <w:sz w:val="28"/>
-                <w:szCs w:val="28"/>
-              </w:rPr>
-              <w:t xml:space="preserve">✅ </w:t>
-            </w:r>
-            <w:r>
-              <w:rPr>
-                <w:rFonts w:ascii="TH Sarabun New" w:hAnsi="TH Sarabun New" w:cs="TH Sarabun New"/>
-                <w:b/>
-                <w:sz w:val="28"/>
-                <w:szCs w:val="28"/>
-                <w:bCs/>
-              </w:rPr>
-              <w:t>ทำได้แล้ว</w:t>
-            </w:r>
-          </w:p>
-        </w:tc>
-      </w:tr>
-      <w:tr>
-        <w:tc>
-          <w:tcPr>
-            <w:tcW w:type="dxa" w:w="2257"/>
-          </w:tcPr>
-          <w:p>
-            <w:r/>
-            <w:r>
-              <w:rPr>
-                <w:rFonts w:ascii="TH Sarabun New" w:hAnsi="TH Sarabun New" w:cs="TH Sarabun New"/>
-                <w:b w:val="0"/>
-                <w:sz w:val="28"/>
-                <w:szCs w:val="28"/>
-              </w:rPr>
-              <w:t>7 เก็บใส่ลัง GOOD</w:t>
-            </w:r>
-          </w:p>
-        </w:tc>
-        <w:tc>
-          <w:tcPr>
-            <w:tcW w:type="dxa" w:w="2257"/>
-          </w:tcPr>
-          <w:p>
-            <w:r/>
-            <w:r>
-              <w:rPr>
-                <w:rFonts w:ascii="TH Sarabun New" w:hAnsi="TH Sarabun New" w:cs="TH Sarabun New"/>
-                <w:b w:val="0"/>
-                <w:sz w:val="28"/>
-                <w:szCs w:val="28"/>
-              </w:rPr>
-              <w:t>แยกลัง</w:t>
-            </w:r>
-          </w:p>
-        </w:tc>
-        <w:tc>
-          <w:tcPr>
-            <w:tcW w:type="dxa" w:w="2257"/>
-          </w:tcPr>
-          <w:p>
-            <w:r/>
-            <w:r>
-              <w:rPr>
-                <w:rFonts w:ascii="TH Sarabun New" w:hAnsi="TH Sarabun New" w:cs="TH Sarabun New"/>
-                <w:b w:val="0"/>
-                <w:sz w:val="28"/>
-                <w:szCs w:val="28"/>
-              </w:rPr>
-              <w:t>❌</w:t>
-            </w:r>
-          </w:p>
-        </w:tc>
-        <w:tc>
-          <w:tcPr>
-            <w:tcW w:type="dxa" w:w="2257"/>
-          </w:tcPr>
-          <w:p>
-            <w:r/>
-            <w:r>
-              <w:rPr>
-                <w:rFonts w:ascii="TH Sarabun New" w:hAnsi="TH Sarabun New" w:cs="TH Sarabun New"/>
-                <w:b w:val="0"/>
-                <w:sz w:val="28"/>
-                <w:szCs w:val="28"/>
-              </w:rPr>
-              <w:t xml:space="preserve">✅ </w:t>
-            </w:r>
-            <w:r>
-              <w:rPr>
-                <w:rFonts w:ascii="TH Sarabun New" w:hAnsi="TH Sarabun New" w:cs="TH Sarabun New"/>
-                <w:b/>
-                <w:sz w:val="28"/>
-                <w:szCs w:val="28"/>
-                <w:bCs/>
-              </w:rPr>
-              <w:t>ทำได้แล้ว</w:t>
-            </w:r>
-          </w:p>
-        </w:tc>
-      </w:tr>
-      <w:tr>
-        <w:tc>
-          <w:tcPr>
-            <w:tcW w:type="dxa" w:w="2257"/>
-          </w:tcPr>
-          <w:p>
-            <w:r/>
-            <w:r>
-              <w:rPr>
-                <w:rFonts w:ascii="TH Sarabun New" w:hAnsi="TH Sarabun New" w:cs="TH Sarabun New"/>
-                <w:b w:val="0"/>
-                <w:sz w:val="28"/>
-                <w:szCs w:val="28"/>
-              </w:rPr>
-              <w:t>R2 หยิบจาก NG ขึ้นสายพาน</w:t>
-            </w:r>
-          </w:p>
-        </w:tc>
-        <w:tc>
-          <w:tcPr>
-            <w:tcW w:type="dxa" w:w="2257"/>
-          </w:tcPr>
-          <w:p>
-            <w:r/>
-            <w:r>
-              <w:rPr>
-                <w:rFonts w:ascii="TH Sarabun New" w:hAnsi="TH Sarabun New" w:cs="TH Sarabun New"/>
-                <w:b w:val="0"/>
-                <w:sz w:val="28"/>
-                <w:szCs w:val="28"/>
-              </w:rPr>
-              <w:t>แยกลัง + ทิศทางการหยิบ</w:t>
-            </w:r>
-          </w:p>
-        </w:tc>
-        <w:tc>
-          <w:tcPr>
-            <w:tcW w:type="dxa" w:w="2257"/>
-          </w:tcPr>
-          <w:p>
-            <w:r/>
-            <w:r>
-              <w:rPr>
-                <w:rFonts w:ascii="TH Sarabun New" w:hAnsi="TH Sarabun New" w:cs="TH Sarabun New"/>
-                <w:b w:val="0"/>
-                <w:sz w:val="28"/>
-                <w:szCs w:val="28"/>
-              </w:rPr>
-              <w:t>❌</w:t>
-            </w:r>
-          </w:p>
-        </w:tc>
-        <w:tc>
-          <w:tcPr>
-            <w:tcW w:type="dxa" w:w="2257"/>
-          </w:tcPr>
-          <w:p>
-            <w:r/>
-            <w:r>
-              <w:rPr>
-                <w:rFonts w:ascii="TH Sarabun New" w:hAnsi="TH Sarabun New" w:cs="TH Sarabun New"/>
-                <w:b w:val="0"/>
-                <w:sz w:val="28"/>
-                <w:szCs w:val="28"/>
-              </w:rPr>
-              <w:t>⚠️ ตรวจพบว่ามีมือยุ่ง แต่ต้องให้คนยืนยัน</w:t>
-            </w:r>
-          </w:p>
-        </w:tc>
-      </w:tr>
-      <w:tr>
-        <w:tc>
-          <w:tcPr>
-            <w:tcW w:type="dxa" w:w="2257"/>
-          </w:tcPr>
-          <w:p>
-            <w:r/>
-            <w:r>
-              <w:rPr>
-                <w:rFonts w:ascii="TH Sarabun New" w:hAnsi="TH Sarabun New" w:cs="TH Sarabun New"/>
-                <w:b w:val="0"/>
-                <w:sz w:val="28"/>
-                <w:szCs w:val="28"/>
-              </w:rPr>
-              <w:t>2 ตรวจด้วยสายตา · 4 ตรวจด้วยเครื่อง</w:t>
-            </w:r>
-          </w:p>
-        </w:tc>
-        <w:tc>
-          <w:tcPr>
-            <w:tcW w:type="dxa" w:w="2257"/>
-          </w:tcPr>
-          <w:p>
-            <w:r/>
-            <w:r>
-              <w:rPr>
-                <w:rFonts w:ascii="TH Sarabun New" w:hAnsi="TH Sarabun New" w:cs="TH Sarabun New"/>
-                <w:b w:val="0"/>
-                <w:sz w:val="28"/>
-                <w:szCs w:val="28"/>
-              </w:rPr>
-              <w:t>ความคิด / การทำงานของเครื่อง</w:t>
-            </w:r>
-          </w:p>
-        </w:tc>
-        <w:tc>
-          <w:tcPr>
-            <w:tcW w:type="dxa" w:w="2257"/>
-          </w:tcPr>
-          <w:p>
-            <w:r/>
-            <w:r>
-              <w:rPr>
-                <w:rFonts w:ascii="TH Sarabun New" w:hAnsi="TH Sarabun New" w:cs="TH Sarabun New"/>
-                <w:b w:val="0"/>
-                <w:sz w:val="28"/>
-                <w:szCs w:val="28"/>
-              </w:rPr>
-              <w:t>❌</w:t>
-            </w:r>
-          </w:p>
-        </w:tc>
-        <w:tc>
-          <w:tcPr>
-            <w:tcW w:type="dxa" w:w="2257"/>
-          </w:tcPr>
-          <w:p>
-            <w:r/>
-            <w:r>
-              <w:rPr>
-                <w:rFonts w:ascii="TH Sarabun New" w:hAnsi="TH Sarabun New" w:cs="TH Sarabun New"/>
-                <w:b w:val="0"/>
-                <w:sz w:val="28"/>
-                <w:szCs w:val="28"/>
-              </w:rPr>
-              <w:t>❌</w:t>
-            </w:r>
-          </w:p>
-        </w:tc>
-      </w:tr>
-    </w:tbl>
-    <w:p/>
-    <w:p>
-      <w:r>
-        <w:rPr>
-          <w:rFonts w:ascii="TH Sarabun New" w:hAnsi="TH Sarabun New" w:cs="TH Sarabun New"/>
-          <w:b/>
-          <w:sz w:val="34"/>
-          <w:szCs w:val="34"/>
-          <w:bCs/>
-        </w:rPr>
-        <w:t>5.5.5 ข้อจำกัดอื่น</w:t>
-      </w:r>
-    </w:p>
-    <w:p/>
-    <w:tbl>
-      <w:tblPr>
-        <w:tblStyle w:val="TableGrid"/>
-        <w:tblW w:type="auto" w:w="0"/>
-        <w:tblLook w:firstColumn="1" w:firstRow="1" w:lastColumn="0" w:lastRow="0" w:noHBand="0" w:noVBand="1" w:val="04A0"/>
-      </w:tblPr>
-      <w:tblGrid>
-        <w:gridCol w:w="4514"/>
-        <w:gridCol w:w="4514"/>
-      </w:tblGrid>
-      <w:tr>
-        <w:tc>
-          <w:tcPr>
-            <w:tcW w:type="dxa" w:w="4514"/>
-          </w:tcPr>
-          <w:p>
-            <w:r>
-              <w:rPr>
-                <w:b/>
-              </w:rPr>
-            </w:r>
-            <w:r>
-              <w:rPr>
-                <w:rFonts w:ascii="TH Sarabun New" w:hAnsi="TH Sarabun New" w:cs="TH Sarabun New"/>
-                <w:b/>
-                <w:sz w:val="28"/>
-                <w:szCs w:val="28"/>
-              </w:rPr>
-              <w:t>ข้อจำกัด</w:t>
-            </w:r>
-          </w:p>
-        </w:tc>
-        <w:tc>
-          <w:tcPr>
-            <w:tcW w:type="dxa" w:w="4514"/>
-          </w:tcPr>
-          <w:p>
-            <w:r>
-              <w:rPr>
-                <w:b/>
-              </w:rPr>
-            </w:r>
-            <w:r>
-              <w:rPr>
-                <w:rFonts w:ascii="TH Sarabun New" w:hAnsi="TH Sarabun New" w:cs="TH Sarabun New"/>
-                <w:b/>
-                <w:sz w:val="28"/>
-                <w:szCs w:val="28"/>
-              </w:rPr>
-              <w:t>รายละเอียด</w:t>
-            </w:r>
-          </w:p>
-        </w:tc>
-      </w:tr>
-      <w:tr>
-        <w:tc>
-          <w:tcPr>
-            <w:tcW w:type="dxa" w:w="4514"/>
-          </w:tcPr>
-          <w:p>
-            <w:r/>
-            <w:r>
-              <w:rPr>
-                <w:rFonts w:ascii="TH Sarabun New" w:hAnsi="TH Sarabun New" w:cs="TH Sarabun New"/>
-                <w:b/>
-                <w:sz w:val="28"/>
-                <w:szCs w:val="28"/>
-                <w:bCs/>
-              </w:rPr>
-              <w:t>ทดสอบกับวิดีโอเดียว (N = 1)</w:t>
-            </w:r>
-          </w:p>
-        </w:tc>
-        <w:tc>
-          <w:tcPr>
-            <w:tcW w:type="dxa" w:w="4514"/>
-          </w:tcPr>
-          <w:p>
-            <w:r/>
-            <w:r>
-              <w:rPr>
-                <w:rFonts w:ascii="TH Sarabun New" w:hAnsi="TH Sarabun New" w:cs="TH Sarabun New"/>
-                <w:b w:val="0"/>
-                <w:sz w:val="28"/>
-                <w:szCs w:val="28"/>
-              </w:rPr>
-              <w:t>เป็นการจัดฉากถ่ายทำ 1 คลิป การสรุปว่าใช้ได้กับกล้องอื่นยังทำไม่ได้ อยู่นอกขอบเขต</w:t>
-            </w:r>
-          </w:p>
-        </w:tc>
-      </w:tr>
-      <w:tr>
-        <w:tc>
-          <w:tcPr>
-            <w:tcW w:type="dxa" w:w="4514"/>
-          </w:tcPr>
-          <w:p>
-            <w:r/>
-            <w:r>
-              <w:rPr>
-                <w:rFonts w:ascii="TH Sarabun New" w:hAnsi="TH Sarabun New" w:cs="TH Sarabun New"/>
-                <w:b/>
-                <w:sz w:val="28"/>
-                <w:szCs w:val="28"/>
-                <w:bCs/>
-              </w:rPr>
-              <w:t>ความละเอียดของเหตุการณ์</w:t>
-            </w:r>
-          </w:p>
-        </w:tc>
-        <w:tc>
-          <w:tcPr>
-            <w:tcW w:type="dxa" w:w="4514"/>
-          </w:tcPr>
-          <w:p>
-            <w:r/>
-            <w:r>
-              <w:rPr>
-                <w:rFonts w:ascii="TH Sarabun New" w:hAnsi="TH Sarabun New" w:cs="TH Sarabun New"/>
-                <w:b w:val="0"/>
-                <w:sz w:val="28"/>
-                <w:szCs w:val="28"/>
-              </w:rPr>
-              <w:t>ผลลัพธ์เป็น "ช่วงเหตุการณ์" ไม่ใช่รายวินาทีแบบข้อมูลจำลองเดิม เพราะระดับ video tier ตรวจทุก 15 วินาที การแตกเป็นรายวินาทีจะเป็นการปั้นตัวเลข</w:t>
-            </w:r>
-          </w:p>
-        </w:tc>
-      </w:tr>
-      <w:tr>
-        <w:tc>
-          <w:tcPr>
-            <w:tcW w:type="dxa" w:w="4514"/>
-          </w:tcPr>
-          <w:p>
-            <w:r/>
-            <w:r>
-              <w:rPr>
-                <w:rFonts w:ascii="TH Sarabun New" w:hAnsi="TH Sarabun New" w:cs="TH Sarabun New"/>
-                <w:b/>
-                <w:sz w:val="28"/>
-                <w:szCs w:val="28"/>
-                <w:bCs/>
-              </w:rPr>
-              <w:t>ต้องเป็นวิดีโอที่บันทึกไว้แล้ว</w:t>
-            </w:r>
-          </w:p>
-        </w:tc>
-        <w:tc>
-          <w:tcPr>
-            <w:tcW w:type="dxa" w:w="4514"/>
-          </w:tcPr>
-          <w:p>
-            <w:r/>
-            <w:r>
-              <w:rPr>
-                <w:rFonts w:ascii="TH Sarabun New" w:hAnsi="TH Sarabun New" w:cs="TH Sarabun New"/>
-                <w:b w:val="0"/>
-                <w:sz w:val="28"/>
-                <w:szCs w:val="28"/>
-              </w:rPr>
-              <w:t>ยังไม่รองรับสตรีม RTSP จากกล้องโดยตรง</w:t>
-            </w:r>
-          </w:p>
-        </w:tc>
-      </w:tr>
-      <w:tr>
-        <w:tc>
-          <w:tcPr>
-            <w:tcW w:type="dxa" w:w="4514"/>
-          </w:tcPr>
-          <w:p>
-            <w:r/>
-            <w:r>
-              <w:rPr>
-                <w:rFonts w:ascii="TH Sarabun New" w:hAnsi="TH Sarabun New" w:cs="TH Sarabun New"/>
-                <w:b/>
-                <w:sz w:val="28"/>
-                <w:szCs w:val="28"/>
-                <w:bCs/>
-              </w:rPr>
-              <w:t>โหมดวิดีโอทำให้ vLLM ล่ม</w:t>
-            </w:r>
-          </w:p>
-        </w:tc>
-        <w:tc>
-          <w:tcPr>
-            <w:tcW w:type="dxa" w:w="4514"/>
-          </w:tcPr>
-          <w:p>
-            <w:r/>
-            <w:r>
-              <w:rPr>
-                <w:rFonts w:ascii="TH Sarabun New" w:hAnsi="TH Sarabun New" w:cs="TH Sarabun New"/>
-                <w:b w:val="0"/>
-                <w:sz w:val="28"/>
-                <w:szCs w:val="28"/>
-              </w:rPr>
-              <w:t xml:space="preserve">เกิด </w:t>
-            </w:r>
-            <w:r>
-              <w:rPr>
-                <w:rFonts w:ascii="Courier New" w:hAnsi="Courier New" w:cs="Courier New"/>
-                <w:b w:val="0"/>
-                <w:sz w:val="24"/>
-                <w:szCs w:val="24"/>
-              </w:rPr>
-              <w:t>EngineDeadError</w:t>
-            </w:r>
-            <w:r>
-              <w:rPr>
-                <w:rFonts w:ascii="TH Sarabun New" w:hAnsi="TH Sarabun New" w:cs="TH Sarabun New"/>
-                <w:b w:val="0"/>
-                <w:sz w:val="28"/>
-                <w:szCs w:val="28"/>
-              </w:rPr>
-              <w:t xml:space="preserve"> จึงต้องใช้โหมดภาพ 2 เฟรมแทน</w:t>
-            </w:r>
-          </w:p>
-        </w:tc>
-      </w:tr>
-      <w:tr>
-        <w:tc>
-          <w:tcPr>
-            <w:tcW w:type="dxa" w:w="4514"/>
-          </w:tcPr>
-          <w:p>
-            <w:r/>
-            <w:r>
-              <w:rPr>
-                <w:rFonts w:ascii="TH Sarabun New" w:hAnsi="TH Sarabun New" w:cs="TH Sarabun New"/>
-                <w:b/>
-                <w:sz w:val="28"/>
-                <w:szCs w:val="28"/>
-                <w:bCs/>
-              </w:rPr>
-              <w:t>การแยก near-miss กับการวางปกติ</w:t>
-            </w:r>
-          </w:p>
-        </w:tc>
-        <w:tc>
-          <w:tcPr>
-            <w:tcW w:type="dxa" w:w="4514"/>
-          </w:tcPr>
-          <w:p>
-            <w:r/>
-            <w:r>
-              <w:rPr>
-                <w:rFonts w:ascii="TH Sarabun New" w:hAnsi="TH Sarabun New" w:cs="TH Sarabun New"/>
-                <w:b w:val="0"/>
-                <w:sz w:val="28"/>
-                <w:szCs w:val="28"/>
-              </w:rPr>
-              <w:t>ยังกำกวมในบางท่าทาง</w:t>
-            </w:r>
-          </w:p>
-        </w:tc>
-      </w:tr>
-      <w:tr>
-        <w:tc>
-          <w:tcPr>
-            <w:tcW w:type="dxa" w:w="4514"/>
-          </w:tcPr>
-          <w:p>
-            <w:r/>
-            <w:r>
-              <w:rPr>
-                <w:rFonts w:ascii="TH Sarabun New" w:hAnsi="TH Sarabun New" w:cs="TH Sarabun New"/>
-                <w:b/>
-                <w:sz w:val="28"/>
-                <w:szCs w:val="28"/>
-                <w:bCs/>
-              </w:rPr>
-              <w:t>ภาษา</w:t>
-            </w:r>
-          </w:p>
-        </w:tc>
-        <w:tc>
-          <w:tcPr>
-            <w:tcW w:type="dxa" w:w="4514"/>
-          </w:tcPr>
-          <w:p>
-            <w:r/>
-            <w:r>
-              <w:rPr>
-                <w:rFonts w:ascii="TH Sarabun New" w:hAnsi="TH Sarabun New" w:cs="TH Sarabun New"/>
-                <w:b w:val="0"/>
-                <w:sz w:val="28"/>
-                <w:szCs w:val="28"/>
-              </w:rPr>
-              <w:t>คำบรรยายเป็นภาษาไทยเท่านั้น</w:t>
-            </w:r>
-          </w:p>
-        </w:tc>
-      </w:tr>
-    </w:tbl>
-    <w:p/>
-    <w:p>
-      <w:r>
-        <w:rPr>
-          <w:rFonts w:ascii="TH Sarabun New" w:hAnsi="TH Sarabun New" w:cs="TH Sarabun New"/>
-          <w:b/>
-          <w:sz w:val="34"/>
-          <w:szCs w:val="34"/>
-          <w:bCs/>
-        </w:rPr>
-        <w:t>5.5.6 แนวทางพัฒนาต่อ</w:t>
-      </w:r>
-    </w:p>
-    <w:p/>
-    <w:p>
-      <w:r>
-        <w:rPr>
-          <w:rFonts w:ascii="TH Sarabun New" w:hAnsi="TH Sarabun New" w:cs="TH Sarabun New"/>
-          <w:b/>
-          <w:sz w:val="32"/>
-          <w:szCs w:val="32"/>
-          <w:bCs/>
-        </w:rPr>
-        <w:t>ทำไปแล้วในงานนี้</w:t>
-      </w:r>
-      <w:r>
-        <w:rPr>
-          <w:rFonts w:ascii="TH Sarabun New" w:hAnsi="TH Sarabun New" w:cs="TH Sarabun New"/>
-          <w:b w:val="0"/>
-          <w:sz w:val="32"/>
-          <w:szCs w:val="32"/>
-        </w:rPr>
-        <w:t xml:space="preserve"> — การกำหนดกรอบพื้นที่ของลังไว้ล่วงหน้า เพื่อแก้ปัญหาการแยกลัง (ดูข้อ 5.5.4)</w:t>
-      </w:r>
-    </w:p>
-    <w:p>
-      <w:r>
-        <w:rPr>
-          <w:rFonts w:ascii="TH Sarabun New" w:hAnsi="TH Sarabun New" w:cs="TH Sarabun New"/>
-          <w:b w:val="0"/>
-          <w:sz w:val="32"/>
-          <w:szCs w:val="32"/>
-        </w:rPr>
-        <w:t>เดิมวางแผนไว้เป็นงานในอนาคต แต่ได้ลงมือทำและวัดผลแล้ว: ตรง 7 จาก 7 จุด ไม่มีการแจ้งผิด</w:t>
-      </w:r>
-    </w:p>
-    <w:p/>
-    <w:p>
-      <w:r>
-        <w:rPr>
-          <w:rFonts w:ascii="TH Sarabun New" w:hAnsi="TH Sarabun New" w:cs="TH Sarabun New"/>
-          <w:b/>
-          <w:sz w:val="32"/>
-          <w:szCs w:val="32"/>
-          <w:bCs/>
-        </w:rPr>
-        <w:t>สิ่งที่ควรทำต่อ เรียงตามความคุ้มค่า</w:t>
-      </w:r>
-    </w:p>
-    <w:p/>
-    <w:p>
-      <w:pPr>
-        <w:pStyle w:val="ListNumber"/>
-      </w:pPr>
-      <w:r>
-        <w:rPr>
-          <w:rFonts w:ascii="TH Sarabun New" w:hAnsi="TH Sarabun New" w:cs="TH Sarabun New"/>
-          <w:b/>
-          <w:sz w:val="32"/>
-          <w:szCs w:val="32"/>
-          <w:bCs/>
-        </w:rPr>
-        <w:t>แยกทิศทางการหยิบ (หยิบออก vs ใส่ลง)</w:t>
-      </w:r>
-      <w:r>
-        <w:rPr>
-          <w:rFonts w:ascii="TH Sarabun New" w:hAnsi="TH Sarabun New" w:cs="TH Sarabun New"/>
-          <w:b w:val="0"/>
-          <w:sz w:val="32"/>
-          <w:szCs w:val="32"/>
-        </w:rPr>
-        <w:t xml:space="preserve"> — เป็นชิ้นส่วนสุดท้ายที่ขาดไปสำหรับกฎ R2</w:t>
-      </w:r>
-    </w:p>
-    <w:p>
-      <w:r>
-        <w:rPr>
-          <w:rFonts w:ascii="TH Sarabun New" w:hAnsi="TH Sarabun New" w:cs="TH Sarabun New"/>
-          <w:b w:val="0"/>
-          <w:sz w:val="32"/>
-          <w:szCs w:val="32"/>
-        </w:rPr>
-        <w:t>วิธีที่น่าจะได้ผลคือติดตามวัตถุในมือระหว่างเฟรม (object tracking) แทนการนับปริมาณของในลัง</w:t>
-      </w:r>
-    </w:p>
-    <w:p>
-      <w:r>
-        <w:rPr>
-          <w:rFonts w:ascii="TH Sarabun New" w:hAnsi="TH Sarabun New" w:cs="TH Sarabun New"/>
-          <w:b w:val="0"/>
-          <w:sz w:val="32"/>
-          <w:szCs w:val="32"/>
-        </w:rPr>
-        <w:t>ซึ่งพิสูจน์แล้วว่าแพ้สัญญาณรบกวนจากเงาและการปรับแสง</w:t>
-      </w:r>
-    </w:p>
-    <w:p>
-      <w:pPr>
-        <w:pStyle w:val="ListNumber"/>
-      </w:pPr>
-      <w:r>
-        <w:rPr>
-          <w:rFonts w:ascii="TH Sarabun New" w:hAnsi="TH Sarabun New" w:cs="TH Sarabun New"/>
-          <w:b/>
-          <w:sz w:val="32"/>
-          <w:szCs w:val="32"/>
-          <w:bCs/>
-        </w:rPr>
-        <w:t>รองรับสตรีมจากกล้องโดยตรง (RTSP)</w:t>
-      </w:r>
-      <w:r>
-        <w:rPr>
-          <w:rFonts w:ascii="TH Sarabun New" w:hAnsi="TH Sarabun New" w:cs="TH Sarabun New"/>
-          <w:b w:val="0"/>
-          <w:sz w:val="32"/>
-          <w:szCs w:val="32"/>
-        </w:rPr>
-        <w:t xml:space="preserve"> — ปัจจุบันรับเฉพาะไฟล์วิดีโอที่บันทึกไว้แล้ว</w:t>
-      </w:r>
-    </w:p>
-    <w:p>
-      <w:r>
-        <w:rPr>
-          <w:rFonts w:ascii="TH Sarabun New" w:hAnsi="TH Sarabun New" w:cs="TH Sarabun New"/>
-          <w:b w:val="0"/>
-          <w:sz w:val="32"/>
-          <w:szCs w:val="32"/>
-        </w:rPr>
-        <w:t>สถาปัตยกรรมรองรับได้ เพราะระบบทำงานบนหน่วยของ "เฟรมต่อวินาที" อยู่แล้ว</w:t>
-      </w:r>
-    </w:p>
-    <w:p>
-      <w:pPr>
-        <w:pStyle w:val="ListNumber"/>
-      </w:pPr>
-      <w:r>
-        <w:rPr>
-          <w:rFonts w:ascii="TH Sarabun New" w:hAnsi="TH Sarabun New" w:cs="TH Sarabun New"/>
-          <w:b/>
-          <w:sz w:val="32"/>
-          <w:szCs w:val="32"/>
-          <w:bCs/>
-        </w:rPr>
-        <w:t>ขยายเฉลยให้ครบทุกเฟรม</w:t>
-      </w:r>
-      <w:r>
-        <w:rPr>
-          <w:rFonts w:ascii="TH Sarabun New" w:hAnsi="TH Sarabun New" w:cs="TH Sarabun New"/>
-          <w:b w:val="0"/>
-          <w:sz w:val="32"/>
-          <w:szCs w:val="32"/>
-        </w:rPr>
-        <w:t xml:space="preserve"> — ปัจจุบันตรวจทุก 3 วินาที (74 จาก 220 เฟรม)</w:t>
-      </w:r>
-    </w:p>
-    <w:p>
-      <w:r>
-        <w:rPr>
-          <w:rFonts w:ascii="TH Sarabun New" w:hAnsi="TH Sarabun New" w:cs="TH Sarabun New"/>
-          <w:b w:val="0"/>
-          <w:sz w:val="32"/>
-          <w:szCs w:val="32"/>
-        </w:rPr>
-        <w:t>การละเมิดที่เกิดและจบภายในช่วง 3 วินาทีจึงอาจหลุดจากการวัด</w:t>
-      </w:r>
-    </w:p>
-    <w:p>
-      <w:pPr>
-        <w:pStyle w:val="ListNumber"/>
-      </w:pPr>
-      <w:r>
-        <w:rPr>
-          <w:rFonts w:ascii="TH Sarabun New" w:hAnsi="TH Sarabun New" w:cs="TH Sarabun New"/>
-          <w:b/>
-          <w:sz w:val="32"/>
-          <w:szCs w:val="32"/>
-          <w:bCs/>
-        </w:rPr>
-        <w:t>ทดสอบกับกล้องและโรงงานอื่น</w:t>
-      </w:r>
-      <w:r>
-        <w:rPr>
-          <w:rFonts w:ascii="TH Sarabun New" w:hAnsi="TH Sarabun New" w:cs="TH Sarabun New"/>
-          <w:b w:val="0"/>
-          <w:sz w:val="32"/>
-          <w:szCs w:val="32"/>
-        </w:rPr>
-        <w:t xml:space="preserve"> — ปัจจุบันมีวิดีโอเดียว จึงยังสรุปการใช้งานทั่วไปไม่ได้</w:t>
-      </w:r>
-    </w:p>
-    <w:p>
-      <w:pPr>
-        <w:pStyle w:val="ListNumber"/>
-      </w:pPr>
-      <w:r>
-        <w:rPr>
-          <w:rFonts w:ascii="TH Sarabun New" w:hAnsi="TH Sarabun New" w:cs="TH Sarabun New"/>
-          <w:b/>
-          <w:sz w:val="32"/>
-          <w:szCs w:val="32"/>
-          <w:bCs/>
-        </w:rPr>
-        <w:t>หน้ากาก</w:t>
-      </w:r>
-      <w:r>
-        <w:rPr>
-          <w:rFonts w:ascii="TH Sarabun New" w:hAnsi="TH Sarabun New" w:cs="TH Sarabun New"/>
-          <w:b w:val="0"/>
-          <w:sz w:val="32"/>
-          <w:szCs w:val="32"/>
-        </w:rPr>
-        <w:t xml:space="preserve"> — 80% คือระดับที่ทำได้ด้วยแบบจำลอง 8B ที่ไม่เทรนเพิ่ม การไปให้ถึงระดับใช้งานจริง</w:t>
-      </w:r>
-    </w:p>
-    <w:p>
-      <w:r>
-        <w:rPr>
-          <w:rFonts w:ascii="TH Sarabun New" w:hAnsi="TH Sarabun New" w:cs="TH Sarabun New"/>
-          <w:b w:val="0"/>
-          <w:sz w:val="32"/>
-          <w:szCs w:val="32"/>
-        </w:rPr>
-        <w:t>ต้องเทรนตัวตรวจจับเฉพาะทาง หรือใช้แบบจำลองที่ใหญ่กว่านี้ ซึ่งขัดกับข้อจำกัดของโครงงาน</w:t>
-      </w:r>
-    </w:p>
-    <w:p/>
-    <w:p>
-      <w:r>
-        <w:rPr>
-          <w:rFonts w:ascii="TH Sarabun New" w:hAnsi="TH Sarabun New" w:cs="TH Sarabun New"/>
-          <w:b/>
-          <w:sz w:val="32"/>
-          <w:szCs w:val="32"/>
-          <w:bCs/>
-        </w:rPr>
-        <w:t>หลักการที่ได้จากงานนี้และใช้ต่อได้</w:t>
-      </w:r>
-    </w:p>
-    <w:p/>
-    <w:p>
-      <w:r>
-        <w:rPr>
-          <w:rFonts w:ascii="TH Sarabun New" w:hAnsi="TH Sarabun New" w:cs="TH Sarabun New"/>
-          <w:b w:val="0"/>
-          <w:sz w:val="32"/>
-          <w:szCs w:val="32"/>
-        </w:rPr>
-        <w:t>ปัญหาการแยกลังแก้ไม่ได้ด้วยการปรับคำสั่ง เพราะไม่ใช่เรื่องที่แบบจำลอง "ไม่เข้าใจคำสั่ง"</w:t>
-      </w:r>
-    </w:p>
-    <w:p>
-      <w:r>
-        <w:rPr>
-          <w:rFonts w:ascii="TH Sarabun New" w:hAnsi="TH Sarabun New" w:cs="TH Sarabun New"/>
-          <w:b w:val="0"/>
-          <w:sz w:val="32"/>
-          <w:szCs w:val="32"/>
-        </w:rPr>
-        <w:t>แต่เป็นข้อจำกัดเชิงโครงสร้างของ VLM เอง วิธีที่ได้ผลคือ **ถอดงานที่แบบจำลองทำไม่ได้ออกไปให้โค้ดทำแทน</w:t>
-      </w:r>
-    </w:p>
-    <w:p>
-      <w:r>
-        <w:rPr>
-          <w:rFonts w:ascii="TH Sarabun New" w:hAnsi="TH Sarabun New" w:cs="TH Sarabun New"/>
-          <w:b w:val="0"/>
-          <w:sz w:val="32"/>
-          <w:szCs w:val="32"/>
-        </w:rPr>
-        <w:t>แล้วเหลือให้แบบจำลองทำเฉพาะงานที่มันเก่ง** ซึ่งเป็นหลักการที่ใช้ได้กับข้อจำกัดอื่น ๆ ของ VLM ต่อไป</w:t>
+        <w:t>ส่วนที่แบบจำลองทำไม่ได้แทน — รายละเอียดของทั้งสองข้ออยู่ในบทที่ 8 หัวข้อ 8.2 และ 8.3</w:t>
       </w:r>
     </w:p>
     <w:p/>

--- a/รายงาน_บทที่5_Line-Guard.docx
+++ b/รายงาน_บทที่5_Line-Guard.docx
@@ -311,376 +311,6 @@
           <w:bCs/>
         </w:rPr>
         <w:t>5. รายละเอียดของการพัฒนา</w:t>
-      </w:r>
-    </w:p>
-    <w:p/>
-    <w:p>
-      <w:pPr>
-        <w:ind w:left="504"/>
-      </w:pPr>
-      <w:r>
-        <w:rPr>
-          <w:rFonts w:ascii="TH Sarabun New" w:hAnsi="TH Sarabun New" w:cs="TH Sarabun New"/>
-          <w:b w:val="0"/>
-          <w:i/>
-          <w:sz w:val="30"/>
-          <w:szCs w:val="30"/>
-        </w:rPr>
-        <w:t>### 📌 สรุปบทนี้</w:t>
-      </w:r>
-    </w:p>
-    <w:p>
-      <w:r>
-        <w:rPr>
-          <w:rFonts w:ascii="TH Sarabun New" w:hAnsi="TH Sarabun New" w:cs="TH Sarabun New"/>
-          <w:b w:val="0"/>
-          <w:sz w:val="32"/>
-          <w:szCs w:val="32"/>
-        </w:rPr>
-        <w:t>&gt;</w:t>
-      </w:r>
-    </w:p>
-    <w:p>
-      <w:pPr>
-        <w:ind w:left="504"/>
-      </w:pPr>
-      <w:r>
-        <w:rPr>
-          <w:rFonts w:ascii="TH Sarabun New" w:hAnsi="TH Sarabun New" w:cs="TH Sarabun New"/>
-          <w:b/>
-          <w:i/>
-          <w:sz w:val="30"/>
-          <w:szCs w:val="30"/>
-          <w:bCs/>
-        </w:rPr>
-        <w:t>ทำอะไร:</w:t>
-      </w:r>
-      <w:r>
-        <w:rPr>
-          <w:rFonts w:ascii="TH Sarabun New" w:hAnsi="TH Sarabun New" w:cs="TH Sarabun New"/>
-          <w:b w:val="0"/>
-          <w:i/>
-          <w:sz w:val="30"/>
-          <w:szCs w:val="30"/>
-        </w:rPr>
-        <w:t xml:space="preserve"> ระบบตรวจจับเหตุการณ์ความปลอดภัยจากกล้องวงจรปิดในสายการผลิต</w:t>
-      </w:r>
-    </w:p>
-    <w:p>
-      <w:pPr>
-        <w:ind w:left="504"/>
-      </w:pPr>
-      <w:r>
-        <w:rPr>
-          <w:rFonts w:ascii="TH Sarabun New" w:hAnsi="TH Sarabun New" w:cs="TH Sarabun New"/>
-          <w:b w:val="0"/>
-          <w:i/>
-          <w:sz w:val="30"/>
-          <w:szCs w:val="30"/>
-        </w:rPr>
-        <w:t>โดยใช้แบบจำลองที่ดูภาพแล้วอธิบายเป็นภาษาคนได้ (Vision-Language Model)</w:t>
-      </w:r>
-    </w:p>
-    <w:p>
-      <w:r>
-        <w:rPr>
-          <w:rFonts w:ascii="TH Sarabun New" w:hAnsi="TH Sarabun New" w:cs="TH Sarabun New"/>
-          <w:b w:val="0"/>
-          <w:sz w:val="32"/>
-          <w:szCs w:val="32"/>
-        </w:rPr>
-        <w:t>&gt;</w:t>
-      </w:r>
-    </w:p>
-    <w:p>
-      <w:pPr>
-        <w:ind w:left="504"/>
-      </w:pPr>
-      <w:r>
-        <w:rPr>
-          <w:rFonts w:ascii="TH Sarabun New" w:hAnsi="TH Sarabun New" w:cs="TH Sarabun New"/>
-          <w:b/>
-          <w:i/>
-          <w:sz w:val="30"/>
-          <w:szCs w:val="30"/>
-          <w:bCs/>
-        </w:rPr>
-        <w:t>จุดต่างจากวิธีทั่วไป:</w:t>
-      </w:r>
-      <w:r>
-        <w:rPr>
-          <w:rFonts w:ascii="TH Sarabun New" w:hAnsi="TH Sarabun New" w:cs="TH Sarabun New"/>
-          <w:b w:val="0"/>
-          <w:i/>
-          <w:sz w:val="30"/>
-          <w:szCs w:val="30"/>
-        </w:rPr>
-        <w:t xml:space="preserve"> ระบบตรวจจับวัตถุแบบเดิมต้องเก็บภาพมาติดป้ายกำกับแล้วเทรนใหม่ทุกโรงงาน</w:t>
-      </w:r>
-    </w:p>
-    <w:p>
-      <w:pPr>
-        <w:ind w:left="504"/>
-      </w:pPr>
-      <w:r>
-        <w:rPr>
-          <w:rFonts w:ascii="TH Sarabun New" w:hAnsi="TH Sarabun New" w:cs="TH Sarabun New"/>
-          <w:b/>
-          <w:i/>
-          <w:sz w:val="30"/>
-          <w:szCs w:val="30"/>
-          <w:bCs/>
-        </w:rPr>
-        <w:t>งานนี้ไม่เทรนเลยแม้แต่ครั้งเดียว</w:t>
-      </w:r>
-      <w:r>
-        <w:rPr>
-          <w:rFonts w:ascii="TH Sarabun New" w:hAnsi="TH Sarabun New" w:cs="TH Sarabun New"/>
-          <w:b w:val="0"/>
-          <w:i/>
-          <w:sz w:val="30"/>
-          <w:szCs w:val="30"/>
-        </w:rPr>
-        <w:t xml:space="preserve"> เพิ่มกฎใหม่ได้ด้วยการเพิ่มข้อความในคำสั่ง</w:t>
-      </w:r>
-    </w:p>
-    <w:p>
-      <w:r>
-        <w:rPr>
-          <w:rFonts w:ascii="TH Sarabun New" w:hAnsi="TH Sarabun New" w:cs="TH Sarabun New"/>
-          <w:b w:val="0"/>
-          <w:sz w:val="32"/>
-          <w:szCs w:val="32"/>
-        </w:rPr>
-        <w:t>&gt;</w:t>
-      </w:r>
-    </w:p>
-    <w:p>
-      <w:pPr>
-        <w:ind w:left="504"/>
-      </w:pPr>
-      <w:r>
-        <w:rPr>
-          <w:rFonts w:ascii="TH Sarabun New" w:hAnsi="TH Sarabun New" w:cs="TH Sarabun New"/>
-          <w:b/>
-          <w:i/>
-          <w:sz w:val="30"/>
-          <w:szCs w:val="30"/>
-          <w:bCs/>
-        </w:rPr>
-        <w:t>หลักคิดหลักของการออกแบบ:</w:t>
-      </w:r>
-      <w:r>
-        <w:rPr>
-          <w:rFonts w:ascii="TH Sarabun New" w:hAnsi="TH Sarabun New" w:cs="TH Sarabun New"/>
-          <w:b w:val="0"/>
-          <w:i/>
-          <w:sz w:val="30"/>
-          <w:szCs w:val="30"/>
-        </w:rPr>
-        <w:t xml:space="preserve"> แยก </w:t>
-      </w:r>
-      <w:r>
-        <w:rPr>
-          <w:rFonts w:ascii="TH Sarabun New" w:hAnsi="TH Sarabun New" w:cs="TH Sarabun New"/>
-          <w:b/>
-          <w:i/>
-          <w:sz w:val="30"/>
-          <w:szCs w:val="30"/>
-          <w:bCs/>
-        </w:rPr>
-        <w:t>"จับให้แม่น"</w:t>
-      </w:r>
-      <w:r>
-        <w:rPr>
-          <w:rFonts w:ascii="TH Sarabun New" w:hAnsi="TH Sarabun New" w:cs="TH Sarabun New"/>
-          <w:b w:val="0"/>
-          <w:i/>
-          <w:sz w:val="30"/>
-          <w:szCs w:val="30"/>
-        </w:rPr>
-        <w:t xml:space="preserve"> (ชั้นแจ้งเตือน ตอบสั้น ๆ ว่าใช่หรือไม่ใช่)</w:t>
-      </w:r>
-    </w:p>
-    <w:p>
-      <w:pPr>
-        <w:ind w:left="504"/>
-      </w:pPr>
-      <w:r>
-        <w:rPr>
-          <w:rFonts w:ascii="TH Sarabun New" w:hAnsi="TH Sarabun New" w:cs="TH Sarabun New"/>
-          <w:b w:val="0"/>
-          <w:i/>
-          <w:sz w:val="30"/>
-          <w:szCs w:val="30"/>
-        </w:rPr>
-        <w:t xml:space="preserve">ออกจาก </w:t>
-      </w:r>
-      <w:r>
-        <w:rPr>
-          <w:rFonts w:ascii="TH Sarabun New" w:hAnsi="TH Sarabun New" w:cs="TH Sarabun New"/>
-          <w:b/>
-          <w:i/>
-          <w:sz w:val="30"/>
-          <w:szCs w:val="30"/>
-          <w:bCs/>
-        </w:rPr>
-        <w:t>"เข้าใจให้ลึก"</w:t>
-      </w:r>
-      <w:r>
-        <w:rPr>
-          <w:rFonts w:ascii="TH Sarabun New" w:hAnsi="TH Sarabun New" w:cs="TH Sarabun New"/>
-          <w:b w:val="0"/>
-          <w:i/>
-          <w:sz w:val="30"/>
-          <w:szCs w:val="30"/>
-        </w:rPr>
-        <w:t xml:space="preserve"> (ชั้นบรรยาย เล่าเหตุการณ์เป็นภาษาคน) เพราะสองอย่างนี้</w:t>
-      </w:r>
-    </w:p>
-    <w:p>
-      <w:pPr>
-        <w:ind w:left="504"/>
-      </w:pPr>
-      <w:r>
-        <w:rPr>
-          <w:rFonts w:ascii="TH Sarabun New" w:hAnsi="TH Sarabun New" w:cs="TH Sarabun New"/>
-          <w:b w:val="0"/>
-          <w:i/>
-          <w:sz w:val="30"/>
-          <w:szCs w:val="30"/>
-        </w:rPr>
-        <w:t>ต้องการคนละคุณสมบัติ และวัดแล้วพบว่าชั้นแรกให้ผลคงที่ ส่วนชั้นหลังไม่คงที่</w:t>
-      </w:r>
-    </w:p>
-    <w:p>
-      <w:r>
-        <w:rPr>
-          <w:rFonts w:ascii="TH Sarabun New" w:hAnsi="TH Sarabun New" w:cs="TH Sarabun New"/>
-          <w:b w:val="0"/>
-          <w:sz w:val="32"/>
-          <w:szCs w:val="32"/>
-        </w:rPr>
-        <w:t>&gt;</w:t>
-      </w:r>
-    </w:p>
-    <w:p>
-      <w:pPr>
-        <w:ind w:left="504"/>
-      </w:pPr>
-      <w:r>
-        <w:rPr>
-          <w:rFonts w:ascii="TH Sarabun New" w:hAnsi="TH Sarabun New" w:cs="TH Sarabun New"/>
-          <w:b/>
-          <w:i/>
-          <w:sz w:val="30"/>
-          <w:szCs w:val="30"/>
-          <w:bCs/>
-        </w:rPr>
-        <w:t>สิ่งที่ทำได้:</w:t>
-      </w:r>
-      <w:r>
-        <w:rPr>
-          <w:rFonts w:ascii="TH Sarabun New" w:hAnsi="TH Sarabun New" w:cs="TH Sarabun New"/>
-          <w:b w:val="0"/>
-          <w:i/>
-          <w:sz w:val="30"/>
-          <w:szCs w:val="30"/>
-        </w:rPr>
-        <w:t xml:space="preserve"> ตรวจพบการละเมิด 82% · จับคู่กฎความปลอดภัยครบ 11 จาก 11 เหตุการณ์</w:t>
-      </w:r>
-    </w:p>
-    <w:p>
-      <w:pPr>
-        <w:ind w:left="504"/>
-      </w:pPr>
-      <w:r>
-        <w:rPr>
-          <w:rFonts w:ascii="TH Sarabun New" w:hAnsi="TH Sarabun New" w:cs="TH Sarabun New"/>
-          <w:b w:val="0"/>
-          <w:i/>
-          <w:sz w:val="30"/>
-          <w:szCs w:val="30"/>
-        </w:rPr>
-        <w:t>· ตรวจพบเหตุเกือบเกิดอุบัติเหตุ · ทำงานได้ 0.86 เท่าของความเร็ววิดีโอบนการ์ดจอ 2 ใบ</w:t>
-      </w:r>
-    </w:p>
-    <w:p>
-      <w:r>
-        <w:rPr>
-          <w:rFonts w:ascii="TH Sarabun New" w:hAnsi="TH Sarabun New" w:cs="TH Sarabun New"/>
-          <w:b w:val="0"/>
-          <w:sz w:val="32"/>
-          <w:szCs w:val="32"/>
-        </w:rPr>
-        <w:t>&gt;</w:t>
-      </w:r>
-    </w:p>
-    <w:p>
-      <w:pPr>
-        <w:ind w:left="504"/>
-      </w:pPr>
-      <w:r>
-        <w:rPr>
-          <w:rFonts w:ascii="TH Sarabun New" w:hAnsi="TH Sarabun New" w:cs="TH Sarabun New"/>
-          <w:b/>
-          <w:i/>
-          <w:sz w:val="30"/>
-          <w:szCs w:val="30"/>
-          <w:bCs/>
-        </w:rPr>
-        <w:t>สิ่งที่ยังทำไม่ได้:</w:t>
-      </w:r>
-      <w:r>
-        <w:rPr>
-          <w:rFonts w:ascii="TH Sarabun New" w:hAnsi="TH Sarabun New" w:cs="TH Sarabun New"/>
-          <w:b w:val="0"/>
-          <w:i/>
-          <w:sz w:val="30"/>
-          <w:szCs w:val="30"/>
-        </w:rPr>
-        <w:t xml:space="preserve"> ทดสอบแค่คลิปเดียว · ความแม่น 82% ยังต้องมีคนตรวจซ้ำ</w:t>
-      </w:r>
-    </w:p>
-    <w:p>
-      <w:pPr>
-        <w:ind w:left="504"/>
-      </w:pPr>
-      <w:r>
-        <w:rPr>
-          <w:rFonts w:ascii="TH Sarabun New" w:hAnsi="TH Sarabun New" w:cs="TH Sarabun New"/>
-          <w:b w:val="0"/>
-          <w:i/>
-          <w:sz w:val="30"/>
-          <w:szCs w:val="30"/>
-        </w:rPr>
-        <w:t>· แยกไม่ได้ว่าหยิบของออกหรือวางของลง</w:t>
-      </w:r>
-    </w:p>
-    <w:p>
-      <w:r>
-        <w:rPr>
-          <w:rFonts w:ascii="TH Sarabun New" w:hAnsi="TH Sarabun New" w:cs="TH Sarabun New"/>
-          <w:b w:val="0"/>
-          <w:sz w:val="32"/>
-          <w:szCs w:val="32"/>
-        </w:rPr>
-        <w:t>&gt;</w:t>
-      </w:r>
-    </w:p>
-    <w:p>
-      <w:pPr>
-        <w:ind w:left="504"/>
-      </w:pPr>
-      <w:r>
-        <w:rPr>
-          <w:rFonts w:ascii="TH Sarabun New" w:hAnsi="TH Sarabun New" w:cs="TH Sarabun New"/>
-          <w:b w:val="0"/>
-          <w:i/>
-          <w:sz w:val="30"/>
-          <w:szCs w:val="30"/>
-        </w:rPr>
-        <w:t>*(ผลการวัดละเอียดอยู่บทที่ 7 · สาเหตุของข้อจำกัดอยู่บทที่ 8 · แนวทางแก้อยู่บทที่ 9)*</w:t>
       </w:r>
     </w:p>
     <w:p/>

--- a/รายงาน_บทที่5_Line-Guard.docx
+++ b/รายงาน_บทที่5_Line-Guard.docx
@@ -6591,7 +6591,7 @@
                 <w:sz w:val="28"/>
                 <w:szCs w:val="28"/>
               </w:rPr>
-              <w:t>ครอบภาพทีละลัง — ตรง 7/7 ไม่มีแจ้งผิด (ดูข้อ 5.5.4)</w:t>
+              <w:t>ครอบภาพทีละลัง — ตรง 8/8 ไม่มีแจ้งผิด (ดูข้อ 5.5.3)</w:t>
             </w:r>
           </w:p>
         </w:tc>
@@ -8975,7 +8975,7 @@
                 <w:sz w:val="28"/>
                 <w:szCs w:val="28"/>
               </w:rPr>
-              <w:t>ถูก 7 จาก 7 จุด ไม่มีการแจ้งผิด</w:t>
+              <w:t>ถูก 8 จาก 8 การตรวจ ไม่มีการแจ้งผิด (ฐานเล็ก — ดู 7.4)</w:t>
             </w:r>
           </w:p>
         </w:tc>
@@ -9931,7 +9931,7 @@
                 <w:sz w:val="28"/>
                 <w:szCs w:val="28"/>
               </w:rPr>
-              <w:t xml:space="preserve"> ผลคือถูก 7 จาก 7</w:t>
+              <w:t xml:space="preserve"> ผลคือถูก 8 จาก 8</w:t>
             </w:r>
           </w:p>
         </w:tc>

--- a/รายงาน_บทที่5_Line-Guard.docx
+++ b/รายงาน_บทที่5_Line-Guard.docx
@@ -8536,7 +8536,7 @@
           <w:sz w:val="30"/>
           <w:szCs w:val="30"/>
         </w:rPr>
-        <w:t>✅ = เปิดหน้าต้นทางตรวจยืนยันแล้วเมื่อ 17 กรกฎาคม 2569 (ดูบรรณานุกรม [1], [5], [7])</w:t>
+        <w:t>✅ = เปิดหน้าต้นทางตรวจยืนยันแล้วเมื่อ 17 กรกฎาคม 2569 (ดูเอกสารอ้างอิง [1], [16], [10])</w:t>
       </w:r>
     </w:p>
     <w:p>
@@ -12609,812 +12609,6 @@
           <w:szCs w:val="32"/>
         </w:rPr>
         <w:t>โดยไม่มีสัญญาณเตือนใด ๆ (รายละเอียดในบทที่ 8 หัวข้อ 8.5)</w:t>
-      </w:r>
-    </w:p>
-    <w:p/>
-    <w:p>
-      <w:r>
-        <w:rPr>
-          <w:rFonts w:ascii="TH Sarabun New" w:hAnsi="TH Sarabun New" w:cs="TH Sarabun New"/>
-          <w:b/>
-          <w:sz w:val="36"/>
-          <w:szCs w:val="36"/>
-          <w:bCs/>
-        </w:rPr>
-        <w:t>บรรณานุกรม</w:t>
-      </w:r>
-    </w:p>
-    <w:p/>
-    <w:p>
-      <w:pPr>
-        <w:ind w:left="504"/>
-      </w:pPr>
-      <w:r>
-        <w:rPr>
-          <w:rFonts w:ascii="TH Sarabun New" w:hAnsi="TH Sarabun New" w:cs="TH Sarabun New"/>
-          <w:b w:val="0"/>
-          <w:i/>
-          <w:sz w:val="30"/>
-          <w:szCs w:val="30"/>
-        </w:rPr>
-        <w:t>ทุกรายการเปิดตรวจจาก URL จริงแล้วก่อนอ้างอิง ไม่ได้อ้างจากความจำ</w:t>
-      </w:r>
-    </w:p>
-    <w:p>
-      <w:pPr>
-        <w:ind w:left="504"/>
-      </w:pPr>
-      <w:r>
-        <w:rPr>
-          <w:rFonts w:ascii="TH Sarabun New" w:hAnsi="TH Sarabun New" w:cs="TH Sarabun New"/>
-          <w:b w:val="0"/>
-          <w:i/>
-          <w:sz w:val="30"/>
-          <w:szCs w:val="30"/>
-        </w:rPr>
-        <w:t xml:space="preserve">แยกให้ชัดระหว่าง </w:t>
-      </w:r>
-      <w:r>
-        <w:rPr>
-          <w:rFonts w:ascii="TH Sarabun New" w:hAnsi="TH Sarabun New" w:cs="TH Sarabun New"/>
-          <w:b/>
-          <w:i/>
-          <w:sz w:val="30"/>
-          <w:szCs w:val="30"/>
-          <w:bCs/>
-        </w:rPr>
-        <w:t>บทความวิชาการ</w:t>
-      </w:r>
-      <w:r>
-        <w:rPr>
-          <w:rFonts w:ascii="TH Sarabun New" w:hAnsi="TH Sarabun New" w:cs="TH Sarabun New"/>
-          <w:b w:val="0"/>
-          <w:i/>
-          <w:sz w:val="30"/>
-          <w:szCs w:val="30"/>
-        </w:rPr>
-        <w:t xml:space="preserve"> กับ </w:t>
-      </w:r>
-      <w:r>
-        <w:rPr>
-          <w:rFonts w:ascii="TH Sarabun New" w:hAnsi="TH Sarabun New" w:cs="TH Sarabun New"/>
-          <w:b/>
-          <w:i/>
-          <w:sz w:val="30"/>
-          <w:szCs w:val="30"/>
-          <w:bCs/>
-        </w:rPr>
-        <w:t>model card / โค้ด</w:t>
-      </w:r>
-      <w:r>
-        <w:rPr>
-          <w:rFonts w:ascii="TH Sarabun New" w:hAnsi="TH Sarabun New" w:cs="TH Sarabun New"/>
-          <w:b w:val="0"/>
-          <w:i/>
-          <w:sz w:val="30"/>
-          <w:szCs w:val="30"/>
-        </w:rPr>
-        <w:t xml:space="preserve"> เพราะบางแบบจำลองที่ใช้ยังไม่มีบทความตีพิมพ์ของตัวเอง</w:t>
-      </w:r>
-    </w:p>
-    <w:p/>
-    <w:p>
-      <w:r>
-        <w:rPr>
-          <w:rFonts w:ascii="TH Sarabun New" w:hAnsi="TH Sarabun New" w:cs="TH Sarabun New"/>
-          <w:b/>
-          <w:sz w:val="34"/>
-          <w:szCs w:val="34"/>
-          <w:bCs/>
-        </w:rPr>
-        <w:t>แบบจำลองที่ใช้และที่นำมาเปรียบเทียบ</w:t>
-      </w:r>
-    </w:p>
-    <w:p/>
-    <w:p>
-      <w:r>
-        <w:rPr>
-          <w:rFonts w:ascii="TH Sarabun New" w:hAnsi="TH Sarabun New" w:cs="TH Sarabun New"/>
-          <w:b w:val="0"/>
-          <w:sz w:val="32"/>
-          <w:szCs w:val="32"/>
-        </w:rPr>
-        <w:t>[1] NVIDIA. *Cosmos-Reason2-8B* [model card]. Hugging Face.</w:t>
-      </w:r>
-    </w:p>
-    <w:p>
-      <w:r>
-        <w:rPr>
-          <w:rFonts w:ascii="TH Sarabun New" w:hAnsi="TH Sarabun New" w:cs="TH Sarabun New"/>
-          <w:b w:val="0"/>
-          <w:sz w:val="32"/>
-          <w:szCs w:val="32"/>
-        </w:rPr>
-        <w:t>https://huggingface.co/nvidia/Cosmos-Reason2-8B</w:t>
-      </w:r>
-    </w:p>
-    <w:p>
-      <w:r>
-        <w:rPr>
-          <w:rFonts w:ascii="TH Sarabun New" w:hAnsi="TH Sarabun New" w:cs="TH Sarabun New"/>
-          <w:b w:val="0"/>
-          <w:sz w:val="32"/>
-          <w:szCs w:val="32"/>
-        </w:rPr>
-        <w:t xml:space="preserve">— </w:t>
-      </w:r>
-      <w:r>
-        <w:rPr>
-          <w:rFonts w:ascii="TH Sarabun New" w:hAnsi="TH Sarabun New" w:cs="TH Sarabun New"/>
-          <w:b/>
-          <w:sz w:val="32"/>
-          <w:szCs w:val="32"/>
-          <w:bCs/>
-        </w:rPr>
-        <w:t>แบบจำลองหลักที่ใช้ในโครงงานนี้</w:t>
-      </w:r>
-      <w:r>
-        <w:rPr>
-          <w:rFonts w:ascii="TH Sarabun New" w:hAnsi="TH Sarabun New" w:cs="TH Sarabun New"/>
-          <w:b w:val="0"/>
-          <w:sz w:val="32"/>
-          <w:szCs w:val="32"/>
-        </w:rPr>
-        <w:t xml:space="preserve"> เผยแพร่ภายใต้ NVIDIA Open Model License</w:t>
-      </w:r>
-    </w:p>
-    <w:p>
-      <w:r>
-        <w:rPr>
-          <w:rFonts w:ascii="TH Sarabun New" w:hAnsi="TH Sarabun New" w:cs="TH Sarabun New"/>
-          <w:b w:val="0"/>
-          <w:sz w:val="32"/>
-          <w:szCs w:val="32"/>
-        </w:rPr>
-        <w:t>*หมายเหตุ:* ณ วันที่จัดทำรายงาน ยังไม่พบบทความวิชาการเฉพาะของ Cosmos-Reason2</w:t>
-      </w:r>
-    </w:p>
-    <w:p>
-      <w:r>
-        <w:rPr>
-          <w:rFonts w:ascii="TH Sarabun New" w:hAnsi="TH Sarabun New" w:cs="TH Sarabun New"/>
-          <w:b w:val="0"/>
-          <w:sz w:val="32"/>
-          <w:szCs w:val="32"/>
-        </w:rPr>
-        <w:t>เอกสารวิชาการที่ใกล้ที่สุดคือของรุ่นก่อนหน้าตามรายการ [2]</w:t>
-      </w:r>
-    </w:p>
-    <w:p/>
-    <w:p>
-      <w:r>
-        <w:rPr>
-          <w:rFonts w:ascii="TH Sarabun New" w:hAnsi="TH Sarabun New" w:cs="TH Sarabun New"/>
-          <w:b w:val="0"/>
-          <w:sz w:val="32"/>
-          <w:szCs w:val="32"/>
-        </w:rPr>
-        <w:t>[2] NVIDIA. (2025). *Cosmos-Reason1: From Physical Common Sense To Embodied Reasoning.*</w:t>
-      </w:r>
-    </w:p>
-    <w:p>
-      <w:r>
-        <w:rPr>
-          <w:rFonts w:ascii="TH Sarabun New" w:hAnsi="TH Sarabun New" w:cs="TH Sarabun New"/>
-          <w:b w:val="0"/>
-          <w:sz w:val="32"/>
-          <w:szCs w:val="32"/>
-        </w:rPr>
-        <w:t>arXiv:2503.15558. https://arxiv.org/abs/2503.15558</w:t>
-      </w:r>
-    </w:p>
-    <w:p>
-      <w:r>
-        <w:rPr>
-          <w:rFonts w:ascii="TH Sarabun New" w:hAnsi="TH Sarabun New" w:cs="TH Sarabun New"/>
-          <w:b w:val="0"/>
-          <w:sz w:val="32"/>
-          <w:szCs w:val="32"/>
-        </w:rPr>
-        <w:t>— บทความของรุ่นก่อนหน้า อธิบายแนวคิดตระกูล Cosmos-Reason (การให้เหตุผลเชิงกายภาพ</w:t>
-      </w:r>
-    </w:p>
-    <w:p>
-      <w:r>
-        <w:rPr>
-          <w:rFonts w:ascii="TH Sarabun New" w:hAnsi="TH Sarabun New" w:cs="TH Sarabun New"/>
-          <w:b w:val="0"/>
-          <w:sz w:val="32"/>
-          <w:szCs w:val="32"/>
-        </w:rPr>
-        <w:t>และการฝึกสี่ขั้น: vision pre-training → SFT → Physical AI SFT → RL)</w:t>
-      </w:r>
-    </w:p>
-    <w:p>
-      <w:r>
-        <w:rPr>
-          <w:rFonts w:ascii="TH Sarabun New" w:hAnsi="TH Sarabun New" w:cs="TH Sarabun New"/>
-          <w:b/>
-          <w:sz w:val="32"/>
-          <w:szCs w:val="32"/>
-          <w:bCs/>
-        </w:rPr>
-        <w:t>ไม่ใช่บทความของรุ่นที่ใช้จริง</w:t>
-      </w:r>
-      <w:r>
-        <w:rPr>
-          <w:rFonts w:ascii="TH Sarabun New" w:hAnsi="TH Sarabun New" w:cs="TH Sarabun New"/>
-          <w:b w:val="0"/>
-          <w:sz w:val="32"/>
-          <w:szCs w:val="32"/>
-        </w:rPr>
-        <w:t xml:space="preserve"> แต่ใช้อธิบายที่มาของสถาปัตยกรรมได้</w:t>
-      </w:r>
-    </w:p>
-    <w:p/>
-    <w:p>
-      <w:r>
-        <w:rPr>
-          <w:rFonts w:ascii="TH Sarabun New" w:hAnsi="TH Sarabun New" w:cs="TH Sarabun New"/>
-          <w:b w:val="0"/>
-          <w:sz w:val="32"/>
-          <w:szCs w:val="32"/>
-        </w:rPr>
-        <w:t>[3] Qwen Team, Alibaba. *Qwen3-VL-8B-Instruct* [model card]. Hugging Face.</w:t>
-      </w:r>
-    </w:p>
-    <w:p>
-      <w:r>
-        <w:rPr>
-          <w:rFonts w:ascii="TH Sarabun New" w:hAnsi="TH Sarabun New" w:cs="TH Sarabun New"/>
-          <w:b w:val="0"/>
-          <w:sz w:val="32"/>
-          <w:szCs w:val="32"/>
-        </w:rPr>
-        <w:t>https://huggingface.co/Qwen/Qwen3-VL-8B-Instruct</w:t>
-      </w:r>
-    </w:p>
-    <w:p>
-      <w:r>
-        <w:rPr>
-          <w:rFonts w:ascii="TH Sarabun New" w:hAnsi="TH Sarabun New" w:cs="TH Sarabun New"/>
-          <w:b w:val="0"/>
-          <w:sz w:val="32"/>
-          <w:szCs w:val="32"/>
-        </w:rPr>
-        <w:t>— แบบจำลองที่นำมาเปรียบเทียบตอนเลือกแบบจำลองในหัวข้อ 5.2 (ตรวจพบ 62% · ไม่พบ near-miss</w:t>
-      </w:r>
-    </w:p>
-    <w:p>
-      <w:r>
-        <w:rPr>
-          <w:rFonts w:ascii="TH Sarabun New" w:hAnsi="TH Sarabun New" w:cs="TH Sarabun New"/>
-          <w:b w:val="0"/>
-          <w:sz w:val="32"/>
-          <w:szCs w:val="32"/>
-        </w:rPr>
-        <w:t>ขณะที่ Cosmos ตรวจพบ 75% · พบ near-miss ซึ่งเป็นจุดชี้ขาดในการเลือก)</w:t>
-      </w:r>
-    </w:p>
-    <w:p/>
-    <w:p>
-      <w:r>
-        <w:rPr>
-          <w:rFonts w:ascii="TH Sarabun New" w:hAnsi="TH Sarabun New" w:cs="TH Sarabun New"/>
-          <w:b w:val="0"/>
-          <w:sz w:val="32"/>
-          <w:szCs w:val="32"/>
-        </w:rPr>
-        <w:t>[4] Qwen Team. (2025). *Qwen3 Technical Report.* arXiv:2505.09388.</w:t>
-      </w:r>
-    </w:p>
-    <w:p>
-      <w:r>
-        <w:rPr>
-          <w:rFonts w:ascii="TH Sarabun New" w:hAnsi="TH Sarabun New" w:cs="TH Sarabun New"/>
-          <w:b w:val="0"/>
-          <w:sz w:val="32"/>
-          <w:szCs w:val="32"/>
-        </w:rPr>
-        <w:t>https://arxiv.org/abs/2505.09388</w:t>
-      </w:r>
-    </w:p>
-    <w:p>
-      <w:r>
-        <w:rPr>
-          <w:rFonts w:ascii="TH Sarabun New" w:hAnsi="TH Sarabun New" w:cs="TH Sarabun New"/>
-          <w:b w:val="0"/>
-          <w:sz w:val="32"/>
-          <w:szCs w:val="32"/>
-        </w:rPr>
-        <w:t>— เอกสารเทคนิคหลักที่ model card ตามรายการ [3] อ้างถึง</w:t>
-      </w:r>
-    </w:p>
-    <w:p/>
-    <w:p>
-      <w:r>
-        <w:rPr>
-          <w:rFonts w:ascii="TH Sarabun New" w:hAnsi="TH Sarabun New" w:cs="TH Sarabun New"/>
-          <w:b/>
-          <w:sz w:val="34"/>
-          <w:szCs w:val="34"/>
-          <w:bCs/>
-        </w:rPr>
-        <w:t>ระบบเสิร์ฟแบบจำลอง</w:t>
-      </w:r>
-    </w:p>
-    <w:p/>
-    <w:p>
-      <w:r>
-        <w:rPr>
-          <w:rFonts w:ascii="TH Sarabun New" w:hAnsi="TH Sarabun New" w:cs="TH Sarabun New"/>
-          <w:b w:val="0"/>
-          <w:sz w:val="32"/>
-          <w:szCs w:val="32"/>
-        </w:rPr>
-        <w:t>[5] Kwon, W., Li, Z., Zhuang, S., Sheng, Y., Zheng, L., Yu, C. H., Gonzalez, J. E.,</w:t>
-      </w:r>
-    </w:p>
-    <w:p>
-      <w:r>
-        <w:rPr>
-          <w:rFonts w:ascii="TH Sarabun New" w:hAnsi="TH Sarabun New" w:cs="TH Sarabun New"/>
-          <w:b w:val="0"/>
-          <w:sz w:val="32"/>
-          <w:szCs w:val="32"/>
-        </w:rPr>
-        <w:t>Zhang, H., &amp; Stoica, I. (2023). *Efficient Memory Management for Large Language</w:t>
-      </w:r>
-    </w:p>
-    <w:p>
-      <w:r>
-        <w:rPr>
-          <w:rFonts w:ascii="TH Sarabun New" w:hAnsi="TH Sarabun New" w:cs="TH Sarabun New"/>
-          <w:b w:val="0"/>
-          <w:sz w:val="32"/>
-          <w:szCs w:val="32"/>
-        </w:rPr>
-        <w:t>Model Serving with PagedAttention.* In Proceedings of the 29th Symposium on</w:t>
-      </w:r>
-    </w:p>
-    <w:p>
-      <w:r>
-        <w:rPr>
-          <w:rFonts w:ascii="TH Sarabun New" w:hAnsi="TH Sarabun New" w:cs="TH Sarabun New"/>
-          <w:b w:val="0"/>
-          <w:sz w:val="32"/>
-          <w:szCs w:val="32"/>
-        </w:rPr>
-        <w:t>Operating Systems Principles (SOSP '23). https://doi.org/10.1145/3600006.3613165</w:t>
-      </w:r>
-    </w:p>
-    <w:p>
-      <w:r>
-        <w:rPr>
-          <w:rFonts w:ascii="TH Sarabun New" w:hAnsi="TH Sarabun New" w:cs="TH Sarabun New"/>
-          <w:b w:val="0"/>
-          <w:sz w:val="32"/>
-          <w:szCs w:val="32"/>
-        </w:rPr>
-        <w:t>arXiv:2309.06180. https://arxiv.org/abs/2309.06180</w:t>
-      </w:r>
-    </w:p>
-    <w:p>
-      <w:r>
-        <w:rPr>
-          <w:rFonts w:ascii="TH Sarabun New" w:hAnsi="TH Sarabun New" w:cs="TH Sarabun New"/>
-          <w:b w:val="0"/>
-          <w:sz w:val="32"/>
-          <w:szCs w:val="32"/>
-        </w:rPr>
-        <w:t>— ที่มาของ vLLM ซึ่งใช้เสิร์ฟแบบจำลองในโครงงานนี้ (เวอร์ชัน 0.25.0)</w:t>
-      </w:r>
-    </w:p>
-    <w:p>
-      <w:r>
-        <w:rPr>
-          <w:rFonts w:ascii="TH Sarabun New" w:hAnsi="TH Sarabun New" w:cs="TH Sarabun New"/>
-          <w:b w:val="0"/>
-          <w:sz w:val="32"/>
-          <w:szCs w:val="32"/>
-        </w:rPr>
-        <w:t>แนวคิด PagedAttention อธิบายว่าทำไม continuous batching จึงทำให้ throughput สูงขึ้น</w:t>
-      </w:r>
-    </w:p>
-    <w:p>
-      <w:r>
-        <w:rPr>
-          <w:rFonts w:ascii="TH Sarabun New" w:hAnsi="TH Sarabun New" w:cs="TH Sarabun New"/>
-          <w:b w:val="0"/>
-          <w:sz w:val="32"/>
-          <w:szCs w:val="32"/>
-        </w:rPr>
-        <w:t>และเป็นเหตุผลเชิงระบบที่ทำให้ผลลัพธ์ไม่คงที่แม้ตั้ง temperature = 0 (ดูหัวข้อ 5.5)</w:t>
-      </w:r>
-    </w:p>
-    <w:p/>
-    <w:p>
-      <w:r>
-        <w:rPr>
-          <w:rFonts w:ascii="TH Sarabun New" w:hAnsi="TH Sarabun New" w:cs="TH Sarabun New"/>
-          <w:b/>
-          <w:sz w:val="34"/>
-          <w:szCs w:val="34"/>
-          <w:bCs/>
-        </w:rPr>
-        <w:t>เทคนิคที่นำมาใช้และที่ทดลอง</w:t>
-      </w:r>
-    </w:p>
-    <w:p/>
-    <w:p>
-      <w:r>
-        <w:rPr>
-          <w:rFonts w:ascii="TH Sarabun New" w:hAnsi="TH Sarabun New" w:cs="TH Sarabun New"/>
-          <w:b w:val="0"/>
-          <w:sz w:val="32"/>
-          <w:szCs w:val="32"/>
-        </w:rPr>
-        <w:t>[6] Lim, B., Son, S., Kim, H., Nah, S., &amp; Lee, K. M. (2017). *Enhanced Deep Residual</w:t>
-      </w:r>
-    </w:p>
-    <w:p>
-      <w:r>
-        <w:rPr>
-          <w:rFonts w:ascii="TH Sarabun New" w:hAnsi="TH Sarabun New" w:cs="TH Sarabun New"/>
-          <w:b w:val="0"/>
-          <w:sz w:val="32"/>
-          <w:szCs w:val="32"/>
-        </w:rPr>
-        <w:t>Networks for Single Image Super-Resolution.* In IEEE Conference on Computer Vision</w:t>
-      </w:r>
-    </w:p>
-    <w:p>
-      <w:r>
-        <w:rPr>
-          <w:rFonts w:ascii="TH Sarabun New" w:hAnsi="TH Sarabun New" w:cs="TH Sarabun New"/>
-          <w:b w:val="0"/>
-          <w:sz w:val="32"/>
-          <w:szCs w:val="32"/>
-        </w:rPr>
-        <w:t>and Pattern Recognition Workshops (CVPRW), pp. 1132–1140.</w:t>
-      </w:r>
-    </w:p>
-    <w:p>
-      <w:r>
-        <w:rPr>
-          <w:rFonts w:ascii="TH Sarabun New" w:hAnsi="TH Sarabun New" w:cs="TH Sarabun New"/>
-          <w:b w:val="0"/>
-          <w:sz w:val="32"/>
-          <w:szCs w:val="32"/>
-        </w:rPr>
-        <w:t>https://openaccess.thecvf.com/content_cvpr_2017_workshops/w12/papers/Lim_Enhanced_Deep_Residual_CVPR_2017_paper.pdf</w:t>
-      </w:r>
-    </w:p>
-    <w:p>
-      <w:r>
-        <w:rPr>
-          <w:rFonts w:ascii="TH Sarabun New" w:hAnsi="TH Sarabun New" w:cs="TH Sarabun New"/>
-          <w:b w:val="0"/>
-          <w:sz w:val="32"/>
-          <w:szCs w:val="32"/>
-        </w:rPr>
-        <w:t>— EDSR ซึ่งใช้ขยายภาพศีรษะ 4 เท่าก่อนส่งให้ VLM ตรวจหน้ากาก</w:t>
-      </w:r>
-    </w:p>
-    <w:p>
-      <w:r>
-        <w:rPr>
-          <w:rFonts w:ascii="TH Sarabun New" w:hAnsi="TH Sarabun New" w:cs="TH Sarabun New"/>
-          <w:b w:val="0"/>
-          <w:sz w:val="32"/>
-          <w:szCs w:val="32"/>
-        </w:rPr>
-        <w:t>เป็นวิธีที่ทำให้ recall หน้ากากเพิ่มจาก 23% เป็น 80% (หัวข้อ 5.5)</w:t>
-      </w:r>
-    </w:p>
-    <w:p>
-      <w:r>
-        <w:rPr>
-          <w:rFonts w:ascii="TH Sarabun New" w:hAnsi="TH Sarabun New" w:cs="TH Sarabun New"/>
-          <w:b w:val="0"/>
-          <w:sz w:val="32"/>
-          <w:szCs w:val="32"/>
-        </w:rPr>
-        <w:t xml:space="preserve">น้ำหนักที่ใช้จริงคือ </w:t>
-      </w:r>
-      <w:r>
-        <w:rPr>
-          <w:rFonts w:ascii="Courier New" w:hAnsi="Courier New" w:cs="Courier New"/>
-          <w:b w:val="0"/>
-          <w:sz w:val="28"/>
-          <w:szCs w:val="28"/>
-        </w:rPr>
-        <w:t>eugenesiow/edsr-base</w:t>
-      </w:r>
-      <w:r>
-        <w:rPr>
-          <w:rFonts w:ascii="TH Sarabun New" w:hAnsi="TH Sarabun New" w:cs="TH Sarabun New"/>
-          <w:b w:val="0"/>
-          <w:sz w:val="32"/>
-          <w:szCs w:val="32"/>
-        </w:rPr>
-        <w:t xml:space="preserve"> (scale = 4) ตามรายการ [7]</w:t>
-      </w:r>
-    </w:p>
-    <w:p/>
-    <w:p>
-      <w:r>
-        <w:rPr>
-          <w:rFonts w:ascii="TH Sarabun New" w:hAnsi="TH Sarabun New" w:cs="TH Sarabun New"/>
-          <w:b w:val="0"/>
-          <w:sz w:val="32"/>
-          <w:szCs w:val="32"/>
-        </w:rPr>
-        <w:t>[7] Siow, E. *edsr-base* [model card]. Hugging Face.</w:t>
-      </w:r>
-    </w:p>
-    <w:p>
-      <w:r>
-        <w:rPr>
-          <w:rFonts w:ascii="TH Sarabun New" w:hAnsi="TH Sarabun New" w:cs="TH Sarabun New"/>
-          <w:b w:val="0"/>
-          <w:sz w:val="32"/>
-          <w:szCs w:val="32"/>
-        </w:rPr>
-        <w:t>https://huggingface.co/eugenesiow/edsr-base</w:t>
-      </w:r>
-    </w:p>
-    <w:p>
-      <w:r>
-        <w:rPr>
-          <w:rFonts w:ascii="TH Sarabun New" w:hAnsi="TH Sarabun New" w:cs="TH Sarabun New"/>
-          <w:b w:val="0"/>
-          <w:sz w:val="32"/>
-          <w:szCs w:val="32"/>
-        </w:rPr>
-        <w:t>— น้ำหนักแบบจำลอง EDSR ชุดที่โครงงานนี้เรียกใช้จริงในขั้นตอนขยายภาพศีรษะ</w:t>
-      </w:r>
-    </w:p>
-    <w:p/>
-    <w:p>
-      <w:r>
-        <w:rPr>
-          <w:rFonts w:ascii="TH Sarabun New" w:hAnsi="TH Sarabun New" w:cs="TH Sarabun New"/>
-          <w:b w:val="0"/>
-          <w:sz w:val="32"/>
-          <w:szCs w:val="32"/>
-        </w:rPr>
-        <w:t>[8] Yang, J., Zhang, H., Li, F., Zou, X., Li, C., &amp; Gao, J. (2023). *Set-of-Mark</w:t>
-      </w:r>
-    </w:p>
-    <w:p>
-      <w:r>
-        <w:rPr>
-          <w:rFonts w:ascii="TH Sarabun New" w:hAnsi="TH Sarabun New" w:cs="TH Sarabun New"/>
-          <w:b w:val="0"/>
-          <w:sz w:val="32"/>
-          <w:szCs w:val="32"/>
-        </w:rPr>
-        <w:t>Prompting Unleashes Extraordinary Visual Grounding in GPT-4V.* arXiv:2310.11441.</w:t>
-      </w:r>
-    </w:p>
-    <w:p>
-      <w:r>
-        <w:rPr>
-          <w:rFonts w:ascii="TH Sarabun New" w:hAnsi="TH Sarabun New" w:cs="TH Sarabun New"/>
-          <w:b w:val="0"/>
-          <w:sz w:val="32"/>
-          <w:szCs w:val="32"/>
-        </w:rPr>
-        <w:t>https://arxiv.org/abs/2310.11441 · โค้ด: https://github.com/microsoft/SoM</w:t>
-      </w:r>
-    </w:p>
-    <w:p>
-      <w:r>
-        <w:rPr>
-          <w:rFonts w:ascii="TH Sarabun New" w:hAnsi="TH Sarabun New" w:cs="TH Sarabun New"/>
-          <w:b w:val="0"/>
-          <w:sz w:val="32"/>
-          <w:szCs w:val="32"/>
-        </w:rPr>
-        <w:t>— วิธีติดหมายเลขบนภาพเพื่อช่วยให้ VLM อ้างอิงตำแหน่งได้</w:t>
-      </w:r>
-    </w:p>
-    <w:p>
-      <w:r>
-        <w:rPr>
-          <w:rFonts w:ascii="TH Sarabun New" w:hAnsi="TH Sarabun New" w:cs="TH Sarabun New"/>
-          <w:b/>
-          <w:sz w:val="32"/>
-          <w:szCs w:val="32"/>
-          <w:bCs/>
-        </w:rPr>
-        <w:t>ทดลองแล้วไม่ได้ใช้ในผลงานสุดท้าย</w:t>
-      </w:r>
-      <w:r>
-        <w:rPr>
-          <w:rFonts w:ascii="TH Sarabun New" w:hAnsi="TH Sarabun New" w:cs="TH Sarabun New"/>
-          <w:b w:val="0"/>
-          <w:sz w:val="32"/>
-          <w:szCs w:val="32"/>
-        </w:rPr>
-        <w:t xml:space="preserve"> เพราะช่วยเรื่องหน้ากากแต่ทำให้การตรวจถุงมือแย่ลง (หัวข้อ 5.3)</w:t>
-      </w:r>
-    </w:p>
-    <w:p/>
-    <w:p>
-      <w:r>
-        <w:rPr>
-          <w:rFonts w:ascii="TH Sarabun New" w:hAnsi="TH Sarabun New" w:cs="TH Sarabun New"/>
-          <w:b/>
-          <w:sz w:val="34"/>
-          <w:szCs w:val="34"/>
-          <w:bCs/>
-        </w:rPr>
-        <w:t>งานวิจัยที่รองรับข้อค้นพบเรื่องการจับคู่ป้ายกับวัตถุ</w:t>
-      </w:r>
-    </w:p>
-    <w:p/>
-    <w:p>
-      <w:r>
-        <w:rPr>
-          <w:rFonts w:ascii="TH Sarabun New" w:hAnsi="TH Sarabun New" w:cs="TH Sarabun New"/>
-          <w:b w:val="0"/>
-          <w:sz w:val="32"/>
-          <w:szCs w:val="32"/>
-        </w:rPr>
-        <w:t>[9] Yuksekgonul, M., Bianchi, F., Kalluri, P., Jurafsky, D., &amp; Zou, J. (2023).</w:t>
-      </w:r>
-    </w:p>
-    <w:p>
-      <w:r>
-        <w:rPr>
-          <w:rFonts w:ascii="TH Sarabun New" w:hAnsi="TH Sarabun New" w:cs="TH Sarabun New"/>
-          <w:b w:val="0"/>
-          <w:sz w:val="32"/>
-          <w:szCs w:val="32"/>
-        </w:rPr>
-        <w:t>*When and why vision-language models behave like bags-of-words, and what to do</w:t>
-      </w:r>
-    </w:p>
-    <w:p>
-      <w:r>
-        <w:rPr>
-          <w:rFonts w:ascii="TH Sarabun New" w:hAnsi="TH Sarabun New" w:cs="TH Sarabun New"/>
-          <w:b w:val="0"/>
-          <w:sz w:val="32"/>
-          <w:szCs w:val="32"/>
-        </w:rPr>
-        <w:t>about it?* In International Conference on Learning Representations (ICLR 2023).</w:t>
-      </w:r>
-    </w:p>
-    <w:p>
-      <w:r>
-        <w:rPr>
-          <w:rFonts w:ascii="TH Sarabun New" w:hAnsi="TH Sarabun New" w:cs="TH Sarabun New"/>
-          <w:b w:val="0"/>
-          <w:sz w:val="32"/>
-          <w:szCs w:val="32"/>
-        </w:rPr>
-        <w:t>arXiv:2210.01936. https://arxiv.org/abs/2210.01936</w:t>
-      </w:r>
-    </w:p>
-    <w:p>
-      <w:r>
-        <w:rPr>
-          <w:rFonts w:ascii="TH Sarabun New" w:hAnsi="TH Sarabun New" w:cs="TH Sarabun New"/>
-          <w:b w:val="0"/>
-          <w:sz w:val="32"/>
-          <w:szCs w:val="32"/>
-        </w:rPr>
-        <w:t>— เสนอชุดทดสอบ ARO (Attribution, Relation, Order) มากกว่า 50,000 กรณี</w:t>
-      </w:r>
-    </w:p>
-    <w:p>
-      <w:r>
-        <w:rPr>
-          <w:rFonts w:ascii="TH Sarabun New" w:hAnsi="TH Sarabun New" w:cs="TH Sarabun New"/>
-          <w:b w:val="0"/>
-          <w:sz w:val="32"/>
-          <w:szCs w:val="32"/>
-        </w:rPr>
-        <w:t xml:space="preserve">และแสดงว่าแบบจำลองภาษาและภาพจำนวนมาก </w:t>
-      </w:r>
-      <w:r>
-        <w:rPr>
-          <w:rFonts w:ascii="TH Sarabun New" w:hAnsi="TH Sarabun New" w:cs="TH Sarabun New"/>
-          <w:b/>
-          <w:sz w:val="32"/>
-          <w:szCs w:val="32"/>
-          <w:bCs/>
-        </w:rPr>
-        <w:t>เข้ารหัสภาพเสมือน "ถุงคำ"</w:t>
-      </w:r>
-    </w:p>
-    <w:p>
-      <w:r>
-        <w:rPr>
-          <w:rFonts w:ascii="TH Sarabun New" w:hAnsi="TH Sarabun New" w:cs="TH Sarabun New"/>
-          <w:b w:val="0"/>
-          <w:sz w:val="32"/>
-          <w:szCs w:val="32"/>
-        </w:rPr>
-        <w:t>คือรู้ว่ามีวัตถุอะไรและมีคุณสมบัติอะไรอยู่ในภาพ แต่</w:t>
-      </w:r>
-      <w:r>
-        <w:rPr>
-          <w:rFonts w:ascii="TH Sarabun New" w:hAnsi="TH Sarabun New" w:cs="TH Sarabun New"/>
-          <w:b/>
-          <w:sz w:val="32"/>
-          <w:szCs w:val="32"/>
-          <w:bCs/>
-        </w:rPr>
-        <w:t>จับคู่ว่าคุณสมบัติไหนเป็นของวัตถุไหนไม่ได้</w:t>
-      </w:r>
-    </w:p>
-    <w:p>
-      <w:r>
-        <w:rPr>
-          <w:rFonts w:ascii="TH Sarabun New" w:hAnsi="TH Sarabun New" w:cs="TH Sarabun New"/>
-          <w:b w:val="0"/>
-          <w:sz w:val="32"/>
-          <w:szCs w:val="32"/>
-        </w:rPr>
-        <w:t>— เป็นงานที่อธิบายอาการที่พบในโครงงานนี้ได้ตรง คือ Cosmos อ่านป้าย NG/WAIT/GOOD ออกทุกป้าย</w:t>
-      </w:r>
-    </w:p>
-    <w:p>
-      <w:r>
-        <w:rPr>
-          <w:rFonts w:ascii="TH Sarabun New" w:hAnsi="TH Sarabun New" w:cs="TH Sarabun New"/>
-          <w:b w:val="0"/>
-          <w:sz w:val="32"/>
-          <w:szCs w:val="32"/>
-        </w:rPr>
-        <w:t>แต่จับคู่ป้ายเข้ากับลังผิดเมื่อลังสองใบอยู่ใกล้กัน 251 พิกเซล (ผิด 66%) ขณะที่ลังที่อยู่ห่าง</w:t>
-      </w:r>
-    </w:p>
-    <w:p>
-      <w:r>
-        <w:rPr>
-          <w:rFonts w:ascii="TH Sarabun New" w:hAnsi="TH Sarabun New" w:cs="TH Sarabun New"/>
-          <w:b w:val="0"/>
-          <w:sz w:val="32"/>
-          <w:szCs w:val="32"/>
-        </w:rPr>
-        <w:t>1,053 พิกเซลไม่เคยผิดเลย (หัวข้อ 5.5) ยืนยันว่าเป็น</w:t>
-      </w:r>
-      <w:r>
-        <w:rPr>
-          <w:rFonts w:ascii="TH Sarabun New" w:hAnsi="TH Sarabun New" w:cs="TH Sarabun New"/>
-          <w:b/>
-          <w:sz w:val="32"/>
-          <w:szCs w:val="32"/>
-          <w:bCs/>
-        </w:rPr>
-        <w:t>ข้อจำกัดเชิงโครงสร้างที่มีรายงานในงานวิจัย</w:t>
-      </w:r>
-    </w:p>
-    <w:p>
-      <w:r>
-        <w:rPr>
-          <w:rFonts w:ascii="TH Sarabun New" w:hAnsi="TH Sarabun New" w:cs="TH Sarabun New"/>
-          <w:b w:val="0"/>
-          <w:sz w:val="32"/>
-          <w:szCs w:val="32"/>
-        </w:rPr>
-        <w:t>ไม่ใช่ความผิดพลาดเฉพาะกรณีหรือปัญหาการอ่านป้าย จึงเป็นเหตุผลรองรับการแก้ด้วยวิธีครอบภาพทีละลัง</w:t>
-      </w:r>
-    </w:p>
-    <w:p>
-      <w:r>
-        <w:rPr>
-          <w:rFonts w:ascii="TH Sarabun New" w:hAnsi="TH Sarabun New" w:cs="TH Sarabun New"/>
-          <w:b w:val="0"/>
-          <w:sz w:val="32"/>
-          <w:szCs w:val="32"/>
-        </w:rPr>
-        <w:t>(ให้โปรแกรมกำหนดขอบเขต แล้วให้แบบจำลองตอบเฉพาะสิ่งที่อยู่ในกรอบ) แทนการพยายามปรับคำสั่ง</w:t>
       </w:r>
     </w:p>
     <w:p/>

--- a/รายงาน_บทที่5_Line-Guard.docx
+++ b/รายงาน_บทที่5_Line-Guard.docx
@@ -4182,70 +4182,6 @@
                 <w:szCs w:val="28"/>
                 <w:bCs/>
               </w:rPr>
-              <w:t>Grounding DINO</w:t>
-            </w:r>
-            <w:r>
-              <w:rPr>
-                <w:rFonts w:ascii="TH Sarabun New" w:hAnsi="TH Sarabun New" w:cs="TH Sarabun New"/>
-                <w:b w:val="0"/>
-                <w:sz w:val="28"/>
-                <w:szCs w:val="28"/>
-              </w:rPr>
-              <w:t xml:space="preserve"> (</w:t>
-            </w:r>
-            <w:r>
-              <w:rPr>
-                <w:rFonts w:ascii="Courier New" w:hAnsi="Courier New" w:cs="Courier New"/>
-                <w:b w:val="0"/>
-                <w:sz w:val="24"/>
-                <w:szCs w:val="24"/>
-              </w:rPr>
-              <w:t>gd_probe.py</w:t>
-            </w:r>
-            <w:r>
-              <w:rPr>
-                <w:rFonts w:ascii="TH Sarabun New" w:hAnsi="TH Sarabun New" w:cs="TH Sarabun New"/>
-                <w:b w:val="0"/>
-                <w:sz w:val="28"/>
-                <w:szCs w:val="28"/>
-              </w:rPr>
-              <w:t>)</w:t>
-            </w:r>
-          </w:p>
-        </w:tc>
-        <w:tc>
-          <w:tcPr>
-            <w:tcW w:type="dxa" w:w="4514"/>
-          </w:tcPr>
-          <w:p>
-            <w:r/>
-            <w:r>
-              <w:rPr>
-                <w:rFonts w:ascii="TH Sarabun New" w:hAnsi="TH Sarabun New" w:cs="TH Sarabun New"/>
-                <w:b w:val="0"/>
-                <w:sz w:val="28"/>
-                <w:szCs w:val="28"/>
-              </w:rPr>
-              <w:t>ทดลองใช้ชี้ตำแหน่งวัตถุแบบ zero-shot</w:t>
-            </w:r>
-          </w:p>
-        </w:tc>
-      </w:tr>
-      <w:tr>
-        <w:tc>
-          <w:tcPr>
-            <w:tcW w:type="dxa" w:w="4514"/>
-          </w:tcPr>
-          <w:p>
-            <w:r/>
-            <w:r>
-              <w:rPr>
-                <w:rFonts w:ascii="TH Sarabun New" w:hAnsi="TH Sarabun New" w:cs="TH Sarabun New"/>
-                <w:b/>
-                <w:sz w:val="28"/>
-                <w:szCs w:val="28"/>
-                <w:bCs/>
-              </w:rPr>
               <w:t>Set-of-Mark prompting</w:t>
             </w:r>
             <w:r>
@@ -8536,7 +8472,7 @@
           <w:sz w:val="30"/>
           <w:szCs w:val="30"/>
         </w:rPr>
-        <w:t>✅ = เปิดหน้าต้นทางตรวจยืนยันแล้วเมื่อ 17 กรกฎาคม 2569 (ดูเอกสารอ้างอิง [1], [16], [10])</w:t>
+        <w:t>✅ = เปิดหน้าต้นทางตรวจยืนยันแล้วเมื่อ 17 กรกฎาคม 2569 (ดูเอกสารอ้างอิง [1], [4], [5])</w:t>
       </w:r>
     </w:p>
     <w:p>
